--- a/文章发表库/宪法文章/程伟：论中国民主10篇.docx
+++ b/文章发表库/宪法文章/程伟：论中国民主10篇.docx
@@ -240,18 +240,7 @@
           <w:u w:val="none"/>
         </w:rPr>
       </w:r>
-    </w:p>
-    <w:p>
-      <w:pPr>
-        <w:pBdr>
-          <w:top w:val="none" w:color="000000" w:sz="4" w:space="0"/>
-          <w:left w:val="none" w:color="000000" w:sz="4" w:space="0"/>
-          <w:bottom w:val="none" w:color="000000" w:sz="4" w:space="0"/>
-          <w:right w:val="none" w:color="000000" w:sz="4" w:space="0"/>
-        </w:pBdr>
-        <w:spacing/>
-        <w:ind w:right="0" w:firstLine="0" w:left="0"/>
-        <w:jc w:val="left"/>
+      <w:r>
         <w:rPr>
           <w:rFonts w:ascii="Songti SC" w:hAnsi="Songti SC" w:eastAsia="Songti SC" w:cs="Songti SC"/>
           <w:b/>
@@ -261,6 +250,28 @@
           <w:szCs w:val="36"/>
           <w:highlight w:val="none"/>
         </w:rPr>
+      </w:r>
+    </w:p>
+    <w:p>
+      <w:pPr>
+        <w:pBdr>
+          <w:top w:val="none" w:color="000000" w:sz="4" w:space="0"/>
+          <w:left w:val="none" w:color="000000" w:sz="4" w:space="0"/>
+          <w:bottom w:val="none" w:color="000000" w:sz="4" w:space="0"/>
+          <w:right w:val="none" w:color="000000" w:sz="4" w:space="0"/>
+        </w:pBdr>
+        <w:spacing/>
+        <w:ind w:right="0" w:firstLine="0" w:left="0"/>
+        <w:jc w:val="left"/>
+        <w:rPr>
+          <w:rFonts w:ascii="Songti SC" w:hAnsi="Songti SC" w:eastAsia="Songti SC" w:cs="Songti SC"/>
+          <w:b/>
+          <w:bCs/>
+          <w:color w:val="000000"/>
+          <w:sz w:val="36"/>
+          <w:szCs w:val="36"/>
+          <w:highlight w:val="none"/>
+        </w:rPr>
       </w:pPr>
       <w:r>
         <w:rPr>
@@ -296,17 +307,6 @@
           <w:u w:val="none"/>
         </w:rPr>
         <w:t xml:space="preserve">程伟</w:t>
-      </w:r>
-      <w:r/>
-      <w:r>
-        <w:rPr>
-          <w:rFonts w:ascii="Songti SC" w:hAnsi="Songti SC" w:eastAsia="Songti SC" w:cs="Songti SC"/>
-          <w:b/>
-          <w:color w:val="000000"/>
-          <w:sz w:val="36"/>
-          <w:szCs w:val="36"/>
-          <w:highlight w:val="none"/>
-        </w:rPr>
       </w:r>
       <w:r>
         <w:rPr>
@@ -320,6 +320,17 @@
           <w:u w:val="none"/>
         </w:rPr>
       </w:r>
+      <w:r>
+        <w:rPr>
+          <w:rFonts w:ascii="Songti SC" w:hAnsi="Songti SC" w:eastAsia="Songti SC" w:cs="Songti SC"/>
+          <w:b/>
+          <w:bCs/>
+          <w:color w:val="000000"/>
+          <w:sz w:val="36"/>
+          <w:szCs w:val="36"/>
+          <w:highlight w:val="none"/>
+        </w:rPr>
+      </w:r>
     </w:p>
     <w:p>
       <w:pPr>
@@ -349,13 +360,6 @@
       <w:r>
         <w:rPr>
           <w:rFonts w:ascii="宋體-簡" w:hAnsi="宋體-簡" w:eastAsia="宋體-簡" w:cs="宋體-簡"/>
-          <w:sz w:val="24"/>
-          <w:szCs w:val="24"/>
-        </w:rPr>
-      </w:r>
-      <w:r>
-        <w:rPr>
-          <w:rFonts w:ascii="宋體-簡" w:hAnsi="宋體-簡" w:eastAsia="宋體-簡" w:cs="宋體-簡"/>
           <w:color w:val="000000"/>
           <w:sz w:val="24"/>
           <w:szCs w:val="24"/>
@@ -364,22 +368,21 @@
       </w:r>
       <w:r>
         <w:rPr>
-          <w:rFonts w:ascii="宋體-簡" w:hAnsi="宋體-簡" w:eastAsia="宋體-簡" w:cs="宋體-簡"/>
-          <w:sz w:val="24"/>
-          <w:szCs w:val="24"/>
-        </w:rPr>
-      </w:r>
-      <w:r>
-        <w:rPr>
           <w:rFonts w:ascii="宋體-簡" w:hAnsi="宋體-簡" w:cs="宋體-簡"/>
           <w:sz w:val="24"/>
+          <w:szCs w:val="24"/>
+        </w:rPr>
+      </w:r>
+      <w:r>
+        <w:rPr>
+          <w:rFonts w:ascii="宋體-簡" w:hAnsi="宋體-簡" w:cs="宋體-簡"/>
           <w:szCs w:val="24"/>
         </w:rPr>
       </w:r>
     </w:p>
     <w:p>
       <w:pPr>
-        <w:pStyle w:val="139"/>
+        <w:pStyle w:val="887"/>
         <w:pBdr>
           <w:top w:val="none" w:color="000000" w:sz="4" w:space="0"/>
           <w:left w:val="none" w:color="000000" w:sz="4" w:space="0"/>
@@ -411,9 +414,44 @@
           <w:szCs w:val="24"/>
         </w:rPr>
       </w:r>
+      <w:r>
+        <w:rPr>
+          <w:rFonts w:ascii="宋體-簡" w:hAnsi="宋體-簡" w:cs="宋體-簡"/>
+          <w:sz w:val="24"/>
+          <w:szCs w:val="24"/>
+        </w:rPr>
+      </w:r>
+      <w:r>
+        <w:rPr>
+          <w:rFonts w:ascii="宋體-簡" w:hAnsi="宋體-簡" w:eastAsia="宋體-簡" w:cs="宋體-簡"/>
+          <w:sz w:val="24"/>
+          <w:szCs w:val="24"/>
+        </w:rPr>
+      </w:r>
+      <w:r>
+        <w:rPr>
+          <w:rFonts w:ascii="宋體-簡" w:hAnsi="宋體-簡" w:eastAsia="宋體-簡" w:cs="宋體-簡"/>
+          <w:sz w:val="24"/>
+          <w:szCs w:val="24"/>
+        </w:rPr>
+      </w:r>
+      <w:r>
+        <w:rPr>
+          <w:rFonts w:ascii="宋體-簡" w:hAnsi="宋體-簡" w:cs="宋體-簡"/>
+          <w:szCs w:val="24"/>
+        </w:rPr>
+      </w:r>
+      <w:r>
+        <w:rPr>
+          <w:rFonts w:ascii="宋體-簡" w:hAnsi="宋體-簡" w:cs="宋體-簡"/>
+          <w:sz w:val="24"/>
+          <w:szCs w:val="24"/>
+        </w:rPr>
+      </w:r>
     </w:p>
     <w:p>
       <w:pPr>
+        <w:suppressLineNumbers w:val="false"/>
         <w:pBdr>
           <w:top w:val="none" w:color="000000" w:sz="4" w:space="0"/>
           <w:left w:val="none" w:color="000000" w:sz="4" w:space="0"/>
@@ -421,7 +459,7 @@
           <w:right w:val="none" w:color="000000" w:sz="4" w:space="0"/>
         </w:pBdr>
         <w:spacing/>
-        <w:ind w:right="0" w:firstLine="0" w:left="0"/>
+        <w:ind w:right="0" w:firstLine="283" w:left="0"/>
         <w:rPr>
           <w:rFonts w:ascii="宋體-簡" w:hAnsi="宋體-簡" w:cs="宋體-簡"/>
           <w:szCs w:val="24"/>
@@ -430,20 +468,323 @@
       <w:r>
         <w:rPr>
           <w:rFonts w:ascii="宋體-簡" w:hAnsi="宋體-簡" w:eastAsia="宋體-簡" w:cs="宋體-簡"/>
-          <w:sz w:val="24"/>
-          <w:szCs w:val="24"/>
-        </w:rPr>
-      </w:r>
-      <w:r>
-        <w:rPr>
-          <w:rFonts w:ascii="宋體-簡" w:hAnsi="宋體-簡" w:eastAsia="宋體-簡" w:cs="宋體-簡"/>
-          <w:sz w:val="24"/>
+          <w:color w:val="000000"/>
+          <w:sz w:val="24"/>
+          <w:szCs w:val="24"/>
+        </w:rPr>
+        <w:t xml:space="preserve">本条款</w:t>
+      </w:r>
+      <w:r>
+        <w:rPr>
+          <w:rFonts w:ascii="宋體-簡" w:hAnsi="宋體-簡" w:eastAsia="宋體-簡" w:cs="宋體-簡"/>
+          <w:color w:val="000000"/>
+          <w:sz w:val="24"/>
+          <w:szCs w:val="24"/>
+        </w:rPr>
+        <w:t xml:space="preserve">明确</w:t>
+      </w:r>
+      <w:r>
+        <w:rPr>
+          <w:rFonts w:ascii="宋體-簡" w:hAnsi="宋體-簡" w:eastAsia="宋體-簡" w:cs="宋體-簡"/>
+          <w:color w:val="000000"/>
+          <w:sz w:val="24"/>
+          <w:szCs w:val="24"/>
+        </w:rPr>
+        <w:t xml:space="preserve">了</w:t>
+      </w:r>
+      <w:r>
+        <w:rPr>
+          <w:rFonts w:ascii="宋體-簡" w:hAnsi="宋體-簡" w:eastAsia="宋體-簡" w:cs="宋體-簡"/>
+          <w:color w:val="000000"/>
+          <w:sz w:val="24"/>
+          <w:szCs w:val="24"/>
+        </w:rPr>
+        <w:t xml:space="preserve">国家</w:t>
+      </w:r>
+      <w:r>
+        <w:rPr>
+          <w:rFonts w:ascii="宋體-簡" w:hAnsi="宋體-簡" w:eastAsia="宋體-簡" w:cs="宋體-簡"/>
+          <w:color w:val="000000"/>
+          <w:sz w:val="24"/>
+          <w:szCs w:val="24"/>
+        </w:rPr>
+        <w:t xml:space="preserve">基础</w:t>
+      </w:r>
+      <w:r>
+        <w:rPr>
+          <w:rFonts w:ascii="宋體-簡" w:hAnsi="宋體-簡" w:eastAsia="宋體-簡" w:cs="宋體-簡"/>
+          <w:color w:val="000000"/>
+          <w:sz w:val="24"/>
+          <w:szCs w:val="24"/>
+        </w:rPr>
+        <w:t xml:space="preserve">权力的</w:t>
+      </w:r>
+      <w:r>
+        <w:rPr>
+          <w:rFonts w:ascii="宋體-簡" w:hAnsi="宋體-簡" w:eastAsia="宋體-簡" w:cs="宋體-簡"/>
+          <w:color w:val="000000"/>
+          <w:sz w:val="24"/>
+          <w:szCs w:val="24"/>
+        </w:rPr>
+        <w:t xml:space="preserve">构成</w:t>
+      </w:r>
+      <w:r>
+        <w:rPr>
+          <w:rFonts w:ascii="宋體-簡" w:hAnsi="宋體-簡" w:eastAsia="宋體-簡" w:cs="宋體-簡"/>
+          <w:color w:val="000000"/>
+          <w:sz w:val="24"/>
+          <w:szCs w:val="24"/>
+          <w:lang w:val="zh-Hans"/>
+        </w:rPr>
+        <w:t xml:space="preserve">，</w:t>
+      </w:r>
+      <w:r>
+        <w:rPr>
+          <w:rFonts w:ascii="宋體-簡" w:hAnsi="宋體-簡" w:eastAsia="宋體-簡" w:cs="宋體-簡"/>
+          <w:color w:val="000000"/>
+          <w:sz w:val="24"/>
+          <w:szCs w:val="24"/>
+          <w:lang w:val="zh-Hans"/>
+        </w:rPr>
+        <w:t xml:space="preserve">以及</w:t>
+      </w:r>
+      <w:r>
+        <w:rPr>
+          <w:rFonts w:ascii="宋體-簡" w:hAnsi="宋體-簡" w:eastAsia="宋體-簡" w:cs="宋體-簡"/>
+          <w:color w:val="000000"/>
+          <w:sz w:val="24"/>
+          <w:szCs w:val="24"/>
+          <w:lang w:val="zh-Hans"/>
+        </w:rPr>
+        <w:t xml:space="preserve">“</w:t>
+      </w:r>
+      <w:r>
+        <w:rPr>
+          <w:rFonts w:ascii="宋體-簡" w:hAnsi="宋體-簡" w:eastAsia="宋體-簡" w:cs="宋體-簡"/>
+          <w:color w:val="000000"/>
+          <w:sz w:val="24"/>
+          <w:szCs w:val="24"/>
+          <w:lang w:val="zh-Hans"/>
+        </w:rPr>
+        <w:t xml:space="preserve">四级</w:t>
+      </w:r>
+      <w:r>
+        <w:rPr>
+          <w:rFonts w:ascii="宋體-簡" w:hAnsi="宋體-簡" w:eastAsia="宋體-簡" w:cs="宋體-簡"/>
+          <w:color w:val="000000"/>
+          <w:sz w:val="24"/>
+          <w:szCs w:val="24"/>
+          <w:lang w:val="zh-Hans"/>
+        </w:rPr>
+        <w:t xml:space="preserve">权力</w:t>
+      </w:r>
+      <w:r>
+        <w:rPr>
+          <w:rFonts w:ascii="宋體-簡" w:hAnsi="宋體-簡" w:eastAsia="宋體-簡" w:cs="宋體-簡"/>
+          <w:color w:val="000000"/>
+          <w:sz w:val="24"/>
+          <w:szCs w:val="24"/>
+          <w:lang w:val="zh-Hans"/>
+        </w:rPr>
+        <w:t xml:space="preserve">结构”</w:t>
+      </w:r>
+      <w:r>
+        <w:rPr>
+          <w:rFonts w:ascii="宋體-簡" w:hAnsi="宋體-簡" w:eastAsia="宋體-簡" w:cs="宋體-簡"/>
+          <w:color w:val="000000"/>
+          <w:sz w:val="24"/>
+          <w:szCs w:val="24"/>
+          <w:lang w:val="zh-Hans"/>
+        </w:rPr>
+        <w:t xml:space="preserve">的</w:t>
+      </w:r>
+      <w:r>
+        <w:rPr>
+          <w:rFonts w:ascii="宋體-簡" w:hAnsi="宋體-簡" w:eastAsia="宋體-簡" w:cs="宋體-簡"/>
+          <w:color w:val="000000"/>
+          <w:sz w:val="24"/>
+          <w:szCs w:val="24"/>
+          <w:lang w:val="zh-Hans"/>
+        </w:rPr>
+        <w:t xml:space="preserve">构成</w:t>
+      </w:r>
+      <w:r>
+        <w:rPr>
+          <w:rFonts w:ascii="宋體-簡" w:hAnsi="宋體-簡" w:eastAsia="宋體-簡" w:cs="宋體-簡"/>
+          <w:color w:val="000000"/>
+          <w:sz w:val="24"/>
+          <w:szCs w:val="24"/>
+          <w:lang w:val="zh-Hans"/>
+        </w:rPr>
+        <w:t xml:space="preserve">体系</w:t>
+      </w:r>
+      <w:r>
+        <w:rPr>
+          <w:rFonts w:ascii="宋體-簡" w:hAnsi="宋體-簡" w:eastAsia="宋體-簡" w:cs="宋體-簡"/>
+          <w:color w:val="000000"/>
+          <w:sz w:val="24"/>
+          <w:szCs w:val="24"/>
+          <w:lang w:val="zh-Hans"/>
+        </w:rPr>
+        <w:t xml:space="preserve">，</w:t>
+      </w:r>
+      <w:r>
+        <w:rPr>
+          <w:rFonts w:ascii="宋體-簡" w:hAnsi="宋體-簡" w:eastAsia="宋體-簡" w:cs="宋體-簡"/>
+          <w:color w:val="000000"/>
+          <w:sz w:val="24"/>
+          <w:szCs w:val="24"/>
+        </w:rPr>
+        <w:t xml:space="preserve">定义了谁是国家最高行权机构、谁拥有主权性权力、谁具备自治性权力、谁必须从中央受权</w:t>
+      </w:r>
+      <w:r>
+        <w:rPr>
+          <w:rFonts w:ascii="宋體-簡" w:hAnsi="宋體-簡" w:eastAsia="宋體-簡" w:cs="宋體-簡"/>
+          <w:color w:val="000000"/>
+          <w:sz w:val="24"/>
+          <w:szCs w:val="24"/>
+          <w:lang w:val="zh-Hans"/>
+        </w:rPr>
+        <w:t xml:space="preserve">、</w:t>
+      </w:r>
+      <w:r>
+        <w:rPr>
+          <w:rFonts w:ascii="宋體-簡" w:hAnsi="宋體-簡" w:eastAsia="宋體-簡" w:cs="宋體-簡"/>
+          <w:color w:val="000000"/>
+          <w:sz w:val="24"/>
+          <w:szCs w:val="24"/>
+          <w:lang w:val="zh-Hans"/>
+        </w:rPr>
+        <w:t xml:space="preserve">谁</w:t>
+      </w:r>
+      <w:r>
+        <w:rPr>
+          <w:rFonts w:ascii="宋體-簡" w:hAnsi="宋體-簡" w:eastAsia="宋體-簡" w:cs="宋體-簡"/>
+          <w:color w:val="000000"/>
+          <w:sz w:val="24"/>
+          <w:szCs w:val="24"/>
+        </w:rPr>
+        <w:t xml:space="preserve">的</w:t>
+      </w:r>
+      <w:r>
+        <w:rPr>
+          <w:rFonts w:ascii="宋體-簡" w:hAnsi="宋體-簡" w:eastAsia="宋體-簡" w:cs="宋體-簡"/>
+          <w:color w:val="000000"/>
+          <w:sz w:val="24"/>
+          <w:szCs w:val="24"/>
+        </w:rPr>
+        <w:t xml:space="preserve">权力</w:t>
+      </w:r>
+      <w:r>
+        <w:rPr>
+          <w:rFonts w:ascii="宋體-簡" w:hAnsi="宋體-簡" w:eastAsia="宋體-簡" w:cs="宋體-簡"/>
+          <w:color w:val="000000"/>
+          <w:sz w:val="24"/>
+          <w:szCs w:val="24"/>
+        </w:rPr>
+        <w:t xml:space="preserve">由</w:t>
+      </w:r>
+      <w:r>
+        <w:rPr>
+          <w:rFonts w:ascii="宋體-簡" w:hAnsi="宋體-簡" w:eastAsia="宋體-簡" w:cs="宋體-簡"/>
+          <w:color w:val="000000"/>
+          <w:sz w:val="24"/>
+          <w:szCs w:val="24"/>
+        </w:rPr>
+        <w:t xml:space="preserve">宪法</w:t>
+      </w:r>
+      <w:r>
+        <w:rPr>
+          <w:rFonts w:ascii="宋體-簡" w:hAnsi="宋體-簡" w:eastAsia="宋體-簡" w:cs="宋體-簡"/>
+          <w:color w:val="000000"/>
+          <w:sz w:val="24"/>
+          <w:szCs w:val="24"/>
+        </w:rPr>
+        <w:t xml:space="preserve">赋予</w:t>
+      </w:r>
+      <w:r>
+        <w:rPr>
+          <w:rFonts w:ascii="宋體-簡" w:hAnsi="宋體-簡" w:eastAsia="宋體-簡" w:cs="宋體-簡"/>
+          <w:color w:val="000000"/>
+          <w:sz w:val="24"/>
+          <w:szCs w:val="24"/>
+        </w:rPr>
+        <w:t xml:space="preserve">。其制度意义远大于字面描述：它不仅说明“权力归属”，更说明“权力来源”，而权力来源决定合法性、权威性与可行性</w:t>
+      </w:r>
+      <w:r>
+        <w:rPr>
+          <w:rFonts w:ascii="宋體-簡" w:hAnsi="宋體-簡" w:eastAsia="宋體-簡" w:cs="宋體-簡"/>
+          <w:color w:val="000000"/>
+          <w:sz w:val="24"/>
+          <w:szCs w:val="24"/>
+          <w:lang w:val="zh-Hans"/>
+        </w:rPr>
+        <w:t xml:space="preserve">，</w:t>
+      </w:r>
+      <w:r>
+        <w:rPr>
+          <w:rFonts w:ascii="宋體-簡" w:hAnsi="宋體-簡" w:cs="宋體-簡"/>
+          <w:szCs w:val="24"/>
+        </w:rPr>
+      </w:r>
+      <w:r>
+        <w:rPr>
+          <w:rFonts w:ascii="宋體-簡" w:hAnsi="宋體-簡" w:eastAsia="宋體-簡" w:cs="宋體-簡"/>
+          <w:sz w:val="24"/>
+          <w:szCs w:val="24"/>
+        </w:rPr>
+      </w:r>
+      <w:r>
+        <w:rPr>
+          <w:rFonts w:ascii="宋體-簡" w:hAnsi="宋體-簡" w:eastAsia="宋體-簡" w:cs="宋體-簡"/>
+          <w:sz w:val="24"/>
+          <w:szCs w:val="24"/>
+        </w:rPr>
+      </w:r>
+      <w:r>
+        <w:rPr>
+          <w:rFonts w:ascii="宋體-簡" w:hAnsi="宋體-簡" w:cs="宋體-簡"/>
+          <w:szCs w:val="24"/>
+        </w:rPr>
+      </w:r>
+      <w:r>
+        <w:rPr>
+          <w:rFonts w:ascii="宋體-簡" w:hAnsi="宋體-簡" w:cs="宋體-簡"/>
+          <w:szCs w:val="24"/>
+        </w:rPr>
+      </w:r>
+      <w:r>
+        <w:rPr>
+          <w:rFonts w:ascii="宋體-簡" w:hAnsi="宋體-簡" w:eastAsia="宋體-簡" w:cs="宋體-簡"/>
+          <w:color w:val="000000"/>
+          <w:sz w:val="24"/>
+          <w:szCs w:val="24"/>
+        </w:rPr>
+        <w:t xml:space="preserve">是整个国家治理体系的骨架。</w:t>
+      </w:r>
+      <w:r>
+        <w:rPr>
+          <w:rFonts w:ascii="宋體-簡" w:hAnsi="宋體-簡" w:eastAsia="宋體-簡" w:cs="宋體-簡"/>
+          <w:sz w:val="24"/>
+          <w:szCs w:val="24"/>
+        </w:rPr>
+      </w:r>
+      <w:r>
+        <w:rPr>
+          <w:rFonts w:ascii="宋體-簡" w:hAnsi="宋體-簡" w:cs="宋體-簡"/>
+          <w:szCs w:val="24"/>
+        </w:rPr>
+      </w:r>
+      <w:r>
+        <w:rPr>
+          <w:rFonts w:ascii="宋體-簡" w:hAnsi="宋體-簡" w:cs="宋體-簡"/>
           <w:szCs w:val="24"/>
         </w:rPr>
       </w:r>
     </w:p>
     <w:p>
       <w:pPr>
+        <w:pStyle w:val="887"/>
         <w:pBdr>
           <w:top w:val="none" w:color="000000" w:sz="4" w:space="0"/>
           <w:left w:val="none" w:color="000000" w:sz="4" w:space="0"/>
@@ -454,21 +795,70 @@
         <w:ind w:right="0" w:firstLine="0" w:left="0"/>
         <w:rPr>
           <w:rFonts w:ascii="宋體-簡" w:hAnsi="宋體-簡" w:cs="宋體-簡"/>
-          <w:szCs w:val="24"/>
-        </w:rPr>
-      </w:pPr>
-      <w:r>
-        <w:rPr>
-          <w:rFonts w:ascii="宋體-簡" w:hAnsi="宋體-簡" w:eastAsia="宋體-簡" w:cs="宋體-簡"/>
+          <w:sz w:val="24"/>
+          <w:szCs w:val="24"/>
+        </w:rPr>
+      </w:pPr>
+      <w:r>
+        <w:rPr>
+          <w:rFonts w:ascii="宋體-簡" w:hAnsi="宋體-簡" w:eastAsia="宋體-簡" w:cs="宋體-簡"/>
+          <w:b/>
           <w:color w:val="000000"/>
           <w:sz w:val="24"/>
           <w:szCs w:val="24"/>
         </w:rPr>
-        <w:t xml:space="preserve">本条款以极简文字，奠定了整个国家行政权力的基本秩序。它定义了谁是国家最高行权机构、谁拥有主权性权力、谁具备自治性权力、谁必须从中央受权。其制度意义远大于字面描述：它不仅说明“权力归属”，更说明“权力来源”，而权力来源决定合法性、权威性与可行性。</w:t>
-      </w:r>
-      <w:r>
-        <w:rPr>
-          <w:rFonts w:ascii="宋體-簡" w:hAnsi="宋體-簡" w:eastAsia="宋體-簡" w:cs="宋體-簡"/>
+        <w:t xml:space="preserve">一、</w:t>
+      </w:r>
+      <w:r>
+        <w:rPr>
+          <w:rFonts w:ascii="宋體-簡" w:hAnsi="宋體-簡" w:eastAsia="宋體-簡" w:cs="宋體-簡"/>
+          <w:b/>
+          <w:color w:val="000000"/>
+          <w:sz w:val="24"/>
+          <w:szCs w:val="24"/>
+        </w:rPr>
+        <w:t xml:space="preserve">国家</w:t>
+      </w:r>
+      <w:r>
+        <w:rPr>
+          <w:rFonts w:ascii="宋體-簡" w:hAnsi="宋體-簡" w:eastAsia="宋體-簡" w:cs="宋體-簡"/>
+          <w:b/>
+          <w:color w:val="000000"/>
+          <w:sz w:val="24"/>
+          <w:szCs w:val="24"/>
+        </w:rPr>
+        <w:t xml:space="preserve">联邦政府：国家主权权力的唯一中心</w:t>
+      </w:r>
+      <w:r>
+        <w:rPr>
+          <w:rFonts w:ascii="宋體-簡" w:hAnsi="宋體-簡" w:cs="宋體-簡"/>
+          <w:sz w:val="24"/>
+          <w:szCs w:val="24"/>
+        </w:rPr>
+      </w:r>
+      <w:r>
+        <w:rPr>
+          <w:rFonts w:ascii="宋體-簡" w:hAnsi="宋體-簡" w:eastAsia="宋體-簡" w:cs="宋體-簡"/>
+          <w:sz w:val="24"/>
+          <w:szCs w:val="24"/>
+        </w:rPr>
+      </w:r>
+      <w:r>
+        <w:rPr>
+          <w:rFonts w:ascii="宋體-簡" w:hAnsi="宋體-簡" w:eastAsia="宋體-簡" w:cs="宋體-簡"/>
+          <w:sz w:val="24"/>
+          <w:szCs w:val="24"/>
+        </w:rPr>
+      </w:r>
+      <w:r>
+        <w:rPr>
+          <w:rFonts w:ascii="宋體-簡" w:hAnsi="宋體-簡" w:cs="宋體-簡"/>
+          <w:szCs w:val="24"/>
+        </w:rPr>
+      </w:r>
+      <w:r>
+        <w:rPr>
+          <w:rFonts w:ascii="宋體-簡" w:hAnsi="宋體-簡" w:cs="宋體-簡"/>
           <w:sz w:val="24"/>
           <w:szCs w:val="24"/>
         </w:rPr>
@@ -476,6 +866,7 @@
     </w:p>
     <w:p>
       <w:pPr>
+        <w:suppressLineNumbers w:val="false"/>
         <w:pBdr>
           <w:top w:val="none" w:color="000000" w:sz="4" w:space="0"/>
           <w:left w:val="none" w:color="000000" w:sz="4" w:space="0"/>
@@ -483,7 +874,7 @@
           <w:right w:val="none" w:color="000000" w:sz="4" w:space="0"/>
         </w:pBdr>
         <w:spacing/>
-        <w:ind w:right="0" w:firstLine="0" w:left="0"/>
+        <w:ind w:right="0" w:firstLine="283" w:left="0"/>
         <w:rPr>
           <w:rFonts w:ascii="宋體-簡" w:hAnsi="宋體-簡" w:cs="宋體-簡"/>
           <w:szCs w:val="24"/>
@@ -492,20 +883,138 @@
       <w:r>
         <w:rPr>
           <w:rFonts w:ascii="宋體-簡" w:hAnsi="宋體-簡" w:eastAsia="宋體-簡" w:cs="宋體-簡"/>
-          <w:sz w:val="24"/>
-          <w:szCs w:val="24"/>
-        </w:rPr>
-      </w:r>
-      <w:r>
-        <w:rPr>
-          <w:rFonts w:ascii="宋體-簡" w:hAnsi="宋體-簡" w:eastAsia="宋體-簡" w:cs="宋體-簡"/>
-          <w:sz w:val="24"/>
+          <w:color w:val="000000"/>
+          <w:sz w:val="24"/>
+          <w:szCs w:val="24"/>
+        </w:rPr>
+        <w:t xml:space="preserve">宪法直接规定</w:t>
+      </w:r>
+      <w:r>
+        <w:rPr>
+          <w:rFonts w:ascii="宋體-簡" w:hAnsi="宋體-簡" w:eastAsia="宋體-簡" w:cs="宋體-簡"/>
+          <w:color w:val="000000"/>
+          <w:sz w:val="24"/>
+          <w:szCs w:val="24"/>
+        </w:rPr>
+        <w:t xml:space="preserve">：</w:t>
+      </w:r>
+      <w:r>
+        <w:rPr>
+          <w:rFonts w:ascii="宋體-簡" w:hAnsi="宋體-簡" w:eastAsia="宋體-簡" w:cs="宋體-簡"/>
+          <w:sz w:val="24"/>
+          <w:szCs w:val="24"/>
+        </w:rPr>
+      </w:r>
+      <w:r>
+        <w:rPr>
+          <w:rFonts w:ascii="宋體-簡" w:hAnsi="宋體-簡" w:cs="宋體-簡"/>
+          <w:szCs w:val="24"/>
+        </w:rPr>
+      </w:r>
+      <w:r>
+        <w:rPr>
+          <w:rFonts w:ascii="宋體-簡" w:hAnsi="宋體-簡" w:eastAsia="宋體-簡" w:cs="宋體-簡"/>
+          <w:sz w:val="24"/>
+          <w:szCs w:val="24"/>
+        </w:rPr>
+      </w:r>
+      <w:r>
+        <w:rPr>
+          <w:rFonts w:ascii="宋體-簡" w:hAnsi="宋體-簡" w:eastAsia="宋體-簡" w:cs="宋體-簡"/>
+          <w:sz w:val="24"/>
+          <w:szCs w:val="24"/>
+        </w:rPr>
+      </w:r>
+      <w:r>
+        <w:rPr>
+          <w:rFonts w:ascii="宋體-簡" w:hAnsi="宋體-簡" w:cs="宋體-簡"/>
+          <w:szCs w:val="24"/>
+        </w:rPr>
+      </w:r>
+      <w:r>
+        <w:rPr>
+          <w:rFonts w:ascii="宋體-簡" w:hAnsi="宋體-簡" w:cs="宋體-簡"/>
+          <w:szCs w:val="24"/>
+        </w:rPr>
+      </w:r>
+      <w:r>
+        <w:rPr>
+          <w:rFonts w:ascii="宋體-簡" w:hAnsi="宋體-簡" w:eastAsia="宋體-簡" w:cs="宋體-簡"/>
+          <w:b/>
+          <w:color w:val="0e0e0e"/>
+          <w:sz w:val="24"/>
+          <w:szCs w:val="24"/>
+        </w:rPr>
+        <w:t xml:space="preserve">国家联邦政府，是国家行政权和征税权的最高行权机构，是军事权和外交权的唯一行权机构。</w:t>
+      </w:r>
+      <w:r>
+        <w:rPr>
+          <w:rFonts w:ascii="宋體-簡" w:hAnsi="宋體-簡" w:eastAsia="宋體-簡" w:cs="宋體-簡"/>
+          <w:sz w:val="24"/>
+          <w:szCs w:val="24"/>
+        </w:rPr>
+      </w:r>
+      <w:r>
+        <w:rPr>
+          <w:rFonts w:ascii="宋體-簡" w:hAnsi="宋體-簡" w:cs="宋體-簡"/>
+          <w:sz w:val="24"/>
+          <w:szCs w:val="24"/>
+        </w:rPr>
+      </w:r>
+      <w:r>
+        <w:rPr>
+          <w:rFonts w:ascii="宋體-簡" w:hAnsi="宋體-簡" w:cs="宋體-簡"/>
+          <w:szCs w:val="24"/>
+        </w:rPr>
+      </w:r>
+      <w:r>
+        <w:rPr>
+          <w:rFonts w:ascii="宋體-簡" w:hAnsi="宋體-簡" w:eastAsia="宋體-簡" w:cs="宋體-簡"/>
+          <w:sz w:val="24"/>
+          <w:szCs w:val="24"/>
+        </w:rPr>
+      </w:r>
+      <w:r>
+        <w:rPr>
+          <w:rFonts w:ascii="宋體-簡" w:hAnsi="宋體-簡" w:eastAsia="宋體-簡" w:cs="宋體-簡"/>
+          <w:sz w:val="24"/>
+          <w:szCs w:val="24"/>
+        </w:rPr>
+      </w:r>
+      <w:r>
+        <w:rPr>
+          <w:rFonts w:ascii="宋體-簡" w:hAnsi="宋體-簡" w:eastAsia="宋體-簡" w:cs="宋體-簡"/>
+          <w:color w:val="000000"/>
+          <w:sz w:val="24"/>
+          <w:szCs w:val="24"/>
+        </w:rPr>
+        <w:t xml:space="preserve">本</w:t>
+      </w:r>
+      <w:r>
+        <w:rPr>
+          <w:rFonts w:ascii="宋體-簡" w:hAnsi="宋體-簡" w:eastAsia="宋體-簡" w:cs="宋體-簡"/>
+          <w:color w:val="000000"/>
+          <w:sz w:val="24"/>
+          <w:szCs w:val="24"/>
+        </w:rPr>
+        <w:t xml:space="preserve">条文包含四重意义：</w:t>
+      </w:r>
+      <w:r>
+        <w:rPr>
+          <w:rFonts w:ascii="宋體-簡" w:hAnsi="宋體-簡" w:cs="宋體-簡"/>
+          <w:szCs w:val="24"/>
+        </w:rPr>
+      </w:r>
+      <w:r>
+        <w:rPr>
+          <w:rFonts w:ascii="宋體-簡" w:hAnsi="宋體-簡" w:cs="宋體-簡"/>
           <w:szCs w:val="24"/>
         </w:rPr>
       </w:r>
     </w:p>
     <w:p>
       <w:pPr>
+        <w:pStyle w:val="888"/>
         <w:pBdr>
           <w:top w:val="none" w:color="000000" w:sz="4" w:space="0"/>
           <w:left w:val="none" w:color="000000" w:sz="4" w:space="0"/>
@@ -516,21 +1025,85 @@
         <w:ind w:right="0" w:firstLine="0" w:left="0"/>
         <w:rPr>
           <w:rFonts w:ascii="宋體-簡" w:hAnsi="宋體-簡" w:cs="宋體-簡"/>
-          <w:szCs w:val="24"/>
-        </w:rPr>
-      </w:pPr>
-      <w:r>
-        <w:rPr>
-          <w:rFonts w:ascii="宋體-簡" w:hAnsi="宋體-簡" w:eastAsia="宋體-簡" w:cs="宋體-簡"/>
+          <w:sz w:val="24"/>
+          <w:szCs w:val="24"/>
+        </w:rPr>
+      </w:pPr>
+      <w:r>
+        <w:rPr>
+          <w:rFonts w:ascii="宋體-簡" w:hAnsi="宋體-簡" w:eastAsia="宋體-簡" w:cs="宋體-簡"/>
+          <w:b/>
           <w:color w:val="000000"/>
           <w:sz w:val="24"/>
           <w:szCs w:val="24"/>
         </w:rPr>
-        <w:t xml:space="preserve">因此，这不是普通行政条款，而是整个国家治理体系的骨架。</w:t>
-      </w:r>
-      <w:r>
-        <w:rPr>
-          <w:rFonts w:ascii="宋體-簡" w:hAnsi="宋體-簡" w:eastAsia="宋體-簡" w:cs="宋體-簡"/>
+        <w:t xml:space="preserve">1. </w:t>
+      </w:r>
+      <w:r>
+        <w:rPr>
+          <w:rFonts w:ascii="宋體-簡" w:hAnsi="宋體-簡" w:eastAsia="宋體-簡" w:cs="宋體-簡"/>
+          <w:b/>
+          <w:color w:val="000000"/>
+          <w:sz w:val="24"/>
+          <w:szCs w:val="24"/>
+        </w:rPr>
+        <w:t xml:space="preserve">国家</w:t>
+      </w:r>
+      <w:r>
+        <w:rPr>
+          <w:rFonts w:ascii="宋體-簡" w:hAnsi="宋體-簡" w:eastAsia="宋體-簡" w:cs="宋體-簡"/>
+          <w:b/>
+          <w:color w:val="000000"/>
+          <w:sz w:val="24"/>
+          <w:szCs w:val="24"/>
+        </w:rPr>
+        <w:t xml:space="preserve">联邦政府是全国行政体系的“顶</w:t>
+      </w:r>
+      <w:r>
+        <w:rPr>
+          <w:rFonts w:ascii="宋體-簡" w:hAnsi="宋體-簡" w:eastAsia="宋體-簡" w:cs="宋體-簡"/>
+          <w:b/>
+          <w:bCs/>
+          <w:color w:val="000000"/>
+          <w:sz w:val="24"/>
+          <w:szCs w:val="24"/>
+        </w:rPr>
+        <w:t xml:space="preserve">点”</w:t>
+      </w:r>
+      <w:r>
+        <w:rPr>
+          <w:rFonts w:ascii="宋體-簡" w:hAnsi="宋體-簡" w:eastAsia="宋體-簡" w:cs="宋體-簡"/>
+          <w:b/>
+          <w:bCs/>
+          <w:color w:val="000000"/>
+          <w:sz w:val="24"/>
+          <w:szCs w:val="24"/>
+          <w:lang w:val="zh-Hans"/>
+        </w:rPr>
+        <w:t xml:space="preserve">，</w:t>
+      </w:r>
+      <w:r>
+        <w:rPr>
+          <w:rFonts w:ascii="宋體-簡" w:hAnsi="宋體-簡" w:eastAsia="宋體-簡" w:cs="宋體-簡"/>
+          <w:b/>
+          <w:bCs/>
+          <w:color w:val="000000"/>
+          <w:sz w:val="24"/>
+          <w:szCs w:val="24"/>
+        </w:rPr>
+        <w:t xml:space="preserve">意味着：</w:t>
+      </w:r>
+      <w:r>
+        <w:rPr>
+          <w:rFonts w:ascii="宋體-簡" w:hAnsi="宋體-簡" w:cs="宋體-簡"/>
+          <w:b/>
+          <w:bCs/>
+          <w:szCs w:val="24"/>
+        </w:rPr>
+      </w:r>
+      <w:r>
+        <w:rPr>
+          <w:rFonts w:ascii="宋體-簡" w:hAnsi="宋體-簡" w:cs="宋體-簡"/>
           <w:sz w:val="24"/>
           <w:szCs w:val="24"/>
         </w:rPr>
@@ -538,327 +1111,138 @@
     </w:p>
     <w:p>
       <w:pPr>
-        <w:pStyle w:val="139"/>
+        <w:pStyle w:val="950"/>
+        <w:numPr>
+          <w:ilvl w:val="0"/>
+          <w:numId w:val="14"/>
+        </w:numPr>
+        <w:suppressLineNumbers w:val="false"/>
         <w:pBdr>
           <w:top w:val="none" w:color="000000" w:sz="4" w:space="0"/>
           <w:left w:val="none" w:color="000000" w:sz="4" w:space="0"/>
           <w:bottom w:val="none" w:color="000000" w:sz="4" w:space="0"/>
           <w:right w:val="none" w:color="000000" w:sz="4" w:space="0"/>
         </w:pBdr>
-        <w:spacing/>
-        <w:ind w:right="0" w:firstLine="0" w:left="0"/>
+        <w:spacing w:after="0" w:before="0" w:line="17" w:lineRule="atLeast"/>
+        <w:ind w:right="0" w:hanging="283" w:left="567"/>
         <w:rPr>
           <w:rFonts w:ascii="宋體-簡" w:hAnsi="宋體-簡" w:cs="宋體-簡"/>
-          <w:sz w:val="24"/>
-          <w:szCs w:val="24"/>
-        </w:rPr>
-      </w:pPr>
-      <w:r>
-        <w:rPr>
-          <w:rFonts w:ascii="宋體-簡" w:hAnsi="宋體-簡" w:eastAsia="宋體-簡" w:cs="宋體-簡"/>
-          <w:b/>
+          <w:szCs w:val="24"/>
+        </w:rPr>
+      </w:pPr>
+      <w:r>
+        <w:rPr>
+          <w:rFonts w:ascii="宋體-簡" w:hAnsi="宋體-簡" w:eastAsia="宋體-簡" w:cs="宋體-簡"/>
           <w:color w:val="000000"/>
           <w:sz w:val="24"/>
           <w:szCs w:val="24"/>
         </w:rPr>
-        <w:t xml:space="preserve">一、联邦政府：国家主权权力的唯一中心</w:t>
-      </w:r>
-      <w:r>
-        <w:rPr>
-          <w:rFonts w:ascii="宋體-簡" w:hAnsi="宋體-簡" w:eastAsia="宋體-簡" w:cs="宋體-簡"/>
-          <w:sz w:val="24"/>
+        <w:t xml:space="preserve">形成</w:t>
+      </w:r>
+      <w:r>
+        <w:rPr>
+          <w:rFonts w:ascii="宋體-簡" w:hAnsi="宋體-簡" w:eastAsia="宋體-簡" w:cs="宋體-簡"/>
+          <w:color w:val="000000"/>
+          <w:sz w:val="24"/>
+          <w:szCs w:val="24"/>
+        </w:rPr>
+        <w:t xml:space="preserve">了</w:t>
+      </w:r>
+      <w:r>
+        <w:rPr>
+          <w:rFonts w:ascii="宋體-簡" w:hAnsi="宋體-簡" w:eastAsia="宋體-簡" w:cs="宋體-簡"/>
+          <w:color w:val="000000"/>
+          <w:sz w:val="24"/>
+          <w:szCs w:val="24"/>
+        </w:rPr>
+        <w:t xml:space="preserve">全国</w:t>
+      </w:r>
+      <w:r>
+        <w:rPr>
+          <w:rFonts w:ascii="宋體-簡" w:hAnsi="宋體-簡" w:eastAsia="宋體-簡" w:cs="宋體-簡"/>
+          <w:sz w:val="24"/>
+          <w:szCs w:val="24"/>
+        </w:rPr>
+        <w:t xml:space="preserve">互联互通</w:t>
+      </w:r>
+      <w:r>
+        <w:rPr>
+          <w:rFonts w:ascii="宋體-簡" w:hAnsi="宋體-簡" w:eastAsia="宋體-簡" w:cs="宋體-簡"/>
+          <w:sz w:val="24"/>
+          <w:szCs w:val="24"/>
+        </w:rPr>
+        <w:t xml:space="preserve">的</w:t>
+      </w:r>
+      <w:r>
+        <w:rPr>
+          <w:rFonts w:ascii="宋體-簡" w:hAnsi="宋體-簡" w:eastAsia="宋體-簡" w:cs="宋體-簡"/>
+          <w:sz w:val="24"/>
+          <w:szCs w:val="24"/>
+        </w:rPr>
+        <w:t xml:space="preserve">行政体系</w:t>
+      </w:r>
+      <w:r>
+        <w:rPr>
+          <w:rFonts w:ascii="宋體-簡" w:hAnsi="宋體-簡" w:eastAsia="宋體-簡" w:cs="宋體-簡"/>
+          <w:sz w:val="24"/>
+          <w:szCs w:val="24"/>
+          <w:lang w:val="zh-Hans"/>
+        </w:rPr>
+        <w:t xml:space="preserve">，</w:t>
+      </w:r>
+      <w:r>
+        <w:rPr>
+          <w:rFonts w:ascii="宋體-簡" w:hAnsi="宋體-簡" w:eastAsia="宋體-簡" w:cs="宋體-簡"/>
+          <w:sz w:val="24"/>
+          <w:szCs w:val="24"/>
+          <w:lang w:val="zh-Hans"/>
+        </w:rPr>
+        <w:t xml:space="preserve">有效</w:t>
+      </w:r>
+      <w:r>
+        <w:rPr>
+          <w:rFonts w:ascii="宋體-簡" w:hAnsi="宋體-簡" w:eastAsia="宋體-簡" w:cs="宋體-簡"/>
+          <w:sz w:val="24"/>
+          <w:szCs w:val="24"/>
+          <w:lang w:val="zh-Hans"/>
+        </w:rPr>
+        <w:t xml:space="preserve">避免</w:t>
+      </w:r>
+      <w:r>
+        <w:rPr>
+          <w:rFonts w:ascii="宋體-簡" w:hAnsi="宋體-簡" w:eastAsia="宋體-簡" w:cs="宋體-簡"/>
+          <w:sz w:val="24"/>
+          <w:szCs w:val="24"/>
+          <w:lang w:val="zh-Hans"/>
+        </w:rPr>
+        <w:t xml:space="preserve">了</w:t>
+      </w:r>
+      <w:r>
+        <w:rPr>
+          <w:rFonts w:ascii="宋體-簡" w:hAnsi="宋體-簡" w:eastAsia="宋體-簡" w:cs="宋體-簡"/>
+          <w:sz w:val="24"/>
+          <w:szCs w:val="24"/>
+          <w:lang w:val="zh-Hans"/>
+        </w:rPr>
+        <w:t xml:space="preserve">各自为政；</w:t>
+      </w:r>
+      <w:r>
+        <w:rPr>
+          <w:rFonts w:ascii="宋體-簡" w:hAnsi="宋體-簡" w:eastAsia="宋體-簡" w:cs="宋體-簡"/>
+          <w:sz w:val="24"/>
+          <w:szCs w:val="24"/>
+        </w:rPr>
+      </w:r>
+      <w:r>
+        <w:rPr>
+          <w:rFonts w:ascii="宋體-簡" w:hAnsi="宋體-簡" w:cs="宋體-簡"/>
           <w:szCs w:val="24"/>
         </w:rPr>
       </w:r>
     </w:p>
     <w:p>
       <w:pPr>
-        <w:pBdr>
-          <w:top w:val="none" w:color="000000" w:sz="4" w:space="0"/>
-          <w:left w:val="none" w:color="000000" w:sz="4" w:space="0"/>
-          <w:bottom w:val="none" w:color="000000" w:sz="4" w:space="0"/>
-          <w:right w:val="none" w:color="000000" w:sz="4" w:space="0"/>
-        </w:pBdr>
-        <w:spacing/>
-        <w:ind w:right="0" w:firstLine="0" w:left="0"/>
-        <w:rPr>
-          <w:rFonts w:ascii="宋體-簡" w:hAnsi="宋體-簡" w:cs="宋體-簡"/>
-          <w:szCs w:val="24"/>
-        </w:rPr>
-      </w:pPr>
-      <w:r>
-        <w:rPr>
-          <w:rFonts w:ascii="宋體-簡" w:hAnsi="宋體-簡" w:eastAsia="宋體-簡" w:cs="宋體-簡"/>
-          <w:sz w:val="24"/>
-          <w:szCs w:val="24"/>
-        </w:rPr>
-      </w:r>
-      <w:r>
-        <w:rPr>
-          <w:rFonts w:ascii="宋體-簡" w:hAnsi="宋體-簡" w:eastAsia="宋體-簡" w:cs="宋體-簡"/>
-          <w:sz w:val="24"/>
-          <w:szCs w:val="24"/>
-        </w:rPr>
-      </w:r>
-    </w:p>
-    <w:p>
-      <w:pPr>
-        <w:pBdr>
-          <w:top w:val="none" w:color="000000" w:sz="4" w:space="0"/>
-          <w:left w:val="none" w:color="000000" w:sz="4" w:space="0"/>
-          <w:bottom w:val="none" w:color="000000" w:sz="4" w:space="0"/>
-          <w:right w:val="none" w:color="000000" w:sz="4" w:space="0"/>
-        </w:pBdr>
-        <w:spacing/>
-        <w:ind w:right="0" w:firstLine="0" w:left="0"/>
-        <w:rPr>
-          <w:rFonts w:ascii="宋體-簡" w:hAnsi="宋體-簡" w:cs="宋體-簡"/>
-          <w:szCs w:val="24"/>
-        </w:rPr>
-      </w:pPr>
-      <w:r>
-        <w:rPr>
-          <w:rFonts w:ascii="宋體-簡" w:hAnsi="宋體-簡" w:eastAsia="宋體-簡" w:cs="宋體-簡"/>
-          <w:color w:val="000000"/>
-          <w:sz w:val="24"/>
-          <w:szCs w:val="24"/>
-        </w:rPr>
-        <w:t xml:space="preserve">宪法直接规定：</w:t>
-      </w:r>
-      <w:r>
-        <w:rPr>
-          <w:rFonts w:ascii="宋體-簡" w:hAnsi="宋體-簡" w:eastAsia="宋體-簡" w:cs="宋體-簡"/>
-          <w:sz w:val="24"/>
-          <w:szCs w:val="24"/>
-        </w:rPr>
-      </w:r>
-    </w:p>
-    <w:p>
-      <w:pPr>
-        <w:pBdr>
-          <w:top w:val="none" w:color="000000" w:sz="4" w:space="0"/>
-          <w:left w:val="none" w:color="000000" w:sz="4" w:space="0"/>
-          <w:bottom w:val="none" w:color="000000" w:sz="4" w:space="0"/>
-          <w:right w:val="none" w:color="000000" w:sz="4" w:space="0"/>
-        </w:pBdr>
-        <w:spacing/>
-        <w:ind w:right="0" w:firstLine="0" w:left="0"/>
-        <w:rPr>
-          <w:rFonts w:ascii="宋體-簡" w:hAnsi="宋體-簡" w:cs="宋體-簡"/>
-          <w:szCs w:val="24"/>
-        </w:rPr>
-      </w:pPr>
-      <w:r>
-        <w:rPr>
-          <w:rFonts w:ascii="宋體-簡" w:hAnsi="宋體-簡" w:eastAsia="宋體-簡" w:cs="宋體-簡"/>
-          <w:sz w:val="24"/>
-          <w:szCs w:val="24"/>
-        </w:rPr>
-      </w:r>
-      <w:r>
-        <w:rPr>
-          <w:rFonts w:ascii="宋體-簡" w:hAnsi="宋體-簡" w:eastAsia="宋體-簡" w:cs="宋體-簡"/>
-          <w:sz w:val="24"/>
-          <w:szCs w:val="24"/>
-        </w:rPr>
-      </w:r>
-    </w:p>
-    <w:p>
-      <w:pPr>
-        <w:pBdr>
-          <w:top w:val="none" w:color="000000" w:sz="4" w:space="0"/>
-          <w:left w:val="none" w:color="000000" w:sz="4" w:space="0"/>
-          <w:bottom w:val="none" w:color="000000" w:sz="4" w:space="0"/>
-          <w:right w:val="none" w:color="000000" w:sz="4" w:space="0"/>
-        </w:pBdr>
-        <w:spacing w:after="0" w:before="0"/>
-        <w:ind w:right="0" w:firstLine="0" w:left="225"/>
-        <w:rPr>
-          <w:rFonts w:ascii="宋體-簡" w:hAnsi="宋體-簡" w:cs="宋體-簡"/>
-          <w:sz w:val="24"/>
-          <w:szCs w:val="24"/>
-        </w:rPr>
-      </w:pPr>
-      <w:r>
-        <w:rPr>
-          <w:rFonts w:ascii="宋體-簡" w:hAnsi="宋體-簡" w:eastAsia="宋體-簡" w:cs="宋體-簡"/>
-          <w:b/>
-          <w:color w:val="0e0e0e"/>
-          <w:sz w:val="24"/>
-          <w:szCs w:val="24"/>
-        </w:rPr>
-        <w:t xml:space="preserve">国家联邦政府，是国家行政权和征税权的最高行权机构，是军事权和外交权的唯一行权机构。</w:t>
-      </w:r>
-      <w:r>
-        <w:rPr>
-          <w:rFonts w:ascii="宋體-簡" w:hAnsi="宋體-簡" w:eastAsia="宋體-簡" w:cs="宋體-簡"/>
-          <w:sz w:val="24"/>
-          <w:szCs w:val="24"/>
-        </w:rPr>
-      </w:r>
-    </w:p>
-    <w:p>
-      <w:pPr>
-        <w:pBdr>
-          <w:top w:val="none" w:color="000000" w:sz="4" w:space="0"/>
-          <w:left w:val="none" w:color="000000" w:sz="4" w:space="0"/>
-          <w:bottom w:val="none" w:color="000000" w:sz="4" w:space="0"/>
-          <w:right w:val="none" w:color="000000" w:sz="4" w:space="0"/>
-        </w:pBdr>
-        <w:spacing/>
-        <w:ind w:right="0" w:firstLine="0" w:left="0"/>
-        <w:rPr>
-          <w:rFonts w:ascii="宋體-簡" w:hAnsi="宋體-簡" w:cs="宋體-簡"/>
-          <w:szCs w:val="24"/>
-        </w:rPr>
-      </w:pPr>
-      <w:r>
-        <w:rPr>
-          <w:rFonts w:ascii="宋體-簡" w:hAnsi="宋體-簡" w:eastAsia="宋體-簡" w:cs="宋體-簡"/>
-          <w:sz w:val="24"/>
-          <w:szCs w:val="24"/>
-        </w:rPr>
-      </w:r>
-      <w:r>
-        <w:rPr>
-          <w:rFonts w:ascii="宋體-簡" w:hAnsi="宋體-簡" w:eastAsia="宋體-簡" w:cs="宋體-簡"/>
-          <w:sz w:val="24"/>
-          <w:szCs w:val="24"/>
-        </w:rPr>
-      </w:r>
-    </w:p>
-    <w:p>
-      <w:pPr>
-        <w:pBdr>
-          <w:top w:val="none" w:color="000000" w:sz="4" w:space="0"/>
-          <w:left w:val="none" w:color="000000" w:sz="4" w:space="0"/>
-          <w:bottom w:val="none" w:color="000000" w:sz="4" w:space="0"/>
-          <w:right w:val="none" w:color="000000" w:sz="4" w:space="0"/>
-        </w:pBdr>
-        <w:spacing/>
-        <w:ind w:right="0" w:firstLine="0" w:left="0"/>
-        <w:rPr>
-          <w:rFonts w:ascii="宋體-簡" w:hAnsi="宋體-簡" w:cs="宋體-簡"/>
-          <w:szCs w:val="24"/>
-        </w:rPr>
-      </w:pPr>
-      <w:r>
-        <w:rPr>
-          <w:rFonts w:ascii="宋體-簡" w:hAnsi="宋體-簡" w:eastAsia="宋體-簡" w:cs="宋體-簡"/>
-          <w:color w:val="000000"/>
-          <w:sz w:val="24"/>
-          <w:szCs w:val="24"/>
-        </w:rPr>
-        <w:t xml:space="preserve">这段条文包含四重意义：</w:t>
-      </w:r>
-      <w:r>
-        <w:rPr>
-          <w:rFonts w:ascii="宋體-簡" w:hAnsi="宋體-簡" w:eastAsia="宋體-簡" w:cs="宋體-簡"/>
-          <w:sz w:val="24"/>
-          <w:szCs w:val="24"/>
-        </w:rPr>
-      </w:r>
-    </w:p>
-    <w:p>
-      <w:pPr>
-        <w:pStyle w:val="140"/>
-        <w:pBdr>
-          <w:top w:val="none" w:color="000000" w:sz="4" w:space="0"/>
-          <w:left w:val="none" w:color="000000" w:sz="4" w:space="0"/>
-          <w:bottom w:val="none" w:color="000000" w:sz="4" w:space="0"/>
-          <w:right w:val="none" w:color="000000" w:sz="4" w:space="0"/>
-        </w:pBdr>
-        <w:spacing/>
-        <w:ind w:right="0" w:firstLine="0" w:left="0"/>
-        <w:rPr>
-          <w:rFonts w:ascii="宋體-簡" w:hAnsi="宋體-簡" w:cs="宋體-簡"/>
-          <w:sz w:val="24"/>
-          <w:szCs w:val="24"/>
-        </w:rPr>
-      </w:pPr>
-      <w:r>
-        <w:rPr>
-          <w:rFonts w:ascii="宋體-簡" w:hAnsi="宋體-簡" w:eastAsia="宋體-簡" w:cs="宋體-簡"/>
-          <w:b/>
-          <w:color w:val="000000"/>
-          <w:sz w:val="24"/>
-          <w:szCs w:val="24"/>
-        </w:rPr>
-        <w:t xml:space="preserve">1. 联邦政府是全国行政体系的“顶点”，而非环节</w:t>
-      </w:r>
-      <w:r>
-        <w:rPr>
-          <w:rFonts w:ascii="宋體-簡" w:hAnsi="宋體-簡" w:eastAsia="宋體-簡" w:cs="宋體-簡"/>
-          <w:sz w:val="24"/>
-          <w:szCs w:val="24"/>
-        </w:rPr>
-      </w:r>
-    </w:p>
-    <w:p>
-      <w:pPr>
-        <w:pBdr>
-          <w:top w:val="none" w:color="000000" w:sz="4" w:space="0"/>
-          <w:left w:val="none" w:color="000000" w:sz="4" w:space="0"/>
-          <w:bottom w:val="none" w:color="000000" w:sz="4" w:space="0"/>
-          <w:right w:val="none" w:color="000000" w:sz="4" w:space="0"/>
-        </w:pBdr>
-        <w:spacing/>
-        <w:ind w:right="0" w:firstLine="0" w:left="0"/>
-        <w:rPr>
-          <w:rFonts w:ascii="宋體-簡" w:hAnsi="宋體-簡" w:cs="宋體-簡"/>
-          <w:szCs w:val="24"/>
-        </w:rPr>
-      </w:pPr>
-      <w:r>
-        <w:rPr>
-          <w:rFonts w:ascii="宋體-簡" w:hAnsi="宋體-簡" w:eastAsia="宋體-簡" w:cs="宋體-簡"/>
-          <w:sz w:val="24"/>
-          <w:szCs w:val="24"/>
-        </w:rPr>
-      </w:r>
-      <w:r>
-        <w:rPr>
-          <w:rFonts w:ascii="宋體-簡" w:hAnsi="宋體-簡" w:eastAsia="宋體-簡" w:cs="宋體-簡"/>
-          <w:sz w:val="24"/>
-          <w:szCs w:val="24"/>
-        </w:rPr>
-      </w:r>
-    </w:p>
-    <w:p>
-      <w:pPr>
-        <w:pBdr>
-          <w:top w:val="none" w:color="000000" w:sz="4" w:space="0"/>
-          <w:left w:val="none" w:color="000000" w:sz="4" w:space="0"/>
-          <w:bottom w:val="none" w:color="000000" w:sz="4" w:space="0"/>
-          <w:right w:val="none" w:color="000000" w:sz="4" w:space="0"/>
-        </w:pBdr>
-        <w:spacing/>
-        <w:ind w:right="0" w:firstLine="0" w:left="0"/>
-        <w:rPr>
-          <w:rFonts w:ascii="宋體-簡" w:hAnsi="宋體-簡" w:cs="宋體-簡"/>
-          <w:szCs w:val="24"/>
-        </w:rPr>
-      </w:pPr>
-      <w:r>
-        <w:rPr>
-          <w:rFonts w:ascii="宋體-簡" w:hAnsi="宋體-簡" w:eastAsia="宋體-簡" w:cs="宋體-簡"/>
-          <w:color w:val="000000"/>
-          <w:sz w:val="24"/>
-          <w:szCs w:val="24"/>
-        </w:rPr>
-        <w:t xml:space="preserve">“最高行权机构”意味着：</w:t>
-      </w:r>
-      <w:r>
-        <w:rPr>
-          <w:rFonts w:ascii="宋體-簡" w:hAnsi="宋體-簡" w:eastAsia="宋體-簡" w:cs="宋體-簡"/>
-          <w:sz w:val="24"/>
-          <w:szCs w:val="24"/>
-        </w:rPr>
-      </w:r>
-    </w:p>
-    <w:p>
-      <w:pPr>
-        <w:pStyle w:val="668"/>
+        <w:pStyle w:val="950"/>
         <w:numPr>
           <w:ilvl w:val="0"/>
           <w:numId w:val="14"/>
@@ -883,19 +1267,163 @@
           <w:sz w:val="24"/>
           <w:szCs w:val="24"/>
         </w:rPr>
-        <w:t xml:space="preserve">全国行政体系的最终裁决者是联邦政府</w:t>
-      </w:r>
-      <w:r>
-        <w:rPr>
-          <w:rFonts w:ascii="宋體-簡" w:hAnsi="宋體-簡" w:eastAsia="宋體-簡" w:cs="宋體-簡"/>
-          <w:sz w:val="24"/>
+        <w:t xml:space="preserve">限制</w:t>
+      </w:r>
+      <w:r>
+        <w:rPr>
+          <w:rFonts w:ascii="宋體-簡" w:hAnsi="宋體-簡" w:eastAsia="宋體-簡" w:cs="宋體-簡"/>
+          <w:color w:val="000000"/>
+          <w:sz w:val="24"/>
+          <w:szCs w:val="24"/>
+        </w:rPr>
+        <w:t xml:space="preserve">省级</w:t>
+      </w:r>
+      <w:r>
+        <w:rPr>
+          <w:rFonts w:ascii="宋體-簡" w:hAnsi="宋體-簡" w:eastAsia="宋體-簡" w:cs="宋體-簡"/>
+          <w:color w:val="000000"/>
+          <w:sz w:val="24"/>
+          <w:szCs w:val="24"/>
+        </w:rPr>
+        <w:t xml:space="preserve">行政区</w:t>
+      </w:r>
+      <w:r>
+        <w:rPr>
+          <w:rFonts w:ascii="宋體-簡" w:hAnsi="宋體-簡" w:eastAsia="宋體-簡" w:cs="宋體-簡"/>
+          <w:color w:val="000000"/>
+          <w:sz w:val="24"/>
+          <w:szCs w:val="24"/>
+        </w:rPr>
+        <w:t xml:space="preserve">的</w:t>
+      </w:r>
+      <w:r>
+        <w:rPr>
+          <w:rFonts w:ascii="宋體-簡" w:hAnsi="宋體-簡" w:eastAsia="宋體-簡" w:cs="宋體-簡"/>
+          <w:color w:val="000000"/>
+          <w:sz w:val="24"/>
+          <w:szCs w:val="24"/>
+        </w:rPr>
+        <w:t xml:space="preserve">行政</w:t>
+      </w:r>
+      <w:r>
+        <w:rPr>
+          <w:rFonts w:ascii="宋體-簡" w:hAnsi="宋體-簡" w:eastAsia="宋體-簡" w:cs="宋體-簡"/>
+          <w:color w:val="000000"/>
+          <w:sz w:val="24"/>
+          <w:szCs w:val="24"/>
+        </w:rPr>
+        <w:t xml:space="preserve">权</w:t>
+      </w:r>
+      <w:r>
+        <w:rPr>
+          <w:rFonts w:ascii="宋體-簡" w:hAnsi="宋體-簡" w:eastAsia="宋體-簡" w:cs="宋體-簡"/>
+          <w:color w:val="000000"/>
+          <w:sz w:val="24"/>
+          <w:szCs w:val="24"/>
+        </w:rPr>
+        <w:t xml:space="preserve">来自</w:t>
+      </w:r>
+      <w:r>
+        <w:rPr>
+          <w:rFonts w:ascii="宋體-簡" w:hAnsi="宋體-簡" w:eastAsia="宋體-簡" w:cs="宋體-簡"/>
+          <w:color w:val="000000"/>
+          <w:sz w:val="24"/>
+          <w:szCs w:val="24"/>
+        </w:rPr>
+        <w:t xml:space="preserve">国家</w:t>
+      </w:r>
+      <w:r>
+        <w:rPr>
+          <w:rFonts w:ascii="宋體-簡" w:hAnsi="宋體-簡" w:eastAsia="宋體-簡" w:cs="宋體-簡"/>
+          <w:color w:val="000000"/>
+          <w:sz w:val="24"/>
+          <w:szCs w:val="24"/>
+        </w:rPr>
+        <w:t xml:space="preserve">联邦</w:t>
+      </w:r>
+      <w:r>
+        <w:rPr>
+          <w:rFonts w:ascii="宋體-簡" w:hAnsi="宋體-簡" w:eastAsia="宋體-簡" w:cs="宋體-簡"/>
+          <w:color w:val="000000"/>
+          <w:sz w:val="24"/>
+          <w:szCs w:val="24"/>
+        </w:rPr>
+        <w:t xml:space="preserve">政府</w:t>
+      </w:r>
+      <w:r>
+        <w:rPr>
+          <w:rFonts w:ascii="宋體-簡" w:hAnsi="宋體-簡" w:eastAsia="宋體-簡" w:cs="宋體-簡"/>
+          <w:color w:val="000000"/>
+          <w:sz w:val="24"/>
+          <w:szCs w:val="24"/>
+          <w:lang w:val="zh-Hans"/>
+        </w:rPr>
+        <w:t xml:space="preserve">，</w:t>
+      </w:r>
+      <w:r>
+        <w:rPr>
+          <w:rFonts w:ascii="宋體-簡" w:hAnsi="宋體-簡" w:eastAsia="宋體-簡" w:cs="宋體-簡"/>
+          <w:color w:val="000000"/>
+          <w:sz w:val="24"/>
+          <w:szCs w:val="24"/>
+        </w:rPr>
+        <w:t xml:space="preserve">使</w:t>
+      </w:r>
+      <w:r>
+        <w:rPr>
+          <w:rFonts w:ascii="宋體-簡" w:hAnsi="宋體-簡" w:eastAsia="宋體-簡" w:cs="宋體-簡"/>
+          <w:color w:val="000000"/>
+          <w:sz w:val="24"/>
+          <w:szCs w:val="24"/>
+        </w:rPr>
+        <w:t xml:space="preserve">省级</w:t>
+      </w:r>
+      <w:r>
+        <w:rPr>
+          <w:rFonts w:ascii="宋體-簡" w:hAnsi="宋體-簡" w:eastAsia="宋體-簡" w:cs="宋體-簡"/>
+          <w:color w:val="000000"/>
+          <w:sz w:val="24"/>
+          <w:szCs w:val="24"/>
+        </w:rPr>
+        <w:t xml:space="preserve">行政区</w:t>
+      </w:r>
+      <w:r>
+        <w:rPr>
+          <w:rFonts w:ascii="宋體-簡" w:hAnsi="宋體-簡" w:eastAsia="宋體-簡" w:cs="宋體-簡"/>
+          <w:color w:val="000000"/>
+          <w:sz w:val="24"/>
+          <w:szCs w:val="24"/>
+        </w:rPr>
+        <w:t xml:space="preserve">与</w:t>
+      </w:r>
+      <w:r>
+        <w:rPr>
+          <w:rFonts w:ascii="宋體-簡" w:hAnsi="宋體-簡" w:eastAsia="宋體-簡" w:cs="宋體-簡"/>
+          <w:color w:val="000000"/>
+          <w:sz w:val="24"/>
+          <w:szCs w:val="24"/>
+        </w:rPr>
+        <w:t xml:space="preserve">联邦保持一致</w:t>
+      </w:r>
+      <w:r>
+        <w:rPr>
+          <w:rFonts w:ascii="宋體-簡" w:hAnsi="宋體-簡" w:eastAsia="宋體-簡" w:cs="宋體-簡"/>
+          <w:sz w:val="24"/>
+          <w:szCs w:val="24"/>
+          <w:lang w:val="zh-Hans"/>
+        </w:rPr>
+        <w:t xml:space="preserve">；</w:t>
+      </w:r>
+      <w:r>
+        <w:rPr>
+          <w:rFonts w:ascii="宋體-簡" w:hAnsi="宋體-簡" w:cs="宋體-簡"/>
           <w:szCs w:val="24"/>
         </w:rPr>
       </w:r>
     </w:p>
     <w:p>
       <w:pPr>
-        <w:pStyle w:val="668"/>
+        <w:pStyle w:val="950"/>
         <w:numPr>
           <w:ilvl w:val="0"/>
           <w:numId w:val="14"/>
@@ -909,30 +1437,287 @@
         <w:spacing/>
         <w:ind w:right="0"/>
         <w:rPr>
-          <w:rFonts w:ascii="宋體-簡" w:hAnsi="宋體-簡" w:cs="宋體-簡"/>
-          <w:szCs w:val="24"/>
-        </w:rPr>
-      </w:pPr>
-      <w:r>
-        <w:rPr>
           <w:rFonts w:ascii="宋體-簡" w:hAnsi="宋體-簡" w:eastAsia="宋體-簡" w:cs="宋體-簡"/>
           <w:color w:val="000000"/>
           <w:sz w:val="24"/>
           <w:szCs w:val="24"/>
-        </w:rPr>
-        <w:t xml:space="preserve">省、市行政权的合法性最终都必须与联邦保持一致</w:t>
-      </w:r>
-      <w:r>
-        <w:rPr>
-          <w:rFonts w:ascii="宋體-簡" w:hAnsi="宋體-簡" w:eastAsia="宋體-簡" w:cs="宋體-簡"/>
-          <w:sz w:val="24"/>
-          <w:szCs w:val="24"/>
+          <w:lang w:val="zh-Hans"/>
+        </w:rPr>
+      </w:pPr>
+      <w:r>
+        <w:rPr>
+          <w:rFonts w:ascii="宋體-簡" w:hAnsi="宋體-簡" w:eastAsia="宋體-簡" w:cs="宋體-簡"/>
+          <w:color w:val="000000"/>
+          <w:sz w:val="24"/>
+          <w:szCs w:val="24"/>
+        </w:rPr>
+        <w:t xml:space="preserve">有效</w:t>
+      </w:r>
+      <w:r>
+        <w:rPr>
+          <w:rFonts w:ascii="宋體-簡" w:hAnsi="宋體-簡" w:eastAsia="宋體-簡" w:cs="宋體-簡"/>
+          <w:color w:val="000000"/>
+          <w:sz w:val="24"/>
+          <w:szCs w:val="24"/>
+        </w:rPr>
+        <w:t xml:space="preserve">避免</w:t>
+      </w:r>
+      <w:r>
+        <w:rPr>
+          <w:rFonts w:ascii="宋體-簡" w:hAnsi="宋體-簡" w:eastAsia="宋體-簡" w:cs="宋體-簡"/>
+          <w:color w:val="000000"/>
+          <w:sz w:val="24"/>
+          <w:szCs w:val="24"/>
+        </w:rPr>
+        <w:t xml:space="preserve">地方</w:t>
+      </w:r>
+      <w:r>
+        <w:rPr>
+          <w:rFonts w:ascii="宋體-簡" w:hAnsi="宋體-簡" w:eastAsia="宋體-簡" w:cs="宋體-簡"/>
+          <w:color w:val="000000"/>
+          <w:sz w:val="24"/>
+          <w:szCs w:val="24"/>
+        </w:rPr>
+        <w:t xml:space="preserve">做大</w:t>
+      </w:r>
+      <w:r>
+        <w:rPr>
+          <w:rFonts w:ascii="宋體-簡" w:hAnsi="宋體-簡" w:eastAsia="宋體-簡" w:cs="宋體-簡"/>
+          <w:color w:val="000000"/>
+          <w:sz w:val="24"/>
+          <w:szCs w:val="24"/>
+        </w:rPr>
+        <w:t xml:space="preserve">脱离</w:t>
+      </w:r>
+      <w:r>
+        <w:rPr>
+          <w:rFonts w:ascii="宋體-簡" w:hAnsi="宋體-簡" w:eastAsia="宋體-簡" w:cs="宋體-簡"/>
+          <w:color w:val="000000"/>
+          <w:sz w:val="24"/>
+          <w:szCs w:val="24"/>
+        </w:rPr>
+        <w:t xml:space="preserve">联邦</w:t>
+      </w:r>
+      <w:r>
+        <w:rPr>
+          <w:rFonts w:ascii="宋體-簡" w:hAnsi="宋體-簡" w:eastAsia="宋體-簡" w:cs="宋體-簡"/>
+          <w:color w:val="000000"/>
+          <w:sz w:val="24"/>
+          <w:szCs w:val="24"/>
+          <w:lang w:val="zh-Hans"/>
+        </w:rPr>
+        <w:t xml:space="preserve">，</w:t>
+      </w:r>
+      <w:r>
+        <w:rPr>
+          <w:rFonts w:ascii="宋體-簡" w:hAnsi="宋體-簡" w:eastAsia="宋體-簡" w:cs="宋體-簡"/>
+          <w:color w:val="000000"/>
+          <w:sz w:val="24"/>
+          <w:szCs w:val="24"/>
+          <w:lang w:val="zh-Hans"/>
+        </w:rPr>
+        <w:t xml:space="preserve">同时，</w:t>
+      </w:r>
+      <w:r>
+        <w:rPr>
+          <w:rFonts w:ascii="宋體-簡" w:hAnsi="宋體-簡" w:eastAsia="宋體-簡" w:cs="宋體-簡"/>
+          <w:color w:val="000000"/>
+          <w:sz w:val="24"/>
+          <w:szCs w:val="24"/>
+          <w:lang w:val="zh-Hans"/>
+        </w:rPr>
+        <w:t xml:space="preserve">隔离</w:t>
+      </w:r>
+      <w:r>
+        <w:rPr>
+          <w:rFonts w:ascii="宋體-簡" w:hAnsi="宋體-簡" w:eastAsia="宋體-簡" w:cs="宋體-簡"/>
+          <w:color w:val="000000"/>
+          <w:sz w:val="24"/>
+          <w:szCs w:val="24"/>
+          <w:lang w:val="zh-Hans"/>
+        </w:rPr>
+        <w:t xml:space="preserve">省级</w:t>
+      </w:r>
+      <w:r>
+        <w:rPr>
+          <w:rFonts w:ascii="宋體-簡" w:hAnsi="宋體-簡" w:eastAsia="宋體-簡" w:cs="宋體-簡"/>
+          <w:color w:val="000000"/>
+          <w:sz w:val="24"/>
+          <w:szCs w:val="24"/>
+          <w:lang w:val="zh-Hans"/>
+        </w:rPr>
+        <w:t xml:space="preserve">行政区</w:t>
+      </w:r>
+      <w:r>
+        <w:rPr>
+          <w:rFonts w:ascii="宋體-簡" w:hAnsi="宋體-簡" w:eastAsia="宋體-簡" w:cs="宋體-簡"/>
+          <w:color w:val="000000"/>
+          <w:sz w:val="24"/>
+          <w:szCs w:val="24"/>
+          <w:lang w:val="zh-Hans"/>
+        </w:rPr>
+        <w:t xml:space="preserve">与</w:t>
+      </w:r>
+      <w:r>
+        <w:rPr>
+          <w:rFonts w:ascii="宋體-簡" w:hAnsi="宋體-簡" w:eastAsia="宋體-簡" w:cs="宋體-簡"/>
+          <w:color w:val="000000"/>
+          <w:sz w:val="24"/>
+          <w:szCs w:val="24"/>
+          <w:lang w:val="zh-Hans"/>
+        </w:rPr>
+        <w:t xml:space="preserve">市级</w:t>
+      </w:r>
+      <w:r>
+        <w:rPr>
+          <w:rFonts w:ascii="宋體-簡" w:hAnsi="宋體-簡" w:eastAsia="宋體-簡" w:cs="宋體-簡"/>
+          <w:color w:val="000000"/>
+          <w:sz w:val="24"/>
+          <w:szCs w:val="24"/>
+          <w:lang w:val="zh-Hans"/>
+        </w:rPr>
+        <w:t xml:space="preserve">行政区</w:t>
+      </w:r>
+      <w:r>
+        <w:rPr>
+          <w:rFonts w:ascii="宋體-簡" w:hAnsi="宋體-簡" w:eastAsia="宋體-簡" w:cs="宋體-簡"/>
+          <w:color w:val="000000"/>
+          <w:sz w:val="24"/>
+          <w:szCs w:val="24"/>
+        </w:rPr>
+        <w:t xml:space="preserve">的</w:t>
+      </w:r>
+      <w:r>
+        <w:rPr>
+          <w:rFonts w:ascii="宋體-簡" w:hAnsi="宋體-簡" w:eastAsia="宋體-簡" w:cs="宋體-簡"/>
+          <w:color w:val="000000"/>
+          <w:sz w:val="24"/>
+          <w:szCs w:val="24"/>
+        </w:rPr>
+        <w:t xml:space="preserve">行政</w:t>
+      </w:r>
+      <w:r>
+        <w:rPr>
+          <w:rFonts w:ascii="宋體-簡" w:hAnsi="宋體-簡" w:eastAsia="宋體-簡" w:cs="宋體-簡"/>
+          <w:color w:val="000000"/>
+          <w:sz w:val="24"/>
+          <w:szCs w:val="24"/>
+        </w:rPr>
+        <w:t xml:space="preserve">权</w:t>
+      </w:r>
+      <w:r>
+        <w:rPr>
+          <w:rFonts w:ascii="宋體-簡" w:hAnsi="宋體-簡" w:eastAsia="宋體-簡" w:cs="宋體-簡"/>
+          <w:color w:val="000000"/>
+          <w:sz w:val="24"/>
+          <w:szCs w:val="24"/>
+          <w:lang w:val="zh-Hans"/>
+        </w:rPr>
+        <w:t xml:space="preserve">，</w:t>
+      </w:r>
+      <w:r>
+        <w:rPr>
+          <w:rFonts w:ascii="宋體-簡" w:hAnsi="宋體-簡" w:eastAsia="宋體-簡" w:cs="宋體-簡"/>
+          <w:color w:val="000000"/>
+          <w:sz w:val="24"/>
+          <w:szCs w:val="24"/>
+          <w:lang w:val="zh-Hans"/>
+        </w:rPr>
+        <w:t xml:space="preserve">能</w:t>
+      </w:r>
+      <w:r>
+        <w:rPr>
+          <w:rFonts w:ascii="宋體-簡" w:hAnsi="宋體-簡" w:eastAsia="宋體-簡" w:cs="宋體-簡"/>
+          <w:color w:val="000000"/>
+          <w:sz w:val="24"/>
+          <w:szCs w:val="24"/>
+          <w:lang w:val="zh-Hans"/>
+        </w:rPr>
+        <w:t xml:space="preserve">保障</w:t>
+      </w:r>
+      <w:r>
+        <w:rPr>
+          <w:rFonts w:ascii="宋體-簡" w:hAnsi="宋體-簡" w:eastAsia="宋體-簡" w:cs="宋體-簡"/>
+          <w:color w:val="000000"/>
+          <w:sz w:val="24"/>
+          <w:szCs w:val="24"/>
+          <w:lang w:val="zh-Hans"/>
+        </w:rPr>
+        <w:t xml:space="preserve">地方</w:t>
+      </w:r>
+      <w:r>
+        <w:rPr>
+          <w:rFonts w:ascii="宋體-簡" w:hAnsi="宋體-簡" w:eastAsia="宋體-簡" w:cs="宋體-簡"/>
+          <w:color w:val="000000"/>
+          <w:sz w:val="24"/>
+          <w:szCs w:val="24"/>
+          <w:lang w:val="zh-Hans"/>
+        </w:rPr>
+        <w:t xml:space="preserve">的</w:t>
+      </w:r>
+      <w:r>
+        <w:rPr>
+          <w:rFonts w:ascii="宋體-簡" w:hAnsi="宋體-簡" w:eastAsia="宋體-簡" w:cs="宋體-簡"/>
+          <w:color w:val="000000"/>
+          <w:sz w:val="24"/>
+          <w:szCs w:val="24"/>
+          <w:lang w:val="zh-Hans"/>
+        </w:rPr>
+        <w:t xml:space="preserve">自治</w:t>
+      </w:r>
+      <w:r>
+        <w:rPr>
+          <w:rFonts w:ascii="宋體-簡" w:hAnsi="宋體-簡" w:eastAsia="宋體-簡" w:cs="宋體-簡"/>
+          <w:color w:val="000000"/>
+          <w:sz w:val="24"/>
+          <w:szCs w:val="24"/>
+          <w:lang w:val="zh-Hans"/>
+        </w:rPr>
+        <w:t xml:space="preserve">不受</w:t>
+      </w:r>
+      <w:r>
+        <w:rPr>
+          <w:rFonts w:ascii="宋體-簡" w:hAnsi="宋體-簡" w:eastAsia="宋體-簡" w:cs="宋體-簡"/>
+          <w:color w:val="000000"/>
+          <w:sz w:val="24"/>
+          <w:szCs w:val="24"/>
+          <w:lang w:val="zh-Hans"/>
+        </w:rPr>
+        <w:t xml:space="preserve">联邦</w:t>
+      </w:r>
+      <w:r>
+        <w:rPr>
+          <w:rFonts w:ascii="宋體-簡" w:hAnsi="宋體-簡" w:eastAsia="宋體-簡" w:cs="宋體-簡"/>
+          <w:color w:val="000000"/>
+          <w:sz w:val="24"/>
+          <w:szCs w:val="24"/>
+          <w:lang w:val="zh-Hans"/>
+        </w:rPr>
+        <w:t xml:space="preserve">制约</w:t>
+      </w:r>
+      <w:r>
+        <w:rPr>
+          <w:rFonts w:ascii="宋體-簡" w:hAnsi="宋體-簡" w:eastAsia="宋體-簡" w:cs="宋體-簡"/>
+          <w:color w:val="000000"/>
+          <w:sz w:val="24"/>
+          <w:szCs w:val="24"/>
+          <w:lang w:val="zh-Hans"/>
+        </w:rPr>
+        <w:t xml:space="preserve">；</w:t>
+      </w:r>
+      <w:r>
+        <w:rPr>
+          <w:rFonts w:ascii="宋體-簡" w:hAnsi="宋體-簡" w:eastAsia="宋體-簡" w:cs="宋體-簡"/>
+          <w:color w:val="000000"/>
+          <w:sz w:val="24"/>
+          <w:szCs w:val="24"/>
+          <w:lang w:val="zh-Hans"/>
         </w:rPr>
       </w:r>
     </w:p>
     <w:p>
       <w:pPr>
-        <w:pStyle w:val="668"/>
+        <w:pStyle w:val="950"/>
         <w:numPr>
           <w:ilvl w:val="0"/>
           <w:numId w:val="14"/>
@@ -946,29 +1731,64 @@
         <w:spacing/>
         <w:ind w:right="0"/>
         <w:rPr>
-          <w:rFonts w:ascii="宋體-簡" w:hAnsi="宋體-簡" w:cs="宋體-簡"/>
-          <w:szCs w:val="24"/>
-        </w:rPr>
-      </w:pPr>
-      <w:r>
-        <w:rPr>
           <w:rFonts w:ascii="宋體-簡" w:hAnsi="宋體-簡" w:eastAsia="宋體-簡" w:cs="宋體-簡"/>
           <w:color w:val="000000"/>
           <w:sz w:val="24"/>
           <w:szCs w:val="24"/>
-        </w:rPr>
-        <w:t xml:space="preserve">全国行政法、规制与政策以联邦为准，不得出现地区延伸的独立行政体系</w:t>
-      </w:r>
-      <w:r>
-        <w:rPr>
-          <w:rFonts w:ascii="宋體-簡" w:hAnsi="宋體-簡" w:eastAsia="宋體-簡" w:cs="宋體-簡"/>
-          <w:sz w:val="24"/>
-          <w:szCs w:val="24"/>
-        </w:rPr>
-      </w:r>
+          <w:lang w:val="zh-Hans"/>
+        </w:rPr>
+      </w:pPr>
+      <w:r>
+        <w:rPr>
+          <w:rFonts w:ascii="宋體-簡" w:hAnsi="宋體-簡" w:eastAsia="宋體-簡" w:cs="宋體-簡"/>
+          <w:color w:val="000000"/>
+          <w:sz w:val="24"/>
+          <w:szCs w:val="24"/>
+          <w:lang w:val="zh-Hans"/>
+        </w:rPr>
+      </w:r>
+      <w:r>
+        <w:rPr>
+          <w:rFonts w:ascii="宋體-簡" w:hAnsi="宋體-簡" w:eastAsia="宋體-簡" w:cs="宋體-簡"/>
+          <w:color w:val="000000"/>
+          <w:sz w:val="24"/>
+          <w:szCs w:val="24"/>
+        </w:rPr>
+        <w:t xml:space="preserve">全国行政体系具有统一的方向性</w:t>
+      </w:r>
+      <w:r>
+        <w:rPr>
+          <w:rFonts w:ascii="宋體-簡" w:hAnsi="宋體-簡" w:eastAsia="宋體-簡" w:cs="宋體-簡"/>
+          <w:color w:val="000000"/>
+          <w:sz w:val="24"/>
+          <w:szCs w:val="24"/>
+          <w:lang w:val="zh-Hans"/>
+        </w:rPr>
+        <w:t xml:space="preserve">，</w:t>
+      </w:r>
+      <w:r>
+        <w:rPr>
+          <w:rFonts w:ascii="宋體-簡" w:hAnsi="宋體-簡" w:eastAsia="宋體-簡" w:cs="宋體-簡"/>
+          <w:color w:val="000000"/>
+          <w:sz w:val="24"/>
+          <w:szCs w:val="24"/>
+        </w:rPr>
+        <w:t xml:space="preserve">。</w:t>
+      </w:r>
+      <w:r>
+        <w:rPr>
+          <w:rFonts w:ascii="宋體-簡" w:hAnsi="宋體-簡" w:eastAsia="宋體-簡" w:cs="宋體-簡"/>
+          <w:color w:val="000000"/>
+          <w:sz w:val="24"/>
+          <w:szCs w:val="24"/>
+          <w:lang w:val="zh-Hans"/>
+        </w:rPr>
+      </w:r>
+      <w:r/>
     </w:p>
     <w:p>
       <w:pPr>
+        <w:pStyle w:val="888"/>
         <w:pBdr>
           <w:top w:val="none" w:color="000000" w:sz="4" w:space="0"/>
           <w:left w:val="none" w:color="000000" w:sz="4" w:space="0"/>
@@ -979,19 +1799,30 @@
         <w:ind w:right="0" w:firstLine="0" w:left="0"/>
         <w:rPr>
           <w:rFonts w:ascii="宋體-簡" w:hAnsi="宋體-簡" w:cs="宋體-簡"/>
-          <w:szCs w:val="24"/>
-        </w:rPr>
-      </w:pPr>
-      <w:r>
-        <w:rPr>
-          <w:rFonts w:ascii="宋體-簡" w:hAnsi="宋體-簡" w:eastAsia="宋體-簡" w:cs="宋體-簡"/>
-          <w:sz w:val="24"/>
-          <w:szCs w:val="24"/>
-        </w:rPr>
-      </w:r>
-      <w:r>
-        <w:rPr>
-          <w:rFonts w:ascii="宋體-簡" w:hAnsi="宋體-簡" w:eastAsia="宋體-簡" w:cs="宋體-簡"/>
+          <w:sz w:val="24"/>
+          <w:szCs w:val="24"/>
+        </w:rPr>
+      </w:pPr>
+      <w:r>
+        <w:rPr>
+          <w:rFonts w:ascii="宋體-簡" w:hAnsi="宋體-簡" w:eastAsia="宋體-簡" w:cs="宋體-簡"/>
+          <w:b/>
+          <w:color w:val="000000"/>
+          <w:sz w:val="24"/>
+          <w:szCs w:val="24"/>
+        </w:rPr>
+        <w:t xml:space="preserve">2. 军事权与外交权的高度集中，是国家不可分割性的制度保障</w:t>
+      </w:r>
+      <w:r>
+        <w:rPr>
+          <w:rFonts w:ascii="宋體-簡" w:hAnsi="宋體-簡" w:eastAsia="宋體-簡" w:cs="宋體-簡"/>
+          <w:sz w:val="24"/>
+          <w:szCs w:val="24"/>
+        </w:rPr>
+      </w:r>
+      <w:r>
+        <w:rPr>
+          <w:rFonts w:ascii="宋體-簡" w:hAnsi="宋體-簡" w:cs="宋體-簡"/>
           <w:sz w:val="24"/>
           <w:szCs w:val="24"/>
         </w:rPr>
@@ -1015,23 +1846,26 @@
       <w:r>
         <w:rPr>
           <w:rFonts w:ascii="宋體-簡" w:hAnsi="宋體-簡" w:eastAsia="宋體-簡" w:cs="宋體-簡"/>
-          <w:color w:val="000000"/>
-          <w:sz w:val="24"/>
-          <w:szCs w:val="24"/>
-        </w:rPr>
-        <w:t xml:space="preserve">换言之，全国行政体系具有统一的方向性。</w:t>
-      </w:r>
-      <w:r>
-        <w:rPr>
-          <w:rFonts w:ascii="宋體-簡" w:hAnsi="宋體-簡" w:eastAsia="宋體-簡" w:cs="宋體-簡"/>
-          <w:sz w:val="24"/>
+          <w:sz w:val="24"/>
+          <w:szCs w:val="24"/>
+        </w:rPr>
+      </w:r>
+      <w:r>
+        <w:rPr>
+          <w:rFonts w:ascii="宋體-簡" w:hAnsi="宋體-簡" w:eastAsia="宋體-簡" w:cs="宋體-簡"/>
+          <w:sz w:val="24"/>
+          <w:szCs w:val="24"/>
+        </w:rPr>
+      </w:r>
+      <w:r>
+        <w:rPr>
+          <w:rFonts w:ascii="宋體-簡" w:hAnsi="宋體-簡" w:cs="宋體-簡"/>
           <w:szCs w:val="24"/>
         </w:rPr>
       </w:r>
     </w:p>
     <w:p>
       <w:pPr>
-        <w:pStyle w:val="140"/>
         <w:pBdr>
           <w:top w:val="none" w:color="000000" w:sz="4" w:space="0"/>
           <w:left w:val="none" w:color="000000" w:sz="4" w:space="0"/>
@@ -1042,93 +1876,35 @@
         <w:ind w:right="0" w:firstLine="0" w:left="0"/>
         <w:rPr>
           <w:rFonts w:ascii="宋體-簡" w:hAnsi="宋體-簡" w:cs="宋體-簡"/>
-          <w:sz w:val="24"/>
-          <w:szCs w:val="24"/>
-        </w:rPr>
-      </w:pPr>
-      <w:r>
-        <w:rPr>
-          <w:rFonts w:ascii="宋體-簡" w:hAnsi="宋體-簡" w:eastAsia="宋體-簡" w:cs="宋體-簡"/>
-          <w:b/>
+          <w:szCs w:val="24"/>
+        </w:rPr>
+      </w:pPr>
+      <w:r>
+        <w:rPr>
+          <w:rFonts w:ascii="宋體-簡" w:hAnsi="宋體-簡" w:eastAsia="宋體-簡" w:cs="宋體-簡"/>
           <w:color w:val="000000"/>
           <w:sz w:val="24"/>
           <w:szCs w:val="24"/>
         </w:rPr>
-        <w:t xml:space="preserve">2. 军事权与外交权的高度集中，是国家不可分割性的制度保障</w:t>
-      </w:r>
-      <w:r>
-        <w:rPr>
-          <w:rFonts w:ascii="宋體-簡" w:hAnsi="宋體-簡" w:eastAsia="宋體-簡" w:cs="宋體-簡"/>
-          <w:sz w:val="24"/>
+        <w:t xml:space="preserve">宪法明确规定：</w:t>
+      </w:r>
+      <w:r>
+        <w:rPr>
+          <w:rFonts w:ascii="宋體-簡" w:hAnsi="宋體-簡" w:eastAsia="宋體-簡" w:cs="宋體-簡"/>
+          <w:sz w:val="24"/>
+          <w:szCs w:val="24"/>
+        </w:rPr>
+      </w:r>
+      <w:r>
+        <w:rPr>
+          <w:rFonts w:ascii="宋體-簡" w:hAnsi="宋體-簡" w:cs="宋體-簡"/>
           <w:szCs w:val="24"/>
         </w:rPr>
       </w:r>
     </w:p>
     <w:p>
       <w:pPr>
-        <w:pBdr>
-          <w:top w:val="none" w:color="000000" w:sz="4" w:space="0"/>
-          <w:left w:val="none" w:color="000000" w:sz="4" w:space="0"/>
-          <w:bottom w:val="none" w:color="000000" w:sz="4" w:space="0"/>
-          <w:right w:val="none" w:color="000000" w:sz="4" w:space="0"/>
-        </w:pBdr>
-        <w:spacing/>
-        <w:ind w:right="0" w:firstLine="0" w:left="0"/>
-        <w:rPr>
-          <w:rFonts w:ascii="宋體-簡" w:hAnsi="宋體-簡" w:cs="宋體-簡"/>
-          <w:szCs w:val="24"/>
-        </w:rPr>
-      </w:pPr>
-      <w:r>
-        <w:rPr>
-          <w:rFonts w:ascii="宋體-簡" w:hAnsi="宋體-簡" w:eastAsia="宋體-簡" w:cs="宋體-簡"/>
-          <w:sz w:val="24"/>
-          <w:szCs w:val="24"/>
-        </w:rPr>
-      </w:r>
-      <w:r>
-        <w:rPr>
-          <w:rFonts w:ascii="宋體-簡" w:hAnsi="宋體-簡" w:eastAsia="宋體-簡" w:cs="宋體-簡"/>
-          <w:sz w:val="24"/>
-          <w:szCs w:val="24"/>
-        </w:rPr>
-      </w:r>
-    </w:p>
-    <w:p>
-      <w:pPr>
-        <w:pBdr>
-          <w:top w:val="none" w:color="000000" w:sz="4" w:space="0"/>
-          <w:left w:val="none" w:color="000000" w:sz="4" w:space="0"/>
-          <w:bottom w:val="none" w:color="000000" w:sz="4" w:space="0"/>
-          <w:right w:val="none" w:color="000000" w:sz="4" w:space="0"/>
-        </w:pBdr>
-        <w:spacing/>
-        <w:ind w:right="0" w:firstLine="0" w:left="0"/>
-        <w:rPr>
-          <w:rFonts w:ascii="宋體-簡" w:hAnsi="宋體-簡" w:cs="宋體-簡"/>
-          <w:szCs w:val="24"/>
-        </w:rPr>
-      </w:pPr>
-      <w:r>
-        <w:rPr>
-          <w:rFonts w:ascii="宋體-簡" w:hAnsi="宋體-簡" w:eastAsia="宋體-簡" w:cs="宋體-簡"/>
-          <w:color w:val="000000"/>
-          <w:sz w:val="24"/>
-          <w:szCs w:val="24"/>
-        </w:rPr>
-        <w:t xml:space="preserve">宪法明确规定：</w:t>
-      </w:r>
-      <w:r>
-        <w:rPr>
-          <w:rFonts w:ascii="宋體-簡" w:hAnsi="宋體-簡" w:eastAsia="宋體-簡" w:cs="宋體-簡"/>
-          <w:sz w:val="24"/>
-          <w:szCs w:val="24"/>
-        </w:rPr>
-      </w:r>
-    </w:p>
-    <w:p>
-      <w:pPr>
-        <w:pStyle w:val="668"/>
+        <w:pStyle w:val="950"/>
         <w:numPr>
           <w:ilvl w:val="0"/>
           <w:numId w:val="15"/>
@@ -1163,10 +1939,16 @@
           <w:szCs w:val="24"/>
         </w:rPr>
       </w:r>
+      <w:r>
+        <w:rPr>
+          <w:rFonts w:ascii="宋體-簡" w:hAnsi="宋體-簡" w:cs="宋體-簡"/>
+          <w:szCs w:val="24"/>
+        </w:rPr>
+      </w:r>
     </w:p>
     <w:p>
       <w:pPr>
-        <w:pStyle w:val="668"/>
+        <w:pStyle w:val="950"/>
         <w:numPr>
           <w:ilvl w:val="0"/>
           <w:numId w:val="15"/>
@@ -1201,6 +1983,12 @@
           <w:szCs w:val="24"/>
         </w:rPr>
       </w:r>
+      <w:r>
+        <w:rPr>
+          <w:rFonts w:ascii="宋體-簡" w:hAnsi="宋體-簡" w:cs="宋體-簡"/>
+          <w:szCs w:val="24"/>
+        </w:rPr>
+      </w:r>
     </w:p>
     <w:p>
       <w:pPr>
@@ -1231,6 +2019,12 @@
           <w:szCs w:val="24"/>
         </w:rPr>
       </w:r>
+      <w:r>
+        <w:rPr>
+          <w:rFonts w:ascii="宋體-簡" w:hAnsi="宋體-簡" w:cs="宋體-簡"/>
+          <w:szCs w:val="24"/>
+        </w:rPr>
+      </w:r>
     </w:p>
     <w:p>
       <w:pPr>
@@ -1263,6 +2057,12 @@
           <w:szCs w:val="24"/>
         </w:rPr>
       </w:r>
+      <w:r>
+        <w:rPr>
+          <w:rFonts w:ascii="宋體-簡" w:hAnsi="宋體-簡" w:cs="宋體-簡"/>
+          <w:szCs w:val="24"/>
+        </w:rPr>
+      </w:r>
     </w:p>
     <w:p>
       <w:pPr>
@@ -1295,10 +2095,16 @@
           <w:szCs w:val="24"/>
         </w:rPr>
       </w:r>
+      <w:r>
+        <w:rPr>
+          <w:rFonts w:ascii="宋體-簡" w:hAnsi="宋體-簡" w:cs="宋體-簡"/>
+          <w:szCs w:val="24"/>
+        </w:rPr>
+      </w:r>
     </w:p>
     <w:p>
       <w:pPr>
-        <w:pStyle w:val="668"/>
+        <w:pStyle w:val="950"/>
         <w:numPr>
           <w:ilvl w:val="0"/>
           <w:numId w:val="16"/>
@@ -1332,10 +2138,16 @@
           <w:szCs w:val="24"/>
         </w:rPr>
       </w:r>
+      <w:r>
+        <w:rPr>
+          <w:rFonts w:ascii="宋體-簡" w:hAnsi="宋體-簡" w:cs="宋體-簡"/>
+          <w:szCs w:val="24"/>
+        </w:rPr>
+      </w:r>
     </w:p>
     <w:p>
       <w:pPr>
-        <w:pStyle w:val="668"/>
+        <w:pStyle w:val="950"/>
         <w:numPr>
           <w:ilvl w:val="0"/>
           <w:numId w:val="16"/>
@@ -1369,10 +2181,16 @@
           <w:szCs w:val="24"/>
         </w:rPr>
       </w:r>
+      <w:r>
+        <w:rPr>
+          <w:rFonts w:ascii="宋體-簡" w:hAnsi="宋體-簡" w:cs="宋體-簡"/>
+          <w:szCs w:val="24"/>
+        </w:rPr>
+      </w:r>
     </w:p>
     <w:p>
       <w:pPr>
-        <w:pStyle w:val="668"/>
+        <w:pStyle w:val="950"/>
         <w:numPr>
           <w:ilvl w:val="0"/>
           <w:numId w:val="16"/>
@@ -1406,6 +2224,12 @@
           <w:szCs w:val="24"/>
         </w:rPr>
       </w:r>
+      <w:r>
+        <w:rPr>
+          <w:rFonts w:ascii="宋體-簡" w:hAnsi="宋體-簡" w:cs="宋體-簡"/>
+          <w:szCs w:val="24"/>
+        </w:rPr>
+      </w:r>
     </w:p>
     <w:p>
       <w:pPr>
@@ -1436,6 +2260,12 @@
           <w:szCs w:val="24"/>
         </w:rPr>
       </w:r>
+      <w:r>
+        <w:rPr>
+          <w:rFonts w:ascii="宋體-簡" w:hAnsi="宋體-簡" w:cs="宋體-簡"/>
+          <w:szCs w:val="24"/>
+        </w:rPr>
+      </w:r>
     </w:p>
     <w:p>
       <w:pPr>
@@ -1468,6 +2298,12 @@
           <w:szCs w:val="24"/>
         </w:rPr>
       </w:r>
+      <w:r>
+        <w:rPr>
+          <w:rFonts w:ascii="宋體-簡" w:hAnsi="宋體-簡" w:cs="宋體-簡"/>
+          <w:szCs w:val="24"/>
+        </w:rPr>
+      </w:r>
     </w:p>
     <w:p>
       <w:pPr>
@@ -1501,10 +2337,16 @@
           <w:szCs w:val="24"/>
         </w:rPr>
       </w:r>
+      <w:r>
+        <w:rPr>
+          <w:rFonts w:ascii="宋體-簡" w:hAnsi="宋體-簡" w:cs="宋體-簡"/>
+          <w:szCs w:val="24"/>
+        </w:rPr>
+      </w:r>
     </w:p>
     <w:p>
       <w:pPr>
-        <w:pStyle w:val="140"/>
+        <w:pStyle w:val="888"/>
         <w:pBdr>
           <w:top w:val="none" w:color="000000" w:sz="4" w:space="0"/>
           <w:left w:val="none" w:color="000000" w:sz="4" w:space="0"/>
@@ -1536,6 +2378,13 @@
           <w:szCs w:val="24"/>
         </w:rPr>
       </w:r>
+      <w:r>
+        <w:rPr>
+          <w:rFonts w:ascii="宋體-簡" w:hAnsi="宋體-簡" w:cs="宋體-簡"/>
+          <w:sz w:val="24"/>
+          <w:szCs w:val="24"/>
+        </w:rPr>
+      </w:r>
     </w:p>
     <w:p>
       <w:pPr>
@@ -1566,6 +2415,12 @@
           <w:szCs w:val="24"/>
         </w:rPr>
       </w:r>
+      <w:r>
+        <w:rPr>
+          <w:rFonts w:ascii="宋體-簡" w:hAnsi="宋體-簡" w:cs="宋體-簡"/>
+          <w:szCs w:val="24"/>
+        </w:rPr>
+      </w:r>
     </w:p>
     <w:p>
       <w:pPr>
@@ -1598,6 +2453,12 @@
           <w:szCs w:val="24"/>
         </w:rPr>
       </w:r>
+      <w:r>
+        <w:rPr>
+          <w:rFonts w:ascii="宋體-簡" w:hAnsi="宋體-簡" w:cs="宋體-簡"/>
+          <w:szCs w:val="24"/>
+        </w:rPr>
+      </w:r>
     </w:p>
     <w:p>
       <w:pPr>
@@ -1630,10 +2491,16 @@
           <w:szCs w:val="24"/>
         </w:rPr>
       </w:r>
+      <w:r>
+        <w:rPr>
+          <w:rFonts w:ascii="宋體-簡" w:hAnsi="宋體-簡" w:cs="宋體-簡"/>
+          <w:szCs w:val="24"/>
+        </w:rPr>
+      </w:r>
     </w:p>
     <w:p>
       <w:pPr>
-        <w:pStyle w:val="668"/>
+        <w:pStyle w:val="950"/>
         <w:numPr>
           <w:ilvl w:val="0"/>
           <w:numId w:val="17"/>
@@ -1667,10 +2534,16 @@
           <w:szCs w:val="24"/>
         </w:rPr>
       </w:r>
+      <w:r>
+        <w:rPr>
+          <w:rFonts w:ascii="宋體-簡" w:hAnsi="宋體-簡" w:cs="宋體-簡"/>
+          <w:szCs w:val="24"/>
+        </w:rPr>
+      </w:r>
     </w:p>
     <w:p>
       <w:pPr>
-        <w:pStyle w:val="668"/>
+        <w:pStyle w:val="950"/>
         <w:numPr>
           <w:ilvl w:val="0"/>
           <w:numId w:val="17"/>
@@ -1704,10 +2577,16 @@
           <w:szCs w:val="24"/>
         </w:rPr>
       </w:r>
+      <w:r>
+        <w:rPr>
+          <w:rFonts w:ascii="宋體-簡" w:hAnsi="宋體-簡" w:cs="宋體-簡"/>
+          <w:szCs w:val="24"/>
+        </w:rPr>
+      </w:r>
     </w:p>
     <w:p>
       <w:pPr>
-        <w:pStyle w:val="668"/>
+        <w:pStyle w:val="950"/>
         <w:numPr>
           <w:ilvl w:val="0"/>
           <w:numId w:val="17"/>
@@ -1741,6 +2620,12 @@
           <w:szCs w:val="24"/>
         </w:rPr>
       </w:r>
+      <w:r>
+        <w:rPr>
+          <w:rFonts w:ascii="宋體-簡" w:hAnsi="宋體-簡" w:cs="宋體-簡"/>
+          <w:szCs w:val="24"/>
+        </w:rPr>
+      </w:r>
     </w:p>
     <w:p>
       <w:pPr>
@@ -1771,6 +2656,12 @@
           <w:szCs w:val="24"/>
         </w:rPr>
       </w:r>
+      <w:r>
+        <w:rPr>
+          <w:rFonts w:ascii="宋體-簡" w:hAnsi="宋體-簡" w:cs="宋體-簡"/>
+          <w:szCs w:val="24"/>
+        </w:rPr>
+      </w:r>
     </w:p>
     <w:p>
       <w:pPr>
@@ -1803,10 +2694,16 @@
           <w:szCs w:val="24"/>
         </w:rPr>
       </w:r>
+      <w:r>
+        <w:rPr>
+          <w:rFonts w:ascii="宋體-簡" w:hAnsi="宋體-簡" w:cs="宋體-簡"/>
+          <w:szCs w:val="24"/>
+        </w:rPr>
+      </w:r>
     </w:p>
     <w:p>
       <w:pPr>
-        <w:pStyle w:val="140"/>
+        <w:pStyle w:val="888"/>
         <w:pBdr>
           <w:top w:val="none" w:color="000000" w:sz="4" w:space="0"/>
           <w:left w:val="none" w:color="000000" w:sz="4" w:space="0"/>
@@ -1838,6 +2735,13 @@
           <w:szCs w:val="24"/>
         </w:rPr>
       </w:r>
+      <w:r>
+        <w:rPr>
+          <w:rFonts w:ascii="宋體-簡" w:hAnsi="宋體-簡" w:cs="宋體-簡"/>
+          <w:sz w:val="24"/>
+          <w:szCs w:val="24"/>
+        </w:rPr>
+      </w:r>
     </w:p>
     <w:p>
       <w:pPr>
@@ -1868,6 +2772,12 @@
           <w:szCs w:val="24"/>
         </w:rPr>
       </w:r>
+      <w:r>
+        <w:rPr>
+          <w:rFonts w:ascii="宋體-簡" w:hAnsi="宋體-簡" w:cs="宋體-簡"/>
+          <w:szCs w:val="24"/>
+        </w:rPr>
+      </w:r>
     </w:p>
     <w:p>
       <w:pPr>
@@ -1900,6 +2810,12 @@
           <w:szCs w:val="24"/>
         </w:rPr>
       </w:r>
+      <w:r>
+        <w:rPr>
+          <w:rFonts w:ascii="宋體-簡" w:hAnsi="宋體-簡" w:cs="宋體-簡"/>
+          <w:szCs w:val="24"/>
+        </w:rPr>
+      </w:r>
     </w:p>
     <w:p>
       <w:pPr>
@@ -1927,6 +2843,12 @@
         <w:rPr>
           <w:rFonts w:ascii="宋體-簡" w:hAnsi="宋體-簡" w:eastAsia="宋體-簡" w:cs="宋體-簡"/>
           <w:sz w:val="24"/>
+          <w:szCs w:val="24"/>
+        </w:rPr>
+      </w:r>
+      <w:r>
+        <w:rPr>
+          <w:rFonts w:ascii="宋體-簡" w:hAnsi="宋體-簡" w:cs="宋體-簡"/>
           <w:szCs w:val="24"/>
         </w:rPr>
       </w:r>
@@ -1964,6 +2886,13 @@
           <w:szCs w:val="24"/>
         </w:rPr>
       </w:r>
+      <w:r>
+        <w:rPr>
+          <w:rFonts w:ascii="宋體-簡" w:hAnsi="宋體-簡" w:cs="宋體-簡"/>
+          <w:sz w:val="24"/>
+          <w:szCs w:val="24"/>
+        </w:rPr>
+      </w:r>
     </w:p>
     <w:p>
       <w:pPr>
@@ -1994,6 +2923,12 @@
           <w:szCs w:val="24"/>
         </w:rPr>
       </w:r>
+      <w:r>
+        <w:rPr>
+          <w:rFonts w:ascii="宋體-簡" w:hAnsi="宋體-簡" w:cs="宋體-簡"/>
+          <w:szCs w:val="24"/>
+        </w:rPr>
+      </w:r>
     </w:p>
     <w:p>
       <w:pPr>
@@ -2026,10 +2961,16 @@
           <w:szCs w:val="24"/>
         </w:rPr>
       </w:r>
+      <w:r>
+        <w:rPr>
+          <w:rFonts w:ascii="宋體-簡" w:hAnsi="宋體-簡" w:cs="宋體-簡"/>
+          <w:szCs w:val="24"/>
+        </w:rPr>
+      </w:r>
     </w:p>
     <w:p>
       <w:pPr>
-        <w:pStyle w:val="668"/>
+        <w:pStyle w:val="950"/>
         <w:numPr>
           <w:ilvl w:val="0"/>
           <w:numId w:val="18"/>
@@ -2063,10 +3004,16 @@
           <w:szCs w:val="24"/>
         </w:rPr>
       </w:r>
+      <w:r>
+        <w:rPr>
+          <w:rFonts w:ascii="宋體-簡" w:hAnsi="宋體-簡" w:cs="宋體-簡"/>
+          <w:szCs w:val="24"/>
+        </w:rPr>
+      </w:r>
     </w:p>
     <w:p>
       <w:pPr>
-        <w:pStyle w:val="668"/>
+        <w:pStyle w:val="950"/>
         <w:numPr>
           <w:ilvl w:val="0"/>
           <w:numId w:val="18"/>
@@ -2100,10 +3047,16 @@
           <w:szCs w:val="24"/>
         </w:rPr>
       </w:r>
+      <w:r>
+        <w:rPr>
+          <w:rFonts w:ascii="宋體-簡" w:hAnsi="宋體-簡" w:cs="宋體-簡"/>
+          <w:szCs w:val="24"/>
+        </w:rPr>
+      </w:r>
     </w:p>
     <w:p>
       <w:pPr>
-        <w:pStyle w:val="668"/>
+        <w:pStyle w:val="950"/>
         <w:numPr>
           <w:ilvl w:val="0"/>
           <w:numId w:val="18"/>
@@ -2137,10 +3090,16 @@
           <w:szCs w:val="24"/>
         </w:rPr>
       </w:r>
+      <w:r>
+        <w:rPr>
+          <w:rFonts w:ascii="宋體-簡" w:hAnsi="宋體-簡" w:cs="宋體-簡"/>
+          <w:szCs w:val="24"/>
+        </w:rPr>
+      </w:r>
     </w:p>
     <w:p>
       <w:pPr>
-        <w:pStyle w:val="668"/>
+        <w:pStyle w:val="950"/>
         <w:numPr>
           <w:ilvl w:val="0"/>
           <w:numId w:val="18"/>
@@ -2174,6 +3133,12 @@
           <w:szCs w:val="24"/>
         </w:rPr>
       </w:r>
+      <w:r>
+        <w:rPr>
+          <w:rFonts w:ascii="宋體-簡" w:hAnsi="宋體-簡" w:cs="宋體-簡"/>
+          <w:szCs w:val="24"/>
+        </w:rPr>
+      </w:r>
     </w:p>
     <w:p>
       <w:pPr>
@@ -2204,6 +3169,12 @@
           <w:szCs w:val="24"/>
         </w:rPr>
       </w:r>
+      <w:r>
+        <w:rPr>
+          <w:rFonts w:ascii="宋體-簡" w:hAnsi="宋體-簡" w:cs="宋體-簡"/>
+          <w:szCs w:val="24"/>
+        </w:rPr>
+      </w:r>
     </w:p>
     <w:p>
       <w:pPr>
@@ -2236,6 +3207,12 @@
           <w:szCs w:val="24"/>
         </w:rPr>
       </w:r>
+      <w:r>
+        <w:rPr>
+          <w:rFonts w:ascii="宋體-簡" w:hAnsi="宋體-簡" w:cs="宋體-簡"/>
+          <w:szCs w:val="24"/>
+        </w:rPr>
+      </w:r>
     </w:p>
     <w:p>
       <w:pPr>
@@ -2266,6 +3243,12 @@
           <w:szCs w:val="24"/>
         </w:rPr>
       </w:r>
+      <w:r>
+        <w:rPr>
+          <w:rFonts w:ascii="宋體-簡" w:hAnsi="宋體-簡" w:cs="宋體-簡"/>
+          <w:szCs w:val="24"/>
+        </w:rPr>
+      </w:r>
     </w:p>
     <w:p>
       <w:pPr>
@@ -2298,10 +3281,16 @@
           <w:szCs w:val="24"/>
         </w:rPr>
       </w:r>
+      <w:r>
+        <w:rPr>
+          <w:rFonts w:ascii="宋體-簡" w:hAnsi="宋體-簡" w:cs="宋體-簡"/>
+          <w:szCs w:val="24"/>
+        </w:rPr>
+      </w:r>
     </w:p>
     <w:p>
       <w:pPr>
-        <w:pStyle w:val="139"/>
+        <w:pStyle w:val="887"/>
         <w:pBdr>
           <w:top w:val="none" w:color="000000" w:sz="4" w:space="0"/>
           <w:left w:val="none" w:color="000000" w:sz="4" w:space="0"/>
@@ -2333,6 +3322,13 @@
           <w:szCs w:val="24"/>
         </w:rPr>
       </w:r>
+      <w:r>
+        <w:rPr>
+          <w:rFonts w:ascii="宋體-簡" w:hAnsi="宋體-簡" w:cs="宋體-簡"/>
+          <w:sz w:val="24"/>
+          <w:szCs w:val="24"/>
+        </w:rPr>
+      </w:r>
     </w:p>
     <w:p>
       <w:pPr>
@@ -2363,6 +3359,12 @@
           <w:szCs w:val="24"/>
         </w:rPr>
       </w:r>
+      <w:r>
+        <w:rPr>
+          <w:rFonts w:ascii="宋體-簡" w:hAnsi="宋體-簡" w:cs="宋體-簡"/>
+          <w:szCs w:val="24"/>
+        </w:rPr>
+      </w:r>
     </w:p>
     <w:p>
       <w:pPr>
@@ -2395,6 +3397,12 @@
           <w:szCs w:val="24"/>
         </w:rPr>
       </w:r>
+      <w:r>
+        <w:rPr>
+          <w:rFonts w:ascii="宋體-簡" w:hAnsi="宋體-簡" w:cs="宋體-簡"/>
+          <w:szCs w:val="24"/>
+        </w:rPr>
+      </w:r>
     </w:p>
     <w:p>
       <w:pPr>
@@ -2422,6 +3430,12 @@
         <w:rPr>
           <w:rFonts w:ascii="宋體-簡" w:hAnsi="宋體-簡" w:eastAsia="宋體-簡" w:cs="宋體-簡"/>
           <w:sz w:val="24"/>
+          <w:szCs w:val="24"/>
+        </w:rPr>
+      </w:r>
+      <w:r>
+        <w:rPr>
+          <w:rFonts w:ascii="宋體-簡" w:hAnsi="宋體-簡" w:cs="宋體-簡"/>
           <w:szCs w:val="24"/>
         </w:rPr>
       </w:r>
@@ -2459,6 +3473,13 @@
           <w:szCs w:val="24"/>
         </w:rPr>
       </w:r>
+      <w:r>
+        <w:rPr>
+          <w:rFonts w:ascii="宋體-簡" w:hAnsi="宋體-簡" w:cs="宋體-簡"/>
+          <w:sz w:val="24"/>
+          <w:szCs w:val="24"/>
+        </w:rPr>
+      </w:r>
     </w:p>
     <w:p>
       <w:pPr>
@@ -2489,6 +3510,12 @@
           <w:szCs w:val="24"/>
         </w:rPr>
       </w:r>
+      <w:r>
+        <w:rPr>
+          <w:rFonts w:ascii="宋體-簡" w:hAnsi="宋體-簡" w:cs="宋體-簡"/>
+          <w:szCs w:val="24"/>
+        </w:rPr>
+      </w:r>
     </w:p>
     <w:p>
       <w:pPr>
@@ -2521,10 +3548,16 @@
           <w:szCs w:val="24"/>
         </w:rPr>
       </w:r>
+      <w:r>
+        <w:rPr>
+          <w:rFonts w:ascii="宋體-簡" w:hAnsi="宋體-簡" w:cs="宋體-簡"/>
+          <w:szCs w:val="24"/>
+        </w:rPr>
+      </w:r>
     </w:p>
     <w:p>
       <w:pPr>
-        <w:pStyle w:val="140"/>
+        <w:pStyle w:val="888"/>
         <w:pBdr>
           <w:top w:val="none" w:color="000000" w:sz="4" w:space="0"/>
           <w:left w:val="none" w:color="000000" w:sz="4" w:space="0"/>
@@ -2556,6 +3589,13 @@
           <w:szCs w:val="24"/>
         </w:rPr>
       </w:r>
+      <w:r>
+        <w:rPr>
+          <w:rFonts w:ascii="宋體-簡" w:hAnsi="宋體-簡" w:cs="宋體-簡"/>
+          <w:sz w:val="24"/>
+          <w:szCs w:val="24"/>
+        </w:rPr>
+      </w:r>
     </w:p>
     <w:p>
       <w:pPr>
@@ -2586,6 +3626,12 @@
           <w:szCs w:val="24"/>
         </w:rPr>
       </w:r>
+      <w:r>
+        <w:rPr>
+          <w:rFonts w:ascii="宋體-簡" w:hAnsi="宋體-簡" w:cs="宋體-簡"/>
+          <w:szCs w:val="24"/>
+        </w:rPr>
+      </w:r>
     </w:p>
     <w:p>
       <w:pPr>
@@ -2618,10 +3664,16 @@
           <w:szCs w:val="24"/>
         </w:rPr>
       </w:r>
+      <w:r>
+        <w:rPr>
+          <w:rFonts w:ascii="宋體-簡" w:hAnsi="宋體-簡" w:cs="宋體-簡"/>
+          <w:szCs w:val="24"/>
+        </w:rPr>
+      </w:r>
     </w:p>
     <w:p>
       <w:pPr>
-        <w:pStyle w:val="668"/>
+        <w:pStyle w:val="950"/>
         <w:numPr>
           <w:ilvl w:val="0"/>
           <w:numId w:val="19"/>
@@ -2655,10 +3707,16 @@
           <w:szCs w:val="24"/>
         </w:rPr>
       </w:r>
+      <w:r>
+        <w:rPr>
+          <w:rFonts w:ascii="宋體-簡" w:hAnsi="宋體-簡" w:cs="宋體-簡"/>
+          <w:szCs w:val="24"/>
+        </w:rPr>
+      </w:r>
     </w:p>
     <w:p>
       <w:pPr>
-        <w:pStyle w:val="668"/>
+        <w:pStyle w:val="950"/>
         <w:numPr>
           <w:ilvl w:val="0"/>
           <w:numId w:val="19"/>
@@ -2692,10 +3750,16 @@
           <w:szCs w:val="24"/>
         </w:rPr>
       </w:r>
+      <w:r>
+        <w:rPr>
+          <w:rFonts w:ascii="宋體-簡" w:hAnsi="宋體-簡" w:cs="宋體-簡"/>
+          <w:szCs w:val="24"/>
+        </w:rPr>
+      </w:r>
     </w:p>
     <w:p>
       <w:pPr>
-        <w:pStyle w:val="668"/>
+        <w:pStyle w:val="950"/>
         <w:numPr>
           <w:ilvl w:val="0"/>
           <w:numId w:val="19"/>
@@ -2729,6 +3793,12 @@
           <w:szCs w:val="24"/>
         </w:rPr>
       </w:r>
+      <w:r>
+        <w:rPr>
+          <w:rFonts w:ascii="宋體-簡" w:hAnsi="宋體-簡" w:cs="宋體-簡"/>
+          <w:szCs w:val="24"/>
+        </w:rPr>
+      </w:r>
     </w:p>
     <w:p>
       <w:pPr>
@@ -2759,6 +3829,12 @@
           <w:szCs w:val="24"/>
         </w:rPr>
       </w:r>
+      <w:r>
+        <w:rPr>
+          <w:rFonts w:ascii="宋體-簡" w:hAnsi="宋體-簡" w:cs="宋體-簡"/>
+          <w:szCs w:val="24"/>
+        </w:rPr>
+      </w:r>
     </w:p>
     <w:p>
       <w:pPr>
@@ -2791,10 +3867,16 @@
           <w:szCs w:val="24"/>
         </w:rPr>
       </w:r>
+      <w:r>
+        <w:rPr>
+          <w:rFonts w:ascii="宋體-簡" w:hAnsi="宋體-簡" w:cs="宋體-簡"/>
+          <w:szCs w:val="24"/>
+        </w:rPr>
+      </w:r>
     </w:p>
     <w:p>
       <w:pPr>
-        <w:pStyle w:val="140"/>
+        <w:pStyle w:val="888"/>
         <w:pBdr>
           <w:top w:val="none" w:color="000000" w:sz="4" w:space="0"/>
           <w:left w:val="none" w:color="000000" w:sz="4" w:space="0"/>
@@ -2826,6 +3908,13 @@
           <w:szCs w:val="24"/>
         </w:rPr>
       </w:r>
+      <w:r>
+        <w:rPr>
+          <w:rFonts w:ascii="宋體-簡" w:hAnsi="宋體-簡" w:cs="宋體-簡"/>
+          <w:sz w:val="24"/>
+          <w:szCs w:val="24"/>
+        </w:rPr>
+      </w:r>
     </w:p>
     <w:p>
       <w:pPr>
@@ -2856,6 +3945,12 @@
           <w:szCs w:val="24"/>
         </w:rPr>
       </w:r>
+      <w:r>
+        <w:rPr>
+          <w:rFonts w:ascii="宋體-簡" w:hAnsi="宋體-簡" w:cs="宋體-簡"/>
+          <w:szCs w:val="24"/>
+        </w:rPr>
+      </w:r>
     </w:p>
     <w:p>
       <w:pPr>
@@ -2888,10 +3983,16 @@
           <w:szCs w:val="24"/>
         </w:rPr>
       </w:r>
+      <w:r>
+        <w:rPr>
+          <w:rFonts w:ascii="宋體-簡" w:hAnsi="宋體-簡" w:cs="宋體-簡"/>
+          <w:szCs w:val="24"/>
+        </w:rPr>
+      </w:r>
     </w:p>
     <w:p>
       <w:pPr>
-        <w:pStyle w:val="668"/>
+        <w:pStyle w:val="950"/>
         <w:numPr>
           <w:ilvl w:val="0"/>
           <w:numId w:val="20"/>
@@ -2925,10 +4026,16 @@
           <w:szCs w:val="24"/>
         </w:rPr>
       </w:r>
+      <w:r>
+        <w:rPr>
+          <w:rFonts w:ascii="宋體-簡" w:hAnsi="宋體-簡" w:cs="宋體-簡"/>
+          <w:szCs w:val="24"/>
+        </w:rPr>
+      </w:r>
     </w:p>
     <w:p>
       <w:pPr>
-        <w:pStyle w:val="668"/>
+        <w:pStyle w:val="950"/>
         <w:numPr>
           <w:ilvl w:val="0"/>
           <w:numId w:val="20"/>
@@ -2962,10 +4069,16 @@
           <w:szCs w:val="24"/>
         </w:rPr>
       </w:r>
+      <w:r>
+        <w:rPr>
+          <w:rFonts w:ascii="宋體-簡" w:hAnsi="宋體-簡" w:cs="宋體-簡"/>
+          <w:szCs w:val="24"/>
+        </w:rPr>
+      </w:r>
     </w:p>
     <w:p>
       <w:pPr>
-        <w:pStyle w:val="668"/>
+        <w:pStyle w:val="950"/>
         <w:numPr>
           <w:ilvl w:val="0"/>
           <w:numId w:val="20"/>
@@ -2999,6 +4112,12 @@
           <w:szCs w:val="24"/>
         </w:rPr>
       </w:r>
+      <w:r>
+        <w:rPr>
+          <w:rFonts w:ascii="宋體-簡" w:hAnsi="宋體-簡" w:cs="宋體-簡"/>
+          <w:szCs w:val="24"/>
+        </w:rPr>
+      </w:r>
     </w:p>
     <w:p>
       <w:pPr>
@@ -3029,6 +4148,12 @@
           <w:szCs w:val="24"/>
         </w:rPr>
       </w:r>
+      <w:r>
+        <w:rPr>
+          <w:rFonts w:ascii="宋體-簡" w:hAnsi="宋體-簡" w:cs="宋體-簡"/>
+          <w:szCs w:val="24"/>
+        </w:rPr>
+      </w:r>
     </w:p>
     <w:p>
       <w:pPr>
@@ -3061,6 +4186,12 @@
           <w:szCs w:val="24"/>
         </w:rPr>
       </w:r>
+      <w:r>
+        <w:rPr>
+          <w:rFonts w:ascii="宋體-簡" w:hAnsi="宋體-簡" w:cs="宋體-簡"/>
+          <w:szCs w:val="24"/>
+        </w:rPr>
+      </w:r>
     </w:p>
     <w:p>
       <w:pPr>
@@ -3091,6 +4222,12 @@
           <w:szCs w:val="24"/>
         </w:rPr>
       </w:r>
+      <w:r>
+        <w:rPr>
+          <w:rFonts w:ascii="宋體-簡" w:hAnsi="宋體-簡" w:cs="宋體-簡"/>
+          <w:szCs w:val="24"/>
+        </w:rPr>
+      </w:r>
     </w:p>
     <w:p>
       <w:pPr>
@@ -3124,6 +4261,12 @@
           <w:szCs w:val="24"/>
         </w:rPr>
       </w:r>
+      <w:r>
+        <w:rPr>
+          <w:rFonts w:ascii="宋體-簡" w:hAnsi="宋體-簡" w:cs="宋體-簡"/>
+          <w:szCs w:val="24"/>
+        </w:rPr>
+      </w:r>
     </w:p>
     <w:p>
       <w:pPr>
@@ -3175,6 +4318,12 @@
           <w:szCs w:val="24"/>
         </w:rPr>
       </w:r>
+      <w:r>
+        <w:rPr>
+          <w:rFonts w:ascii="宋體-簡" w:hAnsi="宋體-簡" w:cs="宋體-簡"/>
+          <w:szCs w:val="24"/>
+        </w:rPr>
+      </w:r>
     </w:p>
     <w:p>
       <w:pPr>
@@ -3205,6 +4354,12 @@
           <w:szCs w:val="24"/>
         </w:rPr>
       </w:r>
+      <w:r>
+        <w:rPr>
+          <w:rFonts w:ascii="宋體-簡" w:hAnsi="宋體-簡" w:cs="宋體-簡"/>
+          <w:szCs w:val="24"/>
+        </w:rPr>
+      </w:r>
     </w:p>
     <w:p>
       <w:pPr>
@@ -3237,10 +4392,16 @@
           <w:szCs w:val="24"/>
         </w:rPr>
       </w:r>
+      <w:r>
+        <w:rPr>
+          <w:rFonts w:ascii="宋體-簡" w:hAnsi="宋體-簡" w:cs="宋體-簡"/>
+          <w:szCs w:val="24"/>
+        </w:rPr>
+      </w:r>
     </w:p>
     <w:p>
       <w:pPr>
-        <w:pStyle w:val="140"/>
+        <w:pStyle w:val="888"/>
         <w:pBdr>
           <w:top w:val="none" w:color="000000" w:sz="4" w:space="0"/>
           <w:left w:val="none" w:color="000000" w:sz="4" w:space="0"/>
@@ -3272,6 +4433,13 @@
           <w:szCs w:val="24"/>
         </w:rPr>
       </w:r>
+      <w:r>
+        <w:rPr>
+          <w:rFonts w:ascii="宋體-簡" w:hAnsi="宋體-簡" w:cs="宋體-簡"/>
+          <w:sz w:val="24"/>
+          <w:szCs w:val="24"/>
+        </w:rPr>
+      </w:r>
     </w:p>
     <w:p>
       <w:pPr>
@@ -3302,6 +4470,12 @@
           <w:szCs w:val="24"/>
         </w:rPr>
       </w:r>
+      <w:r>
+        <w:rPr>
+          <w:rFonts w:ascii="宋體-簡" w:hAnsi="宋體-簡" w:cs="宋體-簡"/>
+          <w:szCs w:val="24"/>
+        </w:rPr>
+      </w:r>
     </w:p>
     <w:p>
       <w:pPr>
@@ -3334,10 +4508,16 @@
           <w:szCs w:val="24"/>
         </w:rPr>
       </w:r>
+      <w:r>
+        <w:rPr>
+          <w:rFonts w:ascii="宋體-簡" w:hAnsi="宋體-簡" w:cs="宋體-簡"/>
+          <w:szCs w:val="24"/>
+        </w:rPr>
+      </w:r>
     </w:p>
     <w:p>
       <w:pPr>
-        <w:pStyle w:val="668"/>
+        <w:pStyle w:val="950"/>
         <w:numPr>
           <w:ilvl w:val="0"/>
           <w:numId w:val="21"/>
@@ -3371,10 +4551,16 @@
           <w:szCs w:val="24"/>
         </w:rPr>
       </w:r>
+      <w:r>
+        <w:rPr>
+          <w:rFonts w:ascii="宋體-簡" w:hAnsi="宋體-簡" w:cs="宋體-簡"/>
+          <w:szCs w:val="24"/>
+        </w:rPr>
+      </w:r>
     </w:p>
     <w:p>
       <w:pPr>
-        <w:pStyle w:val="668"/>
+        <w:pStyle w:val="950"/>
         <w:numPr>
           <w:ilvl w:val="0"/>
           <w:numId w:val="21"/>
@@ -3408,10 +4594,16 @@
           <w:szCs w:val="24"/>
         </w:rPr>
       </w:r>
+      <w:r>
+        <w:rPr>
+          <w:rFonts w:ascii="宋體-簡" w:hAnsi="宋體-簡" w:cs="宋體-簡"/>
+          <w:szCs w:val="24"/>
+        </w:rPr>
+      </w:r>
     </w:p>
     <w:p>
       <w:pPr>
-        <w:pStyle w:val="668"/>
+        <w:pStyle w:val="950"/>
         <w:numPr>
           <w:ilvl w:val="0"/>
           <w:numId w:val="21"/>
@@ -3445,10 +4637,16 @@
           <w:szCs w:val="24"/>
         </w:rPr>
       </w:r>
+      <w:r>
+        <w:rPr>
+          <w:rFonts w:ascii="宋體-簡" w:hAnsi="宋體-簡" w:cs="宋體-簡"/>
+          <w:szCs w:val="24"/>
+        </w:rPr>
+      </w:r>
     </w:p>
     <w:p>
       <w:pPr>
-        <w:pStyle w:val="668"/>
+        <w:pStyle w:val="950"/>
         <w:numPr>
           <w:ilvl w:val="0"/>
           <w:numId w:val="21"/>
@@ -3482,6 +4680,12 @@
           <w:szCs w:val="24"/>
         </w:rPr>
       </w:r>
+      <w:r>
+        <w:rPr>
+          <w:rFonts w:ascii="宋體-簡" w:hAnsi="宋體-簡" w:cs="宋體-簡"/>
+          <w:szCs w:val="24"/>
+        </w:rPr>
+      </w:r>
     </w:p>
     <w:p>
       <w:pPr>
@@ -3512,6 +4716,12 @@
           <w:szCs w:val="24"/>
         </w:rPr>
       </w:r>
+      <w:r>
+        <w:rPr>
+          <w:rFonts w:ascii="宋體-簡" w:hAnsi="宋體-簡" w:cs="宋體-簡"/>
+          <w:szCs w:val="24"/>
+        </w:rPr>
+      </w:r>
     </w:p>
     <w:p>
       <w:pPr>
@@ -3544,10 +4754,16 @@
           <w:szCs w:val="24"/>
         </w:rPr>
       </w:r>
+      <w:r>
+        <w:rPr>
+          <w:rFonts w:ascii="宋體-簡" w:hAnsi="宋體-簡" w:cs="宋體-簡"/>
+          <w:szCs w:val="24"/>
+        </w:rPr>
+      </w:r>
     </w:p>
     <w:p>
       <w:pPr>
-        <w:pStyle w:val="139"/>
+        <w:pStyle w:val="887"/>
         <w:pBdr>
           <w:top w:val="none" w:color="000000" w:sz="4" w:space="0"/>
           <w:left w:val="none" w:color="000000" w:sz="4" w:space="0"/>
@@ -3579,6 +4795,13 @@
           <w:szCs w:val="24"/>
         </w:rPr>
       </w:r>
+      <w:r>
+        <w:rPr>
+          <w:rFonts w:ascii="宋體-簡" w:hAnsi="宋體-簡" w:cs="宋體-簡"/>
+          <w:sz w:val="24"/>
+          <w:szCs w:val="24"/>
+        </w:rPr>
+      </w:r>
     </w:p>
     <w:p>
       <w:pPr>
@@ -3609,6 +4832,12 @@
           <w:szCs w:val="24"/>
         </w:rPr>
       </w:r>
+      <w:r>
+        <w:rPr>
+          <w:rFonts w:ascii="宋體-簡" w:hAnsi="宋體-簡" w:cs="宋體-簡"/>
+          <w:szCs w:val="24"/>
+        </w:rPr>
+      </w:r>
     </w:p>
     <w:p>
       <w:pPr>
@@ -3641,6 +4870,12 @@
           <w:szCs w:val="24"/>
         </w:rPr>
       </w:r>
+      <w:r>
+        <w:rPr>
+          <w:rFonts w:ascii="宋體-簡" w:hAnsi="宋體-簡" w:cs="宋體-簡"/>
+          <w:szCs w:val="24"/>
+        </w:rPr>
+      </w:r>
     </w:p>
     <w:p>
       <w:pPr>
@@ -3668,6 +4903,12 @@
         <w:rPr>
           <w:rFonts w:ascii="宋體-簡" w:hAnsi="宋體-簡" w:eastAsia="宋體-簡" w:cs="宋體-簡"/>
           <w:sz w:val="24"/>
+          <w:szCs w:val="24"/>
+        </w:rPr>
+      </w:r>
+      <w:r>
+        <w:rPr>
+          <w:rFonts w:ascii="宋體-簡" w:hAnsi="宋體-簡" w:cs="宋體-簡"/>
           <w:szCs w:val="24"/>
         </w:rPr>
       </w:r>
@@ -3705,6 +4946,13 @@
           <w:szCs w:val="24"/>
         </w:rPr>
       </w:r>
+      <w:r>
+        <w:rPr>
+          <w:rFonts w:ascii="宋體-簡" w:hAnsi="宋體-簡" w:cs="宋體-簡"/>
+          <w:sz w:val="24"/>
+          <w:szCs w:val="24"/>
+        </w:rPr>
+      </w:r>
     </w:p>
     <w:p>
       <w:pPr>
@@ -3735,6 +4983,12 @@
           <w:szCs w:val="24"/>
         </w:rPr>
       </w:r>
+      <w:r>
+        <w:rPr>
+          <w:rFonts w:ascii="宋體-簡" w:hAnsi="宋體-簡" w:cs="宋體-簡"/>
+          <w:szCs w:val="24"/>
+        </w:rPr>
+      </w:r>
     </w:p>
     <w:p>
       <w:pPr>
@@ -3767,10 +5021,16 @@
           <w:szCs w:val="24"/>
         </w:rPr>
       </w:r>
+      <w:r>
+        <w:rPr>
+          <w:rFonts w:ascii="宋體-簡" w:hAnsi="宋體-簡" w:cs="宋體-簡"/>
+          <w:szCs w:val="24"/>
+        </w:rPr>
+      </w:r>
     </w:p>
     <w:p>
       <w:pPr>
-        <w:pStyle w:val="140"/>
+        <w:pStyle w:val="888"/>
         <w:pBdr>
           <w:top w:val="none" w:color="000000" w:sz="4" w:space="0"/>
           <w:left w:val="none" w:color="000000" w:sz="4" w:space="0"/>
@@ -3802,6 +5062,13 @@
           <w:szCs w:val="24"/>
         </w:rPr>
       </w:r>
+      <w:r>
+        <w:rPr>
+          <w:rFonts w:ascii="宋體-簡" w:hAnsi="宋體-簡" w:cs="宋體-簡"/>
+          <w:sz w:val="24"/>
+          <w:szCs w:val="24"/>
+        </w:rPr>
+      </w:r>
     </w:p>
     <w:p>
       <w:pPr>
@@ -3832,6 +5099,12 @@
           <w:szCs w:val="24"/>
         </w:rPr>
       </w:r>
+      <w:r>
+        <w:rPr>
+          <w:rFonts w:ascii="宋體-簡" w:hAnsi="宋體-簡" w:cs="宋體-簡"/>
+          <w:szCs w:val="24"/>
+        </w:rPr>
+      </w:r>
     </w:p>
     <w:p>
       <w:pPr>
@@ -3864,10 +5137,16 @@
           <w:szCs w:val="24"/>
         </w:rPr>
       </w:r>
+      <w:r>
+        <w:rPr>
+          <w:rFonts w:ascii="宋體-簡" w:hAnsi="宋體-簡" w:cs="宋體-簡"/>
+          <w:szCs w:val="24"/>
+        </w:rPr>
+      </w:r>
     </w:p>
     <w:p>
       <w:pPr>
-        <w:pStyle w:val="668"/>
+        <w:pStyle w:val="950"/>
         <w:numPr>
           <w:ilvl w:val="0"/>
           <w:numId w:val="22"/>
@@ -3901,10 +5180,16 @@
           <w:szCs w:val="24"/>
         </w:rPr>
       </w:r>
+      <w:r>
+        <w:rPr>
+          <w:rFonts w:ascii="宋體-簡" w:hAnsi="宋體-簡" w:cs="宋體-簡"/>
+          <w:szCs w:val="24"/>
+        </w:rPr>
+      </w:r>
     </w:p>
     <w:p>
       <w:pPr>
-        <w:pStyle w:val="668"/>
+        <w:pStyle w:val="950"/>
         <w:numPr>
           <w:ilvl w:val="0"/>
           <w:numId w:val="22"/>
@@ -3938,6 +5223,12 @@
           <w:szCs w:val="24"/>
         </w:rPr>
       </w:r>
+      <w:r>
+        <w:rPr>
+          <w:rFonts w:ascii="宋體-簡" w:hAnsi="宋體-簡" w:cs="宋體-簡"/>
+          <w:szCs w:val="24"/>
+        </w:rPr>
+      </w:r>
     </w:p>
     <w:p>
       <w:pPr>
@@ -3968,6 +5259,12 @@
           <w:szCs w:val="24"/>
         </w:rPr>
       </w:r>
+      <w:r>
+        <w:rPr>
+          <w:rFonts w:ascii="宋體-簡" w:hAnsi="宋體-簡" w:cs="宋體-簡"/>
+          <w:szCs w:val="24"/>
+        </w:rPr>
+      </w:r>
     </w:p>
     <w:p>
       <w:pPr>
@@ -4000,10 +5297,16 @@
           <w:szCs w:val="24"/>
         </w:rPr>
       </w:r>
+      <w:r>
+        <w:rPr>
+          <w:rFonts w:ascii="宋體-簡" w:hAnsi="宋體-簡" w:cs="宋體-簡"/>
+          <w:szCs w:val="24"/>
+        </w:rPr>
+      </w:r>
     </w:p>
     <w:p>
       <w:pPr>
-        <w:pStyle w:val="668"/>
+        <w:pStyle w:val="950"/>
         <w:numPr>
           <w:ilvl w:val="0"/>
           <w:numId w:val="23"/>
@@ -4037,10 +5340,16 @@
           <w:szCs w:val="24"/>
         </w:rPr>
       </w:r>
+      <w:r>
+        <w:rPr>
+          <w:rFonts w:ascii="宋體-簡" w:hAnsi="宋體-簡" w:cs="宋體-簡"/>
+          <w:szCs w:val="24"/>
+        </w:rPr>
+      </w:r>
     </w:p>
     <w:p>
       <w:pPr>
-        <w:pStyle w:val="668"/>
+        <w:pStyle w:val="950"/>
         <w:numPr>
           <w:ilvl w:val="0"/>
           <w:numId w:val="23"/>
@@ -4074,10 +5383,16 @@
           <w:szCs w:val="24"/>
         </w:rPr>
       </w:r>
+      <w:r>
+        <w:rPr>
+          <w:rFonts w:ascii="宋體-簡" w:hAnsi="宋體-簡" w:cs="宋體-簡"/>
+          <w:szCs w:val="24"/>
+        </w:rPr>
+      </w:r>
     </w:p>
     <w:p>
       <w:pPr>
-        <w:pStyle w:val="668"/>
+        <w:pStyle w:val="950"/>
         <w:numPr>
           <w:ilvl w:val="0"/>
           <w:numId w:val="23"/>
@@ -4111,6 +5426,12 @@
           <w:szCs w:val="24"/>
         </w:rPr>
       </w:r>
+      <w:r>
+        <w:rPr>
+          <w:rFonts w:ascii="宋體-簡" w:hAnsi="宋體-簡" w:cs="宋體-簡"/>
+          <w:szCs w:val="24"/>
+        </w:rPr>
+      </w:r>
     </w:p>
     <w:p>
       <w:pPr>
@@ -4141,6 +5462,12 @@
           <w:szCs w:val="24"/>
         </w:rPr>
       </w:r>
+      <w:r>
+        <w:rPr>
+          <w:rFonts w:ascii="宋體-簡" w:hAnsi="宋體-簡" w:cs="宋體-簡"/>
+          <w:szCs w:val="24"/>
+        </w:rPr>
+      </w:r>
     </w:p>
     <w:p>
       <w:pPr>
@@ -4173,6 +5500,12 @@
           <w:szCs w:val="24"/>
         </w:rPr>
       </w:r>
+      <w:r>
+        <w:rPr>
+          <w:rFonts w:ascii="宋體-簡" w:hAnsi="宋體-簡" w:cs="宋體-簡"/>
+          <w:szCs w:val="24"/>
+        </w:rPr>
+      </w:r>
     </w:p>
     <w:p>
       <w:pPr>
@@ -4203,6 +5536,12 @@
           <w:szCs w:val="24"/>
         </w:rPr>
       </w:r>
+      <w:r>
+        <w:rPr>
+          <w:rFonts w:ascii="宋體-簡" w:hAnsi="宋體-簡" w:cs="宋體-簡"/>
+          <w:szCs w:val="24"/>
+        </w:rPr>
+      </w:r>
     </w:p>
     <w:p>
       <w:pPr>
@@ -4245,10 +5584,16 @@
           <w:szCs w:val="24"/>
         </w:rPr>
       </w:r>
+      <w:r>
+        <w:rPr>
+          <w:rFonts w:ascii="宋體-簡" w:hAnsi="宋體-簡" w:cs="宋體-簡"/>
+          <w:szCs w:val="24"/>
+        </w:rPr>
+      </w:r>
     </w:p>
     <w:p>
       <w:pPr>
-        <w:pStyle w:val="140"/>
+        <w:pStyle w:val="888"/>
         <w:pBdr>
           <w:top w:val="none" w:color="000000" w:sz="4" w:space="0"/>
           <w:left w:val="none" w:color="000000" w:sz="4" w:space="0"/>
@@ -4280,6 +5625,13 @@
           <w:szCs w:val="24"/>
         </w:rPr>
       </w:r>
+      <w:r>
+        <w:rPr>
+          <w:rFonts w:ascii="宋體-簡" w:hAnsi="宋體-簡" w:cs="宋體-簡"/>
+          <w:sz w:val="24"/>
+          <w:szCs w:val="24"/>
+        </w:rPr>
+      </w:r>
     </w:p>
     <w:p>
       <w:pPr>
@@ -4310,6 +5662,12 @@
           <w:szCs w:val="24"/>
         </w:rPr>
       </w:r>
+      <w:r>
+        <w:rPr>
+          <w:rFonts w:ascii="宋體-簡" w:hAnsi="宋體-簡" w:cs="宋體-簡"/>
+          <w:szCs w:val="24"/>
+        </w:rPr>
+      </w:r>
     </w:p>
     <w:p>
       <w:pPr>
@@ -4342,10 +5700,16 @@
           <w:szCs w:val="24"/>
         </w:rPr>
       </w:r>
+      <w:r>
+        <w:rPr>
+          <w:rFonts w:ascii="宋體-簡" w:hAnsi="宋體-簡" w:cs="宋體-簡"/>
+          <w:szCs w:val="24"/>
+        </w:rPr>
+      </w:r>
     </w:p>
     <w:p>
       <w:pPr>
-        <w:pStyle w:val="668"/>
+        <w:pStyle w:val="950"/>
         <w:numPr>
           <w:ilvl w:val="0"/>
           <w:numId w:val="24"/>
@@ -4379,10 +5743,16 @@
           <w:szCs w:val="24"/>
         </w:rPr>
       </w:r>
+      <w:r>
+        <w:rPr>
+          <w:rFonts w:ascii="宋體-簡" w:hAnsi="宋體-簡" w:cs="宋體-簡"/>
+          <w:szCs w:val="24"/>
+        </w:rPr>
+      </w:r>
     </w:p>
     <w:p>
       <w:pPr>
-        <w:pStyle w:val="668"/>
+        <w:pStyle w:val="950"/>
         <w:numPr>
           <w:ilvl w:val="0"/>
           <w:numId w:val="24"/>
@@ -4416,10 +5786,16 @@
           <w:szCs w:val="24"/>
         </w:rPr>
       </w:r>
+      <w:r>
+        <w:rPr>
+          <w:rFonts w:ascii="宋體-簡" w:hAnsi="宋體-簡" w:cs="宋體-簡"/>
+          <w:szCs w:val="24"/>
+        </w:rPr>
+      </w:r>
     </w:p>
     <w:p>
       <w:pPr>
-        <w:pStyle w:val="668"/>
+        <w:pStyle w:val="950"/>
         <w:numPr>
           <w:ilvl w:val="0"/>
           <w:numId w:val="24"/>
@@ -4453,6 +5829,12 @@
           <w:szCs w:val="24"/>
         </w:rPr>
       </w:r>
+      <w:r>
+        <w:rPr>
+          <w:rFonts w:ascii="宋體-簡" w:hAnsi="宋體-簡" w:cs="宋體-簡"/>
+          <w:szCs w:val="24"/>
+        </w:rPr>
+      </w:r>
     </w:p>
     <w:p>
       <w:pPr>
@@ -4483,6 +5865,12 @@
           <w:szCs w:val="24"/>
         </w:rPr>
       </w:r>
+      <w:r>
+        <w:rPr>
+          <w:rFonts w:ascii="宋體-簡" w:hAnsi="宋體-簡" w:cs="宋體-簡"/>
+          <w:szCs w:val="24"/>
+        </w:rPr>
+      </w:r>
     </w:p>
     <w:p>
       <w:pPr>
@@ -4515,10 +5903,16 @@
           <w:szCs w:val="24"/>
         </w:rPr>
       </w:r>
+      <w:r>
+        <w:rPr>
+          <w:rFonts w:ascii="宋體-簡" w:hAnsi="宋體-簡" w:cs="宋體-簡"/>
+          <w:szCs w:val="24"/>
+        </w:rPr>
+      </w:r>
     </w:p>
     <w:p>
       <w:pPr>
-        <w:pStyle w:val="140"/>
+        <w:pStyle w:val="888"/>
         <w:pBdr>
           <w:top w:val="none" w:color="000000" w:sz="4" w:space="0"/>
           <w:left w:val="none" w:color="000000" w:sz="4" w:space="0"/>
@@ -4550,6 +5944,13 @@
           <w:szCs w:val="24"/>
         </w:rPr>
       </w:r>
+      <w:r>
+        <w:rPr>
+          <w:rFonts w:ascii="宋體-簡" w:hAnsi="宋體-簡" w:cs="宋體-簡"/>
+          <w:sz w:val="24"/>
+          <w:szCs w:val="24"/>
+        </w:rPr>
+      </w:r>
     </w:p>
     <w:p>
       <w:pPr>
@@ -4580,6 +5981,12 @@
           <w:szCs w:val="24"/>
         </w:rPr>
       </w:r>
+      <w:r>
+        <w:rPr>
+          <w:rFonts w:ascii="宋體-簡" w:hAnsi="宋體-簡" w:cs="宋體-簡"/>
+          <w:szCs w:val="24"/>
+        </w:rPr>
+      </w:r>
     </w:p>
     <w:p>
       <w:pPr>
@@ -4612,10 +6019,16 @@
           <w:szCs w:val="24"/>
         </w:rPr>
       </w:r>
+      <w:r>
+        <w:rPr>
+          <w:rFonts w:ascii="宋體-簡" w:hAnsi="宋體-簡" w:cs="宋體-簡"/>
+          <w:szCs w:val="24"/>
+        </w:rPr>
+      </w:r>
     </w:p>
     <w:p>
       <w:pPr>
-        <w:pStyle w:val="668"/>
+        <w:pStyle w:val="950"/>
         <w:numPr>
           <w:ilvl w:val="0"/>
           <w:numId w:val="25"/>
@@ -4649,10 +6062,16 @@
           <w:szCs w:val="24"/>
         </w:rPr>
       </w:r>
+      <w:r>
+        <w:rPr>
+          <w:rFonts w:ascii="宋體-簡" w:hAnsi="宋體-簡" w:cs="宋體-簡"/>
+          <w:szCs w:val="24"/>
+        </w:rPr>
+      </w:r>
     </w:p>
     <w:p>
       <w:pPr>
-        <w:pStyle w:val="668"/>
+        <w:pStyle w:val="950"/>
         <w:numPr>
           <w:ilvl w:val="0"/>
           <w:numId w:val="25"/>
@@ -4686,10 +6105,16 @@
           <w:szCs w:val="24"/>
         </w:rPr>
       </w:r>
+      <w:r>
+        <w:rPr>
+          <w:rFonts w:ascii="宋體-簡" w:hAnsi="宋體-簡" w:cs="宋體-簡"/>
+          <w:szCs w:val="24"/>
+        </w:rPr>
+      </w:r>
     </w:p>
     <w:p>
       <w:pPr>
-        <w:pStyle w:val="668"/>
+        <w:pStyle w:val="950"/>
         <w:numPr>
           <w:ilvl w:val="0"/>
           <w:numId w:val="25"/>
@@ -4723,10 +6148,16 @@
           <w:szCs w:val="24"/>
         </w:rPr>
       </w:r>
+      <w:r>
+        <w:rPr>
+          <w:rFonts w:ascii="宋體-簡" w:hAnsi="宋體-簡" w:cs="宋體-簡"/>
+          <w:szCs w:val="24"/>
+        </w:rPr>
+      </w:r>
     </w:p>
     <w:p>
       <w:pPr>
-        <w:pStyle w:val="668"/>
+        <w:pStyle w:val="950"/>
         <w:numPr>
           <w:ilvl w:val="0"/>
           <w:numId w:val="25"/>
@@ -4760,6 +6191,12 @@
           <w:szCs w:val="24"/>
         </w:rPr>
       </w:r>
+      <w:r>
+        <w:rPr>
+          <w:rFonts w:ascii="宋體-簡" w:hAnsi="宋體-簡" w:cs="宋體-簡"/>
+          <w:szCs w:val="24"/>
+        </w:rPr>
+      </w:r>
     </w:p>
     <w:p>
       <w:pPr>
@@ -4790,6 +6227,12 @@
           <w:szCs w:val="24"/>
         </w:rPr>
       </w:r>
+      <w:r>
+        <w:rPr>
+          <w:rFonts w:ascii="宋體-簡" w:hAnsi="宋體-簡" w:cs="宋體-簡"/>
+          <w:szCs w:val="24"/>
+        </w:rPr>
+      </w:r>
     </w:p>
     <w:p>
       <w:pPr>
@@ -4822,6 +6265,12 @@
           <w:szCs w:val="24"/>
         </w:rPr>
       </w:r>
+      <w:r>
+        <w:rPr>
+          <w:rFonts w:ascii="宋體-簡" w:hAnsi="宋體-簡" w:cs="宋體-簡"/>
+          <w:szCs w:val="24"/>
+        </w:rPr>
+      </w:r>
     </w:p>
     <w:p>
       <w:pPr>
@@ -4852,6 +6301,12 @@
           <w:szCs w:val="24"/>
         </w:rPr>
       </w:r>
+      <w:r>
+        <w:rPr>
+          <w:rFonts w:ascii="宋體-簡" w:hAnsi="宋體-簡" w:cs="宋體-簡"/>
+          <w:szCs w:val="24"/>
+        </w:rPr>
+      </w:r>
     </w:p>
     <w:p>
       <w:pPr>
@@ -4885,6 +6340,12 @@
           <w:szCs w:val="24"/>
         </w:rPr>
       </w:r>
+      <w:r>
+        <w:rPr>
+          <w:rFonts w:ascii="宋體-簡" w:hAnsi="宋體-簡" w:cs="宋體-簡"/>
+          <w:szCs w:val="24"/>
+        </w:rPr>
+      </w:r>
     </w:p>
     <w:p>
       <w:pPr>
@@ -4915,6 +6376,12 @@
           <w:szCs w:val="24"/>
         </w:rPr>
       </w:r>
+      <w:r>
+        <w:rPr>
+          <w:rFonts w:ascii="宋體-簡" w:hAnsi="宋體-簡" w:cs="宋體-簡"/>
+          <w:szCs w:val="24"/>
+        </w:rPr>
+      </w:r>
     </w:p>
     <w:p>
       <w:pPr>
@@ -4947,10 +6414,16 @@
           <w:szCs w:val="24"/>
         </w:rPr>
       </w:r>
+      <w:r>
+        <w:rPr>
+          <w:rFonts w:ascii="宋體-簡" w:hAnsi="宋體-簡" w:cs="宋體-簡"/>
+          <w:szCs w:val="24"/>
+        </w:rPr>
+      </w:r>
     </w:p>
     <w:p>
       <w:pPr>
-        <w:pStyle w:val="139"/>
+        <w:pStyle w:val="887"/>
         <w:pBdr>
           <w:top w:val="none" w:color="000000" w:sz="4" w:space="0"/>
           <w:left w:val="none" w:color="000000" w:sz="4" w:space="0"/>
@@ -4982,6 +6455,13 @@
           <w:szCs w:val="24"/>
         </w:rPr>
       </w:r>
+      <w:r>
+        <w:rPr>
+          <w:rFonts w:ascii="宋體-簡" w:hAnsi="宋體-簡" w:cs="宋體-簡"/>
+          <w:sz w:val="24"/>
+          <w:szCs w:val="24"/>
+        </w:rPr>
+      </w:r>
     </w:p>
     <w:p>
       <w:pPr>
@@ -5012,6 +6492,12 @@
           <w:szCs w:val="24"/>
         </w:rPr>
       </w:r>
+      <w:r>
+        <w:rPr>
+          <w:rFonts w:ascii="宋體-簡" w:hAnsi="宋體-簡" w:cs="宋體-簡"/>
+          <w:szCs w:val="24"/>
+        </w:rPr>
+      </w:r>
     </w:p>
     <w:p>
       <w:pPr>
@@ -5044,10 +6530,16 @@
           <w:szCs w:val="24"/>
         </w:rPr>
       </w:r>
+      <w:r>
+        <w:rPr>
+          <w:rFonts w:ascii="宋體-簡" w:hAnsi="宋體-簡" w:cs="宋體-簡"/>
+          <w:szCs w:val="24"/>
+        </w:rPr>
+      </w:r>
     </w:p>
     <w:p>
       <w:pPr>
-        <w:pStyle w:val="140"/>
+        <w:pStyle w:val="888"/>
         <w:pBdr>
           <w:top w:val="none" w:color="000000" w:sz="4" w:space="0"/>
           <w:left w:val="none" w:color="000000" w:sz="4" w:space="0"/>
@@ -5079,10 +6571,17 @@
           <w:szCs w:val="24"/>
         </w:rPr>
       </w:r>
+      <w:r>
+        <w:rPr>
+          <w:rFonts w:ascii="宋體-簡" w:hAnsi="宋體-簡" w:cs="宋體-簡"/>
+          <w:sz w:val="24"/>
+          <w:szCs w:val="24"/>
+        </w:rPr>
+      </w:r>
     </w:p>
     <w:p>
       <w:pPr>
-        <w:pStyle w:val="668"/>
+        <w:pStyle w:val="950"/>
         <w:numPr>
           <w:ilvl w:val="0"/>
           <w:numId w:val="26"/>
@@ -5116,10 +6615,16 @@
           <w:szCs w:val="24"/>
         </w:rPr>
       </w:r>
+      <w:r>
+        <w:rPr>
+          <w:rFonts w:ascii="宋體-簡" w:hAnsi="宋體-簡" w:cs="宋體-簡"/>
+          <w:szCs w:val="24"/>
+        </w:rPr>
+      </w:r>
     </w:p>
     <w:p>
       <w:pPr>
-        <w:pStyle w:val="668"/>
+        <w:pStyle w:val="950"/>
         <w:numPr>
           <w:ilvl w:val="0"/>
           <w:numId w:val="26"/>
@@ -5153,10 +6658,16 @@
           <w:szCs w:val="24"/>
         </w:rPr>
       </w:r>
+      <w:r>
+        <w:rPr>
+          <w:rFonts w:ascii="宋體-簡" w:hAnsi="宋體-簡" w:cs="宋體-簡"/>
+          <w:szCs w:val="24"/>
+        </w:rPr>
+      </w:r>
     </w:p>
     <w:p>
       <w:pPr>
-        <w:pStyle w:val="668"/>
+        <w:pStyle w:val="950"/>
         <w:numPr>
           <w:ilvl w:val="0"/>
           <w:numId w:val="26"/>
@@ -5190,10 +6701,16 @@
           <w:szCs w:val="24"/>
         </w:rPr>
       </w:r>
+      <w:r>
+        <w:rPr>
+          <w:rFonts w:ascii="宋體-簡" w:hAnsi="宋體-簡" w:cs="宋體-簡"/>
+          <w:szCs w:val="24"/>
+        </w:rPr>
+      </w:r>
     </w:p>
     <w:p>
       <w:pPr>
-        <w:pStyle w:val="668"/>
+        <w:pStyle w:val="950"/>
         <w:numPr>
           <w:ilvl w:val="0"/>
           <w:numId w:val="26"/>
@@ -5227,6 +6744,12 @@
           <w:szCs w:val="24"/>
         </w:rPr>
       </w:r>
+      <w:r>
+        <w:rPr>
+          <w:rFonts w:ascii="宋體-簡" w:hAnsi="宋體-簡" w:cs="宋體-簡"/>
+          <w:szCs w:val="24"/>
+        </w:rPr>
+      </w:r>
     </w:p>
     <w:p>
       <w:pPr>
@@ -5257,6 +6780,12 @@
           <w:szCs w:val="24"/>
         </w:rPr>
       </w:r>
+      <w:r>
+        <w:rPr>
+          <w:rFonts w:ascii="宋體-簡" w:hAnsi="宋體-簡" w:cs="宋體-簡"/>
+          <w:szCs w:val="24"/>
+        </w:rPr>
+      </w:r>
     </w:p>
     <w:p>
       <w:pPr>
@@ -5289,10 +6818,16 @@
           <w:szCs w:val="24"/>
         </w:rPr>
       </w:r>
+      <w:r>
+        <w:rPr>
+          <w:rFonts w:ascii="宋體-簡" w:hAnsi="宋體-簡" w:cs="宋體-簡"/>
+          <w:szCs w:val="24"/>
+        </w:rPr>
+      </w:r>
     </w:p>
     <w:p>
       <w:pPr>
-        <w:pStyle w:val="140"/>
+        <w:pStyle w:val="888"/>
         <w:pBdr>
           <w:top w:val="none" w:color="000000" w:sz="4" w:space="0"/>
           <w:left w:val="none" w:color="000000" w:sz="4" w:space="0"/>
@@ -5324,10 +6859,17 @@
           <w:szCs w:val="24"/>
         </w:rPr>
       </w:r>
+      <w:r>
+        <w:rPr>
+          <w:rFonts w:ascii="宋體-簡" w:hAnsi="宋體-簡" w:cs="宋體-簡"/>
+          <w:sz w:val="24"/>
+          <w:szCs w:val="24"/>
+        </w:rPr>
+      </w:r>
     </w:p>
     <w:p>
       <w:pPr>
-        <w:pStyle w:val="668"/>
+        <w:pStyle w:val="950"/>
         <w:numPr>
           <w:ilvl w:val="0"/>
           <w:numId w:val="27"/>
@@ -5361,10 +6903,16 @@
           <w:szCs w:val="24"/>
         </w:rPr>
       </w:r>
+      <w:r>
+        <w:rPr>
+          <w:rFonts w:ascii="宋體-簡" w:hAnsi="宋體-簡" w:cs="宋體-簡"/>
+          <w:szCs w:val="24"/>
+        </w:rPr>
+      </w:r>
     </w:p>
     <w:p>
       <w:pPr>
-        <w:pStyle w:val="668"/>
+        <w:pStyle w:val="950"/>
         <w:numPr>
           <w:ilvl w:val="0"/>
           <w:numId w:val="27"/>
@@ -5398,10 +6946,16 @@
           <w:szCs w:val="24"/>
         </w:rPr>
       </w:r>
+      <w:r>
+        <w:rPr>
+          <w:rFonts w:ascii="宋體-簡" w:hAnsi="宋體-簡" w:cs="宋體-簡"/>
+          <w:szCs w:val="24"/>
+        </w:rPr>
+      </w:r>
     </w:p>
     <w:p>
       <w:pPr>
-        <w:pStyle w:val="668"/>
+        <w:pStyle w:val="950"/>
         <w:numPr>
           <w:ilvl w:val="0"/>
           <w:numId w:val="27"/>
@@ -5435,6 +6989,12 @@
           <w:szCs w:val="24"/>
         </w:rPr>
       </w:r>
+      <w:r>
+        <w:rPr>
+          <w:rFonts w:ascii="宋體-簡" w:hAnsi="宋體-簡" w:cs="宋體-簡"/>
+          <w:szCs w:val="24"/>
+        </w:rPr>
+      </w:r>
     </w:p>
     <w:p>
       <w:pPr>
@@ -5465,6 +7025,12 @@
           <w:szCs w:val="24"/>
         </w:rPr>
       </w:r>
+      <w:r>
+        <w:rPr>
+          <w:rFonts w:ascii="宋體-簡" w:hAnsi="宋體-簡" w:cs="宋體-簡"/>
+          <w:szCs w:val="24"/>
+        </w:rPr>
+      </w:r>
     </w:p>
     <w:p>
       <w:pPr>
@@ -5497,10 +7063,16 @@
           <w:szCs w:val="24"/>
         </w:rPr>
       </w:r>
+      <w:r>
+        <w:rPr>
+          <w:rFonts w:ascii="宋體-簡" w:hAnsi="宋體-簡" w:cs="宋體-簡"/>
+          <w:szCs w:val="24"/>
+        </w:rPr>
+      </w:r>
     </w:p>
     <w:p>
       <w:pPr>
-        <w:pStyle w:val="140"/>
+        <w:pStyle w:val="888"/>
         <w:pBdr>
           <w:top w:val="none" w:color="000000" w:sz="4" w:space="0"/>
           <w:left w:val="none" w:color="000000" w:sz="4" w:space="0"/>
@@ -5532,10 +7104,17 @@
           <w:szCs w:val="24"/>
         </w:rPr>
       </w:r>
+      <w:r>
+        <w:rPr>
+          <w:rFonts w:ascii="宋體-簡" w:hAnsi="宋體-簡" w:cs="宋體-簡"/>
+          <w:sz w:val="24"/>
+          <w:szCs w:val="24"/>
+        </w:rPr>
+      </w:r>
     </w:p>
     <w:p>
       <w:pPr>
-        <w:pStyle w:val="668"/>
+        <w:pStyle w:val="950"/>
         <w:numPr>
           <w:ilvl w:val="0"/>
           <w:numId w:val="28"/>
@@ -5569,10 +7148,16 @@
           <w:szCs w:val="24"/>
         </w:rPr>
       </w:r>
+      <w:r>
+        <w:rPr>
+          <w:rFonts w:ascii="宋體-簡" w:hAnsi="宋體-簡" w:cs="宋體-簡"/>
+          <w:szCs w:val="24"/>
+        </w:rPr>
+      </w:r>
     </w:p>
     <w:p>
       <w:pPr>
-        <w:pStyle w:val="668"/>
+        <w:pStyle w:val="950"/>
         <w:numPr>
           <w:ilvl w:val="0"/>
           <w:numId w:val="28"/>
@@ -5606,10 +7191,16 @@
           <w:szCs w:val="24"/>
         </w:rPr>
       </w:r>
+      <w:r>
+        <w:rPr>
+          <w:rFonts w:ascii="宋體-簡" w:hAnsi="宋體-簡" w:cs="宋體-簡"/>
+          <w:szCs w:val="24"/>
+        </w:rPr>
+      </w:r>
     </w:p>
     <w:p>
       <w:pPr>
-        <w:pStyle w:val="668"/>
+        <w:pStyle w:val="950"/>
         <w:numPr>
           <w:ilvl w:val="0"/>
           <w:numId w:val="28"/>
@@ -5643,10 +7234,16 @@
           <w:szCs w:val="24"/>
         </w:rPr>
       </w:r>
+      <w:r>
+        <w:rPr>
+          <w:rFonts w:ascii="宋體-簡" w:hAnsi="宋體-簡" w:cs="宋體-簡"/>
+          <w:szCs w:val="24"/>
+        </w:rPr>
+      </w:r>
     </w:p>
     <w:p>
       <w:pPr>
-        <w:pStyle w:val="668"/>
+        <w:pStyle w:val="950"/>
         <w:numPr>
           <w:ilvl w:val="0"/>
           <w:numId w:val="28"/>
@@ -5680,6 +7277,12 @@
           <w:szCs w:val="24"/>
         </w:rPr>
       </w:r>
+      <w:r>
+        <w:rPr>
+          <w:rFonts w:ascii="宋體-簡" w:hAnsi="宋體-簡" w:cs="宋體-簡"/>
+          <w:szCs w:val="24"/>
+        </w:rPr>
+      </w:r>
     </w:p>
     <w:p>
       <w:pPr>
@@ -5710,6 +7313,12 @@
           <w:szCs w:val="24"/>
         </w:rPr>
       </w:r>
+      <w:r>
+        <w:rPr>
+          <w:rFonts w:ascii="宋體-簡" w:hAnsi="宋體-簡" w:cs="宋體-簡"/>
+          <w:szCs w:val="24"/>
+        </w:rPr>
+      </w:r>
     </w:p>
     <w:p>
       <w:pPr>
@@ -5742,6 +7351,12 @@
           <w:szCs w:val="24"/>
         </w:rPr>
       </w:r>
+      <w:r>
+        <w:rPr>
+          <w:rFonts w:ascii="宋體-簡" w:hAnsi="宋體-簡" w:cs="宋體-簡"/>
+          <w:szCs w:val="24"/>
+        </w:rPr>
+      </w:r>
     </w:p>
     <w:p>
       <w:pPr>
@@ -5775,10 +7390,16 @@
           <w:szCs w:val="24"/>
         </w:rPr>
       </w:r>
+      <w:r>
+        <w:rPr>
+          <w:rFonts w:ascii="宋體-簡" w:hAnsi="宋體-簡" w:cs="宋體-簡"/>
+          <w:szCs w:val="24"/>
+        </w:rPr>
+      </w:r>
     </w:p>
     <w:p>
       <w:pPr>
-        <w:pStyle w:val="139"/>
+        <w:pStyle w:val="887"/>
         <w:pBdr>
           <w:top w:val="none" w:color="000000" w:sz="4" w:space="0"/>
           <w:left w:val="none" w:color="000000" w:sz="4" w:space="0"/>
@@ -5810,6 +7431,13 @@
           <w:szCs w:val="24"/>
         </w:rPr>
       </w:r>
+      <w:r>
+        <w:rPr>
+          <w:rFonts w:ascii="宋體-簡" w:hAnsi="宋體-簡" w:cs="宋體-簡"/>
+          <w:sz w:val="24"/>
+          <w:szCs w:val="24"/>
+        </w:rPr>
+      </w:r>
     </w:p>
     <w:p>
       <w:pPr>
@@ -5840,6 +7468,12 @@
           <w:szCs w:val="24"/>
         </w:rPr>
       </w:r>
+      <w:r>
+        <w:rPr>
+          <w:rFonts w:ascii="宋體-簡" w:hAnsi="宋體-簡" w:cs="宋體-簡"/>
+          <w:szCs w:val="24"/>
+        </w:rPr>
+      </w:r>
     </w:p>
     <w:p>
       <w:pPr>
@@ -5872,10 +7506,16 @@
           <w:szCs w:val="24"/>
         </w:rPr>
       </w:r>
+      <w:r>
+        <w:rPr>
+          <w:rFonts w:ascii="宋體-簡" w:hAnsi="宋體-簡" w:cs="宋體-簡"/>
+          <w:szCs w:val="24"/>
+        </w:rPr>
+      </w:r>
     </w:p>
     <w:p>
       <w:pPr>
-        <w:pStyle w:val="668"/>
+        <w:pStyle w:val="950"/>
         <w:numPr>
           <w:ilvl w:val="0"/>
           <w:numId w:val="29"/>
@@ -5910,10 +7550,16 @@
           <w:szCs w:val="24"/>
         </w:rPr>
       </w:r>
+      <w:r>
+        <w:rPr>
+          <w:rFonts w:ascii="宋體-簡" w:hAnsi="宋體-簡" w:cs="宋體-簡"/>
+          <w:szCs w:val="24"/>
+        </w:rPr>
+      </w:r>
     </w:p>
     <w:p>
       <w:pPr>
-        <w:pStyle w:val="668"/>
+        <w:pStyle w:val="950"/>
         <w:numPr>
           <w:ilvl w:val="0"/>
           <w:numId w:val="29"/>
@@ -5948,10 +7594,16 @@
           <w:szCs w:val="24"/>
         </w:rPr>
       </w:r>
+      <w:r>
+        <w:rPr>
+          <w:rFonts w:ascii="宋體-簡" w:hAnsi="宋體-簡" w:cs="宋體-簡"/>
+          <w:szCs w:val="24"/>
+        </w:rPr>
+      </w:r>
     </w:p>
     <w:p>
       <w:pPr>
-        <w:pStyle w:val="668"/>
+        <w:pStyle w:val="950"/>
         <w:numPr>
           <w:ilvl w:val="0"/>
           <w:numId w:val="29"/>
@@ -5986,10 +7638,16 @@
           <w:szCs w:val="24"/>
         </w:rPr>
       </w:r>
+      <w:r>
+        <w:rPr>
+          <w:rFonts w:ascii="宋體-簡" w:hAnsi="宋體-簡" w:cs="宋體-簡"/>
+          <w:szCs w:val="24"/>
+        </w:rPr>
+      </w:r>
     </w:p>
     <w:p>
       <w:pPr>
-        <w:pStyle w:val="668"/>
+        <w:pStyle w:val="950"/>
         <w:numPr>
           <w:ilvl w:val="0"/>
           <w:numId w:val="29"/>
@@ -6024,6 +7682,12 @@
           <w:szCs w:val="24"/>
         </w:rPr>
       </w:r>
+      <w:r>
+        <w:rPr>
+          <w:rFonts w:ascii="宋體-簡" w:hAnsi="宋體-簡" w:cs="宋體-簡"/>
+          <w:szCs w:val="24"/>
+        </w:rPr>
+      </w:r>
     </w:p>
     <w:p>
       <w:pPr>
@@ -6054,6 +7718,12 @@
           <w:szCs w:val="24"/>
         </w:rPr>
       </w:r>
+      <w:r>
+        <w:rPr>
+          <w:rFonts w:ascii="宋體-簡" w:hAnsi="宋體-簡" w:cs="宋體-簡"/>
+          <w:szCs w:val="24"/>
+        </w:rPr>
+      </w:r>
     </w:p>
     <w:p>
       <w:pPr>
@@ -6086,10 +7756,16 @@
           <w:szCs w:val="24"/>
         </w:rPr>
       </w:r>
+      <w:r>
+        <w:rPr>
+          <w:rFonts w:ascii="宋體-簡" w:hAnsi="宋體-簡" w:cs="宋體-簡"/>
+          <w:szCs w:val="24"/>
+        </w:rPr>
+      </w:r>
     </w:p>
     <w:p>
       <w:pPr>
-        <w:pStyle w:val="668"/>
+        <w:pStyle w:val="950"/>
         <w:numPr>
           <w:ilvl w:val="0"/>
           <w:numId w:val="30"/>
@@ -6123,10 +7799,16 @@
           <w:szCs w:val="24"/>
         </w:rPr>
       </w:r>
+      <w:r>
+        <w:rPr>
+          <w:rFonts w:ascii="宋體-簡" w:hAnsi="宋體-簡" w:cs="宋體-簡"/>
+          <w:szCs w:val="24"/>
+        </w:rPr>
+      </w:r>
     </w:p>
     <w:p>
       <w:pPr>
-        <w:pStyle w:val="668"/>
+        <w:pStyle w:val="950"/>
         <w:numPr>
           <w:ilvl w:val="0"/>
           <w:numId w:val="30"/>
@@ -6160,10 +7842,16 @@
           <w:szCs w:val="24"/>
         </w:rPr>
       </w:r>
+      <w:r>
+        <w:rPr>
+          <w:rFonts w:ascii="宋體-簡" w:hAnsi="宋體-簡" w:cs="宋體-簡"/>
+          <w:szCs w:val="24"/>
+        </w:rPr>
+      </w:r>
     </w:p>
     <w:p>
       <w:pPr>
-        <w:pStyle w:val="668"/>
+        <w:pStyle w:val="950"/>
         <w:numPr>
           <w:ilvl w:val="0"/>
           <w:numId w:val="30"/>
@@ -6197,6 +7885,12 @@
           <w:szCs w:val="24"/>
         </w:rPr>
       </w:r>
+      <w:r>
+        <w:rPr>
+          <w:rFonts w:ascii="宋體-簡" w:hAnsi="宋體-簡" w:cs="宋體-簡"/>
+          <w:szCs w:val="24"/>
+        </w:rPr>
+      </w:r>
     </w:p>
     <w:p>
       <w:pPr>
@@ -6227,6 +7921,12 @@
           <w:szCs w:val="24"/>
         </w:rPr>
       </w:r>
+      <w:r>
+        <w:rPr>
+          <w:rFonts w:ascii="宋體-簡" w:hAnsi="宋體-簡" w:cs="宋體-簡"/>
+          <w:szCs w:val="24"/>
+        </w:rPr>
+      </w:r>
     </w:p>
     <w:p>
       <w:pPr>
@@ -6259,10 +7959,16 @@
           <w:szCs w:val="24"/>
         </w:rPr>
       </w:r>
+      <w:r>
+        <w:rPr>
+          <w:rFonts w:ascii="宋體-簡" w:hAnsi="宋體-簡" w:cs="宋體-簡"/>
+          <w:szCs w:val="24"/>
+        </w:rPr>
+      </w:r>
     </w:p>
     <w:p>
       <w:pPr>
-        <w:pStyle w:val="139"/>
+        <w:pStyle w:val="887"/>
         <w:pBdr>
           <w:top w:val="none" w:color="000000" w:sz="4" w:space="0"/>
           <w:left w:val="none" w:color="000000" w:sz="4" w:space="0"/>
@@ -6294,6 +8000,13 @@
           <w:szCs w:val="24"/>
         </w:rPr>
       </w:r>
+      <w:r>
+        <w:rPr>
+          <w:rFonts w:ascii="宋體-簡" w:hAnsi="宋體-簡" w:cs="宋體-簡"/>
+          <w:sz w:val="24"/>
+          <w:szCs w:val="24"/>
+        </w:rPr>
+      </w:r>
     </w:p>
     <w:p>
       <w:pPr>
@@ -6324,6 +8037,12 @@
           <w:szCs w:val="24"/>
         </w:rPr>
       </w:r>
+      <w:r>
+        <w:rPr>
+          <w:rFonts w:ascii="宋體-簡" w:hAnsi="宋體-簡" w:cs="宋體-簡"/>
+          <w:szCs w:val="24"/>
+        </w:rPr>
+      </w:r>
     </w:p>
     <w:p>
       <w:pPr>
@@ -6356,6 +8075,12 @@
           <w:szCs w:val="24"/>
         </w:rPr>
       </w:r>
+      <w:r>
+        <w:rPr>
+          <w:rFonts w:ascii="宋體-簡" w:hAnsi="宋體-簡" w:cs="宋體-簡"/>
+          <w:szCs w:val="24"/>
+        </w:rPr>
+      </w:r>
     </w:p>
     <w:p>
       <w:pPr>
@@ -6388,6 +8113,12 @@
           <w:szCs w:val="24"/>
         </w:rPr>
       </w:r>
+      <w:r>
+        <w:rPr>
+          <w:rFonts w:ascii="宋體-簡" w:hAnsi="宋體-簡" w:cs="宋體-簡"/>
+          <w:szCs w:val="24"/>
+        </w:rPr>
+      </w:r>
     </w:p>
     <w:p>
       <w:pPr>
@@ -6418,6 +8149,12 @@
           <w:szCs w:val="24"/>
         </w:rPr>
       </w:r>
+      <w:r>
+        <w:rPr>
+          <w:rFonts w:ascii="宋體-簡" w:hAnsi="宋體-簡" w:cs="宋體-簡"/>
+          <w:szCs w:val="24"/>
+        </w:rPr>
+      </w:r>
     </w:p>
     <w:p>
       <w:pPr>
@@ -6450,6 +8187,12 @@
           <w:szCs w:val="24"/>
         </w:rPr>
       </w:r>
+      <w:r>
+        <w:rPr>
+          <w:rFonts w:ascii="宋體-簡" w:hAnsi="宋體-簡" w:cs="宋體-簡"/>
+          <w:szCs w:val="24"/>
+        </w:rPr>
+      </w:r>
     </w:p>
     <w:p>
       <w:pPr>
@@ -6495,12 +8238,14 @@
       </w:r>
       <w:r>
         <w:rPr>
-          <w:rFonts w:ascii="宋體-簡" w:hAnsi="宋體-簡" w:eastAsia="宋體-簡" w:cs="宋體-簡"/>
+          <w:rFonts w:ascii="宋體-簡" w:hAnsi="宋體-簡" w:cs="宋體-簡"/>
           <w:b/>
+          <w:bCs/>
           <w:color w:val="000000"/>
           <w:sz w:val="24"/>
           <w:szCs w:val="24"/>
           <w:highlight w:val="none"/>
+          <w:u w:val="none"/>
         </w:rPr>
       </w:r>
     </w:p>
@@ -6526,7 +8271,6 @@
         <w:ind/>
         <w:rPr/>
       </w:pPr>
-      <w:r/>
       <w:r>
         <w:separator/>
       </w:r>
@@ -6541,7 +8285,6 @@
         <w:ind/>
         <w:rPr/>
       </w:pPr>
-      <w:r/>
       <w:r>
         <w:continuationSeparator/>
       </w:r>
@@ -6561,7 +8304,6 @@
         <w:ind/>
         <w:rPr/>
       </w:pPr>
-      <w:r/>
       <w:r>
         <w:separator/>
       </w:r>
@@ -6576,7 +8318,6 @@
         <w:ind/>
         <w:rPr/>
       </w:pPr>
-      <w:r/>
       <w:r>
         <w:continuationSeparator/>
       </w:r>
@@ -8405,7 +10146,7 @@
       <w:pPr>
         <w:pBdr/>
         <w:spacing/>
-        <w:ind w:hanging="360" w:left="709"/>
+        <w:ind w:hanging="283" w:left="567"/>
       </w:pPr>
       <w:rPr>
         <w:rFonts w:hint="default" w:ascii="Symbol" w:hAnsi="Symbol" w:eastAsia="Symbol" w:cs="Symbol"/>
@@ -11127,9 +12868,9 @@
     <w:lsdException w:name="Bibliography" w:uiPriority="37"/>
     <w:lsdException w:name="TOC Heading" w:uiPriority="39" w:qFormat="1"/>
   </w:latentStyles>
-  <w:style w:type="table" w:styleId="12">
+  <w:style w:type="table" w:styleId="761">
     <w:name w:val="Table Grid"/>
-    <w:basedOn w:val="665"/>
+    <w:basedOn w:val="947"/>
     <w:uiPriority w:val="59"/>
     <w:pPr>
       <w:pBdr/>
@@ -11326,9 +13067,9 @@
       </w:tcPr>
     </w:tblStylePr>
   </w:style>
-  <w:style w:type="table" w:styleId="13">
+  <w:style w:type="table" w:styleId="762">
     <w:name w:val="Table Grid Light"/>
-    <w:basedOn w:val="665"/>
+    <w:basedOn w:val="947"/>
     <w:uiPriority w:val="59"/>
     <w:pPr>
       <w:pBdr/>
@@ -11525,9 +13266,9 @@
       </w:tcPr>
     </w:tblStylePr>
   </w:style>
-  <w:style w:type="table" w:styleId="14">
+  <w:style w:type="table" w:styleId="763">
     <w:name w:val="Plain Table 1"/>
-    <w:basedOn w:val="665"/>
+    <w:basedOn w:val="947"/>
     <w:uiPriority w:val="59"/>
     <w:pPr>
       <w:pBdr/>
@@ -11750,9 +13491,9 @@
       </w:tcPr>
     </w:tblStylePr>
   </w:style>
-  <w:style w:type="table" w:styleId="15">
+  <w:style w:type="table" w:styleId="764">
     <w:name w:val="Plain Table 2"/>
-    <w:basedOn w:val="665"/>
+    <w:basedOn w:val="947"/>
     <w:uiPriority w:val="59"/>
     <w:pPr>
       <w:pBdr/>
@@ -11983,9 +13724,9 @@
       </w:tcPr>
     </w:tblStylePr>
   </w:style>
-  <w:style w:type="table" w:styleId="16">
+  <w:style w:type="table" w:styleId="765">
     <w:name w:val="Plain Table 3"/>
-    <w:basedOn w:val="665"/>
+    <w:basedOn w:val="947"/>
     <w:uiPriority w:val="99"/>
     <w:pPr>
       <w:pBdr/>
@@ -12213,9 +13954,9 @@
       </w:tcPr>
     </w:tblStylePr>
   </w:style>
-  <w:style w:type="table" w:styleId="17">
+  <w:style w:type="table" w:styleId="766">
     <w:name w:val="Plain Table 4"/>
-    <w:basedOn w:val="665"/>
+    <w:basedOn w:val="947"/>
     <w:uiPriority w:val="99"/>
     <w:pPr>
       <w:pBdr/>
@@ -12429,9 +14170,9 @@
       </w:tcPr>
     </w:tblStylePr>
   </w:style>
-  <w:style w:type="table" w:styleId="18">
+  <w:style w:type="table" w:styleId="767">
     <w:name w:val="Plain Table 5"/>
-    <w:basedOn w:val="665"/>
+    <w:basedOn w:val="947"/>
     <w:uiPriority w:val="99"/>
     <w:pPr>
       <w:pBdr/>
@@ -12662,9 +14403,9 @@
       </w:tcPr>
     </w:tblStylePr>
   </w:style>
-  <w:style w:type="table" w:styleId="19">
+  <w:style w:type="table" w:styleId="768">
     <w:name w:val="Grid Table 1 Light"/>
-    <w:basedOn w:val="665"/>
+    <w:basedOn w:val="947"/>
     <w:uiPriority w:val="99"/>
     <w:pPr>
       <w:pBdr/>
@@ -12885,9 +14626,9 @@
       </w:tcPr>
     </w:tblStylePr>
   </w:style>
-  <w:style w:type="table" w:styleId="20">
+  <w:style w:type="table" w:styleId="769">
     <w:name w:val="Grid Table 1 Light - Accent 1"/>
-    <w:basedOn w:val="665"/>
+    <w:basedOn w:val="947"/>
     <w:uiPriority w:val="99"/>
     <w:pPr>
       <w:pBdr/>
@@ -13108,9 +14849,9 @@
       </w:tcPr>
     </w:tblStylePr>
   </w:style>
-  <w:style w:type="table" w:styleId="21">
+  <w:style w:type="table" w:styleId="770">
     <w:name w:val="Grid Table 1 Light - Accent 2"/>
-    <w:basedOn w:val="665"/>
+    <w:basedOn w:val="947"/>
     <w:uiPriority w:val="99"/>
     <w:pPr>
       <w:pBdr/>
@@ -13331,9 +15072,9 @@
       </w:tcPr>
     </w:tblStylePr>
   </w:style>
-  <w:style w:type="table" w:styleId="22">
+  <w:style w:type="table" w:styleId="771">
     <w:name w:val="Grid Table 1 Light - Accent 3"/>
-    <w:basedOn w:val="665"/>
+    <w:basedOn w:val="947"/>
     <w:uiPriority w:val="99"/>
     <w:pPr>
       <w:pBdr/>
@@ -13554,9 +15295,9 @@
       </w:tcPr>
     </w:tblStylePr>
   </w:style>
-  <w:style w:type="table" w:styleId="23">
+  <w:style w:type="table" w:styleId="772">
     <w:name w:val="Grid Table 1 Light - Accent 4"/>
-    <w:basedOn w:val="665"/>
+    <w:basedOn w:val="947"/>
     <w:uiPriority w:val="99"/>
     <w:pPr>
       <w:pBdr/>
@@ -13777,9 +15518,9 @@
       </w:tcPr>
     </w:tblStylePr>
   </w:style>
-  <w:style w:type="table" w:styleId="24">
+  <w:style w:type="table" w:styleId="773">
     <w:name w:val="Grid Table 1 Light - Accent 5"/>
-    <w:basedOn w:val="665"/>
+    <w:basedOn w:val="947"/>
     <w:uiPriority w:val="99"/>
     <w:pPr>
       <w:pBdr/>
@@ -14000,9 +15741,9 @@
       </w:tcPr>
     </w:tblStylePr>
   </w:style>
-  <w:style w:type="table" w:styleId="25">
+  <w:style w:type="table" w:styleId="774">
     <w:name w:val="Grid Table 1 Light - Accent 6"/>
-    <w:basedOn w:val="665"/>
+    <w:basedOn w:val="947"/>
     <w:uiPriority w:val="99"/>
     <w:pPr>
       <w:pBdr/>
@@ -14223,9 +15964,9 @@
       </w:tcPr>
     </w:tblStylePr>
   </w:style>
-  <w:style w:type="table" w:styleId="26">
+  <w:style w:type="table" w:styleId="775">
     <w:name w:val="Grid Table 2"/>
-    <w:basedOn w:val="665"/>
+    <w:basedOn w:val="947"/>
     <w:uiPriority w:val="99"/>
     <w:pPr>
       <w:pBdr/>
@@ -14455,9 +16196,9 @@
       </w:tcPr>
     </w:tblStylePr>
   </w:style>
-  <w:style w:type="table" w:styleId="27">
+  <w:style w:type="table" w:styleId="776">
     <w:name w:val="Grid Table 2 - Accent 1"/>
-    <w:basedOn w:val="665"/>
+    <w:basedOn w:val="947"/>
     <w:uiPriority w:val="99"/>
     <w:pPr>
       <w:pBdr/>
@@ -14687,9 +16428,9 @@
       </w:tcPr>
     </w:tblStylePr>
   </w:style>
-  <w:style w:type="table" w:styleId="28">
+  <w:style w:type="table" w:styleId="777">
     <w:name w:val="Grid Table 2 - Accent 2"/>
-    <w:basedOn w:val="665"/>
+    <w:basedOn w:val="947"/>
     <w:uiPriority w:val="99"/>
     <w:pPr>
       <w:pBdr/>
@@ -14919,9 +16660,9 @@
       </w:tcPr>
     </w:tblStylePr>
   </w:style>
-  <w:style w:type="table" w:styleId="29">
+  <w:style w:type="table" w:styleId="778">
     <w:name w:val="Grid Table 2 - Accent 3"/>
-    <w:basedOn w:val="665"/>
+    <w:basedOn w:val="947"/>
     <w:uiPriority w:val="99"/>
     <w:pPr>
       <w:pBdr/>
@@ -15151,9 +16892,9 @@
       </w:tcPr>
     </w:tblStylePr>
   </w:style>
-  <w:style w:type="table" w:styleId="30">
+  <w:style w:type="table" w:styleId="779">
     <w:name w:val="Grid Table 2 - Accent 4"/>
-    <w:basedOn w:val="665"/>
+    <w:basedOn w:val="947"/>
     <w:uiPriority w:val="99"/>
     <w:pPr>
       <w:pBdr/>
@@ -15383,9 +17124,9 @@
       </w:tcPr>
     </w:tblStylePr>
   </w:style>
-  <w:style w:type="table" w:styleId="31">
+  <w:style w:type="table" w:styleId="780">
     <w:name w:val="Grid Table 2 - Accent 5"/>
-    <w:basedOn w:val="665"/>
+    <w:basedOn w:val="947"/>
     <w:uiPriority w:val="99"/>
     <w:pPr>
       <w:pBdr/>
@@ -15615,9 +17356,9 @@
       </w:tcPr>
     </w:tblStylePr>
   </w:style>
-  <w:style w:type="table" w:styleId="32">
+  <w:style w:type="table" w:styleId="781">
     <w:name w:val="Grid Table 2 - Accent 6"/>
-    <w:basedOn w:val="665"/>
+    <w:basedOn w:val="947"/>
     <w:uiPriority w:val="99"/>
     <w:pPr>
       <w:pBdr/>
@@ -15847,9 +17588,9 @@
       </w:tcPr>
     </w:tblStylePr>
   </w:style>
-  <w:style w:type="table" w:styleId="33">
+  <w:style w:type="table" w:styleId="782">
     <w:name w:val="Grid Table 3"/>
-    <w:basedOn w:val="665"/>
+    <w:basedOn w:val="947"/>
     <w:uiPriority w:val="99"/>
     <w:pPr>
       <w:pBdr/>
@@ -15948,29 +17689,6 @@
         <w:tblBorders/>
       </w:tblPr>
       <w:tcPr>
-        <w:shd w:color="ffffff"/>
-        <w:tcBorders>
-          <w:top w:val="none" w:color="000000" w:sz="4" w:space="0"/>
-          <w:left w:val="none" w:color="000000" w:sz="4" w:space="0"/>
-          <w:bottom w:val="none" w:color="000000" w:sz="4" w:space="0"/>
-          <w:right w:val="none" w:color="000000" w:sz="4" w:space="0"/>
-        </w:tcBorders>
-      </w:tcPr>
-    </w:tblStylePr>
-    <w:tblStylePr w:type="firstRow">
-      <w:rPr>
-        <w:b/>
-        <w:color w:val="404040"/>
-      </w:rPr>
-      <w:pPr>
-        <w:pBdr/>
-        <w:spacing/>
-        <w:ind/>
-      </w:pPr>
-      <w:tblPr>
-        <w:tblBorders/>
-      </w:tblPr>
-      <w:tcPr>
         <w:shd w:val="clear" w:color="ffffff"/>
         <w:tcBorders>
           <w:top w:val="none" w:color="000000" w:sz="4" w:space="0"/>
@@ -15980,30 +17698,7 @@
         </w:tcBorders>
       </w:tcPr>
     </w:tblStylePr>
-    <w:tblStylePr w:type="lastCol">
-      <w:rPr>
-        <w:i/>
-        <w:color w:val="404040"/>
-      </w:rPr>
-      <w:pPr>
-        <w:pBdr/>
-        <w:spacing/>
-        <w:ind/>
-      </w:pPr>
-      <w:tblPr>
-        <w:tblBorders/>
-      </w:tblPr>
-      <w:tcPr>
-        <w:shd w:color="ffffff"/>
-        <w:tcBorders>
-          <w:top w:val="none" w:color="000000" w:sz="4" w:space="0"/>
-          <w:left w:val="none" w:color="000000" w:sz="4" w:space="0"/>
-          <w:bottom w:val="none" w:color="000000" w:sz="4" w:space="0"/>
-          <w:right w:val="none" w:color="000000" w:sz="4" w:space="0"/>
-        </w:tcBorders>
-      </w:tcPr>
-    </w:tblStylePr>
-    <w:tblStylePr w:type="lastRow">
+    <w:tblStylePr w:type="firstRow">
       <w:rPr>
         <w:b/>
         <w:color w:val="404040"/>
@@ -16026,6 +17721,52 @@
         </w:tcBorders>
       </w:tcPr>
     </w:tblStylePr>
+    <w:tblStylePr w:type="lastCol">
+      <w:rPr>
+        <w:i/>
+        <w:color w:val="404040"/>
+      </w:rPr>
+      <w:pPr>
+        <w:pBdr/>
+        <w:spacing/>
+        <w:ind/>
+      </w:pPr>
+      <w:tblPr>
+        <w:tblBorders/>
+      </w:tblPr>
+      <w:tcPr>
+        <w:shd w:val="clear" w:color="ffffff"/>
+        <w:tcBorders>
+          <w:top w:val="none" w:color="000000" w:sz="4" w:space="0"/>
+          <w:left w:val="none" w:color="000000" w:sz="4" w:space="0"/>
+          <w:bottom w:val="none" w:color="000000" w:sz="4" w:space="0"/>
+          <w:right w:val="none" w:color="000000" w:sz="4" w:space="0"/>
+        </w:tcBorders>
+      </w:tcPr>
+    </w:tblStylePr>
+    <w:tblStylePr w:type="lastRow">
+      <w:rPr>
+        <w:b/>
+        <w:color w:val="404040"/>
+      </w:rPr>
+      <w:pPr>
+        <w:pBdr/>
+        <w:spacing/>
+        <w:ind/>
+      </w:pPr>
+      <w:tblPr>
+        <w:tblBorders/>
+      </w:tblPr>
+      <w:tcPr>
+        <w:shd w:val="clear" w:color="ffffff"/>
+        <w:tcBorders>
+          <w:top w:val="none" w:color="000000" w:sz="4" w:space="0"/>
+          <w:left w:val="none" w:color="000000" w:sz="4" w:space="0"/>
+          <w:bottom w:val="none" w:color="000000" w:sz="4" w:space="0"/>
+          <w:right w:val="none" w:color="000000" w:sz="4" w:space="0"/>
+        </w:tcBorders>
+      </w:tcPr>
+    </w:tblStylePr>
     <w:tblStylePr w:type="nwCell">
       <w:pPr>
         <w:pBdr/>
@@ -16092,9 +17833,9 @@
       </w:tcPr>
     </w:tblStylePr>
   </w:style>
-  <w:style w:type="table" w:styleId="34">
+  <w:style w:type="table" w:styleId="783">
     <w:name w:val="Grid Table 3 - Accent 1"/>
-    <w:basedOn w:val="665"/>
+    <w:basedOn w:val="947"/>
     <w:uiPriority w:val="99"/>
     <w:pPr>
       <w:pBdr/>
@@ -16193,29 +17934,6 @@
         <w:tblBorders/>
       </w:tblPr>
       <w:tcPr>
-        <w:shd w:color="ffffff"/>
-        <w:tcBorders>
-          <w:top w:val="none" w:color="000000" w:sz="4" w:space="0"/>
-          <w:left w:val="none" w:color="000000" w:sz="4" w:space="0"/>
-          <w:bottom w:val="none" w:color="000000" w:sz="4" w:space="0"/>
-          <w:right w:val="none" w:color="000000" w:sz="4" w:space="0"/>
-        </w:tcBorders>
-      </w:tcPr>
-    </w:tblStylePr>
-    <w:tblStylePr w:type="firstRow">
-      <w:rPr>
-        <w:b/>
-        <w:color w:val="404040"/>
-      </w:rPr>
-      <w:pPr>
-        <w:pBdr/>
-        <w:spacing/>
-        <w:ind/>
-      </w:pPr>
-      <w:tblPr>
-        <w:tblBorders/>
-      </w:tblPr>
-      <w:tcPr>
         <w:shd w:val="clear" w:color="ffffff"/>
         <w:tcBorders>
           <w:top w:val="none" w:color="000000" w:sz="4" w:space="0"/>
@@ -16225,30 +17943,7 @@
         </w:tcBorders>
       </w:tcPr>
     </w:tblStylePr>
-    <w:tblStylePr w:type="lastCol">
-      <w:rPr>
-        <w:i/>
-        <w:color w:val="404040"/>
-      </w:rPr>
-      <w:pPr>
-        <w:pBdr/>
-        <w:spacing/>
-        <w:ind/>
-      </w:pPr>
-      <w:tblPr>
-        <w:tblBorders/>
-      </w:tblPr>
-      <w:tcPr>
-        <w:shd w:color="ffffff"/>
-        <w:tcBorders>
-          <w:top w:val="none" w:color="000000" w:sz="4" w:space="0"/>
-          <w:left w:val="none" w:color="000000" w:sz="4" w:space="0"/>
-          <w:bottom w:val="none" w:color="000000" w:sz="4" w:space="0"/>
-          <w:right w:val="none" w:color="000000" w:sz="4" w:space="0"/>
-        </w:tcBorders>
-      </w:tcPr>
-    </w:tblStylePr>
-    <w:tblStylePr w:type="lastRow">
+    <w:tblStylePr w:type="firstRow">
       <w:rPr>
         <w:b/>
         <w:color w:val="404040"/>
@@ -16271,6 +17966,52 @@
         </w:tcBorders>
       </w:tcPr>
     </w:tblStylePr>
+    <w:tblStylePr w:type="lastCol">
+      <w:rPr>
+        <w:i/>
+        <w:color w:val="404040"/>
+      </w:rPr>
+      <w:pPr>
+        <w:pBdr/>
+        <w:spacing/>
+        <w:ind/>
+      </w:pPr>
+      <w:tblPr>
+        <w:tblBorders/>
+      </w:tblPr>
+      <w:tcPr>
+        <w:shd w:val="clear" w:color="ffffff"/>
+        <w:tcBorders>
+          <w:top w:val="none" w:color="000000" w:sz="4" w:space="0"/>
+          <w:left w:val="none" w:color="000000" w:sz="4" w:space="0"/>
+          <w:bottom w:val="none" w:color="000000" w:sz="4" w:space="0"/>
+          <w:right w:val="none" w:color="000000" w:sz="4" w:space="0"/>
+        </w:tcBorders>
+      </w:tcPr>
+    </w:tblStylePr>
+    <w:tblStylePr w:type="lastRow">
+      <w:rPr>
+        <w:b/>
+        <w:color w:val="404040"/>
+      </w:rPr>
+      <w:pPr>
+        <w:pBdr/>
+        <w:spacing/>
+        <w:ind/>
+      </w:pPr>
+      <w:tblPr>
+        <w:tblBorders/>
+      </w:tblPr>
+      <w:tcPr>
+        <w:shd w:val="clear" w:color="ffffff"/>
+        <w:tcBorders>
+          <w:top w:val="none" w:color="000000" w:sz="4" w:space="0"/>
+          <w:left w:val="none" w:color="000000" w:sz="4" w:space="0"/>
+          <w:bottom w:val="none" w:color="000000" w:sz="4" w:space="0"/>
+          <w:right w:val="none" w:color="000000" w:sz="4" w:space="0"/>
+        </w:tcBorders>
+      </w:tcPr>
+    </w:tblStylePr>
     <w:tblStylePr w:type="nwCell">
       <w:pPr>
         <w:pBdr/>
@@ -16337,9 +18078,9 @@
       </w:tcPr>
     </w:tblStylePr>
   </w:style>
-  <w:style w:type="table" w:styleId="35">
+  <w:style w:type="table" w:styleId="784">
     <w:name w:val="Grid Table 3 - Accent 2"/>
-    <w:basedOn w:val="665"/>
+    <w:basedOn w:val="947"/>
     <w:uiPriority w:val="99"/>
     <w:pPr>
       <w:pBdr/>
@@ -16438,29 +18179,6 @@
         <w:tblBorders/>
       </w:tblPr>
       <w:tcPr>
-        <w:shd w:color="ffffff"/>
-        <w:tcBorders>
-          <w:top w:val="none" w:color="000000" w:sz="4" w:space="0"/>
-          <w:left w:val="none" w:color="000000" w:sz="4" w:space="0"/>
-          <w:bottom w:val="none" w:color="000000" w:sz="4" w:space="0"/>
-          <w:right w:val="none" w:color="000000" w:sz="4" w:space="0"/>
-        </w:tcBorders>
-      </w:tcPr>
-    </w:tblStylePr>
-    <w:tblStylePr w:type="firstRow">
-      <w:rPr>
-        <w:b/>
-        <w:color w:val="404040"/>
-      </w:rPr>
-      <w:pPr>
-        <w:pBdr/>
-        <w:spacing/>
-        <w:ind/>
-      </w:pPr>
-      <w:tblPr>
-        <w:tblBorders/>
-      </w:tblPr>
-      <w:tcPr>
         <w:shd w:val="clear" w:color="ffffff"/>
         <w:tcBorders>
           <w:top w:val="none" w:color="000000" w:sz="4" w:space="0"/>
@@ -16470,30 +18188,7 @@
         </w:tcBorders>
       </w:tcPr>
     </w:tblStylePr>
-    <w:tblStylePr w:type="lastCol">
-      <w:rPr>
-        <w:i/>
-        <w:color w:val="404040"/>
-      </w:rPr>
-      <w:pPr>
-        <w:pBdr/>
-        <w:spacing/>
-        <w:ind/>
-      </w:pPr>
-      <w:tblPr>
-        <w:tblBorders/>
-      </w:tblPr>
-      <w:tcPr>
-        <w:shd w:color="ffffff"/>
-        <w:tcBorders>
-          <w:top w:val="none" w:color="000000" w:sz="4" w:space="0"/>
-          <w:left w:val="none" w:color="000000" w:sz="4" w:space="0"/>
-          <w:bottom w:val="none" w:color="000000" w:sz="4" w:space="0"/>
-          <w:right w:val="none" w:color="000000" w:sz="4" w:space="0"/>
-        </w:tcBorders>
-      </w:tcPr>
-    </w:tblStylePr>
-    <w:tblStylePr w:type="lastRow">
+    <w:tblStylePr w:type="firstRow">
       <w:rPr>
         <w:b/>
         <w:color w:val="404040"/>
@@ -16516,6 +18211,52 @@
         </w:tcBorders>
       </w:tcPr>
     </w:tblStylePr>
+    <w:tblStylePr w:type="lastCol">
+      <w:rPr>
+        <w:i/>
+        <w:color w:val="404040"/>
+      </w:rPr>
+      <w:pPr>
+        <w:pBdr/>
+        <w:spacing/>
+        <w:ind/>
+      </w:pPr>
+      <w:tblPr>
+        <w:tblBorders/>
+      </w:tblPr>
+      <w:tcPr>
+        <w:shd w:val="clear" w:color="ffffff"/>
+        <w:tcBorders>
+          <w:top w:val="none" w:color="000000" w:sz="4" w:space="0"/>
+          <w:left w:val="none" w:color="000000" w:sz="4" w:space="0"/>
+          <w:bottom w:val="none" w:color="000000" w:sz="4" w:space="0"/>
+          <w:right w:val="none" w:color="000000" w:sz="4" w:space="0"/>
+        </w:tcBorders>
+      </w:tcPr>
+    </w:tblStylePr>
+    <w:tblStylePr w:type="lastRow">
+      <w:rPr>
+        <w:b/>
+        <w:color w:val="404040"/>
+      </w:rPr>
+      <w:pPr>
+        <w:pBdr/>
+        <w:spacing/>
+        <w:ind/>
+      </w:pPr>
+      <w:tblPr>
+        <w:tblBorders/>
+      </w:tblPr>
+      <w:tcPr>
+        <w:shd w:val="clear" w:color="ffffff"/>
+        <w:tcBorders>
+          <w:top w:val="none" w:color="000000" w:sz="4" w:space="0"/>
+          <w:left w:val="none" w:color="000000" w:sz="4" w:space="0"/>
+          <w:bottom w:val="none" w:color="000000" w:sz="4" w:space="0"/>
+          <w:right w:val="none" w:color="000000" w:sz="4" w:space="0"/>
+        </w:tcBorders>
+      </w:tcPr>
+    </w:tblStylePr>
     <w:tblStylePr w:type="nwCell">
       <w:pPr>
         <w:pBdr/>
@@ -16582,9 +18323,9 @@
       </w:tcPr>
     </w:tblStylePr>
   </w:style>
-  <w:style w:type="table" w:styleId="36">
+  <w:style w:type="table" w:styleId="785">
     <w:name w:val="Grid Table 3 - Accent 3"/>
-    <w:basedOn w:val="665"/>
+    <w:basedOn w:val="947"/>
     <w:uiPriority w:val="99"/>
     <w:pPr>
       <w:pBdr/>
@@ -16683,29 +18424,6 @@
         <w:tblBorders/>
       </w:tblPr>
       <w:tcPr>
-        <w:shd w:color="ffffff"/>
-        <w:tcBorders>
-          <w:top w:val="none" w:color="000000" w:sz="4" w:space="0"/>
-          <w:left w:val="none" w:color="000000" w:sz="4" w:space="0"/>
-          <w:bottom w:val="none" w:color="000000" w:sz="4" w:space="0"/>
-          <w:right w:val="none" w:color="000000" w:sz="4" w:space="0"/>
-        </w:tcBorders>
-      </w:tcPr>
-    </w:tblStylePr>
-    <w:tblStylePr w:type="firstRow">
-      <w:rPr>
-        <w:b/>
-        <w:color w:val="404040"/>
-      </w:rPr>
-      <w:pPr>
-        <w:pBdr/>
-        <w:spacing/>
-        <w:ind/>
-      </w:pPr>
-      <w:tblPr>
-        <w:tblBorders/>
-      </w:tblPr>
-      <w:tcPr>
         <w:shd w:val="clear" w:color="ffffff"/>
         <w:tcBorders>
           <w:top w:val="none" w:color="000000" w:sz="4" w:space="0"/>
@@ -16715,30 +18433,7 @@
         </w:tcBorders>
       </w:tcPr>
     </w:tblStylePr>
-    <w:tblStylePr w:type="lastCol">
-      <w:rPr>
-        <w:i/>
-        <w:color w:val="404040"/>
-      </w:rPr>
-      <w:pPr>
-        <w:pBdr/>
-        <w:spacing/>
-        <w:ind/>
-      </w:pPr>
-      <w:tblPr>
-        <w:tblBorders/>
-      </w:tblPr>
-      <w:tcPr>
-        <w:shd w:color="ffffff"/>
-        <w:tcBorders>
-          <w:top w:val="none" w:color="000000" w:sz="4" w:space="0"/>
-          <w:left w:val="none" w:color="000000" w:sz="4" w:space="0"/>
-          <w:bottom w:val="none" w:color="000000" w:sz="4" w:space="0"/>
-          <w:right w:val="none" w:color="000000" w:sz="4" w:space="0"/>
-        </w:tcBorders>
-      </w:tcPr>
-    </w:tblStylePr>
-    <w:tblStylePr w:type="lastRow">
+    <w:tblStylePr w:type="firstRow">
       <w:rPr>
         <w:b/>
         <w:color w:val="404040"/>
@@ -16761,6 +18456,52 @@
         </w:tcBorders>
       </w:tcPr>
     </w:tblStylePr>
+    <w:tblStylePr w:type="lastCol">
+      <w:rPr>
+        <w:i/>
+        <w:color w:val="404040"/>
+      </w:rPr>
+      <w:pPr>
+        <w:pBdr/>
+        <w:spacing/>
+        <w:ind/>
+      </w:pPr>
+      <w:tblPr>
+        <w:tblBorders/>
+      </w:tblPr>
+      <w:tcPr>
+        <w:shd w:val="clear" w:color="ffffff"/>
+        <w:tcBorders>
+          <w:top w:val="none" w:color="000000" w:sz="4" w:space="0"/>
+          <w:left w:val="none" w:color="000000" w:sz="4" w:space="0"/>
+          <w:bottom w:val="none" w:color="000000" w:sz="4" w:space="0"/>
+          <w:right w:val="none" w:color="000000" w:sz="4" w:space="0"/>
+        </w:tcBorders>
+      </w:tcPr>
+    </w:tblStylePr>
+    <w:tblStylePr w:type="lastRow">
+      <w:rPr>
+        <w:b/>
+        <w:color w:val="404040"/>
+      </w:rPr>
+      <w:pPr>
+        <w:pBdr/>
+        <w:spacing/>
+        <w:ind/>
+      </w:pPr>
+      <w:tblPr>
+        <w:tblBorders/>
+      </w:tblPr>
+      <w:tcPr>
+        <w:shd w:val="clear" w:color="ffffff"/>
+        <w:tcBorders>
+          <w:top w:val="none" w:color="000000" w:sz="4" w:space="0"/>
+          <w:left w:val="none" w:color="000000" w:sz="4" w:space="0"/>
+          <w:bottom w:val="none" w:color="000000" w:sz="4" w:space="0"/>
+          <w:right w:val="none" w:color="000000" w:sz="4" w:space="0"/>
+        </w:tcBorders>
+      </w:tcPr>
+    </w:tblStylePr>
     <w:tblStylePr w:type="nwCell">
       <w:pPr>
         <w:pBdr/>
@@ -16827,9 +18568,9 @@
       </w:tcPr>
     </w:tblStylePr>
   </w:style>
-  <w:style w:type="table" w:styleId="37">
+  <w:style w:type="table" w:styleId="786">
     <w:name w:val="Grid Table 3 - Accent 4"/>
-    <w:basedOn w:val="665"/>
+    <w:basedOn w:val="947"/>
     <w:uiPriority w:val="99"/>
     <w:pPr>
       <w:pBdr/>
@@ -16928,29 +18669,6 @@
         <w:tblBorders/>
       </w:tblPr>
       <w:tcPr>
-        <w:shd w:color="ffffff"/>
-        <w:tcBorders>
-          <w:top w:val="none" w:color="000000" w:sz="4" w:space="0"/>
-          <w:left w:val="none" w:color="000000" w:sz="4" w:space="0"/>
-          <w:bottom w:val="none" w:color="000000" w:sz="4" w:space="0"/>
-          <w:right w:val="none" w:color="000000" w:sz="4" w:space="0"/>
-        </w:tcBorders>
-      </w:tcPr>
-    </w:tblStylePr>
-    <w:tblStylePr w:type="firstRow">
-      <w:rPr>
-        <w:b/>
-        <w:color w:val="404040"/>
-      </w:rPr>
-      <w:pPr>
-        <w:pBdr/>
-        <w:spacing/>
-        <w:ind/>
-      </w:pPr>
-      <w:tblPr>
-        <w:tblBorders/>
-      </w:tblPr>
-      <w:tcPr>
         <w:shd w:val="clear" w:color="ffffff"/>
         <w:tcBorders>
           <w:top w:val="none" w:color="000000" w:sz="4" w:space="0"/>
@@ -16960,30 +18678,7 @@
         </w:tcBorders>
       </w:tcPr>
     </w:tblStylePr>
-    <w:tblStylePr w:type="lastCol">
-      <w:rPr>
-        <w:i/>
-        <w:color w:val="404040"/>
-      </w:rPr>
-      <w:pPr>
-        <w:pBdr/>
-        <w:spacing/>
-        <w:ind/>
-      </w:pPr>
-      <w:tblPr>
-        <w:tblBorders/>
-      </w:tblPr>
-      <w:tcPr>
-        <w:shd w:color="ffffff"/>
-        <w:tcBorders>
-          <w:top w:val="none" w:color="000000" w:sz="4" w:space="0"/>
-          <w:left w:val="none" w:color="000000" w:sz="4" w:space="0"/>
-          <w:bottom w:val="none" w:color="000000" w:sz="4" w:space="0"/>
-          <w:right w:val="none" w:color="000000" w:sz="4" w:space="0"/>
-        </w:tcBorders>
-      </w:tcPr>
-    </w:tblStylePr>
-    <w:tblStylePr w:type="lastRow">
+    <w:tblStylePr w:type="firstRow">
       <w:rPr>
         <w:b/>
         <w:color w:val="404040"/>
@@ -17006,6 +18701,52 @@
         </w:tcBorders>
       </w:tcPr>
     </w:tblStylePr>
+    <w:tblStylePr w:type="lastCol">
+      <w:rPr>
+        <w:i/>
+        <w:color w:val="404040"/>
+      </w:rPr>
+      <w:pPr>
+        <w:pBdr/>
+        <w:spacing/>
+        <w:ind/>
+      </w:pPr>
+      <w:tblPr>
+        <w:tblBorders/>
+      </w:tblPr>
+      <w:tcPr>
+        <w:shd w:val="clear" w:color="ffffff"/>
+        <w:tcBorders>
+          <w:top w:val="none" w:color="000000" w:sz="4" w:space="0"/>
+          <w:left w:val="none" w:color="000000" w:sz="4" w:space="0"/>
+          <w:bottom w:val="none" w:color="000000" w:sz="4" w:space="0"/>
+          <w:right w:val="none" w:color="000000" w:sz="4" w:space="0"/>
+        </w:tcBorders>
+      </w:tcPr>
+    </w:tblStylePr>
+    <w:tblStylePr w:type="lastRow">
+      <w:rPr>
+        <w:b/>
+        <w:color w:val="404040"/>
+      </w:rPr>
+      <w:pPr>
+        <w:pBdr/>
+        <w:spacing/>
+        <w:ind/>
+      </w:pPr>
+      <w:tblPr>
+        <w:tblBorders/>
+      </w:tblPr>
+      <w:tcPr>
+        <w:shd w:val="clear" w:color="ffffff"/>
+        <w:tcBorders>
+          <w:top w:val="none" w:color="000000" w:sz="4" w:space="0"/>
+          <w:left w:val="none" w:color="000000" w:sz="4" w:space="0"/>
+          <w:bottom w:val="none" w:color="000000" w:sz="4" w:space="0"/>
+          <w:right w:val="none" w:color="000000" w:sz="4" w:space="0"/>
+        </w:tcBorders>
+      </w:tcPr>
+    </w:tblStylePr>
     <w:tblStylePr w:type="nwCell">
       <w:pPr>
         <w:pBdr/>
@@ -17072,9 +18813,9 @@
       </w:tcPr>
     </w:tblStylePr>
   </w:style>
-  <w:style w:type="table" w:styleId="38">
+  <w:style w:type="table" w:styleId="787">
     <w:name w:val="Grid Table 3 - Accent 5"/>
-    <w:basedOn w:val="665"/>
+    <w:basedOn w:val="947"/>
     <w:uiPriority w:val="99"/>
     <w:pPr>
       <w:pBdr/>
@@ -17173,29 +18914,6 @@
         <w:tblBorders/>
       </w:tblPr>
       <w:tcPr>
-        <w:shd w:color="ffffff"/>
-        <w:tcBorders>
-          <w:top w:val="none" w:color="000000" w:sz="4" w:space="0"/>
-          <w:left w:val="none" w:color="000000" w:sz="4" w:space="0"/>
-          <w:bottom w:val="none" w:color="000000" w:sz="4" w:space="0"/>
-          <w:right w:val="none" w:color="000000" w:sz="4" w:space="0"/>
-        </w:tcBorders>
-      </w:tcPr>
-    </w:tblStylePr>
-    <w:tblStylePr w:type="firstRow">
-      <w:rPr>
-        <w:b/>
-        <w:color w:val="404040"/>
-      </w:rPr>
-      <w:pPr>
-        <w:pBdr/>
-        <w:spacing/>
-        <w:ind/>
-      </w:pPr>
-      <w:tblPr>
-        <w:tblBorders/>
-      </w:tblPr>
-      <w:tcPr>
         <w:shd w:val="clear" w:color="ffffff"/>
         <w:tcBorders>
           <w:top w:val="none" w:color="000000" w:sz="4" w:space="0"/>
@@ -17205,30 +18923,7 @@
         </w:tcBorders>
       </w:tcPr>
     </w:tblStylePr>
-    <w:tblStylePr w:type="lastCol">
-      <w:rPr>
-        <w:i/>
-        <w:color w:val="404040"/>
-      </w:rPr>
-      <w:pPr>
-        <w:pBdr/>
-        <w:spacing/>
-        <w:ind/>
-      </w:pPr>
-      <w:tblPr>
-        <w:tblBorders/>
-      </w:tblPr>
-      <w:tcPr>
-        <w:shd w:color="ffffff"/>
-        <w:tcBorders>
-          <w:top w:val="none" w:color="000000" w:sz="4" w:space="0"/>
-          <w:left w:val="none" w:color="000000" w:sz="4" w:space="0"/>
-          <w:bottom w:val="none" w:color="000000" w:sz="4" w:space="0"/>
-          <w:right w:val="none" w:color="000000" w:sz="4" w:space="0"/>
-        </w:tcBorders>
-      </w:tcPr>
-    </w:tblStylePr>
-    <w:tblStylePr w:type="lastRow">
+    <w:tblStylePr w:type="firstRow">
       <w:rPr>
         <w:b/>
         <w:color w:val="404040"/>
@@ -17251,6 +18946,52 @@
         </w:tcBorders>
       </w:tcPr>
     </w:tblStylePr>
+    <w:tblStylePr w:type="lastCol">
+      <w:rPr>
+        <w:i/>
+        <w:color w:val="404040"/>
+      </w:rPr>
+      <w:pPr>
+        <w:pBdr/>
+        <w:spacing/>
+        <w:ind/>
+      </w:pPr>
+      <w:tblPr>
+        <w:tblBorders/>
+      </w:tblPr>
+      <w:tcPr>
+        <w:shd w:val="clear" w:color="ffffff"/>
+        <w:tcBorders>
+          <w:top w:val="none" w:color="000000" w:sz="4" w:space="0"/>
+          <w:left w:val="none" w:color="000000" w:sz="4" w:space="0"/>
+          <w:bottom w:val="none" w:color="000000" w:sz="4" w:space="0"/>
+          <w:right w:val="none" w:color="000000" w:sz="4" w:space="0"/>
+        </w:tcBorders>
+      </w:tcPr>
+    </w:tblStylePr>
+    <w:tblStylePr w:type="lastRow">
+      <w:rPr>
+        <w:b/>
+        <w:color w:val="404040"/>
+      </w:rPr>
+      <w:pPr>
+        <w:pBdr/>
+        <w:spacing/>
+        <w:ind/>
+      </w:pPr>
+      <w:tblPr>
+        <w:tblBorders/>
+      </w:tblPr>
+      <w:tcPr>
+        <w:shd w:val="clear" w:color="ffffff"/>
+        <w:tcBorders>
+          <w:top w:val="none" w:color="000000" w:sz="4" w:space="0"/>
+          <w:left w:val="none" w:color="000000" w:sz="4" w:space="0"/>
+          <w:bottom w:val="none" w:color="000000" w:sz="4" w:space="0"/>
+          <w:right w:val="none" w:color="000000" w:sz="4" w:space="0"/>
+        </w:tcBorders>
+      </w:tcPr>
+    </w:tblStylePr>
     <w:tblStylePr w:type="nwCell">
       <w:pPr>
         <w:pBdr/>
@@ -17317,9 +19058,9 @@
       </w:tcPr>
     </w:tblStylePr>
   </w:style>
-  <w:style w:type="table" w:styleId="39">
+  <w:style w:type="table" w:styleId="788">
     <w:name w:val="Grid Table 3 - Accent 6"/>
-    <w:basedOn w:val="665"/>
+    <w:basedOn w:val="947"/>
     <w:uiPriority w:val="99"/>
     <w:pPr>
       <w:pBdr/>
@@ -17418,29 +19159,6 @@
         <w:tblBorders/>
       </w:tblPr>
       <w:tcPr>
-        <w:shd w:color="ffffff"/>
-        <w:tcBorders>
-          <w:top w:val="none" w:color="000000" w:sz="4" w:space="0"/>
-          <w:left w:val="none" w:color="000000" w:sz="4" w:space="0"/>
-          <w:bottom w:val="none" w:color="000000" w:sz="4" w:space="0"/>
-          <w:right w:val="none" w:color="000000" w:sz="4" w:space="0"/>
-        </w:tcBorders>
-      </w:tcPr>
-    </w:tblStylePr>
-    <w:tblStylePr w:type="firstRow">
-      <w:rPr>
-        <w:b/>
-        <w:color w:val="404040"/>
-      </w:rPr>
-      <w:pPr>
-        <w:pBdr/>
-        <w:spacing/>
-        <w:ind/>
-      </w:pPr>
-      <w:tblPr>
-        <w:tblBorders/>
-      </w:tblPr>
-      <w:tcPr>
         <w:shd w:val="clear" w:color="ffffff"/>
         <w:tcBorders>
           <w:top w:val="none" w:color="000000" w:sz="4" w:space="0"/>
@@ -17450,30 +19168,7 @@
         </w:tcBorders>
       </w:tcPr>
     </w:tblStylePr>
-    <w:tblStylePr w:type="lastCol">
-      <w:rPr>
-        <w:i/>
-        <w:color w:val="404040"/>
-      </w:rPr>
-      <w:pPr>
-        <w:pBdr/>
-        <w:spacing/>
-        <w:ind/>
-      </w:pPr>
-      <w:tblPr>
-        <w:tblBorders/>
-      </w:tblPr>
-      <w:tcPr>
-        <w:shd w:color="ffffff"/>
-        <w:tcBorders>
-          <w:top w:val="none" w:color="000000" w:sz="4" w:space="0"/>
-          <w:left w:val="none" w:color="000000" w:sz="4" w:space="0"/>
-          <w:bottom w:val="none" w:color="000000" w:sz="4" w:space="0"/>
-          <w:right w:val="none" w:color="000000" w:sz="4" w:space="0"/>
-        </w:tcBorders>
-      </w:tcPr>
-    </w:tblStylePr>
-    <w:tblStylePr w:type="lastRow">
+    <w:tblStylePr w:type="firstRow">
       <w:rPr>
         <w:b/>
         <w:color w:val="404040"/>
@@ -17496,6 +19191,52 @@
         </w:tcBorders>
       </w:tcPr>
     </w:tblStylePr>
+    <w:tblStylePr w:type="lastCol">
+      <w:rPr>
+        <w:i/>
+        <w:color w:val="404040"/>
+      </w:rPr>
+      <w:pPr>
+        <w:pBdr/>
+        <w:spacing/>
+        <w:ind/>
+      </w:pPr>
+      <w:tblPr>
+        <w:tblBorders/>
+      </w:tblPr>
+      <w:tcPr>
+        <w:shd w:val="clear" w:color="ffffff"/>
+        <w:tcBorders>
+          <w:top w:val="none" w:color="000000" w:sz="4" w:space="0"/>
+          <w:left w:val="none" w:color="000000" w:sz="4" w:space="0"/>
+          <w:bottom w:val="none" w:color="000000" w:sz="4" w:space="0"/>
+          <w:right w:val="none" w:color="000000" w:sz="4" w:space="0"/>
+        </w:tcBorders>
+      </w:tcPr>
+    </w:tblStylePr>
+    <w:tblStylePr w:type="lastRow">
+      <w:rPr>
+        <w:b/>
+        <w:color w:val="404040"/>
+      </w:rPr>
+      <w:pPr>
+        <w:pBdr/>
+        <w:spacing/>
+        <w:ind/>
+      </w:pPr>
+      <w:tblPr>
+        <w:tblBorders/>
+      </w:tblPr>
+      <w:tcPr>
+        <w:shd w:val="clear" w:color="ffffff"/>
+        <w:tcBorders>
+          <w:top w:val="none" w:color="000000" w:sz="4" w:space="0"/>
+          <w:left w:val="none" w:color="000000" w:sz="4" w:space="0"/>
+          <w:bottom w:val="none" w:color="000000" w:sz="4" w:space="0"/>
+          <w:right w:val="none" w:color="000000" w:sz="4" w:space="0"/>
+        </w:tcBorders>
+      </w:tcPr>
+    </w:tblStylePr>
     <w:tblStylePr w:type="nwCell">
       <w:pPr>
         <w:pBdr/>
@@ -17562,9 +19303,9 @@
       </w:tcPr>
     </w:tblStylePr>
   </w:style>
-  <w:style w:type="table" w:styleId="40">
+  <w:style w:type="table" w:styleId="789">
     <w:name w:val="Grid Table 4"/>
-    <w:basedOn w:val="665"/>
+    <w:basedOn w:val="947"/>
     <w:uiPriority w:val="59"/>
     <w:pPr>
       <w:pBdr/>
@@ -17795,9 +19536,9 @@
       </w:tcPr>
     </w:tblStylePr>
   </w:style>
-  <w:style w:type="table" w:styleId="41">
+  <w:style w:type="table" w:styleId="790">
     <w:name w:val="Grid Table 4 - Accent 1"/>
-    <w:basedOn w:val="665"/>
+    <w:basedOn w:val="947"/>
     <w:uiPriority w:val="59"/>
     <w:pPr>
       <w:pBdr/>
@@ -18028,9 +19769,9 @@
       </w:tcPr>
     </w:tblStylePr>
   </w:style>
-  <w:style w:type="table" w:styleId="42">
+  <w:style w:type="table" w:styleId="791">
     <w:name w:val="Grid Table 4 - Accent 2"/>
-    <w:basedOn w:val="665"/>
+    <w:basedOn w:val="947"/>
     <w:uiPriority w:val="59"/>
     <w:pPr>
       <w:pBdr/>
@@ -18261,9 +20002,9 @@
       </w:tcPr>
     </w:tblStylePr>
   </w:style>
-  <w:style w:type="table" w:styleId="43">
+  <w:style w:type="table" w:styleId="792">
     <w:name w:val="Grid Table 4 - Accent 3"/>
-    <w:basedOn w:val="665"/>
+    <w:basedOn w:val="947"/>
     <w:uiPriority w:val="59"/>
     <w:pPr>
       <w:pBdr/>
@@ -18494,9 +20235,9 @@
       </w:tcPr>
     </w:tblStylePr>
   </w:style>
-  <w:style w:type="table" w:styleId="44">
+  <w:style w:type="table" w:styleId="793">
     <w:name w:val="Grid Table 4 - Accent 4"/>
-    <w:basedOn w:val="665"/>
+    <w:basedOn w:val="947"/>
     <w:uiPriority w:val="59"/>
     <w:pPr>
       <w:pBdr/>
@@ -18727,9 +20468,9 @@
       </w:tcPr>
     </w:tblStylePr>
   </w:style>
-  <w:style w:type="table" w:styleId="45">
+  <w:style w:type="table" w:styleId="794">
     <w:name w:val="Grid Table 4 - Accent 5"/>
-    <w:basedOn w:val="665"/>
+    <w:basedOn w:val="947"/>
     <w:uiPriority w:val="59"/>
     <w:pPr>
       <w:pBdr/>
@@ -18960,9 +20701,9 @@
       </w:tcPr>
     </w:tblStylePr>
   </w:style>
-  <w:style w:type="table" w:styleId="46">
+  <w:style w:type="table" w:styleId="795">
     <w:name w:val="Grid Table 4 - Accent 6"/>
-    <w:basedOn w:val="665"/>
+    <w:basedOn w:val="947"/>
     <w:uiPriority w:val="59"/>
     <w:pPr>
       <w:pBdr/>
@@ -19193,9 +20934,9 @@
       </w:tcPr>
     </w:tblStylePr>
   </w:style>
-  <w:style w:type="table" w:styleId="47">
+  <w:style w:type="table" w:styleId="796">
     <w:name w:val="Grid Table 5 Dark"/>
-    <w:basedOn w:val="665"/>
+    <w:basedOn w:val="947"/>
     <w:uiPriority w:val="99"/>
     <w:pPr>
       <w:pBdr/>
@@ -19421,9 +21162,9 @@
       </w:tcPr>
     </w:tblStylePr>
   </w:style>
-  <w:style w:type="table" w:styleId="48">
+  <w:style w:type="table" w:styleId="797">
     <w:name w:val="Grid Table 5 Dark- Accent 1"/>
-    <w:basedOn w:val="665"/>
+    <w:basedOn w:val="947"/>
     <w:uiPriority w:val="99"/>
     <w:pPr>
       <w:pBdr/>
@@ -19649,9 +21390,9 @@
       </w:tcPr>
     </w:tblStylePr>
   </w:style>
-  <w:style w:type="table" w:styleId="49">
+  <w:style w:type="table" w:styleId="798">
     <w:name w:val="Grid Table 5 Dark - Accent 2"/>
-    <w:basedOn w:val="665"/>
+    <w:basedOn w:val="947"/>
     <w:uiPriority w:val="99"/>
     <w:pPr>
       <w:pBdr/>
@@ -19877,9 +21618,9 @@
       </w:tcPr>
     </w:tblStylePr>
   </w:style>
-  <w:style w:type="table" w:styleId="50">
+  <w:style w:type="table" w:styleId="799">
     <w:name w:val="Grid Table 5 Dark - Accent 3"/>
-    <w:basedOn w:val="665"/>
+    <w:basedOn w:val="947"/>
     <w:uiPriority w:val="99"/>
     <w:pPr>
       <w:pBdr/>
@@ -20105,9 +21846,9 @@
       </w:tcPr>
     </w:tblStylePr>
   </w:style>
-  <w:style w:type="table" w:styleId="51">
+  <w:style w:type="table" w:styleId="800">
     <w:name w:val="Grid Table 5 Dark- Accent 4"/>
-    <w:basedOn w:val="665"/>
+    <w:basedOn w:val="947"/>
     <w:uiPriority w:val="99"/>
     <w:pPr>
       <w:pBdr/>
@@ -20333,9 +22074,9 @@
       </w:tcPr>
     </w:tblStylePr>
   </w:style>
-  <w:style w:type="table" w:styleId="52">
+  <w:style w:type="table" w:styleId="801">
     <w:name w:val="Grid Table 5 Dark - Accent 5"/>
-    <w:basedOn w:val="665"/>
+    <w:basedOn w:val="947"/>
     <w:uiPriority w:val="99"/>
     <w:pPr>
       <w:pBdr/>
@@ -20561,9 +22302,9 @@
       </w:tcPr>
     </w:tblStylePr>
   </w:style>
-  <w:style w:type="table" w:styleId="53">
+  <w:style w:type="table" w:styleId="802">
     <w:name w:val="Grid Table 5 Dark - Accent 6"/>
-    <w:basedOn w:val="665"/>
+    <w:basedOn w:val="947"/>
     <w:uiPriority w:val="99"/>
     <w:pPr>
       <w:pBdr/>
@@ -20789,9 +22530,9 @@
       </w:tcPr>
     </w:tblStylePr>
   </w:style>
-  <w:style w:type="table" w:styleId="54">
+  <w:style w:type="table" w:styleId="803">
     <w:name w:val="Grid Table 6 Colorful"/>
-    <w:basedOn w:val="665"/>
+    <w:basedOn w:val="947"/>
     <w:uiPriority w:val="99"/>
     <w:pPr>
       <w:pBdr/>
@@ -21019,9 +22760,9 @@
       </w:tcPr>
     </w:tblStylePr>
   </w:style>
-  <w:style w:type="table" w:styleId="55">
+  <w:style w:type="table" w:styleId="804">
     <w:name w:val="Grid Table 6 Colorful - Accent 1"/>
-    <w:basedOn w:val="665"/>
+    <w:basedOn w:val="947"/>
     <w:uiPriority w:val="99"/>
     <w:pPr>
       <w:pBdr/>
@@ -21249,9 +22990,9 @@
       </w:tcPr>
     </w:tblStylePr>
   </w:style>
-  <w:style w:type="table" w:styleId="56">
+  <w:style w:type="table" w:styleId="805">
     <w:name w:val="Grid Table 6 Colorful - Accent 2"/>
-    <w:basedOn w:val="665"/>
+    <w:basedOn w:val="947"/>
     <w:uiPriority w:val="99"/>
     <w:pPr>
       <w:pBdr/>
@@ -21479,9 +23220,9 @@
       </w:tcPr>
     </w:tblStylePr>
   </w:style>
-  <w:style w:type="table" w:styleId="57">
+  <w:style w:type="table" w:styleId="806">
     <w:name w:val="Grid Table 6 Colorful - Accent 3"/>
-    <w:basedOn w:val="665"/>
+    <w:basedOn w:val="947"/>
     <w:uiPriority w:val="99"/>
     <w:pPr>
       <w:pBdr/>
@@ -21709,9 +23450,9 @@
       </w:tcPr>
     </w:tblStylePr>
   </w:style>
-  <w:style w:type="table" w:styleId="58">
+  <w:style w:type="table" w:styleId="807">
     <w:name w:val="Grid Table 6 Colorful - Accent 4"/>
-    <w:basedOn w:val="665"/>
+    <w:basedOn w:val="947"/>
     <w:uiPriority w:val="99"/>
     <w:pPr>
       <w:pBdr/>
@@ -21939,9 +23680,9 @@
       </w:tcPr>
     </w:tblStylePr>
   </w:style>
-  <w:style w:type="table" w:styleId="59">
+  <w:style w:type="table" w:styleId="808">
     <w:name w:val="Grid Table 6 Colorful - Accent 5"/>
-    <w:basedOn w:val="665"/>
+    <w:basedOn w:val="947"/>
     <w:uiPriority w:val="99"/>
     <w:pPr>
       <w:pBdr/>
@@ -22169,9 +23910,9 @@
       </w:tcPr>
     </w:tblStylePr>
   </w:style>
-  <w:style w:type="table" w:styleId="60">
+  <w:style w:type="table" w:styleId="809">
     <w:name w:val="Grid Table 6 Colorful - Accent 6"/>
-    <w:basedOn w:val="665"/>
+    <w:basedOn w:val="947"/>
     <w:uiPriority w:val="99"/>
     <w:pPr>
       <w:pBdr/>
@@ -22399,9 +24140,9 @@
       </w:tcPr>
     </w:tblStylePr>
   </w:style>
-  <w:style w:type="table" w:styleId="61">
+  <w:style w:type="table" w:styleId="810">
     <w:name w:val="Grid Table 7 Colorful"/>
-    <w:basedOn w:val="665"/>
+    <w:basedOn w:val="947"/>
     <w:uiPriority w:val="99"/>
     <w:pPr>
       <w:pBdr/>
@@ -22503,11 +24244,11 @@
         <w:tblBorders/>
       </w:tblPr>
       <w:tcPr>
-        <w:shd w:color="ffffff"/>
+        <w:shd w:val="clear" w:color="ffffff"/>
         <w:tcBorders>
-          <w:top w:val="none"/>
-          <w:left w:val="none"/>
-          <w:bottom w:val="none"/>
+          <w:top w:val="none" w:color="000000" w:sz="4" w:space="0"/>
+          <w:left w:val="none" w:color="000000" w:sz="4" w:space="0"/>
+          <w:bottom w:val="none" w:color="000000" w:sz="4" w:space="0"/>
           <w:right w:val="single" w:color="000000" w:themeColor="text1" w:themeTint="80" w:sz="4" w:space="0"/>
         </w:tcBorders>
       </w:tcPr>
@@ -22530,10 +24271,10 @@
       <w:tcPr>
         <w:shd w:val="clear" w:color="ffffff" w:themeColor="light1" w:fill="ffffff" w:themeFill="light1"/>
         <w:tcBorders>
-          <w:top w:val="none"/>
-          <w:left w:val="none"/>
+          <w:top w:val="none" w:color="000000" w:sz="4" w:space="0"/>
+          <w:left w:val="none" w:color="000000" w:sz="4" w:space="0"/>
           <w:bottom w:val="single" w:color="000000" w:themeColor="text1" w:themeTint="80" w:sz="4" w:space="0"/>
-          <w:right w:val="none"/>
+          <w:right w:val="none" w:color="000000" w:sz="4" w:space="0"/>
         </w:tcBorders>
       </w:tcPr>
     </w:tblStylePr>
@@ -22553,12 +24294,12 @@
         <w:tblBorders/>
       </w:tblPr>
       <w:tcPr>
-        <w:shd w:color="ffffff"/>
+        <w:shd w:val="clear" w:color="ffffff"/>
         <w:tcBorders>
-          <w:top w:val="none"/>
+          <w:top w:val="none" w:color="000000" w:sz="4" w:space="0"/>
           <w:left w:val="single" w:color="000000" w:themeColor="text1" w:themeTint="80" w:sz="4" w:space="0"/>
-          <w:bottom w:val="none"/>
-          <w:right w:val="none"/>
+          <w:bottom w:val="none" w:color="000000" w:sz="4" w:space="0"/>
+          <w:right w:val="none" w:color="000000" w:sz="4" w:space="0"/>
         </w:tcBorders>
       </w:tcPr>
     </w:tblStylePr>
@@ -22581,9 +24322,9 @@
         <w:shd w:val="clear" w:color="ffffff" w:themeColor="light1" w:fill="ffffff" w:themeFill="light1"/>
         <w:tcBorders>
           <w:top w:val="single" w:color="000000" w:themeColor="text1" w:themeTint="80" w:sz="4" w:space="0"/>
-          <w:left w:val="none"/>
-          <w:bottom w:val="none"/>
-          <w:right w:val="none"/>
+          <w:left w:val="none" w:color="000000" w:sz="4" w:space="0"/>
+          <w:bottom w:val="none" w:color="000000" w:sz="4" w:space="0"/>
+          <w:right w:val="none" w:color="000000" w:sz="4" w:space="0"/>
         </w:tcBorders>
       </w:tcPr>
     </w:tblStylePr>
@@ -22653,9 +24394,9 @@
       </w:tcPr>
     </w:tblStylePr>
   </w:style>
-  <w:style w:type="table" w:styleId="62">
+  <w:style w:type="table" w:styleId="811">
     <w:name w:val="Grid Table 7 Colorful - Accent 1"/>
-    <w:basedOn w:val="665"/>
+    <w:basedOn w:val="947"/>
     <w:uiPriority w:val="99"/>
     <w:pPr>
       <w:pBdr/>
@@ -22757,11 +24498,11 @@
         <w:tblBorders/>
       </w:tblPr>
       <w:tcPr>
-        <w:shd w:color="ffffff"/>
+        <w:shd w:val="clear" w:color="ffffff"/>
         <w:tcBorders>
-          <w:top w:val="none"/>
-          <w:left w:val="none"/>
-          <w:bottom w:val="none"/>
+          <w:top w:val="none" w:color="000000" w:sz="4" w:space="0"/>
+          <w:left w:val="none" w:color="000000" w:sz="4" w:space="0"/>
+          <w:bottom w:val="none" w:color="000000" w:sz="4" w:space="0"/>
           <w:right w:val="single" w:color="000000" w:themeColor="accent1" w:themeTint="80" w:sz="4" w:space="0"/>
         </w:tcBorders>
       </w:tcPr>
@@ -22784,10 +24525,10 @@
       <w:tcPr>
         <w:shd w:val="clear" w:color="ffffff" w:themeColor="light1" w:fill="ffffff" w:themeFill="light1"/>
         <w:tcBorders>
-          <w:top w:val="none"/>
-          <w:left w:val="none"/>
+          <w:top w:val="none" w:color="000000" w:sz="4" w:space="0"/>
+          <w:left w:val="none" w:color="000000" w:sz="4" w:space="0"/>
           <w:bottom w:val="single" w:color="000000" w:themeColor="accent1" w:themeTint="80" w:sz="4" w:space="0"/>
-          <w:right w:val="none"/>
+          <w:right w:val="none" w:color="000000" w:sz="4" w:space="0"/>
         </w:tcBorders>
       </w:tcPr>
     </w:tblStylePr>
@@ -22807,12 +24548,12 @@
         <w:tblBorders/>
       </w:tblPr>
       <w:tcPr>
-        <w:shd w:color="ffffff"/>
+        <w:shd w:val="clear" w:color="ffffff"/>
         <w:tcBorders>
-          <w:top w:val="none"/>
+          <w:top w:val="none" w:color="000000" w:sz="4" w:space="0"/>
           <w:left w:val="single" w:color="000000" w:themeColor="accent1" w:themeTint="80" w:sz="4" w:space="0"/>
-          <w:bottom w:val="none"/>
-          <w:right w:val="none"/>
+          <w:bottom w:val="none" w:color="000000" w:sz="4" w:space="0"/>
+          <w:right w:val="none" w:color="000000" w:sz="4" w:space="0"/>
         </w:tcBorders>
       </w:tcPr>
     </w:tblStylePr>
@@ -22835,9 +24576,9 @@
         <w:shd w:val="clear" w:color="ffffff" w:themeColor="light1" w:fill="ffffff" w:themeFill="light1"/>
         <w:tcBorders>
           <w:top w:val="single" w:color="000000" w:themeColor="accent1" w:themeTint="80" w:sz="4" w:space="0"/>
-          <w:left w:val="none"/>
-          <w:bottom w:val="none"/>
-          <w:right w:val="none"/>
+          <w:left w:val="none" w:color="000000" w:sz="4" w:space="0"/>
+          <w:bottom w:val="none" w:color="000000" w:sz="4" w:space="0"/>
+          <w:right w:val="none" w:color="000000" w:sz="4" w:space="0"/>
         </w:tcBorders>
       </w:tcPr>
     </w:tblStylePr>
@@ -22907,9 +24648,9 @@
       </w:tcPr>
     </w:tblStylePr>
   </w:style>
-  <w:style w:type="table" w:styleId="63">
+  <w:style w:type="table" w:styleId="812">
     <w:name w:val="Grid Table 7 Colorful - Accent 2"/>
-    <w:basedOn w:val="665"/>
+    <w:basedOn w:val="947"/>
     <w:uiPriority w:val="99"/>
     <w:pPr>
       <w:pBdr/>
@@ -23011,11 +24752,11 @@
         <w:tblBorders/>
       </w:tblPr>
       <w:tcPr>
-        <w:shd w:color="ffffff"/>
+        <w:shd w:val="clear" w:color="ffffff"/>
         <w:tcBorders>
-          <w:top w:val="none"/>
-          <w:left w:val="none"/>
-          <w:bottom w:val="none"/>
+          <w:top w:val="none" w:color="000000" w:sz="4" w:space="0"/>
+          <w:left w:val="none" w:color="000000" w:sz="4" w:space="0"/>
+          <w:bottom w:val="none" w:color="000000" w:sz="4" w:space="0"/>
           <w:right w:val="single" w:color="000000" w:themeColor="accent2" w:themeTint="97" w:sz="4" w:space="0"/>
         </w:tcBorders>
       </w:tcPr>
@@ -23038,10 +24779,10 @@
       <w:tcPr>
         <w:shd w:val="clear" w:color="ffffff" w:themeColor="light1" w:fill="ffffff" w:themeFill="light1"/>
         <w:tcBorders>
-          <w:top w:val="none"/>
-          <w:left w:val="none"/>
+          <w:top w:val="none" w:color="000000" w:sz="4" w:space="0"/>
+          <w:left w:val="none" w:color="000000" w:sz="4" w:space="0"/>
           <w:bottom w:val="single" w:color="000000" w:themeColor="accent2" w:themeTint="97" w:sz="4" w:space="0"/>
-          <w:right w:val="none"/>
+          <w:right w:val="none" w:color="000000" w:sz="4" w:space="0"/>
         </w:tcBorders>
       </w:tcPr>
     </w:tblStylePr>
@@ -23061,12 +24802,12 @@
         <w:tblBorders/>
       </w:tblPr>
       <w:tcPr>
-        <w:shd w:color="ffffff"/>
+        <w:shd w:val="clear" w:color="ffffff"/>
         <w:tcBorders>
-          <w:top w:val="none"/>
+          <w:top w:val="none" w:color="000000" w:sz="4" w:space="0"/>
           <w:left w:val="single" w:color="000000" w:themeColor="accent2" w:themeTint="97" w:sz="4" w:space="0"/>
-          <w:bottom w:val="none"/>
-          <w:right w:val="none"/>
+          <w:bottom w:val="none" w:color="000000" w:sz="4" w:space="0"/>
+          <w:right w:val="none" w:color="000000" w:sz="4" w:space="0"/>
         </w:tcBorders>
       </w:tcPr>
     </w:tblStylePr>
@@ -23089,9 +24830,9 @@
         <w:shd w:val="clear" w:color="ffffff" w:themeColor="light1" w:fill="ffffff" w:themeFill="light1"/>
         <w:tcBorders>
           <w:top w:val="single" w:color="000000" w:themeColor="accent2" w:themeTint="97" w:sz="4" w:space="0"/>
-          <w:left w:val="none"/>
-          <w:bottom w:val="none"/>
-          <w:right w:val="none"/>
+          <w:left w:val="none" w:color="000000" w:sz="4" w:space="0"/>
+          <w:bottom w:val="none" w:color="000000" w:sz="4" w:space="0"/>
+          <w:right w:val="none" w:color="000000" w:sz="4" w:space="0"/>
         </w:tcBorders>
       </w:tcPr>
     </w:tblStylePr>
@@ -23161,9 +24902,9 @@
       </w:tcPr>
     </w:tblStylePr>
   </w:style>
-  <w:style w:type="table" w:styleId="64">
+  <w:style w:type="table" w:styleId="813">
     <w:name w:val="Grid Table 7 Colorful - Accent 3"/>
-    <w:basedOn w:val="665"/>
+    <w:basedOn w:val="947"/>
     <w:uiPriority w:val="99"/>
     <w:pPr>
       <w:pBdr/>
@@ -23265,11 +25006,11 @@
         <w:tblBorders/>
       </w:tblPr>
       <w:tcPr>
-        <w:shd w:color="ffffff"/>
+        <w:shd w:val="clear" w:color="ffffff"/>
         <w:tcBorders>
-          <w:top w:val="none"/>
-          <w:left w:val="none"/>
-          <w:bottom w:val="none"/>
+          <w:top w:val="none" w:color="000000" w:sz="4" w:space="0"/>
+          <w:left w:val="none" w:color="000000" w:sz="4" w:space="0"/>
+          <w:bottom w:val="none" w:color="000000" w:sz="4" w:space="0"/>
           <w:right w:val="single" w:color="000000" w:themeColor="accent3" w:themeTint="FE" w:sz="4" w:space="0"/>
         </w:tcBorders>
       </w:tcPr>
@@ -23292,10 +25033,10 @@
       <w:tcPr>
         <w:shd w:val="clear" w:color="ffffff" w:themeColor="light1" w:fill="ffffff" w:themeFill="light1"/>
         <w:tcBorders>
-          <w:top w:val="none"/>
-          <w:left w:val="none"/>
+          <w:top w:val="none" w:color="000000" w:sz="4" w:space="0"/>
+          <w:left w:val="none" w:color="000000" w:sz="4" w:space="0"/>
           <w:bottom w:val="single" w:color="000000" w:themeColor="accent3" w:themeTint="FE" w:sz="4" w:space="0"/>
-          <w:right w:val="none"/>
+          <w:right w:val="none" w:color="000000" w:sz="4" w:space="0"/>
         </w:tcBorders>
       </w:tcPr>
     </w:tblStylePr>
@@ -23315,12 +25056,12 @@
         <w:tblBorders/>
       </w:tblPr>
       <w:tcPr>
-        <w:shd w:color="ffffff"/>
+        <w:shd w:val="clear" w:color="ffffff"/>
         <w:tcBorders>
-          <w:top w:val="none"/>
+          <w:top w:val="none" w:color="000000" w:sz="4" w:space="0"/>
           <w:left w:val="single" w:color="000000" w:themeColor="accent3" w:themeTint="FE" w:sz="4" w:space="0"/>
-          <w:bottom w:val="none"/>
-          <w:right w:val="none"/>
+          <w:bottom w:val="none" w:color="000000" w:sz="4" w:space="0"/>
+          <w:right w:val="none" w:color="000000" w:sz="4" w:space="0"/>
         </w:tcBorders>
       </w:tcPr>
     </w:tblStylePr>
@@ -23343,9 +25084,9 @@
         <w:shd w:val="clear" w:color="ffffff" w:themeColor="light1" w:fill="ffffff" w:themeFill="light1"/>
         <w:tcBorders>
           <w:top w:val="single" w:color="000000" w:themeColor="accent3" w:themeTint="FE" w:sz="4" w:space="0"/>
-          <w:left w:val="none"/>
-          <w:bottom w:val="none"/>
-          <w:right w:val="none"/>
+          <w:left w:val="none" w:color="000000" w:sz="4" w:space="0"/>
+          <w:bottom w:val="none" w:color="000000" w:sz="4" w:space="0"/>
+          <w:right w:val="none" w:color="000000" w:sz="4" w:space="0"/>
         </w:tcBorders>
       </w:tcPr>
     </w:tblStylePr>
@@ -23415,9 +25156,9 @@
       </w:tcPr>
     </w:tblStylePr>
   </w:style>
-  <w:style w:type="table" w:styleId="65">
+  <w:style w:type="table" w:styleId="814">
     <w:name w:val="Grid Table 7 Colorful - Accent 4"/>
-    <w:basedOn w:val="665"/>
+    <w:basedOn w:val="947"/>
     <w:uiPriority w:val="99"/>
     <w:pPr>
       <w:pBdr/>
@@ -23519,11 +25260,11 @@
         <w:tblBorders/>
       </w:tblPr>
       <w:tcPr>
-        <w:shd w:color="ffffff"/>
+        <w:shd w:val="clear" w:color="ffffff"/>
         <w:tcBorders>
-          <w:top w:val="none"/>
-          <w:left w:val="none"/>
-          <w:bottom w:val="none"/>
+          <w:top w:val="none" w:color="000000" w:sz="4" w:space="0"/>
+          <w:left w:val="none" w:color="000000" w:sz="4" w:space="0"/>
+          <w:bottom w:val="none" w:color="000000" w:sz="4" w:space="0"/>
           <w:right w:val="single" w:color="000000" w:themeColor="accent4" w:themeTint="9A" w:sz="4" w:space="0"/>
         </w:tcBorders>
       </w:tcPr>
@@ -23546,10 +25287,10 @@
       <w:tcPr>
         <w:shd w:val="clear" w:color="ffffff" w:themeColor="light1" w:fill="ffffff" w:themeFill="light1"/>
         <w:tcBorders>
-          <w:top w:val="none"/>
-          <w:left w:val="none"/>
+          <w:top w:val="none" w:color="000000" w:sz="4" w:space="0"/>
+          <w:left w:val="none" w:color="000000" w:sz="4" w:space="0"/>
           <w:bottom w:val="single" w:color="000000" w:themeColor="accent4" w:themeTint="9A" w:sz="4" w:space="0"/>
-          <w:right w:val="none"/>
+          <w:right w:val="none" w:color="000000" w:sz="4" w:space="0"/>
         </w:tcBorders>
       </w:tcPr>
     </w:tblStylePr>
@@ -23569,12 +25310,12 @@
         <w:tblBorders/>
       </w:tblPr>
       <w:tcPr>
-        <w:shd w:color="ffffff"/>
+        <w:shd w:val="clear" w:color="ffffff"/>
         <w:tcBorders>
-          <w:top w:val="none"/>
+          <w:top w:val="none" w:color="000000" w:sz="4" w:space="0"/>
           <w:left w:val="single" w:color="000000" w:themeColor="accent4" w:themeTint="9A" w:sz="4" w:space="0"/>
-          <w:bottom w:val="none"/>
-          <w:right w:val="none"/>
+          <w:bottom w:val="none" w:color="000000" w:sz="4" w:space="0"/>
+          <w:right w:val="none" w:color="000000" w:sz="4" w:space="0"/>
         </w:tcBorders>
       </w:tcPr>
     </w:tblStylePr>
@@ -23597,9 +25338,9 @@
         <w:shd w:val="clear" w:color="ffffff" w:themeColor="light1" w:fill="ffffff" w:themeFill="light1"/>
         <w:tcBorders>
           <w:top w:val="single" w:color="000000" w:themeColor="accent4" w:themeTint="9A" w:sz="4" w:space="0"/>
-          <w:left w:val="none"/>
-          <w:bottom w:val="none"/>
-          <w:right w:val="none"/>
+          <w:left w:val="none" w:color="000000" w:sz="4" w:space="0"/>
+          <w:bottom w:val="none" w:color="000000" w:sz="4" w:space="0"/>
+          <w:right w:val="none" w:color="000000" w:sz="4" w:space="0"/>
         </w:tcBorders>
       </w:tcPr>
     </w:tblStylePr>
@@ -23669,9 +25410,9 @@
       </w:tcPr>
     </w:tblStylePr>
   </w:style>
-  <w:style w:type="table" w:styleId="66">
+  <w:style w:type="table" w:styleId="815">
     <w:name w:val="Grid Table 7 Colorful - Accent 5"/>
-    <w:basedOn w:val="665"/>
+    <w:basedOn w:val="947"/>
     <w:uiPriority w:val="99"/>
     <w:pPr>
       <w:pBdr/>
@@ -23773,11 +25514,11 @@
         <w:tblBorders/>
       </w:tblPr>
       <w:tcPr>
-        <w:shd w:color="ffffff"/>
+        <w:shd w:val="clear" w:color="ffffff"/>
         <w:tcBorders>
-          <w:top w:val="none"/>
-          <w:left w:val="none"/>
-          <w:bottom w:val="none"/>
+          <w:top w:val="none" w:color="000000" w:sz="4" w:space="0"/>
+          <w:left w:val="none" w:color="000000" w:sz="4" w:space="0"/>
+          <w:bottom w:val="none" w:color="000000" w:sz="4" w:space="0"/>
           <w:right w:val="single" w:color="000000" w:themeColor="accent5" w:themeTint="90" w:sz="4" w:space="0"/>
         </w:tcBorders>
       </w:tcPr>
@@ -23800,10 +25541,10 @@
       <w:tcPr>
         <w:shd w:val="clear" w:color="ffffff" w:themeColor="light1" w:fill="ffffff" w:themeFill="light1"/>
         <w:tcBorders>
-          <w:top w:val="none"/>
-          <w:left w:val="none"/>
+          <w:top w:val="none" w:color="000000" w:sz="4" w:space="0"/>
+          <w:left w:val="none" w:color="000000" w:sz="4" w:space="0"/>
           <w:bottom w:val="single" w:color="000000" w:themeColor="accent5" w:themeTint="90" w:sz="4" w:space="0"/>
-          <w:right w:val="none"/>
+          <w:right w:val="none" w:color="000000" w:sz="4" w:space="0"/>
         </w:tcBorders>
       </w:tcPr>
     </w:tblStylePr>
@@ -23823,12 +25564,12 @@
         <w:tblBorders/>
       </w:tblPr>
       <w:tcPr>
-        <w:shd w:color="ffffff"/>
+        <w:shd w:val="clear" w:color="ffffff"/>
         <w:tcBorders>
-          <w:top w:val="none"/>
+          <w:top w:val="none" w:color="000000" w:sz="4" w:space="0"/>
           <w:left w:val="single" w:color="000000" w:themeColor="accent5" w:themeTint="90" w:sz="4" w:space="0"/>
-          <w:bottom w:val="none"/>
-          <w:right w:val="none"/>
+          <w:bottom w:val="none" w:color="000000" w:sz="4" w:space="0"/>
+          <w:right w:val="none" w:color="000000" w:sz="4" w:space="0"/>
         </w:tcBorders>
       </w:tcPr>
     </w:tblStylePr>
@@ -23851,9 +25592,9 @@
         <w:shd w:val="clear" w:color="ffffff" w:themeColor="light1" w:fill="ffffff" w:themeFill="light1"/>
         <w:tcBorders>
           <w:top w:val="single" w:color="000000" w:themeColor="accent5" w:themeTint="90" w:sz="4" w:space="0"/>
-          <w:left w:val="none"/>
-          <w:bottom w:val="none"/>
-          <w:right w:val="none"/>
+          <w:left w:val="none" w:color="000000" w:sz="4" w:space="0"/>
+          <w:bottom w:val="none" w:color="000000" w:sz="4" w:space="0"/>
+          <w:right w:val="none" w:color="000000" w:sz="4" w:space="0"/>
         </w:tcBorders>
       </w:tcPr>
     </w:tblStylePr>
@@ -23923,9 +25664,9 @@
       </w:tcPr>
     </w:tblStylePr>
   </w:style>
-  <w:style w:type="table" w:styleId="67">
+  <w:style w:type="table" w:styleId="816">
     <w:name w:val="Grid Table 7 Colorful - Accent 6"/>
-    <w:basedOn w:val="665"/>
+    <w:basedOn w:val="947"/>
     <w:uiPriority w:val="99"/>
     <w:pPr>
       <w:pBdr/>
@@ -24027,11 +25768,11 @@
         <w:tblBorders/>
       </w:tblPr>
       <w:tcPr>
-        <w:shd w:color="ffffff"/>
+        <w:shd w:val="clear" w:color="ffffff"/>
         <w:tcBorders>
-          <w:top w:val="none"/>
-          <w:left w:val="none"/>
-          <w:bottom w:val="none"/>
+          <w:top w:val="none" w:color="000000" w:sz="4" w:space="0"/>
+          <w:left w:val="none" w:color="000000" w:sz="4" w:space="0"/>
+          <w:bottom w:val="none" w:color="000000" w:sz="4" w:space="0"/>
           <w:right w:val="single" w:color="000000" w:themeColor="accent6" w:themeTint="90" w:sz="4" w:space="0"/>
         </w:tcBorders>
       </w:tcPr>
@@ -24054,10 +25795,10 @@
       <w:tcPr>
         <w:shd w:val="clear" w:color="ffffff" w:themeColor="light1" w:fill="ffffff" w:themeFill="light1"/>
         <w:tcBorders>
-          <w:top w:val="none"/>
-          <w:left w:val="none"/>
+          <w:top w:val="none" w:color="000000" w:sz="4" w:space="0"/>
+          <w:left w:val="none" w:color="000000" w:sz="4" w:space="0"/>
           <w:bottom w:val="single" w:color="000000" w:themeColor="accent6" w:themeTint="90" w:sz="4" w:space="0"/>
-          <w:right w:val="none"/>
+          <w:right w:val="none" w:color="000000" w:sz="4" w:space="0"/>
         </w:tcBorders>
       </w:tcPr>
     </w:tblStylePr>
@@ -24077,12 +25818,12 @@
         <w:tblBorders/>
       </w:tblPr>
       <w:tcPr>
-        <w:shd w:color="ffffff"/>
+        <w:shd w:val="clear" w:color="ffffff"/>
         <w:tcBorders>
-          <w:top w:val="none"/>
+          <w:top w:val="none" w:color="000000" w:sz="4" w:space="0"/>
           <w:left w:val="single" w:color="000000" w:themeColor="accent6" w:themeTint="90" w:sz="4" w:space="0"/>
-          <w:bottom w:val="none"/>
-          <w:right w:val="none"/>
+          <w:bottom w:val="none" w:color="000000" w:sz="4" w:space="0"/>
+          <w:right w:val="none" w:color="000000" w:sz="4" w:space="0"/>
         </w:tcBorders>
       </w:tcPr>
     </w:tblStylePr>
@@ -24105,9 +25846,9 @@
         <w:shd w:val="clear" w:color="ffffff" w:themeColor="light1" w:fill="ffffff" w:themeFill="light1"/>
         <w:tcBorders>
           <w:top w:val="single" w:color="000000" w:themeColor="accent6" w:themeTint="90" w:sz="4" w:space="0"/>
-          <w:left w:val="none"/>
-          <w:bottom w:val="none"/>
-          <w:right w:val="none"/>
+          <w:left w:val="none" w:color="000000" w:sz="4" w:space="0"/>
+          <w:bottom w:val="none" w:color="000000" w:sz="4" w:space="0"/>
+          <w:right w:val="none" w:color="000000" w:sz="4" w:space="0"/>
         </w:tcBorders>
       </w:tcPr>
     </w:tblStylePr>
@@ -24177,9 +25918,9 @@
       </w:tcPr>
     </w:tblStylePr>
   </w:style>
-  <w:style w:type="table" w:styleId="68">
+  <w:style w:type="table" w:styleId="817">
     <w:name w:val="List Table 1 Light"/>
-    <w:basedOn w:val="665"/>
+    <w:basedOn w:val="947"/>
     <w:uiPriority w:val="99"/>
     <w:pPr>
       <w:pBdr/>
@@ -24393,9 +26134,9 @@
       </w:tcPr>
     </w:tblStylePr>
   </w:style>
-  <w:style w:type="table" w:styleId="69">
+  <w:style w:type="table" w:styleId="818">
     <w:name w:val="List Table 1 Light - Accent 1"/>
-    <w:basedOn w:val="665"/>
+    <w:basedOn w:val="947"/>
     <w:uiPriority w:val="99"/>
     <w:pPr>
       <w:pBdr/>
@@ -24609,9 +26350,9 @@
       </w:tcPr>
     </w:tblStylePr>
   </w:style>
-  <w:style w:type="table" w:styleId="70">
+  <w:style w:type="table" w:styleId="819">
     <w:name w:val="List Table 1 Light - Accent 2"/>
-    <w:basedOn w:val="665"/>
+    <w:basedOn w:val="947"/>
     <w:uiPriority w:val="99"/>
     <w:pPr>
       <w:pBdr/>
@@ -24825,9 +26566,9 @@
       </w:tcPr>
     </w:tblStylePr>
   </w:style>
-  <w:style w:type="table" w:styleId="71">
+  <w:style w:type="table" w:styleId="820">
     <w:name w:val="List Table 1 Light - Accent 3"/>
-    <w:basedOn w:val="665"/>
+    <w:basedOn w:val="947"/>
     <w:uiPriority w:val="99"/>
     <w:pPr>
       <w:pBdr/>
@@ -25041,9 +26782,9 @@
       </w:tcPr>
     </w:tblStylePr>
   </w:style>
-  <w:style w:type="table" w:styleId="72">
+  <w:style w:type="table" w:styleId="821">
     <w:name w:val="List Table 1 Light - Accent 4"/>
-    <w:basedOn w:val="665"/>
+    <w:basedOn w:val="947"/>
     <w:uiPriority w:val="99"/>
     <w:pPr>
       <w:pBdr/>
@@ -25257,9 +26998,9 @@
       </w:tcPr>
     </w:tblStylePr>
   </w:style>
-  <w:style w:type="table" w:styleId="73">
+  <w:style w:type="table" w:styleId="822">
     <w:name w:val="List Table 1 Light - Accent 5"/>
-    <w:basedOn w:val="665"/>
+    <w:basedOn w:val="947"/>
     <w:uiPriority w:val="99"/>
     <w:pPr>
       <w:pBdr/>
@@ -25473,9 +27214,9 @@
       </w:tcPr>
     </w:tblStylePr>
   </w:style>
-  <w:style w:type="table" w:styleId="74">
+  <w:style w:type="table" w:styleId="823">
     <w:name w:val="List Table 1 Light - Accent 6"/>
-    <w:basedOn w:val="665"/>
+    <w:basedOn w:val="947"/>
     <w:uiPriority w:val="99"/>
     <w:pPr>
       <w:pBdr/>
@@ -25689,9 +27430,9 @@
       </w:tcPr>
     </w:tblStylePr>
   </w:style>
-  <w:style w:type="table" w:styleId="75">
+  <w:style w:type="table" w:styleId="824">
     <w:name w:val="List Table 2"/>
-    <w:basedOn w:val="665"/>
+    <w:basedOn w:val="947"/>
     <w:uiPriority w:val="99"/>
     <w:pPr>
       <w:pBdr/>
@@ -25927,9 +27668,9 @@
       </w:tcPr>
     </w:tblStylePr>
   </w:style>
-  <w:style w:type="table" w:styleId="76">
+  <w:style w:type="table" w:styleId="825">
     <w:name w:val="List Table 2 - Accent 1"/>
-    <w:basedOn w:val="665"/>
+    <w:basedOn w:val="947"/>
     <w:uiPriority w:val="99"/>
     <w:pPr>
       <w:pBdr/>
@@ -26165,9 +27906,9 @@
       </w:tcPr>
     </w:tblStylePr>
   </w:style>
-  <w:style w:type="table" w:styleId="77">
+  <w:style w:type="table" w:styleId="826">
     <w:name w:val="List Table 2 - Accent 2"/>
-    <w:basedOn w:val="665"/>
+    <w:basedOn w:val="947"/>
     <w:uiPriority w:val="99"/>
     <w:pPr>
       <w:pBdr/>
@@ -26403,9 +28144,9 @@
       </w:tcPr>
     </w:tblStylePr>
   </w:style>
-  <w:style w:type="table" w:styleId="78">
+  <w:style w:type="table" w:styleId="827">
     <w:name w:val="List Table 2 - Accent 3"/>
-    <w:basedOn w:val="665"/>
+    <w:basedOn w:val="947"/>
     <w:uiPriority w:val="99"/>
     <w:pPr>
       <w:pBdr/>
@@ -26641,9 +28382,9 @@
       </w:tcPr>
     </w:tblStylePr>
   </w:style>
-  <w:style w:type="table" w:styleId="79">
+  <w:style w:type="table" w:styleId="828">
     <w:name w:val="List Table 2 - Accent 4"/>
-    <w:basedOn w:val="665"/>
+    <w:basedOn w:val="947"/>
     <w:uiPriority w:val="99"/>
     <w:pPr>
       <w:pBdr/>
@@ -26879,9 +28620,9 @@
       </w:tcPr>
     </w:tblStylePr>
   </w:style>
-  <w:style w:type="table" w:styleId="80">
+  <w:style w:type="table" w:styleId="829">
     <w:name w:val="List Table 2 - Accent 5"/>
-    <w:basedOn w:val="665"/>
+    <w:basedOn w:val="947"/>
     <w:uiPriority w:val="99"/>
     <w:pPr>
       <w:pBdr/>
@@ -27117,9 +28858,9 @@
       </w:tcPr>
     </w:tblStylePr>
   </w:style>
-  <w:style w:type="table" w:styleId="81">
+  <w:style w:type="table" w:styleId="830">
     <w:name w:val="List Table 2 - Accent 6"/>
-    <w:basedOn w:val="665"/>
+    <w:basedOn w:val="947"/>
     <w:uiPriority w:val="99"/>
     <w:pPr>
       <w:pBdr/>
@@ -27355,9 +29096,9 @@
       </w:tcPr>
     </w:tblStylePr>
   </w:style>
-  <w:style w:type="table" w:styleId="82">
+  <w:style w:type="table" w:styleId="831">
     <w:name w:val="List Table 3"/>
-    <w:basedOn w:val="665"/>
+    <w:basedOn w:val="947"/>
     <w:uiPriority w:val="99"/>
     <w:pPr>
       <w:pBdr/>
@@ -27583,9 +29324,9 @@
       </w:tcPr>
     </w:tblStylePr>
   </w:style>
-  <w:style w:type="table" w:styleId="83">
+  <w:style w:type="table" w:styleId="832">
     <w:name w:val="List Table 3 - Accent 1"/>
-    <w:basedOn w:val="665"/>
+    <w:basedOn w:val="947"/>
     <w:uiPriority w:val="99"/>
     <w:pPr>
       <w:pBdr/>
@@ -27811,9 +29552,9 @@
       </w:tcPr>
     </w:tblStylePr>
   </w:style>
-  <w:style w:type="table" w:styleId="84">
+  <w:style w:type="table" w:styleId="833">
     <w:name w:val="List Table 3 - Accent 2"/>
-    <w:basedOn w:val="665"/>
+    <w:basedOn w:val="947"/>
     <w:uiPriority w:val="99"/>
     <w:pPr>
       <w:pBdr/>
@@ -28039,9 +29780,9 @@
       </w:tcPr>
     </w:tblStylePr>
   </w:style>
-  <w:style w:type="table" w:styleId="85">
+  <w:style w:type="table" w:styleId="834">
     <w:name w:val="List Table 3 - Accent 3"/>
-    <w:basedOn w:val="665"/>
+    <w:basedOn w:val="947"/>
     <w:uiPriority w:val="99"/>
     <w:pPr>
       <w:pBdr/>
@@ -28267,9 +30008,9 @@
       </w:tcPr>
     </w:tblStylePr>
   </w:style>
-  <w:style w:type="table" w:styleId="86">
+  <w:style w:type="table" w:styleId="835">
     <w:name w:val="List Table 3 - Accent 4"/>
-    <w:basedOn w:val="665"/>
+    <w:basedOn w:val="947"/>
     <w:uiPriority w:val="99"/>
     <w:pPr>
       <w:pBdr/>
@@ -28495,9 +30236,9 @@
       </w:tcPr>
     </w:tblStylePr>
   </w:style>
-  <w:style w:type="table" w:styleId="87">
+  <w:style w:type="table" w:styleId="836">
     <w:name w:val="List Table 3 - Accent 5"/>
-    <w:basedOn w:val="665"/>
+    <w:basedOn w:val="947"/>
     <w:uiPriority w:val="99"/>
     <w:pPr>
       <w:pBdr/>
@@ -28723,9 +30464,9 @@
       </w:tcPr>
     </w:tblStylePr>
   </w:style>
-  <w:style w:type="table" w:styleId="88">
+  <w:style w:type="table" w:styleId="837">
     <w:name w:val="List Table 3 - Accent 6"/>
-    <w:basedOn w:val="665"/>
+    <w:basedOn w:val="947"/>
     <w:uiPriority w:val="99"/>
     <w:pPr>
       <w:pBdr/>
@@ -28951,9 +30692,9 @@
       </w:tcPr>
     </w:tblStylePr>
   </w:style>
-  <w:style w:type="table" w:styleId="89">
+  <w:style w:type="table" w:styleId="838">
     <w:name w:val="List Table 4"/>
-    <w:basedOn w:val="665"/>
+    <w:basedOn w:val="947"/>
     <w:uiPriority w:val="99"/>
     <w:pPr>
       <w:pBdr/>
@@ -29176,9 +30917,9 @@
       </w:tcPr>
     </w:tblStylePr>
   </w:style>
-  <w:style w:type="table" w:styleId="90">
+  <w:style w:type="table" w:styleId="839">
     <w:name w:val="List Table 4 - Accent 1"/>
-    <w:basedOn w:val="665"/>
+    <w:basedOn w:val="947"/>
     <w:uiPriority w:val="99"/>
     <w:pPr>
       <w:pBdr/>
@@ -29401,9 +31142,9 @@
       </w:tcPr>
     </w:tblStylePr>
   </w:style>
-  <w:style w:type="table" w:styleId="91">
+  <w:style w:type="table" w:styleId="840">
     <w:name w:val="List Table 4 - Accent 2"/>
-    <w:basedOn w:val="665"/>
+    <w:basedOn w:val="947"/>
     <w:uiPriority w:val="99"/>
     <w:pPr>
       <w:pBdr/>
@@ -29626,9 +31367,9 @@
       </w:tcPr>
     </w:tblStylePr>
   </w:style>
-  <w:style w:type="table" w:styleId="92">
+  <w:style w:type="table" w:styleId="841">
     <w:name w:val="List Table 4 - Accent 3"/>
-    <w:basedOn w:val="665"/>
+    <w:basedOn w:val="947"/>
     <w:uiPriority w:val="99"/>
     <w:pPr>
       <w:pBdr/>
@@ -29851,9 +31592,9 @@
       </w:tcPr>
     </w:tblStylePr>
   </w:style>
-  <w:style w:type="table" w:styleId="93">
+  <w:style w:type="table" w:styleId="842">
     <w:name w:val="List Table 4 - Accent 4"/>
-    <w:basedOn w:val="665"/>
+    <w:basedOn w:val="947"/>
     <w:uiPriority w:val="99"/>
     <w:pPr>
       <w:pBdr/>
@@ -30076,9 +31817,9 @@
       </w:tcPr>
     </w:tblStylePr>
   </w:style>
-  <w:style w:type="table" w:styleId="94">
+  <w:style w:type="table" w:styleId="843">
     <w:name w:val="List Table 4 - Accent 5"/>
-    <w:basedOn w:val="665"/>
+    <w:basedOn w:val="947"/>
     <w:uiPriority w:val="99"/>
     <w:pPr>
       <w:pBdr/>
@@ -30301,9 +32042,9 @@
       </w:tcPr>
     </w:tblStylePr>
   </w:style>
-  <w:style w:type="table" w:styleId="95">
+  <w:style w:type="table" w:styleId="844">
     <w:name w:val="List Table 4 - Accent 6"/>
-    <w:basedOn w:val="665"/>
+    <w:basedOn w:val="947"/>
     <w:uiPriority w:val="99"/>
     <w:pPr>
       <w:pBdr/>
@@ -30526,9 +32267,9 @@
       </w:tcPr>
     </w:tblStylePr>
   </w:style>
-  <w:style w:type="table" w:styleId="96">
+  <w:style w:type="table" w:styleId="845">
     <w:name w:val="List Table 5 Dark"/>
-    <w:basedOn w:val="665"/>
+    <w:basedOn w:val="947"/>
     <w:uiPriority w:val="99"/>
     <w:pPr>
       <w:pBdr/>
@@ -30768,9 +32509,9 @@
       </w:tcPr>
     </w:tblStylePr>
   </w:style>
-  <w:style w:type="table" w:styleId="97">
+  <w:style w:type="table" w:styleId="846">
     <w:name w:val="List Table 5 Dark - Accent 1"/>
-    <w:basedOn w:val="665"/>
+    <w:basedOn w:val="947"/>
     <w:uiPriority w:val="99"/>
     <w:pPr>
       <w:pBdr/>
@@ -31010,9 +32751,9 @@
       </w:tcPr>
     </w:tblStylePr>
   </w:style>
-  <w:style w:type="table" w:styleId="98">
+  <w:style w:type="table" w:styleId="847">
     <w:name w:val="List Table 5 Dark - Accent 2"/>
-    <w:basedOn w:val="665"/>
+    <w:basedOn w:val="947"/>
     <w:uiPriority w:val="99"/>
     <w:pPr>
       <w:pBdr/>
@@ -31252,9 +32993,9 @@
       </w:tcPr>
     </w:tblStylePr>
   </w:style>
-  <w:style w:type="table" w:styleId="99">
+  <w:style w:type="table" w:styleId="848">
     <w:name w:val="List Table 5 Dark - Accent 3"/>
-    <w:basedOn w:val="665"/>
+    <w:basedOn w:val="947"/>
     <w:uiPriority w:val="99"/>
     <w:pPr>
       <w:pBdr/>
@@ -31494,9 +33235,9 @@
       </w:tcPr>
     </w:tblStylePr>
   </w:style>
-  <w:style w:type="table" w:styleId="100">
+  <w:style w:type="table" w:styleId="849">
     <w:name w:val="List Table 5 Dark - Accent 4"/>
-    <w:basedOn w:val="665"/>
+    <w:basedOn w:val="947"/>
     <w:uiPriority w:val="99"/>
     <w:pPr>
       <w:pBdr/>
@@ -31736,9 +33477,9 @@
       </w:tcPr>
     </w:tblStylePr>
   </w:style>
-  <w:style w:type="table" w:styleId="101">
+  <w:style w:type="table" w:styleId="850">
     <w:name w:val="List Table 5 Dark - Accent 5"/>
-    <w:basedOn w:val="665"/>
+    <w:basedOn w:val="947"/>
     <w:uiPriority w:val="99"/>
     <w:pPr>
       <w:pBdr/>
@@ -31978,9 +33719,9 @@
       </w:tcPr>
     </w:tblStylePr>
   </w:style>
-  <w:style w:type="table" w:styleId="102">
+  <w:style w:type="table" w:styleId="851">
     <w:name w:val="List Table 5 Dark - Accent 6"/>
-    <w:basedOn w:val="665"/>
+    <w:basedOn w:val="947"/>
     <w:uiPriority w:val="99"/>
     <w:pPr>
       <w:pBdr/>
@@ -32220,9 +33961,9 @@
       </w:tcPr>
     </w:tblStylePr>
   </w:style>
-  <w:style w:type="table" w:styleId="103">
+  <w:style w:type="table" w:styleId="852">
     <w:name w:val="List Table 6 Colorful"/>
-    <w:basedOn w:val="665"/>
+    <w:basedOn w:val="947"/>
     <w:uiPriority w:val="99"/>
     <w:pPr>
       <w:pBdr/>
@@ -32443,9 +34184,9 @@
       </w:tcPr>
     </w:tblStylePr>
   </w:style>
-  <w:style w:type="table" w:styleId="104">
+  <w:style w:type="table" w:styleId="853">
     <w:name w:val="List Table 6 Colorful - Accent 1"/>
-    <w:basedOn w:val="665"/>
+    <w:basedOn w:val="947"/>
     <w:uiPriority w:val="99"/>
     <w:pPr>
       <w:pBdr/>
@@ -32666,9 +34407,9 @@
       </w:tcPr>
     </w:tblStylePr>
   </w:style>
-  <w:style w:type="table" w:styleId="105">
+  <w:style w:type="table" w:styleId="854">
     <w:name w:val="List Table 6 Colorful - Accent 2"/>
-    <w:basedOn w:val="665"/>
+    <w:basedOn w:val="947"/>
     <w:uiPriority w:val="99"/>
     <w:pPr>
       <w:pBdr/>
@@ -32889,9 +34630,9 @@
       </w:tcPr>
     </w:tblStylePr>
   </w:style>
-  <w:style w:type="table" w:styleId="106">
+  <w:style w:type="table" w:styleId="855">
     <w:name w:val="List Table 6 Colorful - Accent 3"/>
-    <w:basedOn w:val="665"/>
+    <w:basedOn w:val="947"/>
     <w:uiPriority w:val="99"/>
     <w:pPr>
       <w:pBdr/>
@@ -33112,9 +34853,9 @@
       </w:tcPr>
     </w:tblStylePr>
   </w:style>
-  <w:style w:type="table" w:styleId="107">
+  <w:style w:type="table" w:styleId="856">
     <w:name w:val="List Table 6 Colorful - Accent 4"/>
-    <w:basedOn w:val="665"/>
+    <w:basedOn w:val="947"/>
     <w:uiPriority w:val="99"/>
     <w:pPr>
       <w:pBdr/>
@@ -33335,9 +35076,9 @@
       </w:tcPr>
     </w:tblStylePr>
   </w:style>
-  <w:style w:type="table" w:styleId="108">
+  <w:style w:type="table" w:styleId="857">
     <w:name w:val="List Table 6 Colorful - Accent 5"/>
-    <w:basedOn w:val="665"/>
+    <w:basedOn w:val="947"/>
     <w:uiPriority w:val="99"/>
     <w:pPr>
       <w:pBdr/>
@@ -33558,9 +35299,9 @@
       </w:tcPr>
     </w:tblStylePr>
   </w:style>
-  <w:style w:type="table" w:styleId="109">
+  <w:style w:type="table" w:styleId="858">
     <w:name w:val="List Table 6 Colorful - Accent 6"/>
-    <w:basedOn w:val="665"/>
+    <w:basedOn w:val="947"/>
     <w:uiPriority w:val="99"/>
     <w:pPr>
       <w:pBdr/>
@@ -33781,9 +35522,9 @@
       </w:tcPr>
     </w:tblStylePr>
   </w:style>
-  <w:style w:type="table" w:styleId="110">
+  <w:style w:type="table" w:styleId="859">
     <w:name w:val="List Table 7 Colorful"/>
-    <w:basedOn w:val="665"/>
+    <w:basedOn w:val="947"/>
     <w:uiPriority w:val="99"/>
     <w:pPr>
       <w:pBdr/>
@@ -33882,11 +35623,11 @@
         <w:tblBorders/>
       </w:tblPr>
       <w:tcPr>
-        <w:shd w:color="ffffff"/>
+        <w:shd w:val="clear" w:color="ffffff"/>
         <w:tcBorders>
-          <w:top w:val="none"/>
-          <w:left w:val="none"/>
-          <w:bottom w:val="none"/>
+          <w:top w:val="none" w:color="000000" w:sz="4" w:space="0"/>
+          <w:left w:val="none" w:color="000000" w:sz="4" w:space="0"/>
+          <w:bottom w:val="none" w:color="000000" w:sz="4" w:space="0"/>
           <w:right w:val="single" w:color="000000" w:themeColor="text1" w:themeTint="80" w:sz="4" w:space="0"/>
         </w:tcBorders>
       </w:tcPr>
@@ -33909,10 +35650,10 @@
       <w:tcPr>
         <w:shd w:val="clear" w:color="ffffff" w:themeColor="light1" w:fill="ffffff" w:themeFill="light1"/>
         <w:tcBorders>
-          <w:top w:val="none"/>
-          <w:left w:val="none"/>
+          <w:top w:val="none" w:color="000000" w:sz="4" w:space="0"/>
+          <w:left w:val="none" w:color="000000" w:sz="4" w:space="0"/>
           <w:bottom w:val="single" w:color="000000" w:themeColor="text1" w:themeTint="80" w:sz="4" w:space="0"/>
-          <w:right w:val="none"/>
+          <w:right w:val="none" w:color="000000" w:sz="4" w:space="0"/>
         </w:tcBorders>
       </w:tcPr>
     </w:tblStylePr>
@@ -33932,12 +35673,12 @@
         <w:tblBorders/>
       </w:tblPr>
       <w:tcPr>
-        <w:shd w:color="ffffff"/>
+        <w:shd w:val="clear" w:color="ffffff"/>
         <w:tcBorders>
-          <w:top w:val="none"/>
+          <w:top w:val="none" w:color="000000" w:sz="4" w:space="0"/>
           <w:left w:val="single" w:color="000000" w:themeColor="text1" w:themeTint="80" w:sz="4" w:space="0"/>
-          <w:bottom w:val="none"/>
-          <w:right w:val="none"/>
+          <w:bottom w:val="none" w:color="000000" w:sz="4" w:space="0"/>
+          <w:right w:val="none" w:color="000000" w:sz="4" w:space="0"/>
         </w:tcBorders>
       </w:tcPr>
     </w:tblStylePr>
@@ -33960,9 +35701,9 @@
         <w:shd w:val="clear" w:color="ffffff" w:themeColor="light1" w:fill="ffffff" w:themeFill="light1"/>
         <w:tcBorders>
           <w:top w:val="single" w:color="000000" w:themeColor="text1" w:themeTint="80" w:sz="4" w:space="0"/>
-          <w:left w:val="none"/>
-          <w:bottom w:val="none"/>
-          <w:right w:val="none"/>
+          <w:left w:val="none" w:color="000000" w:sz="4" w:space="0"/>
+          <w:bottom w:val="none" w:color="000000" w:sz="4" w:space="0"/>
+          <w:right w:val="none" w:color="000000" w:sz="4" w:space="0"/>
         </w:tcBorders>
       </w:tcPr>
     </w:tblStylePr>
@@ -34037,9 +35778,9 @@
       </w:tcPr>
     </w:tblStylePr>
   </w:style>
-  <w:style w:type="table" w:styleId="111">
+  <w:style w:type="table" w:styleId="860">
     <w:name w:val="List Table 7 Colorful - Accent 1"/>
-    <w:basedOn w:val="665"/>
+    <w:basedOn w:val="947"/>
     <w:uiPriority w:val="99"/>
     <w:pPr>
       <w:pBdr/>
@@ -34138,11 +35879,11 @@
         <w:tblBorders/>
       </w:tblPr>
       <w:tcPr>
-        <w:shd w:color="ffffff"/>
+        <w:shd w:val="clear" w:color="ffffff"/>
         <w:tcBorders>
-          <w:top w:val="none"/>
-          <w:left w:val="none"/>
-          <w:bottom w:val="none"/>
+          <w:top w:val="none" w:color="000000" w:sz="4" w:space="0"/>
+          <w:left w:val="none" w:color="000000" w:sz="4" w:space="0"/>
+          <w:bottom w:val="none" w:color="000000" w:sz="4" w:space="0"/>
           <w:right w:val="single" w:color="000000" w:themeColor="accent1" w:sz="4" w:space="0"/>
         </w:tcBorders>
       </w:tcPr>
@@ -34165,10 +35906,10 @@
       <w:tcPr>
         <w:shd w:val="clear" w:color="ffffff" w:themeColor="light1" w:fill="ffffff" w:themeFill="light1"/>
         <w:tcBorders>
-          <w:top w:val="none"/>
-          <w:left w:val="none"/>
+          <w:top w:val="none" w:color="000000" w:sz="4" w:space="0"/>
+          <w:left w:val="none" w:color="000000" w:sz="4" w:space="0"/>
           <w:bottom w:val="single" w:color="000000" w:themeColor="accent1" w:sz="4" w:space="0"/>
-          <w:right w:val="none"/>
+          <w:right w:val="none" w:color="000000" w:sz="4" w:space="0"/>
         </w:tcBorders>
       </w:tcPr>
     </w:tblStylePr>
@@ -34188,12 +35929,12 @@
         <w:tblBorders/>
       </w:tblPr>
       <w:tcPr>
-        <w:shd w:color="ffffff"/>
+        <w:shd w:val="clear" w:color="ffffff"/>
         <w:tcBorders>
-          <w:top w:val="none"/>
+          <w:top w:val="none" w:color="000000" w:sz="4" w:space="0"/>
           <w:left w:val="single" w:color="000000" w:themeColor="accent1" w:sz="4" w:space="0"/>
-          <w:bottom w:val="none"/>
-          <w:right w:val="none"/>
+          <w:bottom w:val="none" w:color="000000" w:sz="4" w:space="0"/>
+          <w:right w:val="none" w:color="000000" w:sz="4" w:space="0"/>
         </w:tcBorders>
       </w:tcPr>
     </w:tblStylePr>
@@ -34216,9 +35957,9 @@
         <w:shd w:val="clear" w:color="ffffff" w:themeColor="light1" w:fill="ffffff" w:themeFill="light1"/>
         <w:tcBorders>
           <w:top w:val="single" w:color="000000" w:themeColor="accent1" w:sz="4" w:space="0"/>
-          <w:left w:val="none"/>
-          <w:bottom w:val="none"/>
-          <w:right w:val="none"/>
+          <w:left w:val="none" w:color="000000" w:sz="4" w:space="0"/>
+          <w:bottom w:val="none" w:color="000000" w:sz="4" w:space="0"/>
+          <w:right w:val="none" w:color="000000" w:sz="4" w:space="0"/>
         </w:tcBorders>
       </w:tcPr>
     </w:tblStylePr>
@@ -34293,9 +36034,9 @@
       </w:tcPr>
     </w:tblStylePr>
   </w:style>
-  <w:style w:type="table" w:styleId="112">
+  <w:style w:type="table" w:styleId="861">
     <w:name w:val="List Table 7 Colorful - Accent 2"/>
-    <w:basedOn w:val="665"/>
+    <w:basedOn w:val="947"/>
     <w:uiPriority w:val="99"/>
     <w:pPr>
       <w:pBdr/>
@@ -34394,11 +36135,11 @@
         <w:tblBorders/>
       </w:tblPr>
       <w:tcPr>
-        <w:shd w:color="ffffff"/>
+        <w:shd w:val="clear" w:color="ffffff"/>
         <w:tcBorders>
-          <w:top w:val="none"/>
-          <w:left w:val="none"/>
-          <w:bottom w:val="none"/>
+          <w:top w:val="none" w:color="000000" w:sz="4" w:space="0"/>
+          <w:left w:val="none" w:color="000000" w:sz="4" w:space="0"/>
+          <w:bottom w:val="none" w:color="000000" w:sz="4" w:space="0"/>
           <w:right w:val="single" w:color="000000" w:themeColor="accent2" w:themeTint="97" w:sz="4" w:space="0"/>
         </w:tcBorders>
       </w:tcPr>
@@ -34421,10 +36162,10 @@
       <w:tcPr>
         <w:shd w:val="clear" w:color="ffffff" w:themeColor="light1" w:fill="ffffff" w:themeFill="light1"/>
         <w:tcBorders>
-          <w:top w:val="none"/>
-          <w:left w:val="none"/>
+          <w:top w:val="none" w:color="000000" w:sz="4" w:space="0"/>
+          <w:left w:val="none" w:color="000000" w:sz="4" w:space="0"/>
           <w:bottom w:val="single" w:color="000000" w:themeColor="accent2" w:themeTint="97" w:sz="4" w:space="0"/>
-          <w:right w:val="none"/>
+          <w:right w:val="none" w:color="000000" w:sz="4" w:space="0"/>
         </w:tcBorders>
       </w:tcPr>
     </w:tblStylePr>
@@ -34444,12 +36185,12 @@
         <w:tblBorders/>
       </w:tblPr>
       <w:tcPr>
-        <w:shd w:color="ffffff"/>
+        <w:shd w:val="clear" w:color="ffffff"/>
         <w:tcBorders>
-          <w:top w:val="none"/>
+          <w:top w:val="none" w:color="000000" w:sz="4" w:space="0"/>
           <w:left w:val="single" w:color="000000" w:themeColor="accent2" w:themeTint="97" w:sz="4" w:space="0"/>
-          <w:bottom w:val="none"/>
-          <w:right w:val="none"/>
+          <w:bottom w:val="none" w:color="000000" w:sz="4" w:space="0"/>
+          <w:right w:val="none" w:color="000000" w:sz="4" w:space="0"/>
         </w:tcBorders>
       </w:tcPr>
     </w:tblStylePr>
@@ -34472,9 +36213,9 @@
         <w:shd w:val="clear" w:color="ffffff" w:themeColor="light1" w:fill="ffffff" w:themeFill="light1"/>
         <w:tcBorders>
           <w:top w:val="single" w:color="000000" w:themeColor="accent2" w:themeTint="97" w:sz="4" w:space="0"/>
-          <w:left w:val="none"/>
-          <w:bottom w:val="none"/>
-          <w:right w:val="none"/>
+          <w:left w:val="none" w:color="000000" w:sz="4" w:space="0"/>
+          <w:bottom w:val="none" w:color="000000" w:sz="4" w:space="0"/>
+          <w:right w:val="none" w:color="000000" w:sz="4" w:space="0"/>
         </w:tcBorders>
       </w:tcPr>
     </w:tblStylePr>
@@ -34549,9 +36290,9 @@
       </w:tcPr>
     </w:tblStylePr>
   </w:style>
-  <w:style w:type="table" w:styleId="113">
+  <w:style w:type="table" w:styleId="862">
     <w:name w:val="List Table 7 Colorful - Accent 3"/>
-    <w:basedOn w:val="665"/>
+    <w:basedOn w:val="947"/>
     <w:uiPriority w:val="99"/>
     <w:pPr>
       <w:pBdr/>
@@ -34650,11 +36391,11 @@
         <w:tblBorders/>
       </w:tblPr>
       <w:tcPr>
-        <w:shd w:color="ffffff"/>
+        <w:shd w:val="clear" w:color="ffffff"/>
         <w:tcBorders>
-          <w:top w:val="none"/>
-          <w:left w:val="none"/>
-          <w:bottom w:val="none"/>
+          <w:top w:val="none" w:color="000000" w:sz="4" w:space="0"/>
+          <w:left w:val="none" w:color="000000" w:sz="4" w:space="0"/>
+          <w:bottom w:val="none" w:color="000000" w:sz="4" w:space="0"/>
           <w:right w:val="single" w:color="000000" w:themeColor="accent3" w:themeTint="98" w:sz="4" w:space="0"/>
         </w:tcBorders>
       </w:tcPr>
@@ -34677,10 +36418,10 @@
       <w:tcPr>
         <w:shd w:val="clear" w:color="ffffff" w:themeColor="light1" w:fill="ffffff" w:themeFill="light1"/>
         <w:tcBorders>
-          <w:top w:val="none"/>
-          <w:left w:val="none"/>
+          <w:top w:val="none" w:color="000000" w:sz="4" w:space="0"/>
+          <w:left w:val="none" w:color="000000" w:sz="4" w:space="0"/>
           <w:bottom w:val="single" w:color="000000" w:themeColor="accent3" w:themeTint="98" w:sz="4" w:space="0"/>
-          <w:right w:val="none"/>
+          <w:right w:val="none" w:color="000000" w:sz="4" w:space="0"/>
         </w:tcBorders>
       </w:tcPr>
     </w:tblStylePr>
@@ -34700,12 +36441,12 @@
         <w:tblBorders/>
       </w:tblPr>
       <w:tcPr>
-        <w:shd w:color="ffffff"/>
+        <w:shd w:val="clear" w:color="ffffff"/>
         <w:tcBorders>
-          <w:top w:val="none"/>
+          <w:top w:val="none" w:color="000000" w:sz="4" w:space="0"/>
           <w:left w:val="single" w:color="000000" w:themeColor="accent3" w:themeTint="98" w:sz="4" w:space="0"/>
-          <w:bottom w:val="none"/>
-          <w:right w:val="none"/>
+          <w:bottom w:val="none" w:color="000000" w:sz="4" w:space="0"/>
+          <w:right w:val="none" w:color="000000" w:sz="4" w:space="0"/>
         </w:tcBorders>
       </w:tcPr>
     </w:tblStylePr>
@@ -34728,9 +36469,9 @@
         <w:shd w:val="clear" w:color="ffffff" w:themeColor="light1" w:fill="ffffff" w:themeFill="light1"/>
         <w:tcBorders>
           <w:top w:val="single" w:color="000000" w:themeColor="accent3" w:themeTint="98" w:sz="4" w:space="0"/>
-          <w:left w:val="none"/>
-          <w:bottom w:val="none"/>
-          <w:right w:val="none"/>
+          <w:left w:val="none" w:color="000000" w:sz="4" w:space="0"/>
+          <w:bottom w:val="none" w:color="000000" w:sz="4" w:space="0"/>
+          <w:right w:val="none" w:color="000000" w:sz="4" w:space="0"/>
         </w:tcBorders>
       </w:tcPr>
     </w:tblStylePr>
@@ -34805,9 +36546,9 @@
       </w:tcPr>
     </w:tblStylePr>
   </w:style>
-  <w:style w:type="table" w:styleId="114">
+  <w:style w:type="table" w:styleId="863">
     <w:name w:val="List Table 7 Colorful - Accent 4"/>
-    <w:basedOn w:val="665"/>
+    <w:basedOn w:val="947"/>
     <w:uiPriority w:val="99"/>
     <w:pPr>
       <w:pBdr/>
@@ -34906,11 +36647,11 @@
         <w:tblBorders/>
       </w:tblPr>
       <w:tcPr>
-        <w:shd w:color="ffffff"/>
+        <w:shd w:val="clear" w:color="ffffff"/>
         <w:tcBorders>
-          <w:top w:val="none"/>
-          <w:left w:val="none"/>
-          <w:bottom w:val="none"/>
+          <w:top w:val="none" w:color="000000" w:sz="4" w:space="0"/>
+          <w:left w:val="none" w:color="000000" w:sz="4" w:space="0"/>
+          <w:bottom w:val="none" w:color="000000" w:sz="4" w:space="0"/>
           <w:right w:val="single" w:color="000000" w:themeColor="accent4" w:themeTint="9A" w:sz="4" w:space="0"/>
         </w:tcBorders>
       </w:tcPr>
@@ -34933,10 +36674,10 @@
       <w:tcPr>
         <w:shd w:val="clear" w:color="ffffff" w:themeColor="light1" w:fill="ffffff" w:themeFill="light1"/>
         <w:tcBorders>
-          <w:top w:val="none"/>
-          <w:left w:val="none"/>
+          <w:top w:val="none" w:color="000000" w:sz="4" w:space="0"/>
+          <w:left w:val="none" w:color="000000" w:sz="4" w:space="0"/>
           <w:bottom w:val="single" w:color="000000" w:themeColor="accent4" w:themeTint="9A" w:sz="4" w:space="0"/>
-          <w:right w:val="none"/>
+          <w:right w:val="none" w:color="000000" w:sz="4" w:space="0"/>
         </w:tcBorders>
       </w:tcPr>
     </w:tblStylePr>
@@ -34956,12 +36697,12 @@
         <w:tblBorders/>
       </w:tblPr>
       <w:tcPr>
-        <w:shd w:color="ffffff"/>
+        <w:shd w:val="clear" w:color="ffffff"/>
         <w:tcBorders>
-          <w:top w:val="none"/>
+          <w:top w:val="none" w:color="000000" w:sz="4" w:space="0"/>
           <w:left w:val="single" w:color="000000" w:themeColor="accent4" w:themeTint="9A" w:sz="4" w:space="0"/>
-          <w:bottom w:val="none"/>
-          <w:right w:val="none"/>
+          <w:bottom w:val="none" w:color="000000" w:sz="4" w:space="0"/>
+          <w:right w:val="none" w:color="000000" w:sz="4" w:space="0"/>
         </w:tcBorders>
       </w:tcPr>
     </w:tblStylePr>
@@ -34984,9 +36725,9 @@
         <w:shd w:val="clear" w:color="ffffff" w:themeColor="light1" w:fill="ffffff" w:themeFill="light1"/>
         <w:tcBorders>
           <w:top w:val="single" w:color="000000" w:themeColor="accent4" w:themeTint="9A" w:sz="4" w:space="0"/>
-          <w:left w:val="none"/>
-          <w:bottom w:val="none"/>
-          <w:right w:val="none"/>
+          <w:left w:val="none" w:color="000000" w:sz="4" w:space="0"/>
+          <w:bottom w:val="none" w:color="000000" w:sz="4" w:space="0"/>
+          <w:right w:val="none" w:color="000000" w:sz="4" w:space="0"/>
         </w:tcBorders>
       </w:tcPr>
     </w:tblStylePr>
@@ -35061,9 +36802,9 @@
       </w:tcPr>
     </w:tblStylePr>
   </w:style>
-  <w:style w:type="table" w:styleId="115">
+  <w:style w:type="table" w:styleId="864">
     <w:name w:val="List Table 7 Colorful - Accent 5"/>
-    <w:basedOn w:val="665"/>
+    <w:basedOn w:val="947"/>
     <w:uiPriority w:val="99"/>
     <w:pPr>
       <w:pBdr/>
@@ -35162,11 +36903,11 @@
         <w:tblBorders/>
       </w:tblPr>
       <w:tcPr>
-        <w:shd w:color="ffffff"/>
+        <w:shd w:val="clear" w:color="ffffff"/>
         <w:tcBorders>
-          <w:top w:val="none"/>
-          <w:left w:val="none"/>
-          <w:bottom w:val="none"/>
+          <w:top w:val="none" w:color="000000" w:sz="4" w:space="0"/>
+          <w:left w:val="none" w:color="000000" w:sz="4" w:space="0"/>
+          <w:bottom w:val="none" w:color="000000" w:sz="4" w:space="0"/>
           <w:right w:val="single" w:color="000000" w:themeColor="accent5" w:themeTint="9A" w:sz="4" w:space="0"/>
         </w:tcBorders>
       </w:tcPr>
@@ -35189,10 +36930,10 @@
       <w:tcPr>
         <w:shd w:val="clear" w:color="ffffff" w:themeColor="light1" w:fill="ffffff" w:themeFill="light1"/>
         <w:tcBorders>
-          <w:top w:val="none"/>
-          <w:left w:val="none"/>
+          <w:top w:val="none" w:color="000000" w:sz="4" w:space="0"/>
+          <w:left w:val="none" w:color="000000" w:sz="4" w:space="0"/>
           <w:bottom w:val="single" w:color="000000" w:themeColor="accent5" w:themeTint="9A" w:sz="4" w:space="0"/>
-          <w:right w:val="none"/>
+          <w:right w:val="none" w:color="000000" w:sz="4" w:space="0"/>
         </w:tcBorders>
       </w:tcPr>
     </w:tblStylePr>
@@ -35212,12 +36953,12 @@
         <w:tblBorders/>
       </w:tblPr>
       <w:tcPr>
-        <w:shd w:color="ffffff"/>
+        <w:shd w:val="clear" w:color="ffffff"/>
         <w:tcBorders>
-          <w:top w:val="none"/>
+          <w:top w:val="none" w:color="000000" w:sz="4" w:space="0"/>
           <w:left w:val="single" w:color="000000" w:themeColor="accent5" w:themeTint="9A" w:sz="4" w:space="0"/>
-          <w:bottom w:val="none"/>
-          <w:right w:val="none"/>
+          <w:bottom w:val="none" w:color="000000" w:sz="4" w:space="0"/>
+          <w:right w:val="none" w:color="000000" w:sz="4" w:space="0"/>
         </w:tcBorders>
       </w:tcPr>
     </w:tblStylePr>
@@ -35240,9 +36981,9 @@
         <w:shd w:val="clear" w:color="ffffff" w:themeColor="light1" w:fill="ffffff" w:themeFill="light1"/>
         <w:tcBorders>
           <w:top w:val="single" w:color="000000" w:themeColor="accent5" w:themeTint="9A" w:sz="4" w:space="0"/>
-          <w:left w:val="none"/>
-          <w:bottom w:val="none"/>
-          <w:right w:val="none"/>
+          <w:left w:val="none" w:color="000000" w:sz="4" w:space="0"/>
+          <w:bottom w:val="none" w:color="000000" w:sz="4" w:space="0"/>
+          <w:right w:val="none" w:color="000000" w:sz="4" w:space="0"/>
         </w:tcBorders>
       </w:tcPr>
     </w:tblStylePr>
@@ -35317,9 +37058,9 @@
       </w:tcPr>
     </w:tblStylePr>
   </w:style>
-  <w:style w:type="table" w:styleId="116">
+  <w:style w:type="table" w:styleId="865">
     <w:name w:val="List Table 7 Colorful - Accent 6"/>
-    <w:basedOn w:val="665"/>
+    <w:basedOn w:val="947"/>
     <w:uiPriority w:val="99"/>
     <w:pPr>
       <w:pBdr/>
@@ -35418,11 +37159,11 @@
         <w:tblBorders/>
       </w:tblPr>
       <w:tcPr>
-        <w:shd w:color="ffffff"/>
+        <w:shd w:val="clear" w:color="ffffff"/>
         <w:tcBorders>
-          <w:top w:val="none"/>
-          <w:left w:val="none"/>
-          <w:bottom w:val="none"/>
+          <w:top w:val="none" w:color="000000" w:sz="4" w:space="0"/>
+          <w:left w:val="none" w:color="000000" w:sz="4" w:space="0"/>
+          <w:bottom w:val="none" w:color="000000" w:sz="4" w:space="0"/>
           <w:right w:val="single" w:color="000000" w:themeColor="accent6" w:themeTint="98" w:sz="4" w:space="0"/>
         </w:tcBorders>
       </w:tcPr>
@@ -35445,10 +37186,10 @@
       <w:tcPr>
         <w:shd w:val="clear" w:color="ffffff" w:themeColor="light1" w:fill="ffffff" w:themeFill="light1"/>
         <w:tcBorders>
-          <w:top w:val="none"/>
-          <w:left w:val="none"/>
+          <w:top w:val="none" w:color="000000" w:sz="4" w:space="0"/>
+          <w:left w:val="none" w:color="000000" w:sz="4" w:space="0"/>
           <w:bottom w:val="single" w:color="000000" w:themeColor="accent6" w:themeTint="98" w:sz="4" w:space="0"/>
-          <w:right w:val="none"/>
+          <w:right w:val="none" w:color="000000" w:sz="4" w:space="0"/>
         </w:tcBorders>
       </w:tcPr>
     </w:tblStylePr>
@@ -35468,12 +37209,12 @@
         <w:tblBorders/>
       </w:tblPr>
       <w:tcPr>
-        <w:shd w:color="ffffff"/>
+        <w:shd w:val="clear" w:color="ffffff"/>
         <w:tcBorders>
-          <w:top w:val="none"/>
+          <w:top w:val="none" w:color="000000" w:sz="4" w:space="0"/>
           <w:left w:val="single" w:color="000000" w:themeColor="accent6" w:themeTint="98" w:sz="4" w:space="0"/>
-          <w:bottom w:val="none"/>
-          <w:right w:val="none"/>
+          <w:bottom w:val="none" w:color="000000" w:sz="4" w:space="0"/>
+          <w:right w:val="none" w:color="000000" w:sz="4" w:space="0"/>
         </w:tcBorders>
       </w:tcPr>
     </w:tblStylePr>
@@ -35496,9 +37237,9 @@
         <w:shd w:val="clear" w:color="ffffff" w:themeColor="light1" w:fill="ffffff" w:themeFill="light1"/>
         <w:tcBorders>
           <w:top w:val="single" w:color="000000" w:themeColor="accent6" w:themeTint="98" w:sz="4" w:space="0"/>
-          <w:left w:val="none"/>
-          <w:bottom w:val="none"/>
-          <w:right w:val="none"/>
+          <w:left w:val="none" w:color="000000" w:sz="4" w:space="0"/>
+          <w:bottom w:val="none" w:color="000000" w:sz="4" w:space="0"/>
+          <w:right w:val="none" w:color="000000" w:sz="4" w:space="0"/>
         </w:tcBorders>
       </w:tcPr>
     </w:tblStylePr>
@@ -35573,9 +37314,9 @@
       </w:tcPr>
     </w:tblStylePr>
   </w:style>
-  <w:style w:type="table" w:styleId="117">
+  <w:style w:type="table" w:styleId="866">
     <w:name w:val="Lined - Accent"/>
-    <w:basedOn w:val="665"/>
+    <w:basedOn w:val="947"/>
     <w:uiPriority w:val="99"/>
     <w:pPr>
       <w:pBdr/>
@@ -35810,9 +37551,9 @@
       </w:tcPr>
     </w:tblStylePr>
   </w:style>
-  <w:style w:type="table" w:styleId="118">
+  <w:style w:type="table" w:styleId="867">
     <w:name w:val="Lined - Accent 1"/>
-    <w:basedOn w:val="665"/>
+    <w:basedOn w:val="947"/>
     <w:uiPriority w:val="99"/>
     <w:pPr>
       <w:pBdr/>
@@ -36047,9 +37788,9 @@
       </w:tcPr>
     </w:tblStylePr>
   </w:style>
-  <w:style w:type="table" w:styleId="119">
+  <w:style w:type="table" w:styleId="868">
     <w:name w:val="Lined - Accent 2"/>
-    <w:basedOn w:val="665"/>
+    <w:basedOn w:val="947"/>
     <w:uiPriority w:val="99"/>
     <w:pPr>
       <w:pBdr/>
@@ -36284,9 +38025,9 @@
       </w:tcPr>
     </w:tblStylePr>
   </w:style>
-  <w:style w:type="table" w:styleId="120">
+  <w:style w:type="table" w:styleId="869">
     <w:name w:val="Lined - Accent 3"/>
-    <w:basedOn w:val="665"/>
+    <w:basedOn w:val="947"/>
     <w:uiPriority w:val="99"/>
     <w:pPr>
       <w:pBdr/>
@@ -36521,9 +38262,9 @@
       </w:tcPr>
     </w:tblStylePr>
   </w:style>
-  <w:style w:type="table" w:styleId="121">
+  <w:style w:type="table" w:styleId="870">
     <w:name w:val="Lined - Accent 4"/>
-    <w:basedOn w:val="665"/>
+    <w:basedOn w:val="947"/>
     <w:uiPriority w:val="99"/>
     <w:pPr>
       <w:pBdr/>
@@ -36758,9 +38499,9 @@
       </w:tcPr>
     </w:tblStylePr>
   </w:style>
-  <w:style w:type="table" w:styleId="122">
+  <w:style w:type="table" w:styleId="871">
     <w:name w:val="Lined - Accent 5"/>
-    <w:basedOn w:val="665"/>
+    <w:basedOn w:val="947"/>
     <w:uiPriority w:val="99"/>
     <w:pPr>
       <w:pBdr/>
@@ -36995,9 +38736,9 @@
       </w:tcPr>
     </w:tblStylePr>
   </w:style>
-  <w:style w:type="table" w:styleId="123">
+  <w:style w:type="table" w:styleId="872">
     <w:name w:val="Lined - Accent 6"/>
-    <w:basedOn w:val="665"/>
+    <w:basedOn w:val="947"/>
     <w:uiPriority w:val="99"/>
     <w:pPr>
       <w:pBdr/>
@@ -37232,9 +38973,9 @@
       </w:tcPr>
     </w:tblStylePr>
   </w:style>
-  <w:style w:type="table" w:styleId="124">
+  <w:style w:type="table" w:styleId="873">
     <w:name w:val="Bordered &amp; Lined - Accent"/>
-    <w:basedOn w:val="665"/>
+    <w:basedOn w:val="947"/>
     <w:uiPriority w:val="99"/>
     <w:pPr>
       <w:pBdr/>
@@ -37476,9 +39217,9 @@
       </w:tcPr>
     </w:tblStylePr>
   </w:style>
-  <w:style w:type="table" w:styleId="125">
+  <w:style w:type="table" w:styleId="874">
     <w:name w:val="Bordered &amp; Lined - Accent 1"/>
-    <w:basedOn w:val="665"/>
+    <w:basedOn w:val="947"/>
     <w:uiPriority w:val="99"/>
     <w:pPr>
       <w:pBdr/>
@@ -37720,9 +39461,9 @@
       </w:tcPr>
     </w:tblStylePr>
   </w:style>
-  <w:style w:type="table" w:styleId="126">
+  <w:style w:type="table" w:styleId="875">
     <w:name w:val="Bordered &amp; Lined - Accent 2"/>
-    <w:basedOn w:val="665"/>
+    <w:basedOn w:val="947"/>
     <w:uiPriority w:val="99"/>
     <w:pPr>
       <w:pBdr/>
@@ -37964,9 +39705,9 @@
       </w:tcPr>
     </w:tblStylePr>
   </w:style>
-  <w:style w:type="table" w:styleId="127">
+  <w:style w:type="table" w:styleId="876">
     <w:name w:val="Bordered &amp; Lined - Accent 3"/>
-    <w:basedOn w:val="665"/>
+    <w:basedOn w:val="947"/>
     <w:uiPriority w:val="99"/>
     <w:pPr>
       <w:pBdr/>
@@ -38208,9 +39949,9 @@
       </w:tcPr>
     </w:tblStylePr>
   </w:style>
-  <w:style w:type="table" w:styleId="128">
+  <w:style w:type="table" w:styleId="877">
     <w:name w:val="Bordered &amp; Lined - Accent 4"/>
-    <w:basedOn w:val="665"/>
+    <w:basedOn w:val="947"/>
     <w:uiPriority w:val="99"/>
     <w:pPr>
       <w:pBdr/>
@@ -38452,9 +40193,9 @@
       </w:tcPr>
     </w:tblStylePr>
   </w:style>
-  <w:style w:type="table" w:styleId="129">
+  <w:style w:type="table" w:styleId="878">
     <w:name w:val="Bordered &amp; Lined - Accent 5"/>
-    <w:basedOn w:val="665"/>
+    <w:basedOn w:val="947"/>
     <w:uiPriority w:val="99"/>
     <w:pPr>
       <w:pBdr/>
@@ -38696,9 +40437,9 @@
       </w:tcPr>
     </w:tblStylePr>
   </w:style>
-  <w:style w:type="table" w:styleId="130">
+  <w:style w:type="table" w:styleId="879">
     <w:name w:val="Bordered &amp; Lined - Accent 6"/>
-    <w:basedOn w:val="665"/>
+    <w:basedOn w:val="947"/>
     <w:uiPriority w:val="99"/>
     <w:pPr>
       <w:pBdr/>
@@ -38940,9 +40681,9 @@
       </w:tcPr>
     </w:tblStylePr>
   </w:style>
-  <w:style w:type="table" w:styleId="131">
+  <w:style w:type="table" w:styleId="880">
     <w:name w:val="Bordered"/>
-    <w:basedOn w:val="665"/>
+    <w:basedOn w:val="947"/>
     <w:uiPriority w:val="99"/>
     <w:pPr>
       <w:pBdr/>
@@ -39171,9 +40912,9 @@
       </w:tcPr>
     </w:tblStylePr>
   </w:style>
-  <w:style w:type="table" w:styleId="132">
+  <w:style w:type="table" w:styleId="881">
     <w:name w:val="Bordered - Accent 1"/>
-    <w:basedOn w:val="665"/>
+    <w:basedOn w:val="947"/>
     <w:uiPriority w:val="99"/>
     <w:pPr>
       <w:pBdr/>
@@ -39402,9 +41143,9 @@
       </w:tcPr>
     </w:tblStylePr>
   </w:style>
-  <w:style w:type="table" w:styleId="133">
+  <w:style w:type="table" w:styleId="882">
     <w:name w:val="Bordered - Accent 2"/>
-    <w:basedOn w:val="665"/>
+    <w:basedOn w:val="947"/>
     <w:uiPriority w:val="99"/>
     <w:pPr>
       <w:pBdr/>
@@ -39633,9 +41374,9 @@
       </w:tcPr>
     </w:tblStylePr>
   </w:style>
-  <w:style w:type="table" w:styleId="134">
+  <w:style w:type="table" w:styleId="883">
     <w:name w:val="Bordered - Accent 3"/>
-    <w:basedOn w:val="665"/>
+    <w:basedOn w:val="947"/>
     <w:uiPriority w:val="99"/>
     <w:pPr>
       <w:pBdr/>
@@ -39864,9 +41605,9 @@
       </w:tcPr>
     </w:tblStylePr>
   </w:style>
-  <w:style w:type="table" w:styleId="135">
+  <w:style w:type="table" w:styleId="884">
     <w:name w:val="Bordered - Accent 4"/>
-    <w:basedOn w:val="665"/>
+    <w:basedOn w:val="947"/>
     <w:uiPriority w:val="99"/>
     <w:pPr>
       <w:pBdr/>
@@ -40095,9 +41836,9 @@
       </w:tcPr>
     </w:tblStylePr>
   </w:style>
-  <w:style w:type="table" w:styleId="136">
+  <w:style w:type="table" w:styleId="885">
     <w:name w:val="Bordered - Accent 5"/>
-    <w:basedOn w:val="665"/>
+    <w:basedOn w:val="947"/>
     <w:uiPriority w:val="99"/>
     <w:pPr>
       <w:pBdr/>
@@ -40326,9 +42067,9 @@
       </w:tcPr>
     </w:tblStylePr>
   </w:style>
-  <w:style w:type="table" w:styleId="137">
+  <w:style w:type="table" w:styleId="886">
     <w:name w:val="Bordered - Accent 6"/>
-    <w:basedOn w:val="665"/>
+    <w:basedOn w:val="947"/>
     <w:uiPriority w:val="99"/>
     <w:pPr>
       <w:pBdr/>
@@ -40557,11 +42298,11 @@
       </w:tcPr>
     </w:tblStylePr>
   </w:style>
-  <w:style w:type="paragraph" w:styleId="139">
+  <w:style w:type="paragraph" w:styleId="887">
     <w:name w:val="Heading 1"/>
-    <w:basedOn w:val="664"/>
-    <w:next w:val="664"/>
-    <w:link w:val="150"/>
+    <w:basedOn w:val="946"/>
+    <w:next w:val="946"/>
+    <w:link w:val="897"/>
     <w:uiPriority w:val="9"/>
     <w:qFormat/>
     <w:pPr>
@@ -40579,11 +42320,11 @@
       <w:szCs w:val="40"/>
     </w:rPr>
   </w:style>
-  <w:style w:type="paragraph" w:styleId="140">
+  <w:style w:type="paragraph" w:styleId="888">
     <w:name w:val="Heading 2"/>
-    <w:basedOn w:val="664"/>
-    <w:next w:val="664"/>
-    <w:link w:val="151"/>
+    <w:basedOn w:val="946"/>
+    <w:next w:val="946"/>
+    <w:link w:val="898"/>
     <w:uiPriority w:val="9"/>
     <w:unhideWhenUsed/>
     <w:qFormat/>
@@ -40602,11 +42343,11 @@
       <w:szCs w:val="32"/>
     </w:rPr>
   </w:style>
-  <w:style w:type="paragraph" w:styleId="141">
+  <w:style w:type="paragraph" w:styleId="889">
     <w:name w:val="Heading 3"/>
-    <w:basedOn w:val="664"/>
-    <w:next w:val="664"/>
-    <w:link w:val="152"/>
+    <w:basedOn w:val="946"/>
+    <w:next w:val="946"/>
+    <w:link w:val="899"/>
     <w:uiPriority w:val="9"/>
     <w:unhideWhenUsed/>
     <w:qFormat/>
@@ -40625,11 +42366,11 @@
       <w:szCs w:val="28"/>
     </w:rPr>
   </w:style>
-  <w:style w:type="paragraph" w:styleId="142">
+  <w:style w:type="paragraph" w:styleId="890">
     <w:name w:val="Heading 4"/>
-    <w:basedOn w:val="664"/>
-    <w:next w:val="664"/>
-    <w:link w:val="153"/>
+    <w:basedOn w:val="946"/>
+    <w:next w:val="946"/>
+    <w:link w:val="900"/>
     <w:uiPriority w:val="9"/>
     <w:unhideWhenUsed/>
     <w:qFormat/>
@@ -40648,11 +42389,11 @@
       <w:color w:val="0f4761" w:themeColor="accent1" w:themeShade="BF"/>
     </w:rPr>
   </w:style>
-  <w:style w:type="paragraph" w:styleId="143">
+  <w:style w:type="paragraph" w:styleId="891">
     <w:name w:val="Heading 5"/>
-    <w:basedOn w:val="664"/>
-    <w:next w:val="664"/>
-    <w:link w:val="154"/>
+    <w:basedOn w:val="946"/>
+    <w:next w:val="946"/>
+    <w:link w:val="901"/>
     <w:uiPriority w:val="9"/>
     <w:unhideWhenUsed/>
     <w:qFormat/>
@@ -40669,11 +42410,11 @@
       <w:color w:val="0f4761" w:themeColor="accent1" w:themeShade="BF"/>
     </w:rPr>
   </w:style>
-  <w:style w:type="paragraph" w:styleId="144">
+  <w:style w:type="paragraph" w:styleId="892">
     <w:name w:val="Heading 6"/>
-    <w:basedOn w:val="664"/>
-    <w:next w:val="664"/>
-    <w:link w:val="155"/>
+    <w:basedOn w:val="946"/>
+    <w:next w:val="946"/>
+    <w:link w:val="902"/>
     <w:uiPriority w:val="9"/>
     <w:unhideWhenUsed/>
     <w:qFormat/>
@@ -40692,11 +42433,11 @@
       <w:color w:val="595959" w:themeColor="text1" w:themeTint="A6"/>
     </w:rPr>
   </w:style>
-  <w:style w:type="paragraph" w:styleId="145">
+  <w:style w:type="paragraph" w:styleId="893">
     <w:name w:val="Heading 7"/>
-    <w:basedOn w:val="664"/>
-    <w:next w:val="664"/>
-    <w:link w:val="156"/>
+    <w:basedOn w:val="946"/>
+    <w:next w:val="946"/>
+    <w:link w:val="903"/>
     <w:uiPriority w:val="9"/>
     <w:unhideWhenUsed/>
     <w:qFormat/>
@@ -40713,11 +42454,11 @@
       <w:color w:val="595959" w:themeColor="text1" w:themeTint="A6"/>
     </w:rPr>
   </w:style>
-  <w:style w:type="paragraph" w:styleId="146">
+  <w:style w:type="paragraph" w:styleId="894">
     <w:name w:val="Heading 8"/>
-    <w:basedOn w:val="664"/>
-    <w:next w:val="664"/>
-    <w:link w:val="157"/>
+    <w:basedOn w:val="946"/>
+    <w:next w:val="946"/>
+    <w:link w:val="904"/>
     <w:uiPriority w:val="9"/>
     <w:unhideWhenUsed/>
     <w:qFormat/>
@@ -40736,11 +42477,11 @@
       <w:color w:val="272727" w:themeColor="text1" w:themeTint="D8"/>
     </w:rPr>
   </w:style>
-  <w:style w:type="paragraph" w:styleId="147">
+  <w:style w:type="paragraph" w:styleId="895">
     <w:name w:val="Heading 9"/>
-    <w:basedOn w:val="664"/>
-    <w:next w:val="664"/>
-    <w:link w:val="158"/>
+    <w:basedOn w:val="946"/>
+    <w:next w:val="946"/>
+    <w:link w:val="905"/>
     <w:uiPriority w:val="9"/>
     <w:unhideWhenUsed/>
     <w:qFormat/>
@@ -40759,7 +42500,7 @@
       <w:color w:val="272727" w:themeColor="text1" w:themeTint="D8"/>
     </w:rPr>
   </w:style>
-  <w:style w:type="character" w:styleId="148" w:default="1">
+  <w:style w:type="character" w:styleId="896" w:default="1">
     <w:name w:val="Default Paragraph Font"/>
     <w:uiPriority w:val="1"/>
     <w:semiHidden/>
@@ -40770,10 +42511,10 @@
       <w:ind/>
     </w:pPr>
   </w:style>
-  <w:style w:type="character" w:styleId="150">
+  <w:style w:type="character" w:styleId="897">
     <w:name w:val="Heading 1 Char"/>
-    <w:basedOn w:val="148"/>
-    <w:link w:val="139"/>
+    <w:basedOn w:val="896"/>
+    <w:link w:val="887"/>
     <w:uiPriority w:val="9"/>
     <w:pPr>
       <w:pBdr/>
@@ -40787,10 +42528,10 @@
       <w:szCs w:val="40"/>
     </w:rPr>
   </w:style>
-  <w:style w:type="character" w:styleId="151">
+  <w:style w:type="character" w:styleId="898">
     <w:name w:val="Heading 2 Char"/>
-    <w:basedOn w:val="148"/>
-    <w:link w:val="140"/>
+    <w:basedOn w:val="896"/>
+    <w:link w:val="888"/>
     <w:uiPriority w:val="9"/>
     <w:pPr>
       <w:pBdr/>
@@ -40804,10 +42545,10 @@
       <w:szCs w:val="32"/>
     </w:rPr>
   </w:style>
-  <w:style w:type="character" w:styleId="152">
+  <w:style w:type="character" w:styleId="899">
     <w:name w:val="Heading 3 Char"/>
-    <w:basedOn w:val="148"/>
-    <w:link w:val="141"/>
+    <w:basedOn w:val="896"/>
+    <w:link w:val="889"/>
     <w:uiPriority w:val="9"/>
     <w:pPr>
       <w:pBdr/>
@@ -40821,10 +42562,10 @@
       <w:szCs w:val="28"/>
     </w:rPr>
   </w:style>
-  <w:style w:type="character" w:styleId="153">
+  <w:style w:type="character" w:styleId="900">
     <w:name w:val="Heading 4 Char"/>
-    <w:basedOn w:val="148"/>
-    <w:link w:val="142"/>
+    <w:basedOn w:val="896"/>
+    <w:link w:val="890"/>
     <w:uiPriority w:val="9"/>
     <w:pPr>
       <w:pBdr/>
@@ -40838,10 +42579,10 @@
       <w:color w:val="0f4761" w:themeColor="accent1" w:themeShade="BF"/>
     </w:rPr>
   </w:style>
-  <w:style w:type="character" w:styleId="154">
+  <w:style w:type="character" w:styleId="901">
     <w:name w:val="Heading 5 Char"/>
-    <w:basedOn w:val="148"/>
-    <w:link w:val="143"/>
+    <w:basedOn w:val="896"/>
+    <w:link w:val="891"/>
     <w:uiPriority w:val="9"/>
     <w:pPr>
       <w:pBdr/>
@@ -40853,10 +42594,10 @@
       <w:color w:val="0f4761" w:themeColor="accent1" w:themeShade="BF"/>
     </w:rPr>
   </w:style>
-  <w:style w:type="character" w:styleId="155">
+  <w:style w:type="character" w:styleId="902">
     <w:name w:val="Heading 6 Char"/>
-    <w:basedOn w:val="148"/>
-    <w:link w:val="144"/>
+    <w:basedOn w:val="896"/>
+    <w:link w:val="892"/>
     <w:uiPriority w:val="9"/>
     <w:pPr>
       <w:pBdr/>
@@ -40870,10 +42611,10 @@
       <w:color w:val="595959" w:themeColor="text1" w:themeTint="A6"/>
     </w:rPr>
   </w:style>
-  <w:style w:type="character" w:styleId="156">
+  <w:style w:type="character" w:styleId="903">
     <w:name w:val="Heading 7 Char"/>
-    <w:basedOn w:val="148"/>
-    <w:link w:val="145"/>
+    <w:basedOn w:val="896"/>
+    <w:link w:val="893"/>
     <w:uiPriority w:val="9"/>
     <w:pPr>
       <w:pBdr/>
@@ -40885,10 +42626,10 @@
       <w:color w:val="595959" w:themeColor="text1" w:themeTint="A6"/>
     </w:rPr>
   </w:style>
-  <w:style w:type="character" w:styleId="157">
+  <w:style w:type="character" w:styleId="904">
     <w:name w:val="Heading 8 Char"/>
-    <w:basedOn w:val="148"/>
-    <w:link w:val="146"/>
+    <w:basedOn w:val="896"/>
+    <w:link w:val="894"/>
     <w:uiPriority w:val="9"/>
     <w:pPr>
       <w:pBdr/>
@@ -40902,10 +42643,10 @@
       <w:color w:val="272727" w:themeColor="text1" w:themeTint="D8"/>
     </w:rPr>
   </w:style>
-  <w:style w:type="character" w:styleId="158">
+  <w:style w:type="character" w:styleId="905">
     <w:name w:val="Heading 9 Char"/>
-    <w:basedOn w:val="148"/>
-    <w:link w:val="147"/>
+    <w:basedOn w:val="896"/>
+    <w:link w:val="895"/>
     <w:uiPriority w:val="9"/>
     <w:pPr>
       <w:pBdr/>
@@ -40919,11 +42660,11 @@
       <w:color w:val="272727" w:themeColor="text1" w:themeTint="D8"/>
     </w:rPr>
   </w:style>
-  <w:style w:type="paragraph" w:styleId="159">
+  <w:style w:type="paragraph" w:styleId="906">
     <w:name w:val="Title"/>
-    <w:basedOn w:val="664"/>
-    <w:next w:val="664"/>
-    <w:link w:val="160"/>
+    <w:basedOn w:val="946"/>
+    <w:next w:val="946"/>
+    <w:link w:val="907"/>
     <w:uiPriority w:val="10"/>
     <w:qFormat/>
     <w:pPr>
@@ -40939,10 +42680,10 @@
       <w:szCs w:val="56"/>
     </w:rPr>
   </w:style>
-  <w:style w:type="character" w:styleId="160">
+  <w:style w:type="character" w:styleId="907">
     <w:name w:val="Title Char"/>
-    <w:basedOn w:val="148"/>
-    <w:link w:val="159"/>
+    <w:basedOn w:val="896"/>
+    <w:link w:val="906"/>
     <w:uiPriority w:val="10"/>
     <w:pPr>
       <w:pBdr/>
@@ -40956,11 +42697,11 @@
       <w:szCs w:val="56"/>
     </w:rPr>
   </w:style>
-  <w:style w:type="paragraph" w:styleId="161">
+  <w:style w:type="paragraph" w:styleId="908">
     <w:name w:val="Subtitle"/>
-    <w:basedOn w:val="664"/>
-    <w:next w:val="664"/>
-    <w:link w:val="162"/>
+    <w:basedOn w:val="946"/>
+    <w:next w:val="946"/>
+    <w:link w:val="909"/>
     <w:uiPriority w:val="11"/>
     <w:qFormat/>
     <w:pPr>
@@ -40978,10 +42719,10 @@
       <w:szCs w:val="28"/>
     </w:rPr>
   </w:style>
-  <w:style w:type="character" w:styleId="162">
+  <w:style w:type="character" w:styleId="909">
     <w:name w:val="Subtitle Char"/>
-    <w:basedOn w:val="148"/>
-    <w:link w:val="161"/>
+    <w:basedOn w:val="896"/>
+    <w:link w:val="908"/>
     <w:uiPriority w:val="11"/>
     <w:pPr>
       <w:pBdr/>
@@ -40995,11 +42736,11 @@
       <w:szCs w:val="28"/>
     </w:rPr>
   </w:style>
-  <w:style w:type="paragraph" w:styleId="163">
+  <w:style w:type="paragraph" w:styleId="910">
     <w:name w:val="Quote"/>
-    <w:basedOn w:val="664"/>
-    <w:next w:val="664"/>
-    <w:link w:val="164"/>
+    <w:basedOn w:val="946"/>
+    <w:next w:val="946"/>
+    <w:link w:val="911"/>
     <w:uiPriority w:val="29"/>
     <w:qFormat/>
     <w:pPr>
@@ -41014,10 +42755,10 @@
       <w:color w:val="404040" w:themeColor="text1" w:themeTint="BF"/>
     </w:rPr>
   </w:style>
-  <w:style w:type="character" w:styleId="164">
+  <w:style w:type="character" w:styleId="911">
     <w:name w:val="Quote Char"/>
-    <w:basedOn w:val="148"/>
-    <w:link w:val="163"/>
+    <w:basedOn w:val="896"/>
+    <w:link w:val="910"/>
     <w:uiPriority w:val="29"/>
     <w:pPr>
       <w:pBdr/>
@@ -41030,9 +42771,9 @@
       <w:color w:val="404040" w:themeColor="text1" w:themeTint="BF"/>
     </w:rPr>
   </w:style>
-  <w:style w:type="character" w:styleId="166">
+  <w:style w:type="character" w:styleId="912">
     <w:name w:val="Intense Emphasis"/>
-    <w:basedOn w:val="148"/>
+    <w:basedOn w:val="896"/>
     <w:uiPriority w:val="21"/>
     <w:qFormat/>
     <w:pPr>
@@ -41046,11 +42787,11 @@
       <w:color w:val="0f4761" w:themeColor="accent1" w:themeShade="BF"/>
     </w:rPr>
   </w:style>
-  <w:style w:type="paragraph" w:styleId="167">
+  <w:style w:type="paragraph" w:styleId="913">
     <w:name w:val="Intense Quote"/>
-    <w:basedOn w:val="664"/>
-    <w:next w:val="664"/>
-    <w:link w:val="168"/>
+    <w:basedOn w:val="946"/>
+    <w:next w:val="946"/>
+    <w:link w:val="914"/>
     <w:uiPriority w:val="30"/>
     <w:qFormat/>
     <w:pPr>
@@ -41068,10 +42809,10 @@
       <w:color w:val="0f4761" w:themeColor="accent1" w:themeShade="BF"/>
     </w:rPr>
   </w:style>
-  <w:style w:type="character" w:styleId="168">
+  <w:style w:type="character" w:styleId="914">
     <w:name w:val="Intense Quote Char"/>
-    <w:basedOn w:val="148"/>
-    <w:link w:val="167"/>
+    <w:basedOn w:val="896"/>
+    <w:link w:val="913"/>
     <w:uiPriority w:val="30"/>
     <w:pPr>
       <w:pBdr/>
@@ -41084,9 +42825,9 @@
       <w:color w:val="0f4761" w:themeColor="accent1" w:themeShade="BF"/>
     </w:rPr>
   </w:style>
-  <w:style w:type="character" w:styleId="169">
+  <w:style w:type="character" w:styleId="915">
     <w:name w:val="Intense Reference"/>
-    <w:basedOn w:val="148"/>
+    <w:basedOn w:val="896"/>
     <w:uiPriority w:val="32"/>
     <w:qFormat/>
     <w:pPr>
@@ -41102,9 +42843,9 @@
       <w:spacing w:val="5"/>
     </w:rPr>
   </w:style>
-  <w:style w:type="character" w:styleId="171">
+  <w:style w:type="character" w:styleId="916">
     <w:name w:val="Subtle Emphasis"/>
-    <w:basedOn w:val="148"/>
+    <w:basedOn w:val="896"/>
     <w:uiPriority w:val="19"/>
     <w:qFormat/>
     <w:pPr>
@@ -41118,9 +42859,9 @@
       <w:color w:val="404040" w:themeColor="text1" w:themeTint="BF"/>
     </w:rPr>
   </w:style>
-  <w:style w:type="character" w:styleId="172">
+  <w:style w:type="character" w:styleId="917">
     <w:name w:val="Emphasis"/>
-    <w:basedOn w:val="148"/>
+    <w:basedOn w:val="896"/>
     <w:uiPriority w:val="20"/>
     <w:qFormat/>
     <w:pPr>
@@ -41133,9 +42874,9 @@
       <w:iCs/>
     </w:rPr>
   </w:style>
-  <w:style w:type="character" w:styleId="173">
+  <w:style w:type="character" w:styleId="918">
     <w:name w:val="Strong"/>
-    <w:basedOn w:val="148"/>
+    <w:basedOn w:val="896"/>
     <w:uiPriority w:val="22"/>
     <w:qFormat/>
     <w:pPr>
@@ -41148,9 +42889,9 @@
       <w:bCs/>
     </w:rPr>
   </w:style>
-  <w:style w:type="character" w:styleId="174">
+  <w:style w:type="character" w:styleId="919">
     <w:name w:val="Subtle Reference"/>
-    <w:basedOn w:val="148"/>
+    <w:basedOn w:val="896"/>
     <w:uiPriority w:val="31"/>
     <w:qFormat/>
     <w:pPr>
@@ -41163,9 +42904,9 @@
       <w:color w:val="5a5a5a" w:themeColor="text1" w:themeTint="A5"/>
     </w:rPr>
   </w:style>
-  <w:style w:type="character" w:styleId="175">
+  <w:style w:type="character" w:styleId="920">
     <w:name w:val="Book Title"/>
-    <w:basedOn w:val="148"/>
+    <w:basedOn w:val="896"/>
     <w:uiPriority w:val="33"/>
     <w:qFormat/>
     <w:pPr>
@@ -41181,10 +42922,10 @@
       <w:spacing w:val="5"/>
     </w:rPr>
   </w:style>
-  <w:style w:type="paragraph" w:styleId="176">
+  <w:style w:type="paragraph" w:styleId="921">
     <w:name w:val="Header"/>
-    <w:basedOn w:val="664"/>
-    <w:link w:val="177"/>
+    <w:basedOn w:val="946"/>
+    <w:link w:val="922"/>
     <w:uiPriority w:val="99"/>
     <w:unhideWhenUsed/>
     <w:pPr>
@@ -41197,10 +42938,10 @@
       <w:ind/>
     </w:pPr>
   </w:style>
-  <w:style w:type="character" w:styleId="177">
+  <w:style w:type="character" w:styleId="922">
     <w:name w:val="Header Char"/>
-    <w:basedOn w:val="148"/>
-    <w:link w:val="176"/>
+    <w:basedOn w:val="896"/>
+    <w:link w:val="921"/>
     <w:uiPriority w:val="99"/>
     <w:pPr>
       <w:pBdr/>
@@ -41208,10 +42949,10 @@
       <w:ind/>
     </w:pPr>
   </w:style>
-  <w:style w:type="paragraph" w:styleId="178">
+  <w:style w:type="paragraph" w:styleId="923">
     <w:name w:val="Footer"/>
-    <w:basedOn w:val="664"/>
-    <w:link w:val="179"/>
+    <w:basedOn w:val="946"/>
+    <w:link w:val="924"/>
     <w:uiPriority w:val="99"/>
     <w:unhideWhenUsed/>
     <w:pPr>
@@ -41224,10 +42965,10 @@
       <w:ind/>
     </w:pPr>
   </w:style>
-  <w:style w:type="character" w:styleId="179">
+  <w:style w:type="character" w:styleId="924">
     <w:name w:val="Footer Char"/>
-    <w:basedOn w:val="148"/>
-    <w:link w:val="178"/>
+    <w:basedOn w:val="896"/>
+    <w:link w:val="923"/>
     <w:uiPriority w:val="99"/>
     <w:pPr>
       <w:pBdr/>
@@ -41235,10 +42976,10 @@
       <w:ind/>
     </w:pPr>
   </w:style>
-  <w:style w:type="paragraph" w:styleId="180">
+  <w:style w:type="paragraph" w:styleId="925">
     <w:name w:val="Caption"/>
-    <w:basedOn w:val="664"/>
-    <w:next w:val="664"/>
+    <w:basedOn w:val="946"/>
+    <w:next w:val="946"/>
     <w:uiPriority w:val="35"/>
     <w:unhideWhenUsed/>
     <w:qFormat/>
@@ -41255,10 +42996,10 @@
       <w:szCs w:val="18"/>
     </w:rPr>
   </w:style>
-  <w:style w:type="paragraph" w:styleId="181">
+  <w:style w:type="paragraph" w:styleId="926">
     <w:name w:val="footnote text"/>
-    <w:basedOn w:val="664"/>
-    <w:link w:val="182"/>
+    <w:basedOn w:val="946"/>
+    <w:link w:val="927"/>
     <w:uiPriority w:val="99"/>
     <w:semiHidden/>
     <w:unhideWhenUsed/>
@@ -41272,10 +43013,10 @@
       <w:szCs w:val="20"/>
     </w:rPr>
   </w:style>
-  <w:style w:type="character" w:styleId="182">
+  <w:style w:type="character" w:styleId="927">
     <w:name w:val="Footnote Text Char"/>
-    <w:basedOn w:val="148"/>
-    <w:link w:val="181"/>
+    <w:basedOn w:val="896"/>
+    <w:link w:val="926"/>
     <w:uiPriority w:val="99"/>
     <w:semiHidden/>
     <w:pPr>
@@ -41288,9 +43029,9 @@
       <w:szCs w:val="20"/>
     </w:rPr>
   </w:style>
-  <w:style w:type="character" w:styleId="183">
+  <w:style w:type="character" w:styleId="928">
     <w:name w:val="footnote reference"/>
-    <w:basedOn w:val="148"/>
+    <w:basedOn w:val="896"/>
     <w:uiPriority w:val="99"/>
     <w:semiHidden/>
     <w:unhideWhenUsed/>
@@ -41303,10 +43044,10 @@
       <w:vertAlign w:val="superscript"/>
     </w:rPr>
   </w:style>
-  <w:style w:type="paragraph" w:styleId="184">
+  <w:style w:type="paragraph" w:styleId="929">
     <w:name w:val="endnote text"/>
-    <w:basedOn w:val="664"/>
-    <w:link w:val="185"/>
+    <w:basedOn w:val="946"/>
+    <w:link w:val="930"/>
     <w:uiPriority w:val="99"/>
     <w:semiHidden/>
     <w:unhideWhenUsed/>
@@ -41320,10 +43061,10 @@
       <w:szCs w:val="20"/>
     </w:rPr>
   </w:style>
-  <w:style w:type="character" w:styleId="185">
+  <w:style w:type="character" w:styleId="930">
     <w:name w:val="Endnote Text Char"/>
-    <w:basedOn w:val="148"/>
-    <w:link w:val="184"/>
+    <w:basedOn w:val="896"/>
+    <w:link w:val="929"/>
     <w:uiPriority w:val="99"/>
     <w:semiHidden/>
     <w:pPr>
@@ -41336,9 +43077,9 @@
       <w:szCs w:val="20"/>
     </w:rPr>
   </w:style>
-  <w:style w:type="character" w:styleId="186">
+  <w:style w:type="character" w:styleId="931">
     <w:name w:val="endnote reference"/>
-    <w:basedOn w:val="148"/>
+    <w:basedOn w:val="896"/>
     <w:uiPriority w:val="99"/>
     <w:semiHidden/>
     <w:unhideWhenUsed/>
@@ -41351,9 +43092,9 @@
       <w:vertAlign w:val="superscript"/>
     </w:rPr>
   </w:style>
-  <w:style w:type="character" w:styleId="187">
+  <w:style w:type="character" w:styleId="932">
     <w:name w:val="Hyperlink"/>
-    <w:basedOn w:val="148"/>
+    <w:basedOn w:val="896"/>
     <w:uiPriority w:val="99"/>
     <w:unhideWhenUsed/>
     <w:pPr>
@@ -41366,9 +43107,9 @@
       <w:u w:val="single"/>
     </w:rPr>
   </w:style>
-  <w:style w:type="character" w:styleId="188">
+  <w:style w:type="character" w:styleId="933">
     <w:name w:val="FollowedHyperlink"/>
-    <w:basedOn w:val="148"/>
+    <w:basedOn w:val="896"/>
     <w:uiPriority w:val="99"/>
     <w:semiHidden/>
     <w:unhideWhenUsed/>
@@ -41382,10 +43123,10 @@
       <w:u w:val="single"/>
     </w:rPr>
   </w:style>
-  <w:style w:type="paragraph" w:styleId="189">
+  <w:style w:type="paragraph" w:styleId="934">
     <w:name w:val="toc 1"/>
-    <w:basedOn w:val="664"/>
-    <w:next w:val="664"/>
+    <w:basedOn w:val="946"/>
+    <w:next w:val="946"/>
     <w:uiPriority w:val="39"/>
     <w:unhideWhenUsed/>
     <w:pPr>
@@ -41394,10 +43135,10 @@
       <w:ind/>
     </w:pPr>
   </w:style>
-  <w:style w:type="paragraph" w:styleId="190">
+  <w:style w:type="paragraph" w:styleId="935">
     <w:name w:val="toc 2"/>
-    <w:basedOn w:val="664"/>
-    <w:next w:val="664"/>
+    <w:basedOn w:val="946"/>
+    <w:next w:val="946"/>
     <w:uiPriority w:val="39"/>
     <w:unhideWhenUsed/>
     <w:pPr>
@@ -41406,10 +43147,10 @@
       <w:ind w:left="220"/>
     </w:pPr>
   </w:style>
-  <w:style w:type="paragraph" w:styleId="191">
+  <w:style w:type="paragraph" w:styleId="936">
     <w:name w:val="toc 3"/>
-    <w:basedOn w:val="664"/>
-    <w:next w:val="664"/>
+    <w:basedOn w:val="946"/>
+    <w:next w:val="946"/>
     <w:uiPriority w:val="39"/>
     <w:unhideWhenUsed/>
     <w:pPr>
@@ -41418,10 +43159,10 @@
       <w:ind w:left="440"/>
     </w:pPr>
   </w:style>
-  <w:style w:type="paragraph" w:styleId="192">
+  <w:style w:type="paragraph" w:styleId="937">
     <w:name w:val="toc 4"/>
-    <w:basedOn w:val="664"/>
-    <w:next w:val="664"/>
+    <w:basedOn w:val="946"/>
+    <w:next w:val="946"/>
     <w:uiPriority w:val="39"/>
     <w:unhideWhenUsed/>
     <w:pPr>
@@ -41430,10 +43171,10 @@
       <w:ind w:left="660"/>
     </w:pPr>
   </w:style>
-  <w:style w:type="paragraph" w:styleId="193">
+  <w:style w:type="paragraph" w:styleId="938">
     <w:name w:val="toc 5"/>
-    <w:basedOn w:val="664"/>
-    <w:next w:val="664"/>
+    <w:basedOn w:val="946"/>
+    <w:next w:val="946"/>
     <w:uiPriority w:val="39"/>
     <w:unhideWhenUsed/>
     <w:pPr>
@@ -41442,10 +43183,10 @@
       <w:ind w:left="880"/>
     </w:pPr>
   </w:style>
-  <w:style w:type="paragraph" w:styleId="194">
+  <w:style w:type="paragraph" w:styleId="939">
     <w:name w:val="toc 6"/>
-    <w:basedOn w:val="664"/>
-    <w:next w:val="664"/>
+    <w:basedOn w:val="946"/>
+    <w:next w:val="946"/>
     <w:uiPriority w:val="39"/>
     <w:unhideWhenUsed/>
     <w:pPr>
@@ -41454,10 +43195,10 @@
       <w:ind w:left="1100"/>
     </w:pPr>
   </w:style>
-  <w:style w:type="paragraph" w:styleId="195">
+  <w:style w:type="paragraph" w:styleId="940">
     <w:name w:val="toc 7"/>
-    <w:basedOn w:val="664"/>
-    <w:next w:val="664"/>
+    <w:basedOn w:val="946"/>
+    <w:next w:val="946"/>
     <w:uiPriority w:val="39"/>
     <w:unhideWhenUsed/>
     <w:pPr>
@@ -41466,10 +43207,10 @@
       <w:ind w:left="1320"/>
     </w:pPr>
   </w:style>
-  <w:style w:type="paragraph" w:styleId="196">
+  <w:style w:type="paragraph" w:styleId="941">
     <w:name w:val="toc 8"/>
-    <w:basedOn w:val="664"/>
-    <w:next w:val="664"/>
+    <w:basedOn w:val="946"/>
+    <w:next w:val="946"/>
     <w:uiPriority w:val="39"/>
     <w:unhideWhenUsed/>
     <w:pPr>
@@ -41478,10 +43219,10 @@
       <w:ind w:left="1540"/>
     </w:pPr>
   </w:style>
-  <w:style w:type="paragraph" w:styleId="197">
+  <w:style w:type="paragraph" w:styleId="942">
     <w:name w:val="toc 9"/>
-    <w:basedOn w:val="664"/>
-    <w:next w:val="664"/>
+    <w:basedOn w:val="946"/>
+    <w:next w:val="946"/>
     <w:uiPriority w:val="39"/>
     <w:unhideWhenUsed/>
     <w:pPr>
@@ -41490,9 +43231,9 @@
       <w:ind w:left="1760"/>
     </w:pPr>
   </w:style>
-  <w:style w:type="character" w:styleId="198">
+  <w:style w:type="character" w:styleId="943">
     <w:name w:val="Placeholder Text"/>
-    <w:basedOn w:val="148"/>
+    <w:basedOn w:val="896"/>
     <w:uiPriority w:val="99"/>
     <w:semiHidden/>
     <w:pPr>
@@ -41504,7 +43245,7 @@
       <w:color w:val="666666"/>
     </w:rPr>
   </w:style>
-  <w:style w:type="paragraph" w:styleId="208">
+  <w:style w:type="paragraph" w:styleId="944">
     <w:name w:val="TOC Heading"/>
     <w:uiPriority w:val="39"/>
     <w:unhideWhenUsed/>
@@ -41514,10 +43255,10 @@
       <w:ind/>
     </w:pPr>
   </w:style>
-  <w:style w:type="paragraph" w:styleId="209">
+  <w:style w:type="paragraph" w:styleId="945">
     <w:name w:val="table of figures"/>
-    <w:basedOn w:val="664"/>
-    <w:next w:val="664"/>
+    <w:basedOn w:val="946"/>
+    <w:next w:val="946"/>
     <w:uiPriority w:val="99"/>
     <w:unhideWhenUsed/>
     <w:pPr>
@@ -41526,7 +43267,7 @@
       <w:ind/>
     </w:pPr>
   </w:style>
-  <w:style w:type="paragraph" w:styleId="664" w:default="1">
+  <w:style w:type="paragraph" w:styleId="946" w:default="1">
     <w:name w:val="Normal"/>
     <w:qFormat/>
     <w:pPr>
@@ -41535,7 +43276,7 @@
       <w:ind/>
     </w:pPr>
   </w:style>
-  <w:style w:type="table" w:styleId="665" w:default="1">
+  <w:style w:type="table" w:styleId="947" w:default="1">
     <w:name w:val="Normal Table"/>
     <w:uiPriority w:val="99"/>
     <w:semiHidden/>
@@ -41728,7 +43469,7 @@
       </w:tcPr>
     </w:tblStylePr>
   </w:style>
-  <w:style w:type="numbering" w:styleId="666" w:default="1">
+  <w:style w:type="numbering" w:styleId="948" w:default="1">
     <w:name w:val="No List"/>
     <w:uiPriority w:val="99"/>
     <w:semiHidden/>
@@ -41739,9 +43480,9 @@
       <w:ind/>
     </w:pPr>
   </w:style>
-  <w:style w:type="paragraph" w:styleId="667">
+  <w:style w:type="paragraph" w:styleId="949">
     <w:name w:val="No Spacing"/>
-    <w:basedOn w:val="664"/>
+    <w:basedOn w:val="946"/>
     <w:uiPriority w:val="1"/>
     <w:qFormat/>
     <w:pPr>
@@ -41750,9 +43491,9 @@
       <w:ind/>
     </w:pPr>
   </w:style>
-  <w:style w:type="paragraph" w:styleId="668">
+  <w:style w:type="paragraph" w:styleId="950">
     <w:name w:val="List Paragraph"/>
-    <w:basedOn w:val="664"/>
+    <w:basedOn w:val="946"/>
     <w:uiPriority w:val="34"/>
     <w:qFormat/>
     <w:pPr>

--- a/文章发表库/宪法文章/程伟：论中国民主10篇.docx
+++ b/文章发表库/宪法文章/程伟：论中国民主10篇.docx
@@ -4,13 +4,14 @@
   <w:body>
     <w:p>
       <w:pPr>
+        <w:suppressLineNumbers w:val="false"/>
         <w:pBdr>
           <w:top w:val="none" w:color="000000" w:sz="4" w:space="0"/>
           <w:left w:val="none" w:color="000000" w:sz="4" w:space="0"/>
           <w:bottom w:val="none" w:color="000000" w:sz="4" w:space="0"/>
           <w:right w:val="none" w:color="000000" w:sz="4" w:space="0"/>
         </w:pBdr>
-        <w:spacing/>
+        <w:spacing w:after="200" w:before="0" w:line="240" w:lineRule="auto"/>
         <w:ind w:right="0" w:firstLine="0" w:left="0"/>
         <w:jc w:val="center"/>
         <w:rPr>
@@ -115,13 +116,14 @@
     </w:p>
     <w:p>
       <w:pPr>
+        <w:suppressLineNumbers w:val="false"/>
         <w:pBdr>
           <w:top w:val="none" w:color="000000" w:sz="4" w:space="0"/>
           <w:left w:val="none" w:color="000000" w:sz="4" w:space="0"/>
           <w:bottom w:val="none" w:color="000000" w:sz="4" w:space="0"/>
           <w:right w:val="none" w:color="000000" w:sz="4" w:space="0"/>
         </w:pBdr>
-        <w:spacing/>
+        <w:spacing w:after="200" w:before="0" w:line="240" w:lineRule="auto"/>
         <w:ind w:right="0" w:firstLine="0" w:left="0"/>
         <w:jc w:val="center"/>
         <w:rPr>
@@ -230,18 +232,6 @@
       </w:r>
       <w:r>
         <w:rPr>
-          <w:rFonts w:ascii="宋體-簡" w:hAnsi="宋體-簡" w:cs="宋體-簡"/>
-          <w:b/>
-          <w:bCs/>
-          <w:color w:val="000000"/>
-          <w:sz w:val="36"/>
-          <w:szCs w:val="36"/>
-          <w:highlight w:val="none"/>
-          <w:u w:val="none"/>
-        </w:rPr>
-      </w:r>
-      <w:r>
-        <w:rPr>
           <w:rFonts w:ascii="Songti SC" w:hAnsi="Songti SC" w:eastAsia="Songti SC" w:cs="Songti SC"/>
           <w:b/>
           <w:bCs/>
@@ -251,18 +241,7 @@
           <w:highlight w:val="none"/>
         </w:rPr>
       </w:r>
-    </w:p>
-    <w:p>
-      <w:pPr>
-        <w:pBdr>
-          <w:top w:val="none" w:color="000000" w:sz="4" w:space="0"/>
-          <w:left w:val="none" w:color="000000" w:sz="4" w:space="0"/>
-          <w:bottom w:val="none" w:color="000000" w:sz="4" w:space="0"/>
-          <w:right w:val="none" w:color="000000" w:sz="4" w:space="0"/>
-        </w:pBdr>
-        <w:spacing/>
-        <w:ind w:right="0" w:firstLine="0" w:left="0"/>
-        <w:jc w:val="left"/>
+      <w:r>
         <w:rPr>
           <w:rFonts w:ascii="Songti SC" w:hAnsi="Songti SC" w:eastAsia="Songti SC" w:cs="Songti SC"/>
           <w:b/>
@@ -272,55 +251,20 @@
           <w:szCs w:val="36"/>
           <w:highlight w:val="none"/>
         </w:rPr>
-      </w:pPr>
-      <w:r>
-        <w:rPr>
-          <w:rFonts w:ascii="Songti SC" w:hAnsi="Songti SC" w:eastAsia="Songti SC" w:cs="Songti SC"/>
-          <w:b/>
-          <w:color w:val="000000"/>
-          <w:sz w:val="36"/>
-          <w:szCs w:val="36"/>
-          <w:highlight w:val="none"/>
-        </w:rPr>
-      </w:r>
-      <w:r>
-        <w:rPr>
-          <w:rFonts w:ascii="宋體-簡" w:hAnsi="宋體-簡" w:eastAsia="宋體-簡" w:cs="宋體-簡"/>
-          <w:b/>
-          <w:bCs/>
-          <w:color w:val="000000"/>
-          <w:sz w:val="24"/>
-          <w:szCs w:val="24"/>
-          <w:highlight w:val="none"/>
-          <w:u w:val="none"/>
-        </w:rPr>
-        <w:t xml:space="preserve">作者：</w:t>
-      </w:r>
-      <w:r>
-        <w:rPr>
-          <w:rFonts w:ascii="宋體-簡" w:hAnsi="宋體-簡" w:eastAsia="宋體-簡" w:cs="宋體-簡"/>
-          <w:b/>
-          <w:bCs/>
-          <w:color w:val="000000"/>
-          <w:sz w:val="24"/>
-          <w:szCs w:val="24"/>
-          <w:u w:val="none"/>
-        </w:rPr>
-        <w:t xml:space="preserve">程伟</w:t>
-      </w:r>
-      <w:r>
-        <w:rPr>
-          <w:rFonts w:ascii="宋體-簡" w:hAnsi="宋體-簡" w:cs="宋體-簡"/>
-          <w:b/>
-          <w:bCs/>
-          <w:color w:val="000000"/>
-          <w:sz w:val="36"/>
-          <w:szCs w:val="36"/>
-          <w:highlight w:val="none"/>
-          <w:u w:val="none"/>
-        </w:rPr>
-      </w:r>
-      <w:r>
+      </w:r>
+    </w:p>
+    <w:p>
+      <w:pPr>
+        <w:suppressLineNumbers w:val="false"/>
+        <w:pBdr>
+          <w:top w:val="none" w:color="000000" w:sz="4" w:space="0"/>
+          <w:left w:val="none" w:color="000000" w:sz="4" w:space="0"/>
+          <w:bottom w:val="none" w:color="000000" w:sz="4" w:space="0"/>
+          <w:right w:val="none" w:color="000000" w:sz="4" w:space="0"/>
+        </w:pBdr>
+        <w:spacing/>
+        <w:ind w:right="0" w:firstLine="0" w:left="0"/>
+        <w:jc w:val="left"/>
         <w:rPr>
           <w:rFonts w:ascii="Songti SC" w:hAnsi="Songti SC" w:eastAsia="Songti SC" w:cs="Songti SC"/>
           <w:b/>
@@ -330,122 +274,62 @@
           <w:szCs w:val="36"/>
           <w:highlight w:val="none"/>
         </w:rPr>
-      </w:r>
-    </w:p>
-    <w:p>
-      <w:pPr>
-        <w:pBdr>
-          <w:top w:val="none" w:color="000000" w:sz="4" w:space="0"/>
-          <w:left w:val="none" w:color="000000" w:sz="4" w:space="0"/>
-          <w:bottom w:val="none" w:color="000000" w:sz="4" w:space="0"/>
-          <w:right w:val="none" w:color="000000" w:sz="4" w:space="0"/>
-        </w:pBdr>
-        <w:spacing/>
-        <w:ind w:right="0" w:firstLine="0" w:left="0"/>
-        <w:rPr>
-          <w:rFonts w:ascii="宋體-簡" w:hAnsi="宋體-簡" w:cs="宋體-簡"/>
-          <w:szCs w:val="24"/>
-        </w:rPr>
-      </w:pPr>
+      </w:pPr>
+      <w:r>
+        <w:rPr>
+          <w:rFonts w:ascii="Songti SC" w:hAnsi="Songti SC" w:eastAsia="Songti SC" w:cs="Songti SC"/>
+          <w:b/>
+          <w:color w:val="000000"/>
+          <w:sz w:val="36"/>
+          <w:szCs w:val="36"/>
+          <w:highlight w:val="none"/>
+        </w:rPr>
+      </w:r>
       <w:r>
         <w:rPr>
           <w:rFonts w:ascii="宋體-簡" w:hAnsi="宋體-簡" w:eastAsia="宋體-簡" w:cs="宋體-簡"/>
           <w:b/>
+          <w:bCs/>
           <w:color w:val="000000"/>
           <w:sz w:val="24"/>
           <w:szCs w:val="24"/>
-        </w:rPr>
-        <w:t xml:space="preserve">摘要：</w:t>
+          <w:highlight w:val="none"/>
+          <w:u w:val="none"/>
+        </w:rPr>
+        <w:t xml:space="preserve">作者：</w:t>
       </w:r>
       <w:r>
         <w:rPr>
           <w:rFonts w:ascii="宋體-簡" w:hAnsi="宋體-簡" w:eastAsia="宋體-簡" w:cs="宋體-簡"/>
+          <w:b/>
+          <w:bCs/>
           <w:color w:val="000000"/>
           <w:sz w:val="24"/>
           <w:szCs w:val="24"/>
-        </w:rPr>
-        <w:t xml:space="preserve">本条款确立了“联邦独掌主权权力、省级行政权来自总统府、市级行政权与征税权直接源于宪法”的三级权力架构，是整个国家治理结构中的主轴条款。其核心精神在于：将军事与外交权力集中于联邦，以保证国家统一与主权完整；将省级行政权设为“受授权体”，通过总统府统合全国行政体系；并给予市级行政区由宪法直接赋予的自治行政权与征税权，使其独立拥有地方治理的合法性基础。这套分权格局形成联邦主权统一、省级行政协调、市级自治稳固的三层治理结构，从而使国家治理具有高度的稳定性与可操作性。</w:t>
-      </w:r>
-      <w:r>
-        <w:rPr>
-          <w:rFonts w:ascii="宋體-簡" w:hAnsi="宋體-簡" w:cs="宋體-簡"/>
-          <w:sz w:val="24"/>
-          <w:szCs w:val="24"/>
-        </w:rPr>
-      </w:r>
-      <w:r>
-        <w:rPr>
-          <w:rFonts w:ascii="宋體-簡" w:hAnsi="宋體-簡" w:cs="宋體-簡"/>
-          <w:szCs w:val="24"/>
-        </w:rPr>
-      </w:r>
-    </w:p>
-    <w:p>
-      <w:pPr>
-        <w:pStyle w:val="887"/>
-        <w:pBdr>
-          <w:top w:val="none" w:color="000000" w:sz="4" w:space="0"/>
-          <w:left w:val="none" w:color="000000" w:sz="4" w:space="0"/>
-          <w:bottom w:val="none" w:color="000000" w:sz="4" w:space="0"/>
-          <w:right w:val="none" w:color="000000" w:sz="4" w:space="0"/>
-        </w:pBdr>
-        <w:spacing/>
-        <w:ind w:right="0" w:firstLine="0" w:left="0"/>
-        <w:rPr>
-          <w:rFonts w:ascii="宋體-簡" w:hAnsi="宋體-簡" w:cs="宋體-簡"/>
-          <w:sz w:val="24"/>
-          <w:szCs w:val="24"/>
-        </w:rPr>
-      </w:pPr>
-      <w:r>
-        <w:rPr>
-          <w:rFonts w:ascii="宋體-簡" w:hAnsi="宋體-簡" w:eastAsia="宋體-簡" w:cs="宋體-簡"/>
+          <w:u w:val="none"/>
+        </w:rPr>
+        <w:t xml:space="preserve">程伟</w:t>
+      </w:r>
+      <w:r>
+        <w:rPr>
+          <w:rFonts w:ascii="Songti SC" w:hAnsi="Songti SC" w:eastAsia="Songti SC" w:cs="Songti SC"/>
           <w:b/>
+          <w:bCs/>
           <w:color w:val="000000"/>
-          <w:sz w:val="24"/>
-          <w:szCs w:val="24"/>
-        </w:rPr>
-        <w:t xml:space="preserve">引言</w:t>
-      </w:r>
-      <w:r>
-        <w:rPr>
-          <w:rFonts w:ascii="宋體-簡" w:hAnsi="宋體-簡" w:eastAsia="宋體-簡" w:cs="宋體-簡"/>
-          <w:sz w:val="24"/>
-          <w:szCs w:val="24"/>
-        </w:rPr>
-      </w:r>
-      <w:r>
-        <w:rPr>
-          <w:rFonts w:ascii="宋體-簡" w:hAnsi="宋體-簡" w:cs="宋體-簡"/>
-          <w:sz w:val="24"/>
-          <w:szCs w:val="24"/>
-        </w:rPr>
-      </w:r>
-      <w:r>
-        <w:rPr>
-          <w:rFonts w:ascii="宋體-簡" w:hAnsi="宋體-簡" w:eastAsia="宋體-簡" w:cs="宋體-簡"/>
-          <w:sz w:val="24"/>
-          <w:szCs w:val="24"/>
-        </w:rPr>
-      </w:r>
-      <w:r>
-        <w:rPr>
-          <w:rFonts w:ascii="宋體-簡" w:hAnsi="宋體-簡" w:eastAsia="宋體-簡" w:cs="宋體-簡"/>
-          <w:sz w:val="24"/>
-          <w:szCs w:val="24"/>
-        </w:rPr>
-      </w:r>
-      <w:r>
-        <w:rPr>
-          <w:rFonts w:ascii="宋體-簡" w:hAnsi="宋體-簡" w:cs="宋體-簡"/>
-          <w:szCs w:val="24"/>
-        </w:rPr>
-      </w:r>
-      <w:r>
-        <w:rPr>
-          <w:rFonts w:ascii="宋體-簡" w:hAnsi="宋體-簡" w:cs="宋體-簡"/>
-          <w:sz w:val="24"/>
-          <w:szCs w:val="24"/>
+          <w:sz w:val="36"/>
+          <w:szCs w:val="36"/>
+          <w:highlight w:val="none"/>
+        </w:rPr>
+      </w:r>
+      <w:r>
+        <w:rPr>
+          <w:rFonts w:ascii="Songti SC" w:hAnsi="Songti SC" w:eastAsia="Songti SC" w:cs="Songti SC"/>
+          <w:b/>
+          <w:bCs/>
+          <w:color w:val="000000"/>
+          <w:sz w:val="36"/>
+          <w:szCs w:val="36"/>
+          <w:highlight w:val="none"/>
         </w:rPr>
       </w:r>
     </w:p>
@@ -459,343 +343,9 @@
           <w:right w:val="none" w:color="000000" w:sz="4" w:space="0"/>
         </w:pBdr>
         <w:spacing/>
-        <w:ind w:right="0" w:firstLine="283" w:left="0"/>
-        <w:rPr>
-          <w:rFonts w:ascii="宋體-簡" w:hAnsi="宋體-簡" w:cs="宋體-簡"/>
-          <w:szCs w:val="24"/>
-        </w:rPr>
-      </w:pPr>
-      <w:r>
-        <w:rPr>
-          <w:rFonts w:ascii="宋體-簡" w:hAnsi="宋體-簡" w:eastAsia="宋體-簡" w:cs="宋體-簡"/>
-          <w:color w:val="000000"/>
-          <w:sz w:val="24"/>
-          <w:szCs w:val="24"/>
-        </w:rPr>
-        <w:t xml:space="preserve">本条款</w:t>
-      </w:r>
-      <w:r>
-        <w:rPr>
-          <w:rFonts w:ascii="宋體-簡" w:hAnsi="宋體-簡" w:eastAsia="宋體-簡" w:cs="宋體-簡"/>
-          <w:color w:val="000000"/>
-          <w:sz w:val="24"/>
-          <w:szCs w:val="24"/>
-        </w:rPr>
-        <w:t xml:space="preserve">明确</w:t>
-      </w:r>
-      <w:r>
-        <w:rPr>
-          <w:rFonts w:ascii="宋體-簡" w:hAnsi="宋體-簡" w:eastAsia="宋體-簡" w:cs="宋體-簡"/>
-          <w:color w:val="000000"/>
-          <w:sz w:val="24"/>
-          <w:szCs w:val="24"/>
-        </w:rPr>
-        <w:t xml:space="preserve">了</w:t>
-      </w:r>
-      <w:r>
-        <w:rPr>
-          <w:rFonts w:ascii="宋體-簡" w:hAnsi="宋體-簡" w:eastAsia="宋體-簡" w:cs="宋體-簡"/>
-          <w:color w:val="000000"/>
-          <w:sz w:val="24"/>
-          <w:szCs w:val="24"/>
-        </w:rPr>
-        <w:t xml:space="preserve">国家</w:t>
-      </w:r>
-      <w:r>
-        <w:rPr>
-          <w:rFonts w:ascii="宋體-簡" w:hAnsi="宋體-簡" w:eastAsia="宋體-簡" w:cs="宋體-簡"/>
-          <w:color w:val="000000"/>
-          <w:sz w:val="24"/>
-          <w:szCs w:val="24"/>
-        </w:rPr>
-        <w:t xml:space="preserve">基础</w:t>
-      </w:r>
-      <w:r>
-        <w:rPr>
-          <w:rFonts w:ascii="宋體-簡" w:hAnsi="宋體-簡" w:eastAsia="宋體-簡" w:cs="宋體-簡"/>
-          <w:color w:val="000000"/>
-          <w:sz w:val="24"/>
-          <w:szCs w:val="24"/>
-        </w:rPr>
-        <w:t xml:space="preserve">权力的</w:t>
-      </w:r>
-      <w:r>
-        <w:rPr>
-          <w:rFonts w:ascii="宋體-簡" w:hAnsi="宋體-簡" w:eastAsia="宋體-簡" w:cs="宋體-簡"/>
-          <w:color w:val="000000"/>
-          <w:sz w:val="24"/>
-          <w:szCs w:val="24"/>
-        </w:rPr>
-        <w:t xml:space="preserve">构成</w:t>
-      </w:r>
-      <w:r>
-        <w:rPr>
-          <w:rFonts w:ascii="宋體-簡" w:hAnsi="宋體-簡" w:eastAsia="宋體-簡" w:cs="宋體-簡"/>
-          <w:color w:val="000000"/>
-          <w:sz w:val="24"/>
-          <w:szCs w:val="24"/>
-          <w:lang w:val="zh-Hans"/>
-        </w:rPr>
-        <w:t xml:space="preserve">，</w:t>
-      </w:r>
-      <w:r>
-        <w:rPr>
-          <w:rFonts w:ascii="宋體-簡" w:hAnsi="宋體-簡" w:eastAsia="宋體-簡" w:cs="宋體-簡"/>
-          <w:color w:val="000000"/>
-          <w:sz w:val="24"/>
-          <w:szCs w:val="24"/>
-          <w:lang w:val="zh-Hans"/>
-        </w:rPr>
-        <w:t xml:space="preserve">以及</w:t>
-      </w:r>
-      <w:r>
-        <w:rPr>
-          <w:rFonts w:ascii="宋體-簡" w:hAnsi="宋體-簡" w:eastAsia="宋體-簡" w:cs="宋體-簡"/>
-          <w:color w:val="000000"/>
-          <w:sz w:val="24"/>
-          <w:szCs w:val="24"/>
-          <w:lang w:val="zh-Hans"/>
-        </w:rPr>
-        <w:t xml:space="preserve">“</w:t>
-      </w:r>
-      <w:r>
-        <w:rPr>
-          <w:rFonts w:ascii="宋體-簡" w:hAnsi="宋體-簡" w:eastAsia="宋體-簡" w:cs="宋體-簡"/>
-          <w:color w:val="000000"/>
-          <w:sz w:val="24"/>
-          <w:szCs w:val="24"/>
-          <w:lang w:val="zh-Hans"/>
-        </w:rPr>
-        <w:t xml:space="preserve">四级</w:t>
-      </w:r>
-      <w:r>
-        <w:rPr>
-          <w:rFonts w:ascii="宋體-簡" w:hAnsi="宋體-簡" w:eastAsia="宋體-簡" w:cs="宋體-簡"/>
-          <w:color w:val="000000"/>
-          <w:sz w:val="24"/>
-          <w:szCs w:val="24"/>
-          <w:lang w:val="zh-Hans"/>
-        </w:rPr>
-        <w:t xml:space="preserve">权力</w:t>
-      </w:r>
-      <w:r>
-        <w:rPr>
-          <w:rFonts w:ascii="宋體-簡" w:hAnsi="宋體-簡" w:eastAsia="宋體-簡" w:cs="宋體-簡"/>
-          <w:color w:val="000000"/>
-          <w:sz w:val="24"/>
-          <w:szCs w:val="24"/>
-          <w:lang w:val="zh-Hans"/>
-        </w:rPr>
-        <w:t xml:space="preserve">结构”</w:t>
-      </w:r>
-      <w:r>
-        <w:rPr>
-          <w:rFonts w:ascii="宋體-簡" w:hAnsi="宋體-簡" w:eastAsia="宋體-簡" w:cs="宋體-簡"/>
-          <w:color w:val="000000"/>
-          <w:sz w:val="24"/>
-          <w:szCs w:val="24"/>
-          <w:lang w:val="zh-Hans"/>
-        </w:rPr>
-        <w:t xml:space="preserve">的</w:t>
-      </w:r>
-      <w:r>
-        <w:rPr>
-          <w:rFonts w:ascii="宋體-簡" w:hAnsi="宋體-簡" w:eastAsia="宋體-簡" w:cs="宋體-簡"/>
-          <w:color w:val="000000"/>
-          <w:sz w:val="24"/>
-          <w:szCs w:val="24"/>
-          <w:lang w:val="zh-Hans"/>
-        </w:rPr>
-        <w:t xml:space="preserve">构成</w:t>
-      </w:r>
-      <w:r>
-        <w:rPr>
-          <w:rFonts w:ascii="宋體-簡" w:hAnsi="宋體-簡" w:eastAsia="宋體-簡" w:cs="宋體-簡"/>
-          <w:color w:val="000000"/>
-          <w:sz w:val="24"/>
-          <w:szCs w:val="24"/>
-          <w:lang w:val="zh-Hans"/>
-        </w:rPr>
-        <w:t xml:space="preserve">体系</w:t>
-      </w:r>
-      <w:r>
-        <w:rPr>
-          <w:rFonts w:ascii="宋體-簡" w:hAnsi="宋體-簡" w:eastAsia="宋體-簡" w:cs="宋體-簡"/>
-          <w:color w:val="000000"/>
-          <w:sz w:val="24"/>
-          <w:szCs w:val="24"/>
-          <w:lang w:val="zh-Hans"/>
-        </w:rPr>
-        <w:t xml:space="preserve">，</w:t>
-      </w:r>
-      <w:r>
-        <w:rPr>
-          <w:rFonts w:ascii="宋體-簡" w:hAnsi="宋體-簡" w:eastAsia="宋體-簡" w:cs="宋體-簡"/>
-          <w:color w:val="000000"/>
-          <w:sz w:val="24"/>
-          <w:szCs w:val="24"/>
-        </w:rPr>
-        <w:t xml:space="preserve">定义了谁是国家最高行权机构、谁拥有主权性权力、谁具备自治性权力、谁必须从中央受权</w:t>
-      </w:r>
-      <w:r>
-        <w:rPr>
-          <w:rFonts w:ascii="宋體-簡" w:hAnsi="宋體-簡" w:eastAsia="宋體-簡" w:cs="宋體-簡"/>
-          <w:color w:val="000000"/>
-          <w:sz w:val="24"/>
-          <w:szCs w:val="24"/>
-          <w:lang w:val="zh-Hans"/>
-        </w:rPr>
-        <w:t xml:space="preserve">、</w:t>
-      </w:r>
-      <w:r>
-        <w:rPr>
-          <w:rFonts w:ascii="宋體-簡" w:hAnsi="宋體-簡" w:eastAsia="宋體-簡" w:cs="宋體-簡"/>
-          <w:color w:val="000000"/>
-          <w:sz w:val="24"/>
-          <w:szCs w:val="24"/>
-          <w:lang w:val="zh-Hans"/>
-        </w:rPr>
-        <w:t xml:space="preserve">谁</w:t>
-      </w:r>
-      <w:r>
-        <w:rPr>
-          <w:rFonts w:ascii="宋體-簡" w:hAnsi="宋體-簡" w:eastAsia="宋體-簡" w:cs="宋體-簡"/>
-          <w:color w:val="000000"/>
-          <w:sz w:val="24"/>
-          <w:szCs w:val="24"/>
-        </w:rPr>
-        <w:t xml:space="preserve">的</w:t>
-      </w:r>
-      <w:r>
-        <w:rPr>
-          <w:rFonts w:ascii="宋體-簡" w:hAnsi="宋體-簡" w:eastAsia="宋體-簡" w:cs="宋體-簡"/>
-          <w:color w:val="000000"/>
-          <w:sz w:val="24"/>
-          <w:szCs w:val="24"/>
-        </w:rPr>
-        <w:t xml:space="preserve">权力</w:t>
-      </w:r>
-      <w:r>
-        <w:rPr>
-          <w:rFonts w:ascii="宋體-簡" w:hAnsi="宋體-簡" w:eastAsia="宋體-簡" w:cs="宋體-簡"/>
-          <w:color w:val="000000"/>
-          <w:sz w:val="24"/>
-          <w:szCs w:val="24"/>
-        </w:rPr>
-        <w:t xml:space="preserve">由</w:t>
-      </w:r>
-      <w:r>
-        <w:rPr>
-          <w:rFonts w:ascii="宋體-簡" w:hAnsi="宋體-簡" w:eastAsia="宋體-簡" w:cs="宋體-簡"/>
-          <w:color w:val="000000"/>
-          <w:sz w:val="24"/>
-          <w:szCs w:val="24"/>
-        </w:rPr>
-        <w:t xml:space="preserve">宪法</w:t>
-      </w:r>
-      <w:r>
-        <w:rPr>
-          <w:rFonts w:ascii="宋體-簡" w:hAnsi="宋體-簡" w:eastAsia="宋體-簡" w:cs="宋體-簡"/>
-          <w:color w:val="000000"/>
-          <w:sz w:val="24"/>
-          <w:szCs w:val="24"/>
-        </w:rPr>
-        <w:t xml:space="preserve">赋予</w:t>
-      </w:r>
-      <w:r>
-        <w:rPr>
-          <w:rFonts w:ascii="宋體-簡" w:hAnsi="宋體-簡" w:eastAsia="宋體-簡" w:cs="宋體-簡"/>
-          <w:color w:val="000000"/>
-          <w:sz w:val="24"/>
-          <w:szCs w:val="24"/>
-        </w:rPr>
-        <w:t xml:space="preserve">。其制度意义远大于字面描述：它不仅说明“权力归属”，更说明“权力来源”，而权力来源决定合法性、权威性与可行性</w:t>
-      </w:r>
-      <w:r>
-        <w:rPr>
-          <w:rFonts w:ascii="宋體-簡" w:hAnsi="宋體-簡" w:eastAsia="宋體-簡" w:cs="宋體-簡"/>
-          <w:color w:val="000000"/>
-          <w:sz w:val="24"/>
-          <w:szCs w:val="24"/>
-          <w:lang w:val="zh-Hans"/>
-        </w:rPr>
-        <w:t xml:space="preserve">，</w:t>
-      </w:r>
-      <w:r>
-        <w:rPr>
-          <w:rFonts w:ascii="宋體-簡" w:hAnsi="宋體-簡" w:cs="宋體-簡"/>
-          <w:szCs w:val="24"/>
-        </w:rPr>
-      </w:r>
-      <w:r>
-        <w:rPr>
-          <w:rFonts w:ascii="宋體-簡" w:hAnsi="宋體-簡" w:eastAsia="宋體-簡" w:cs="宋體-簡"/>
-          <w:sz w:val="24"/>
-          <w:szCs w:val="24"/>
-        </w:rPr>
-      </w:r>
-      <w:r>
-        <w:rPr>
-          <w:rFonts w:ascii="宋體-簡" w:hAnsi="宋體-簡" w:eastAsia="宋體-簡" w:cs="宋體-簡"/>
-          <w:sz w:val="24"/>
-          <w:szCs w:val="24"/>
-        </w:rPr>
-      </w:r>
-      <w:r>
-        <w:rPr>
-          <w:rFonts w:ascii="宋體-簡" w:hAnsi="宋體-簡" w:cs="宋體-簡"/>
-          <w:szCs w:val="24"/>
-        </w:rPr>
-      </w:r>
-      <w:r>
-        <w:rPr>
-          <w:rFonts w:ascii="宋體-簡" w:hAnsi="宋體-簡" w:cs="宋體-簡"/>
-          <w:szCs w:val="24"/>
-        </w:rPr>
-      </w:r>
-      <w:r>
-        <w:rPr>
-          <w:rFonts w:ascii="宋體-簡" w:hAnsi="宋體-簡" w:eastAsia="宋體-簡" w:cs="宋體-簡"/>
-          <w:color w:val="000000"/>
-          <w:sz w:val="24"/>
-          <w:szCs w:val="24"/>
-        </w:rPr>
-        <w:t xml:space="preserve">是整个国家治理体系的骨架。</w:t>
-      </w:r>
-      <w:r>
-        <w:rPr>
-          <w:rFonts w:ascii="宋體-簡" w:hAnsi="宋體-簡" w:eastAsia="宋體-簡" w:cs="宋體-簡"/>
-          <w:sz w:val="24"/>
-          <w:szCs w:val="24"/>
-        </w:rPr>
-      </w:r>
-      <w:r>
-        <w:rPr>
-          <w:rFonts w:ascii="宋體-簡" w:hAnsi="宋體-簡" w:cs="宋體-簡"/>
-          <w:szCs w:val="24"/>
-        </w:rPr>
-      </w:r>
-      <w:r>
-        <w:rPr>
-          <w:rFonts w:ascii="宋體-簡" w:hAnsi="宋體-簡" w:cs="宋體-簡"/>
-          <w:szCs w:val="24"/>
-        </w:rPr>
-      </w:r>
-    </w:p>
-    <w:p>
-      <w:pPr>
-        <w:pStyle w:val="887"/>
-        <w:pBdr>
-          <w:top w:val="none" w:color="000000" w:sz="4" w:space="0"/>
-          <w:left w:val="none" w:color="000000" w:sz="4" w:space="0"/>
-          <w:bottom w:val="none" w:color="000000" w:sz="4" w:space="0"/>
-          <w:right w:val="none" w:color="000000" w:sz="4" w:space="0"/>
-        </w:pBdr>
-        <w:spacing/>
         <w:ind w:right="0" w:firstLine="0" w:left="0"/>
         <w:rPr>
           <w:rFonts w:ascii="宋體-簡" w:hAnsi="宋體-簡" w:cs="宋體-簡"/>
-          <w:sz w:val="24"/>
           <w:szCs w:val="24"/>
         </w:rPr>
       </w:pPr>
@@ -807,65 +357,85 @@
           <w:sz w:val="24"/>
           <w:szCs w:val="24"/>
         </w:rPr>
-        <w:t xml:space="preserve">一、</w:t>
+        <w:t xml:space="preserve">摘要：</w:t>
       </w:r>
       <w:r>
         <w:rPr>
           <w:rFonts w:ascii="宋體-簡" w:hAnsi="宋體-簡" w:eastAsia="宋體-簡" w:cs="宋體-簡"/>
-          <w:b/>
           <w:color w:val="000000"/>
           <w:sz w:val="24"/>
           <w:szCs w:val="24"/>
         </w:rPr>
-        <w:t xml:space="preserve">国家</w:t>
       </w:r>
       <w:r>
         <w:rPr>
           <w:rFonts w:ascii="宋體-簡" w:hAnsi="宋體-簡" w:eastAsia="宋體-簡" w:cs="宋體-簡"/>
-          <w:b/>
+          <w:b w:val="0"/>
+          <w:bCs w:val="0"/>
+          <w:color w:val="000000" w:themeColor="text1"/>
+          <w:sz w:val="24"/>
+          <w:szCs w:val="24"/>
+        </w:rPr>
+        <w:t xml:space="preserve">二二联邦制联邦政府的权</w:t>
+      </w:r>
+      <w:r>
+        <w:rPr>
+          <w:rFonts w:ascii="宋體-簡" w:hAnsi="宋體-簡" w:eastAsia="宋體-簡" w:cs="宋體-簡"/>
+          <w:b w:val="0"/>
+          <w:bCs w:val="0"/>
+          <w:color w:val="000000" w:themeColor="text1"/>
+          <w:sz w:val="24"/>
+          <w:szCs w:val="24"/>
+        </w:rPr>
+        <w:t xml:space="preserve">力延伸到省级行政区，即保障了政府的高效运行，又遏制了分裂独立势力的规模；同时与公民日常生活</w:t>
+      </w:r>
+      <w:r>
+        <w:rPr>
+          <w:rFonts w:ascii="宋體-簡" w:hAnsi="宋體-簡" w:eastAsia="宋體-簡" w:cs="宋體-簡"/>
+          <w:b w:val="0"/>
+          <w:bCs w:val="0"/>
+          <w:color w:val="000000" w:themeColor="text1"/>
+          <w:sz w:val="24"/>
+          <w:szCs w:val="24"/>
+        </w:rPr>
+        <w:t xml:space="preserve">息息相关，平常接触机会更加频繁的市镇一级政府，实行自治政府，以保障公民自治的最大空间，且能</w:t>
+      </w:r>
+      <w:r>
+        <w:rPr>
+          <w:rFonts w:ascii="宋體-簡" w:hAnsi="宋體-簡" w:eastAsia="宋體-簡" w:cs="宋體-簡"/>
+          <w:b w:val="0"/>
+          <w:bCs w:val="0"/>
+          <w:color w:val="000000" w:themeColor="text1"/>
+          <w:sz w:val="24"/>
+          <w:szCs w:val="24"/>
+        </w:rPr>
+        <w:t xml:space="preserve">有效阻止中央的权力触及到每个角落而形成中央集权，并防止自治政府形成分裂独立的势力规模</w:t>
+      </w:r>
+      <w:r>
+        <w:rPr>
+          <w:rFonts w:ascii="宋體-簡" w:hAnsi="宋體-簡" w:eastAsia="宋體-簡" w:cs="宋體-簡"/>
           <w:color w:val="000000"/>
           <w:sz w:val="24"/>
           <w:szCs w:val="24"/>
         </w:rPr>
-        <w:t xml:space="preserve">联邦政府：国家主权权力的唯一中心</w:t>
-      </w:r>
-      <w:r>
-        <w:rPr>
-          <w:rFonts w:ascii="宋體-簡" w:hAnsi="宋體-簡" w:cs="宋體-簡"/>
-          <w:sz w:val="24"/>
-          <w:szCs w:val="24"/>
-        </w:rPr>
-      </w:r>
-      <w:r>
-        <w:rPr>
-          <w:rFonts w:ascii="宋體-簡" w:hAnsi="宋體-簡" w:eastAsia="宋體-簡" w:cs="宋體-簡"/>
-          <w:sz w:val="24"/>
-          <w:szCs w:val="24"/>
-        </w:rPr>
-      </w:r>
-      <w:r>
-        <w:rPr>
-          <w:rFonts w:ascii="宋體-簡" w:hAnsi="宋體-簡" w:eastAsia="宋體-簡" w:cs="宋體-簡"/>
-          <w:sz w:val="24"/>
-          <w:szCs w:val="24"/>
-        </w:rPr>
-      </w:r>
-      <w:r>
-        <w:rPr>
-          <w:rFonts w:ascii="宋體-簡" w:hAnsi="宋體-簡" w:cs="宋體-簡"/>
-          <w:szCs w:val="24"/>
-        </w:rPr>
-      </w:r>
-      <w:r>
-        <w:rPr>
-          <w:rFonts w:ascii="宋體-簡" w:hAnsi="宋體-簡" w:cs="宋體-簡"/>
-          <w:sz w:val="24"/>
+        <w:t xml:space="preserve">。</w:t>
+      </w:r>
+      <w:r>
+        <w:rPr>
+          <w:rFonts w:ascii="宋體-簡" w:hAnsi="宋體-簡" w:cs="宋體-簡"/>
+          <w:szCs w:val="24"/>
+        </w:rPr>
+      </w:r>
+      <w:r>
+        <w:rPr>
+          <w:rFonts w:ascii="宋體-簡" w:hAnsi="宋體-簡" w:cs="宋體-簡"/>
           <w:szCs w:val="24"/>
         </w:rPr>
       </w:r>
     </w:p>
     <w:p>
       <w:pPr>
+        <w:pStyle w:val="887"/>
         <w:suppressLineNumbers w:val="false"/>
         <w:pBdr>
           <w:top w:val="none" w:color="000000" w:sz="4" w:space="0"/>
@@ -873,148 +443,42 @@
           <w:bottom w:val="none" w:color="000000" w:sz="4" w:space="0"/>
           <w:right w:val="none" w:color="000000" w:sz="4" w:space="0"/>
         </w:pBdr>
-        <w:spacing/>
-        <w:ind w:right="0" w:firstLine="283" w:left="0"/>
-        <w:rPr>
-          <w:rFonts w:ascii="宋體-簡" w:hAnsi="宋體-簡" w:cs="宋體-簡"/>
+        <w:spacing w:after="113" w:before="0" w:line="240" w:lineRule="auto"/>
+        <w:ind w:right="0" w:firstLine="0" w:left="0"/>
+        <w:rPr>
+          <w:rFonts w:ascii="宋體-簡" w:hAnsi="宋體-簡" w:cs="宋體-簡"/>
+          <w:sz w:val="24"/>
           <w:szCs w:val="24"/>
         </w:rPr>
       </w:pPr>
       <w:r>
         <w:rPr>
           <w:rFonts w:ascii="宋體-簡" w:hAnsi="宋體-簡" w:eastAsia="宋體-簡" w:cs="宋體-簡"/>
+          <w:b/>
           <w:color w:val="000000"/>
           <w:sz w:val="24"/>
           <w:szCs w:val="24"/>
         </w:rPr>
-        <w:t xml:space="preserve">宪法直接规定</w:t>
-      </w:r>
-      <w:r>
-        <w:rPr>
-          <w:rFonts w:ascii="宋體-簡" w:hAnsi="宋體-簡" w:eastAsia="宋體-簡" w:cs="宋體-簡"/>
-          <w:color w:val="000000"/>
+        <w:t xml:space="preserve">引言</w:t>
+      </w:r>
+      <w:r>
+        <w:rPr>
+          <w:rFonts w:ascii="宋體-簡" w:hAnsi="宋體-簡" w:cs="宋體-簡"/>
           <w:sz w:val="24"/>
           <w:szCs w:val="24"/>
         </w:rPr>
-        <w:t xml:space="preserve">：</w:t>
-      </w:r>
-      <w:r>
-        <w:rPr>
-          <w:rFonts w:ascii="宋體-簡" w:hAnsi="宋體-簡" w:eastAsia="宋體-簡" w:cs="宋體-簡"/>
+      </w:r>
+      <w:r>
+        <w:rPr>
+          <w:rFonts w:ascii="宋體-簡" w:hAnsi="宋體-簡" w:cs="宋體-簡"/>
           <w:sz w:val="24"/>
-          <w:szCs w:val="24"/>
-        </w:rPr>
-      </w:r>
-      <w:r>
-        <w:rPr>
-          <w:rFonts w:ascii="宋體-簡" w:hAnsi="宋體-簡" w:cs="宋體-簡"/>
-          <w:szCs w:val="24"/>
-        </w:rPr>
-      </w:r>
-      <w:r>
-        <w:rPr>
-          <w:rFonts w:ascii="宋體-簡" w:hAnsi="宋體-簡" w:eastAsia="宋體-簡" w:cs="宋體-簡"/>
-          <w:sz w:val="24"/>
-          <w:szCs w:val="24"/>
-        </w:rPr>
-      </w:r>
-      <w:r>
-        <w:rPr>
-          <w:rFonts w:ascii="宋體-簡" w:hAnsi="宋體-簡" w:eastAsia="宋體-簡" w:cs="宋體-簡"/>
-          <w:sz w:val="24"/>
-          <w:szCs w:val="24"/>
-        </w:rPr>
-      </w:r>
-      <w:r>
-        <w:rPr>
-          <w:rFonts w:ascii="宋體-簡" w:hAnsi="宋體-簡" w:cs="宋體-簡"/>
-          <w:szCs w:val="24"/>
-        </w:rPr>
-      </w:r>
-      <w:r>
-        <w:rPr>
-          <w:rFonts w:ascii="宋體-簡" w:hAnsi="宋體-簡" w:cs="宋體-簡"/>
-          <w:szCs w:val="24"/>
-        </w:rPr>
-      </w:r>
-      <w:r>
-        <w:rPr>
-          <w:rFonts w:ascii="宋體-簡" w:hAnsi="宋體-簡" w:eastAsia="宋體-簡" w:cs="宋體-簡"/>
-          <w:b/>
-          <w:color w:val="0e0e0e"/>
-          <w:sz w:val="24"/>
-          <w:szCs w:val="24"/>
-        </w:rPr>
-        <w:t xml:space="preserve">国家联邦政府，是国家行政权和征税权的最高行权机构，是军事权和外交权的唯一行权机构。</w:t>
-      </w:r>
-      <w:r>
-        <w:rPr>
-          <w:rFonts w:ascii="宋體-簡" w:hAnsi="宋體-簡" w:eastAsia="宋體-簡" w:cs="宋體-簡"/>
-          <w:sz w:val="24"/>
-          <w:szCs w:val="24"/>
-        </w:rPr>
-      </w:r>
-      <w:r>
-        <w:rPr>
-          <w:rFonts w:ascii="宋體-簡" w:hAnsi="宋體-簡" w:cs="宋體-簡"/>
-          <w:sz w:val="24"/>
-          <w:szCs w:val="24"/>
-        </w:rPr>
-      </w:r>
-      <w:r>
-        <w:rPr>
-          <w:rFonts w:ascii="宋體-簡" w:hAnsi="宋體-簡" w:cs="宋體-簡"/>
-          <w:szCs w:val="24"/>
-        </w:rPr>
-      </w:r>
-      <w:r>
-        <w:rPr>
-          <w:rFonts w:ascii="宋體-簡" w:hAnsi="宋體-簡" w:eastAsia="宋體-簡" w:cs="宋體-簡"/>
-          <w:sz w:val="24"/>
-          <w:szCs w:val="24"/>
-        </w:rPr>
-      </w:r>
-      <w:r>
-        <w:rPr>
-          <w:rFonts w:ascii="宋體-簡" w:hAnsi="宋體-簡" w:eastAsia="宋體-簡" w:cs="宋體-簡"/>
-          <w:sz w:val="24"/>
-          <w:szCs w:val="24"/>
-        </w:rPr>
-      </w:r>
-      <w:r>
-        <w:rPr>
-          <w:rFonts w:ascii="宋體-簡" w:hAnsi="宋體-簡" w:eastAsia="宋體-簡" w:cs="宋體-簡"/>
-          <w:color w:val="000000"/>
-          <w:sz w:val="24"/>
-          <w:szCs w:val="24"/>
-        </w:rPr>
-        <w:t xml:space="preserve">本</w:t>
-      </w:r>
-      <w:r>
-        <w:rPr>
-          <w:rFonts w:ascii="宋體-簡" w:hAnsi="宋體-簡" w:eastAsia="宋體-簡" w:cs="宋體-簡"/>
-          <w:color w:val="000000"/>
-          <w:sz w:val="24"/>
-          <w:szCs w:val="24"/>
-        </w:rPr>
-        <w:t xml:space="preserve">条文包含四重意义：</w:t>
-      </w:r>
-      <w:r>
-        <w:rPr>
-          <w:rFonts w:ascii="宋體-簡" w:hAnsi="宋體-簡" w:cs="宋體-簡"/>
-          <w:szCs w:val="24"/>
-        </w:rPr>
-      </w:r>
-      <w:r>
-        <w:rPr>
-          <w:rFonts w:ascii="宋體-簡" w:hAnsi="宋體-簡" w:cs="宋體-簡"/>
           <w:szCs w:val="24"/>
         </w:rPr>
       </w:r>
     </w:p>
     <w:p>
       <w:pPr>
-        <w:pStyle w:val="888"/>
+        <w:suppressLineNumbers w:val="false"/>
         <w:pBdr>
           <w:top w:val="none" w:color="000000" w:sz="4" w:space="0"/>
           <w:left w:val="none" w:color="000000" w:sz="4" w:space="0"/>
@@ -1024,6 +488,500 @@
         <w:spacing/>
         <w:ind w:right="0" w:firstLine="0" w:left="0"/>
         <w:rPr>
+          <w:rFonts w:ascii="宋體-簡" w:hAnsi="宋體-簡" w:eastAsia="宋體-簡" w:cs="宋體-簡"/>
+          <w:b w:val="0"/>
+          <w:bCs w:val="0"/>
+          <w:color w:val="000000" w:themeColor="text1"/>
+          <w:sz w:val="24"/>
+          <w:szCs w:val="24"/>
+        </w:rPr>
+      </w:pPr>
+      <w:r>
+        <w:rPr>
+          <w:rFonts w:ascii="宋體-簡" w:hAnsi="宋體-簡" w:eastAsia="宋體-簡" w:cs="宋體-簡"/>
+          <w:b w:val="0"/>
+          <w:bCs w:val="0"/>
+          <w:color w:val="000000" w:themeColor="text1"/>
+          <w:sz w:val="24"/>
+          <w:szCs w:val="24"/>
+          <w:lang w:val="zh-Hans"/>
+        </w:rPr>
+        <w:t xml:space="preserve">    </w:t>
+      </w:r>
+      <w:r>
+        <w:rPr>
+          <w:rFonts w:ascii="宋體-簡" w:hAnsi="宋體-簡" w:eastAsia="宋體-簡" w:cs="宋體-簡"/>
+          <w:b w:val="0"/>
+          <w:bCs w:val="0"/>
+          <w:color w:val="000000" w:themeColor="text1"/>
+          <w:sz w:val="24"/>
+          <w:szCs w:val="24"/>
+        </w:rPr>
+        <w:t xml:space="preserve">中国古代两千年的帝制形成了根深蒂固的中央集权观念，而集权、文革、文字狱等统治权术又将国</w:t>
+      </w:r>
+      <w:r>
+        <w:rPr>
+          <w:rFonts w:ascii="宋體-簡" w:hAnsi="宋體-簡" w:eastAsia="宋體-簡" w:cs="宋體-簡"/>
+          <w:b w:val="0"/>
+          <w:bCs w:val="0"/>
+          <w:color w:val="000000" w:themeColor="text1"/>
+          <w:sz w:val="24"/>
+          <w:szCs w:val="24"/>
+        </w:rPr>
+        <w:t xml:space="preserve">人很大程度上的教化成了一群没有反抗精神、没有规则意识、没有人权观念的顺民。且中国地大物</w:t>
+      </w:r>
+      <w:r>
+        <w:rPr>
+          <w:rFonts w:ascii="宋體-簡" w:hAnsi="宋體-簡" w:eastAsia="宋體-簡" w:cs="宋體-簡"/>
+          <w:b w:val="0"/>
+          <w:bCs w:val="0"/>
+          <w:color w:val="000000" w:themeColor="text1"/>
+          <w:sz w:val="24"/>
+          <w:szCs w:val="24"/>
+        </w:rPr>
+        <w:t xml:space="preserve">博、民族众多、地域复杂，权力太过集中，容易形成集权统治，权力太过分散，又容易造成一盘散</w:t>
+      </w:r>
+      <w:r>
+        <w:rPr>
+          <w:rFonts w:ascii="宋體-簡" w:hAnsi="宋體-簡" w:eastAsia="宋體-簡" w:cs="宋體-簡"/>
+          <w:b w:val="0"/>
+          <w:bCs w:val="0"/>
+          <w:color w:val="000000" w:themeColor="text1"/>
+          <w:sz w:val="24"/>
+          <w:szCs w:val="24"/>
+        </w:rPr>
+        <w:t xml:space="preserve">沙。故一种折中的方案是解决以上问题的不二之选</w:t>
+      </w:r>
+      <w:r>
+        <w:rPr>
+          <w:rFonts w:ascii="宋體-簡" w:hAnsi="宋體-簡" w:eastAsia="宋體-簡" w:cs="宋體-簡"/>
+          <w:b w:val="0"/>
+          <w:bCs w:val="0"/>
+          <w:color w:val="000000" w:themeColor="text1"/>
+          <w:sz w:val="24"/>
+          <w:szCs w:val="24"/>
+          <w:lang w:val="zh-Hans"/>
+        </w:rPr>
+        <w:t xml:space="preserve">，</w:t>
+      </w:r>
+      <w:r>
+        <w:rPr>
+          <w:rFonts w:ascii="宋體-簡" w:hAnsi="宋體-簡" w:eastAsia="宋體-簡" w:cs="宋體-簡"/>
+          <w:b w:val="0"/>
+          <w:bCs w:val="0"/>
+          <w:color w:val="000000" w:themeColor="text1"/>
+          <w:sz w:val="24"/>
+          <w:szCs w:val="24"/>
+        </w:rPr>
+        <w:t xml:space="preserve">为此，制订二二联邦制</w:t>
+      </w:r>
+      <w:r>
+        <w:rPr>
+          <w:rFonts w:ascii="宋體-簡" w:hAnsi="宋體-簡" w:eastAsia="宋體-簡" w:cs="宋體-簡"/>
+          <w:b w:val="0"/>
+          <w:bCs w:val="0"/>
+          <w:color w:val="000000" w:themeColor="text1"/>
+          <w:sz w:val="24"/>
+          <w:szCs w:val="24"/>
+          <w:lang w:val="zh-Hans"/>
+        </w:rPr>
+        <w:t xml:space="preserve">。</w:t>
+      </w:r>
+      <w:r>
+        <w:rPr>
+          <w:rFonts w:ascii="宋體-簡" w:hAnsi="宋體-簡" w:cs="宋體-簡"/>
+          <w:b w:val="0"/>
+          <w:bCs w:val="0"/>
+          <w:color w:val="000000" w:themeColor="text1"/>
+          <w:sz w:val="24"/>
+          <w:szCs w:val="24"/>
+        </w:rPr>
+      </w:r>
+    </w:p>
+    <w:p>
+      <w:pPr>
+        <w:suppressLineNumbers w:val="false"/>
+        <w:pBdr>
+          <w:top w:val="none" w:color="000000" w:sz="4" w:space="0"/>
+          <w:left w:val="none" w:color="000000" w:sz="4" w:space="0"/>
+          <w:bottom w:val="none" w:color="000000" w:sz="4" w:space="0"/>
+          <w:right w:val="none" w:color="000000" w:sz="4" w:space="0"/>
+        </w:pBdr>
+        <w:spacing/>
+        <w:ind w:right="0" w:firstLine="0" w:left="0"/>
+        <w:rPr>
+          <w:rFonts w:ascii="宋體-簡" w:hAnsi="宋體-簡" w:eastAsia="宋體-簡" w:cs="宋體-簡"/>
+          <w:b w:val="0"/>
+          <w:bCs w:val="0"/>
+          <w:color w:val="000000" w:themeColor="text1"/>
+          <w:sz w:val="24"/>
+          <w:szCs w:val="24"/>
+        </w:rPr>
+      </w:pPr>
+      <w:r>
+        <w:rPr>
+          <w:rFonts w:ascii="宋體-簡" w:hAnsi="宋體-簡" w:eastAsia="宋體-簡" w:cs="宋體-簡"/>
+          <w:b w:val="0"/>
+          <w:bCs w:val="0"/>
+          <w:color w:val="000000" w:themeColor="text1"/>
+          <w:sz w:val="24"/>
+          <w:szCs w:val="24"/>
+          <w:lang w:val="zh-Hans"/>
+        </w:rPr>
+        <w:t xml:space="preserve">    </w:t>
+      </w:r>
+      <w:r>
+        <w:rPr>
+          <w:rFonts w:ascii="宋體-簡" w:hAnsi="宋體-簡" w:eastAsia="宋體-簡" w:cs="宋體-簡"/>
+          <w:b w:val="0"/>
+          <w:bCs w:val="0"/>
+          <w:color w:val="000000" w:themeColor="text1"/>
+          <w:sz w:val="24"/>
+          <w:szCs w:val="24"/>
+        </w:rPr>
+        <w:t xml:space="preserve">二二联邦制联邦政府的权</w:t>
+      </w:r>
+      <w:r>
+        <w:rPr>
+          <w:rFonts w:ascii="宋體-簡" w:hAnsi="宋體-簡" w:eastAsia="宋體-簡" w:cs="宋體-簡"/>
+          <w:b w:val="0"/>
+          <w:bCs w:val="0"/>
+          <w:color w:val="000000" w:themeColor="text1"/>
+          <w:sz w:val="24"/>
+          <w:szCs w:val="24"/>
+        </w:rPr>
+        <w:t xml:space="preserve">力延伸到省级行政区，即保障了政府的高效运行，又遏制了分裂独立势力的规模；同时与公民日常生活</w:t>
+      </w:r>
+      <w:r>
+        <w:rPr>
+          <w:rFonts w:ascii="宋體-簡" w:hAnsi="宋體-簡" w:eastAsia="宋體-簡" w:cs="宋體-簡"/>
+          <w:b w:val="0"/>
+          <w:bCs w:val="0"/>
+          <w:color w:val="000000" w:themeColor="text1"/>
+          <w:sz w:val="24"/>
+          <w:szCs w:val="24"/>
+        </w:rPr>
+        <w:t xml:space="preserve">息息相关，平常接触机会更加频繁的市镇一级政府，实行自治政府，以保障公民自治的最大空间，且能</w:t>
+      </w:r>
+      <w:r>
+        <w:rPr>
+          <w:rFonts w:ascii="宋體-簡" w:hAnsi="宋體-簡" w:eastAsia="宋體-簡" w:cs="宋體-簡"/>
+          <w:b w:val="0"/>
+          <w:bCs w:val="0"/>
+          <w:color w:val="000000" w:themeColor="text1"/>
+          <w:sz w:val="24"/>
+          <w:szCs w:val="24"/>
+        </w:rPr>
+        <w:t xml:space="preserve">有效阻止中央的权力触及到每个角落而形成中央集权，并防止自治政府形成分裂独立的势力规模。如</w:t>
+      </w:r>
+      <w:r>
+        <w:rPr>
+          <w:rFonts w:ascii="宋體-簡" w:hAnsi="宋體-簡" w:eastAsia="宋體-簡" w:cs="宋體-簡"/>
+          <w:b w:val="0"/>
+          <w:bCs w:val="0"/>
+          <w:color w:val="000000" w:themeColor="text1"/>
+          <w:sz w:val="24"/>
+          <w:szCs w:val="24"/>
+        </w:rPr>
+        <w:t xml:space="preserve">此，省级行政区有分裂独立的势力规模，却要受制于国家联邦政府，市镇级行政区无需受制于联邦政</w:t>
+      </w:r>
+      <w:r>
+        <w:rPr>
+          <w:rFonts w:ascii="宋體-簡" w:hAnsi="宋體-簡" w:eastAsia="宋體-簡" w:cs="宋體-簡"/>
+          <w:b w:val="0"/>
+          <w:bCs w:val="0"/>
+          <w:color w:val="000000" w:themeColor="text1"/>
+          <w:sz w:val="24"/>
+          <w:szCs w:val="24"/>
+        </w:rPr>
+        <w:t xml:space="preserve">府，却没有分裂独立的势力规模，以此保障国家统一、行政高效、地方自治、公民自由。</w:t>
+      </w:r>
+      <w:r>
+        <w:rPr>
+          <w:rFonts w:ascii="宋體-簡" w:hAnsi="宋體-簡" w:cs="宋體-簡"/>
+          <w:b w:val="0"/>
+          <w:bCs w:val="0"/>
+          <w:color w:val="000000" w:themeColor="text1"/>
+          <w:sz w:val="24"/>
+          <w:szCs w:val="24"/>
+          <w:highlight w:val="none"/>
+        </w:rPr>
+      </w:r>
+    </w:p>
+    <w:p>
+      <w:pPr>
+        <w:suppressLineNumbers w:val="false"/>
+        <w:pBdr>
+          <w:top w:val="none" w:color="000000" w:sz="4" w:space="0"/>
+          <w:left w:val="none" w:color="000000" w:sz="4" w:space="0"/>
+          <w:bottom w:val="none" w:color="000000" w:sz="4" w:space="0"/>
+          <w:right w:val="none" w:color="000000" w:sz="4" w:space="0"/>
+        </w:pBdr>
+        <w:spacing/>
+        <w:ind w:right="0" w:firstLine="0" w:left="0"/>
+        <w:rPr>
+          <w:rFonts w:ascii="宋體-簡" w:hAnsi="宋體-簡" w:cs="宋體-簡"/>
+          <w:b w:val="0"/>
+          <w:bCs w:val="0"/>
+          <w:color w:val="000000" w:themeColor="text1"/>
+          <w:sz w:val="24"/>
+          <w:szCs w:val="24"/>
+          <w:highlight w:val="none"/>
+        </w:rPr>
+      </w:pPr>
+      <w:r>
+        <w:rPr>
+          <w:rFonts w:ascii="宋體-簡" w:hAnsi="宋體-簡" w:eastAsia="宋體-簡" w:cs="宋體-簡"/>
+          <w:b w:val="0"/>
+          <w:bCs w:val="0"/>
+          <w:color w:val="000000" w:themeColor="text1"/>
+          <w:sz w:val="24"/>
+          <w:szCs w:val="24"/>
+        </w:rPr>
+      </w:r>
+      <w:r>
+        <w:rPr>
+          <w:rFonts w:ascii="宋體-簡" w:hAnsi="宋體-簡" w:cs="宋體-簡"/>
+          <w:b w:val="0"/>
+          <w:bCs w:val="0"/>
+          <w:color w:val="000000" w:themeColor="text1"/>
+          <w:sz w:val="24"/>
+          <w:szCs w:val="24"/>
+          <w:highlight w:val="none"/>
+        </w:rPr>
+        <mc:AlternateContent>
+          <mc:Choice Requires="wpg">
+            <w:drawing>
+              <wp:inline xmlns:wp="http://schemas.openxmlformats.org/drawingml/2006/wordprocessingDrawing" distT="0" distB="0" distL="0" distR="0">
+                <wp:extent cx="6396990" cy="3329400"/>
+                <wp:effectExtent l="0" t="0" r="0" b="0"/>
+                <wp:docPr id="1" name=""/>
+                <wp:cNvGraphicFramePr>
+                  <a:graphicFrameLocks xmlns:a="http://schemas.openxmlformats.org/drawingml/2006/main" noChangeAspect="1"/>
+                </wp:cNvGraphicFramePr>
+                <a:graphic xmlns:a="http://schemas.openxmlformats.org/drawingml/2006/main">
+                  <a:graphicData uri="http://schemas.openxmlformats.org/drawingml/2006/picture">
+                    <pic:pic xmlns:pic="http://schemas.openxmlformats.org/drawingml/2006/picture">
+                      <pic:nvPicPr>
+                        <pic:cNvPr id="787253491" name=""/>
+                        <pic:cNvPicPr>
+                          <a:picLocks noChangeAspect="1"/>
+                        </pic:cNvPicPr>
+                        <pic:nvPr/>
+                      </pic:nvPicPr>
+                      <pic:blipFill rotWithShape="1">
+                        <a:blip r:embed="rId9"/>
+                        <a:srcRect l="0" t="11288" r="0" b="10641"/>
+                        <a:stretch/>
+                      </pic:blipFill>
+                      <pic:spPr bwMode="auto">
+                        <a:xfrm flipH="0" flipV="0">
+                          <a:off x="0" y="0"/>
+                          <a:ext cx="6396989" cy="3329399"/>
+                        </a:xfrm>
+                        <a:prstGeom prst="rect">
+                          <a:avLst/>
+                        </a:prstGeom>
+                      </pic:spPr>
+                    </pic:pic>
+                  </a:graphicData>
+                </a:graphic>
+              </wp:inline>
+            </w:drawing>
+          </mc:Choice>
+          <mc:Fallback>
+            <w:pict>
+              <v:shapetype id="_x0000_t75" coordsize="21600,21600" o:spt="75" o:preferrelative="t" path="m@4@5l@4@11@9@11@9@5xe" filled="f" stroked="f">
+                <v:stroke joinstyle="miter"/>
+                <v:formulas>
+                  <v:f eqn="if lineDrawn pixelLineWidth 0"/>
+                  <v:f eqn="sum @0 1 0"/>
+                  <v:f eqn="sum 0 0 @1"/>
+                  <v:f eqn="prod @2 1 2"/>
+                  <v:f eqn="prod @3 21600 pixelWidth"/>
+                  <v:f eqn="prod @3 21600 pixelHeight"/>
+                  <v:f eqn="sum @0 0 1"/>
+                  <v:f eqn="prod @6 1 2"/>
+                  <v:f eqn="prod @7 21600 pixelWidth"/>
+                  <v:f eqn="sum @8 21600 0"/>
+                  <v:f eqn="prod @7 21600 pixelHeight"/>
+                  <v:f eqn="sum @10 21600 0"/>
+                </v:formulas>
+                <v:path o:extrusionok="f" gradientshapeok="t" o:connecttype="rect"/>
+                <o:lock v:ext="edit" aspectratio="t"/>
+              </v:shapetype>
+              <v:shape id="_x0000_i0" o:spid="_x0000_s0" type="#_x0000_t75" style="width:503.70pt;height:262.16pt;mso-wrap-distance-left:0.00pt;mso-wrap-distance-top:0.00pt;mso-wrap-distance-right:0.00pt;mso-wrap-distance-bottom:0.00pt;z-index:1;" stroked="false">
+                <v:imagedata r:id="rId9" o:title="" croptop="7398f" cropleft="0f" cropbottom="6974f" cropright="0f"/>
+                <o:lock v:ext="edit" rotation="t"/>
+              </v:shape>
+            </w:pict>
+          </mc:Fallback>
+        </mc:AlternateContent>
+      </w:r>
+      <w:r>
+        <w:rPr>
+          <w:rFonts w:ascii="宋體-簡" w:hAnsi="宋體-簡" w:cs="宋體-簡"/>
+          <w:b w:val="0"/>
+          <w:bCs w:val="0"/>
+          <w:color w:val="000000" w:themeColor="text1"/>
+          <w:sz w:val="24"/>
+          <w:szCs w:val="24"/>
+          <w:highlight w:val="none"/>
+        </w:rPr>
+      </w:r>
+      <w:r/>
+    </w:p>
+    <w:p>
+      <w:pPr>
+        <w:pStyle w:val="887"/>
+        <w:suppressLineNumbers w:val="false"/>
+        <w:pBdr>
+          <w:top w:val="none" w:color="000000" w:sz="4" w:space="0"/>
+          <w:left w:val="none" w:color="000000" w:sz="4" w:space="0"/>
+          <w:bottom w:val="none" w:color="000000" w:sz="4" w:space="0"/>
+          <w:right w:val="none" w:color="000000" w:sz="4" w:space="0"/>
+        </w:pBdr>
+        <w:spacing/>
+        <w:ind w:right="0" w:firstLine="0" w:left="0"/>
+        <w:rPr>
+          <w:rFonts w:ascii="宋體-簡" w:hAnsi="宋體-簡" w:cs="宋體-簡"/>
+          <w:sz w:val="24"/>
+          <w:szCs w:val="24"/>
+        </w:rPr>
+      </w:pPr>
+      <w:r>
+        <w:rPr>
+          <w:rFonts w:ascii="宋體-簡" w:hAnsi="宋體-簡" w:eastAsia="宋體-簡" w:cs="宋體-簡"/>
+          <w:b/>
+          <w:color w:val="000000"/>
+          <w:sz w:val="24"/>
+          <w:szCs w:val="24"/>
+        </w:rPr>
+        <w:t xml:space="preserve">一、</w:t>
+      </w:r>
+      <w:r>
+        <w:rPr>
+          <w:rFonts w:ascii="宋體-簡" w:hAnsi="宋體-簡" w:eastAsia="宋體-簡" w:cs="宋體-簡"/>
+          <w:b/>
+          <w:color w:val="000000"/>
+          <w:sz w:val="24"/>
+          <w:szCs w:val="24"/>
+        </w:rPr>
+        <w:t xml:space="preserve">国家</w:t>
+      </w:r>
+      <w:r>
+        <w:rPr>
+          <w:rFonts w:ascii="宋體-簡" w:hAnsi="宋體-簡" w:eastAsia="宋體-簡" w:cs="宋體-簡"/>
+          <w:b/>
+          <w:color w:val="000000"/>
+          <w:sz w:val="24"/>
+          <w:szCs w:val="24"/>
+        </w:rPr>
+        <w:t xml:space="preserve">联邦政府：国家主权权力的唯一中心</w:t>
+      </w:r>
+      <w:r>
+        <w:rPr>
+          <w:rFonts w:ascii="宋體-簡" w:hAnsi="宋體-簡" w:cs="宋體-簡"/>
+          <w:sz w:val="24"/>
+          <w:szCs w:val="24"/>
+        </w:rPr>
+      </w:r>
+      <w:r>
+        <w:rPr>
+          <w:rFonts w:ascii="宋體-簡" w:hAnsi="宋體-簡" w:cs="宋體-簡"/>
+          <w:sz w:val="24"/>
+          <w:szCs w:val="24"/>
+        </w:rPr>
+      </w:r>
+    </w:p>
+    <w:p>
+      <w:pPr>
+        <w:suppressLineNumbers w:val="false"/>
+        <w:pBdr>
+          <w:top w:val="none" w:color="000000" w:sz="4" w:space="0"/>
+          <w:left w:val="none" w:color="000000" w:sz="4" w:space="0"/>
+          <w:bottom w:val="none" w:color="000000" w:sz="4" w:space="0"/>
+          <w:right w:val="none" w:color="000000" w:sz="4" w:space="0"/>
+        </w:pBdr>
+        <w:spacing/>
+        <w:ind w:right="0" w:firstLine="283" w:left="0"/>
+        <w:rPr>
+          <w:rFonts w:ascii="宋體-簡" w:hAnsi="宋體-簡" w:cs="宋體-簡"/>
+          <w:szCs w:val="24"/>
+        </w:rPr>
+      </w:pPr>
+      <w:r>
+        <w:rPr>
+          <w:rFonts w:ascii="宋體-簡" w:hAnsi="宋體-簡" w:eastAsia="宋體-簡" w:cs="宋體-簡"/>
+          <w:color w:val="000000"/>
+          <w:sz w:val="24"/>
+          <w:szCs w:val="24"/>
+        </w:rPr>
+        <w:t xml:space="preserve">宪法规定</w:t>
+      </w:r>
+      <w:r>
+        <w:rPr>
+          <w:rFonts w:ascii="宋體-簡" w:hAnsi="宋體-簡" w:eastAsia="宋體-簡" w:cs="宋體-簡"/>
+          <w:color w:val="000000"/>
+          <w:sz w:val="24"/>
+          <w:szCs w:val="24"/>
+        </w:rPr>
+        <w:t xml:space="preserve">：</w:t>
+      </w:r>
+      <w:r>
+        <w:rPr>
+          <w:rFonts w:ascii="宋體-簡" w:hAnsi="宋體-簡" w:eastAsia="宋體-簡" w:cs="宋體-簡"/>
+          <w:b/>
+          <w:color w:val="0e0e0e"/>
+          <w:sz w:val="24"/>
+          <w:szCs w:val="24"/>
+        </w:rPr>
+        <w:t xml:space="preserve">国家联邦政府，是国家行政权和征税权的最高行权机构，是军事权和外交权的唯一行权机构。</w:t>
+      </w:r>
+      <w:r>
+        <w:rPr>
+          <w:rFonts w:ascii="宋體-簡" w:hAnsi="宋體-簡" w:eastAsia="宋體-簡" w:cs="宋體-簡"/>
+          <w:color w:val="000000"/>
+          <w:sz w:val="24"/>
+          <w:szCs w:val="24"/>
+        </w:rPr>
+        <w:t xml:space="preserve">本</w:t>
+      </w:r>
+      <w:r>
+        <w:rPr>
+          <w:rFonts w:ascii="宋體-簡" w:hAnsi="宋體-簡" w:eastAsia="宋體-簡" w:cs="宋體-簡"/>
+          <w:color w:val="000000"/>
+          <w:sz w:val="24"/>
+          <w:szCs w:val="24"/>
+        </w:rPr>
+        <w:t xml:space="preserve">条文包含四重意义：</w:t>
+      </w:r>
+      <w:r>
+        <w:rPr>
+          <w:rFonts w:ascii="宋體-簡" w:hAnsi="宋體-簡" w:cs="宋體-簡"/>
+          <w:szCs w:val="24"/>
+        </w:rPr>
+      </w:r>
+      <w:r>
+        <w:rPr>
+          <w:rFonts w:ascii="宋體-簡" w:hAnsi="宋體-簡" w:cs="宋體-簡"/>
+          <w:szCs w:val="24"/>
+        </w:rPr>
+      </w:r>
+    </w:p>
+    <w:p>
+      <w:pPr>
+        <w:pStyle w:val="888"/>
+        <w:suppressLineNumbers w:val="false"/>
+        <w:pBdr>
+          <w:top w:val="none" w:color="000000" w:sz="4" w:space="0"/>
+          <w:left w:val="none" w:color="000000" w:sz="4" w:space="0"/>
+          <w:bottom w:val="none" w:color="000000" w:sz="4" w:space="0"/>
+          <w:right w:val="none" w:color="000000" w:sz="4" w:space="0"/>
+        </w:pBdr>
+        <w:spacing/>
+        <w:ind w:right="0" w:firstLine="0" w:left="0"/>
+        <w:rPr>
           <w:rFonts w:ascii="宋體-簡" w:hAnsi="宋體-簡" w:cs="宋體-簡"/>
           <w:sz w:val="24"/>
           <w:szCs w:val="24"/>
@@ -1096,8 +1054,7 @@
       <w:r>
         <w:rPr>
           <w:rFonts w:ascii="宋體-簡" w:hAnsi="宋體-簡" w:cs="宋體-簡"/>
-          <w:b/>
-          <w:bCs/>
+          <w:sz w:val="24"/>
           <w:szCs w:val="24"/>
         </w:rPr>
       </w:r>
@@ -1197,7 +1154,7 @@
           <w:szCs w:val="24"/>
           <w:lang w:val="zh-Hans"/>
         </w:rPr>
-        <w:t xml:space="preserve">有效</w:t>
+        <w:t xml:space="preserve">明确</w:t>
       </w:r>
       <w:r>
         <w:rPr>
@@ -1206,7 +1163,7 @@
           <w:szCs w:val="24"/>
           <w:lang w:val="zh-Hans"/>
         </w:rPr>
-        <w:t xml:space="preserve">避免</w:t>
+        <w:t xml:space="preserve">联邦</w:t>
       </w:r>
       <w:r>
         <w:rPr>
@@ -1215,7 +1172,7 @@
           <w:szCs w:val="24"/>
           <w:lang w:val="zh-Hans"/>
         </w:rPr>
-        <w:t xml:space="preserve">了</w:t>
+        <w:t xml:space="preserve">权限</w:t>
       </w:r>
       <w:r>
         <w:rPr>
@@ -1224,12 +1181,155 @@
           <w:szCs w:val="24"/>
           <w:lang w:val="zh-Hans"/>
         </w:rPr>
-        <w:t xml:space="preserve">各自为政；</w:t>
+        <w:t xml:space="preserve">与</w:t>
       </w:r>
       <w:r>
         <w:rPr>
           <w:rFonts w:ascii="宋體-簡" w:hAnsi="宋體-簡" w:eastAsia="宋體-簡" w:cs="宋體-簡"/>
           <w:sz w:val="24"/>
+          <w:szCs w:val="24"/>
+          <w:lang w:val="zh-Hans"/>
+        </w:rPr>
+        <w:t xml:space="preserve">地方</w:t>
+      </w:r>
+      <w:r>
+        <w:rPr>
+          <w:rFonts w:ascii="宋體-簡" w:hAnsi="宋體-簡" w:eastAsia="宋體-簡" w:cs="宋體-簡"/>
+          <w:sz w:val="24"/>
+          <w:szCs w:val="24"/>
+          <w:lang w:val="zh-Hans"/>
+        </w:rPr>
+        <w:t xml:space="preserve">权力</w:t>
+      </w:r>
+      <w:r>
+        <w:rPr>
+          <w:rFonts w:ascii="宋體-簡" w:hAnsi="宋體-簡" w:eastAsia="宋體-簡" w:cs="宋體-簡"/>
+          <w:sz w:val="24"/>
+          <w:szCs w:val="24"/>
+          <w:lang w:val="zh-Hans"/>
+        </w:rPr>
+        <w:t xml:space="preserve">之间</w:t>
+      </w:r>
+      <w:r>
+        <w:rPr>
+          <w:rFonts w:ascii="宋體-簡" w:hAnsi="宋體-簡" w:eastAsia="宋體-簡" w:cs="宋體-簡"/>
+          <w:sz w:val="24"/>
+          <w:szCs w:val="24"/>
+          <w:lang w:val="zh-Hans"/>
+        </w:rPr>
+        <w:t xml:space="preserve">的</w:t>
+      </w:r>
+      <w:r>
+        <w:rPr>
+          <w:rFonts w:ascii="宋體-簡" w:hAnsi="宋體-簡" w:eastAsia="宋體-簡" w:cs="宋體-簡"/>
+          <w:sz w:val="24"/>
+          <w:szCs w:val="24"/>
+          <w:lang w:val="zh-Hans"/>
+        </w:rPr>
+        <w:t xml:space="preserve">关系</w:t>
+      </w:r>
+      <w:r>
+        <w:rPr>
+          <w:rFonts w:ascii="宋體-簡" w:hAnsi="宋體-簡" w:eastAsia="宋體-簡" w:cs="宋體-簡"/>
+          <w:sz w:val="24"/>
+          <w:szCs w:val="24"/>
+          <w:lang w:val="zh-Hans"/>
+        </w:rPr>
+        <w:t xml:space="preserve">，</w:t>
+      </w:r>
+      <w:r>
+        <w:rPr>
+          <w:rFonts w:ascii="宋體-簡" w:hAnsi="宋體-簡" w:eastAsia="宋體-簡" w:cs="宋體-簡"/>
+          <w:sz w:val="24"/>
+          <w:szCs w:val="24"/>
+          <w:lang w:val="zh-Hans"/>
+        </w:rPr>
+        <w:t xml:space="preserve">为</w:t>
+      </w:r>
+      <w:r>
+        <w:rPr>
+          <w:rFonts w:ascii="宋體-簡" w:hAnsi="宋體-簡" w:eastAsia="宋體-簡" w:cs="宋體-簡"/>
+          <w:sz w:val="24"/>
+          <w:szCs w:val="24"/>
+          <w:lang w:val="zh-Hans"/>
+        </w:rPr>
+        <w:t xml:space="preserve">统一</w:t>
+      </w:r>
+      <w:r>
+        <w:rPr>
+          <w:rFonts w:ascii="宋體-簡" w:hAnsi="宋體-簡" w:eastAsia="宋體-簡" w:cs="宋體-簡"/>
+          <w:sz w:val="24"/>
+          <w:szCs w:val="24"/>
+          <w:lang w:val="zh-Hans"/>
+        </w:rPr>
+        <w:t xml:space="preserve">的</w:t>
+      </w:r>
+      <w:r>
+        <w:rPr>
+          <w:rFonts w:ascii="宋體-簡" w:hAnsi="宋體-簡" w:eastAsia="宋體-簡" w:cs="宋體-簡"/>
+          <w:sz w:val="24"/>
+          <w:szCs w:val="24"/>
+          <w:lang w:val="zh-Hans"/>
+        </w:rPr>
+        <w:t xml:space="preserve">市场</w:t>
+      </w:r>
+      <w:r>
+        <w:rPr>
+          <w:rFonts w:ascii="宋體-簡" w:hAnsi="宋體-簡" w:eastAsia="宋體-簡" w:cs="宋體-簡"/>
+          <w:sz w:val="24"/>
+          <w:szCs w:val="24"/>
+          <w:lang w:val="zh-Hans"/>
+        </w:rPr>
+        <w:t xml:space="preserve">提供</w:t>
+      </w:r>
+      <w:r>
+        <w:rPr>
+          <w:rFonts w:ascii="宋體-簡" w:hAnsi="宋體-簡" w:eastAsia="宋體-簡" w:cs="宋體-簡"/>
+          <w:sz w:val="24"/>
+          <w:szCs w:val="24"/>
+          <w:lang w:val="zh-Hans"/>
+        </w:rPr>
+        <w:t xml:space="preserve">高效</w:t>
+      </w:r>
+      <w:r>
+        <w:rPr>
+          <w:rFonts w:ascii="宋體-簡" w:hAnsi="宋體-簡" w:eastAsia="宋體-簡" w:cs="宋體-簡"/>
+          <w:sz w:val="24"/>
+          <w:szCs w:val="24"/>
+          <w:lang w:val="zh-Hans"/>
+        </w:rPr>
+        <w:t xml:space="preserve">的</w:t>
+      </w:r>
+      <w:r>
+        <w:rPr>
+          <w:rFonts w:ascii="宋體-簡" w:hAnsi="宋體-簡" w:eastAsia="宋體-簡" w:cs="宋體-簡"/>
+          <w:sz w:val="24"/>
+          <w:szCs w:val="24"/>
+          <w:lang w:val="zh-Hans"/>
+        </w:rPr>
+        <w:t xml:space="preserve">行政</w:t>
+      </w:r>
+      <w:r>
+        <w:rPr>
+          <w:rFonts w:ascii="宋體-簡" w:hAnsi="宋體-簡" w:eastAsia="宋體-簡" w:cs="宋體-簡"/>
+          <w:sz w:val="24"/>
+          <w:szCs w:val="24"/>
+          <w:lang w:val="zh-Hans"/>
+        </w:rPr>
+        <w:t xml:space="preserve">支持</w:t>
+      </w:r>
+      <w:r>
+        <w:rPr>
+          <w:rFonts w:ascii="宋體-簡" w:hAnsi="宋體-簡" w:eastAsia="宋體-簡" w:cs="宋體-簡"/>
+          <w:sz w:val="24"/>
+          <w:szCs w:val="24"/>
+          <w:lang w:val="zh-Hans"/>
+        </w:rPr>
+        <w:t xml:space="preserve">；</w:t>
+      </w:r>
+      <w:r>
+        <w:rPr>
+          <w:rFonts w:ascii="宋體-簡" w:hAnsi="宋體-簡" w:cs="宋體-簡"/>
           <w:szCs w:val="24"/>
         </w:rPr>
       </w:r>
@@ -1247,6 +1347,7 @@
           <w:ilvl w:val="0"/>
           <w:numId w:val="14"/>
         </w:numPr>
+        <w:suppressLineNumbers w:val="false"/>
         <w:pBdr>
           <w:top w:val="none" w:color="000000" w:sz="4" w:space="0"/>
           <w:left w:val="none" w:color="000000" w:sz="4" w:space="0"/>
@@ -1408,11 +1509,77 @@
       <w:r>
         <w:rPr>
           <w:rFonts w:ascii="宋體-簡" w:hAnsi="宋體-簡" w:eastAsia="宋體-簡" w:cs="宋體-簡"/>
+          <w:color w:val="000000"/>
           <w:sz w:val="24"/>
           <w:szCs w:val="24"/>
           <w:lang w:val="zh-Hans"/>
         </w:rPr>
+        <w:t xml:space="preserve">，</w:t>
+      </w:r>
+      <w:r>
+        <w:rPr>
+          <w:rFonts w:ascii="宋體-簡" w:hAnsi="宋體-簡" w:eastAsia="宋體-簡" w:cs="宋體-簡"/>
+          <w:color w:val="000000"/>
+          <w:sz w:val="24"/>
+          <w:szCs w:val="24"/>
+          <w:lang w:val="zh-Hans"/>
+        </w:rPr>
+        <w:t xml:space="preserve">防止</w:t>
+      </w:r>
+      <w:r>
+        <w:rPr>
+          <w:rFonts w:ascii="宋體-簡" w:hAnsi="宋體-簡" w:eastAsia="宋體-簡" w:cs="宋體-簡"/>
+          <w:color w:val="000000"/>
+          <w:sz w:val="24"/>
+          <w:szCs w:val="24"/>
+          <w:lang w:val="zh-Hans"/>
+        </w:rPr>
+        <w:t xml:space="preserve">省级</w:t>
+      </w:r>
+      <w:r>
+        <w:rPr>
+          <w:rFonts w:ascii="宋體-簡" w:hAnsi="宋體-簡" w:eastAsia="宋體-簡" w:cs="宋體-簡"/>
+          <w:color w:val="000000"/>
+          <w:sz w:val="24"/>
+          <w:szCs w:val="24"/>
+          <w:lang w:val="zh-Hans"/>
+        </w:rPr>
+        <w:t xml:space="preserve">行政区</w:t>
+      </w:r>
+      <w:r>
+        <w:rPr>
+          <w:rFonts w:ascii="宋體-簡" w:hAnsi="宋體-簡" w:eastAsia="宋體-簡" w:cs="宋體-簡"/>
+          <w:color w:val="000000"/>
+          <w:sz w:val="24"/>
+          <w:szCs w:val="24"/>
+          <w:lang w:val="zh-Hans"/>
+        </w:rPr>
+        <w:t xml:space="preserve">脱离</w:t>
+      </w:r>
+      <w:r>
+        <w:rPr>
+          <w:rFonts w:ascii="宋體-簡" w:hAnsi="宋體-簡" w:eastAsia="宋體-簡" w:cs="宋體-簡"/>
+          <w:color w:val="000000"/>
+          <w:sz w:val="24"/>
+          <w:szCs w:val="24"/>
+          <w:lang w:val="zh-Hans"/>
+        </w:rPr>
+        <w:t xml:space="preserve">联邦</w:t>
+      </w:r>
+      <w:r>
+        <w:rPr>
+          <w:rFonts w:ascii="宋體-簡" w:hAnsi="宋體-簡" w:eastAsia="宋體-簡" w:cs="宋體-簡"/>
+          <w:sz w:val="24"/>
+          <w:szCs w:val="24"/>
+          <w:lang w:val="zh-Hans"/>
+        </w:rPr>
         <w:t xml:space="preserve">；</w:t>
+      </w:r>
+      <w:r>
+        <w:rPr>
+          <w:rFonts w:ascii="宋體-簡" w:hAnsi="宋體-簡" w:cs="宋體-簡"/>
+          <w:szCs w:val="24"/>
+        </w:rPr>
       </w:r>
       <w:r>
         <w:rPr>
@@ -1428,6 +1595,7 @@
           <w:ilvl w:val="0"/>
           <w:numId w:val="14"/>
         </w:numPr>
+        <w:suppressLineNumbers w:val="false"/>
         <w:pBdr>
           <w:top w:val="none" w:color="000000" w:sz="4" w:space="0"/>
           <w:left w:val="none" w:color="000000" w:sz="4" w:space="0"/>
@@ -1441,7 +1609,6 @@
           <w:color w:val="000000"/>
           <w:sz w:val="24"/>
           <w:szCs w:val="24"/>
-          <w:lang w:val="zh-Hans"/>
         </w:rPr>
       </w:pPr>
       <w:r>
@@ -1469,7 +1636,7 @@
           <w:sz w:val="24"/>
           <w:szCs w:val="24"/>
         </w:rPr>
-        <w:t xml:space="preserve">地方</w:t>
+        <w:t xml:space="preserve">省级</w:t>
       </w:r>
       <w:r>
         <w:rPr>
@@ -1478,7 +1645,7 @@
           <w:sz w:val="24"/>
           <w:szCs w:val="24"/>
         </w:rPr>
-        <w:t xml:space="preserve">做大</w:t>
+        <w:t xml:space="preserve">行政区</w:t>
       </w:r>
       <w:r>
         <w:rPr>
@@ -1506,7 +1673,7 @@
           <w:szCs w:val="24"/>
           <w:lang w:val="zh-Hans"/>
         </w:rPr>
-        <w:t xml:space="preserve">，</w:t>
+        <w:t xml:space="preserve">的</w:t>
       </w:r>
       <w:r>
         <w:rPr>
@@ -1633,7 +1800,7 @@
           <w:szCs w:val="24"/>
           <w:lang w:val="zh-Hans"/>
         </w:rPr>
-        <w:t xml:space="preserve">保障</w:t>
+        <w:t xml:space="preserve">有效</w:t>
       </w:r>
       <w:r>
         <w:rPr>
@@ -1643,7 +1810,7 @@
           <w:szCs w:val="24"/>
           <w:lang w:val="zh-Hans"/>
         </w:rPr>
-        <w:t xml:space="preserve">地方</w:t>
+        <w:t xml:space="preserve">保障</w:t>
       </w:r>
       <w:r>
         <w:rPr>
@@ -1653,7 +1820,7 @@
           <w:szCs w:val="24"/>
           <w:lang w:val="zh-Hans"/>
         </w:rPr>
-        <w:t xml:space="preserve">的</w:t>
+        <w:t xml:space="preserve">地方</w:t>
       </w:r>
       <w:r>
         <w:rPr>
@@ -1663,7 +1830,7 @@
           <w:szCs w:val="24"/>
           <w:lang w:val="zh-Hans"/>
         </w:rPr>
-        <w:t xml:space="preserve">自治</w:t>
+        <w:t xml:space="preserve">的</w:t>
       </w:r>
       <w:r>
         <w:rPr>
@@ -1673,7 +1840,7 @@
           <w:szCs w:val="24"/>
           <w:lang w:val="zh-Hans"/>
         </w:rPr>
-        <w:t xml:space="preserve">不受</w:t>
+        <w:t xml:space="preserve">自治</w:t>
       </w:r>
       <w:r>
         <w:rPr>
@@ -1683,7 +1850,7 @@
           <w:szCs w:val="24"/>
           <w:lang w:val="zh-Hans"/>
         </w:rPr>
-        <w:t xml:space="preserve">联邦</w:t>
+        <w:t xml:space="preserve">不受</w:t>
       </w:r>
       <w:r>
         <w:rPr>
@@ -1693,7 +1860,7 @@
           <w:szCs w:val="24"/>
           <w:lang w:val="zh-Hans"/>
         </w:rPr>
-        <w:t xml:space="preserve">制约</w:t>
+        <w:t xml:space="preserve">联邦</w:t>
       </w:r>
       <w:r>
         <w:rPr>
@@ -1703,7 +1870,7 @@
           <w:szCs w:val="24"/>
           <w:lang w:val="zh-Hans"/>
         </w:rPr>
-        <w:t xml:space="preserve">；</w:t>
+        <w:t xml:space="preserve">制约</w:t>
       </w:r>
       <w:r>
         <w:rPr>
@@ -1713,15 +1880,261 @@
           <w:szCs w:val="24"/>
           <w:lang w:val="zh-Hans"/>
         </w:rPr>
+        <w:t xml:space="preserve">，</w:t>
+      </w:r>
+      <w:r>
+        <w:rPr>
+          <w:rFonts w:ascii="宋體-簡" w:hAnsi="宋體-簡" w:eastAsia="宋體-簡" w:cs="宋體-簡"/>
+          <w:color w:val="000000"/>
+          <w:sz w:val="24"/>
+          <w:szCs w:val="24"/>
+          <w:lang w:val="zh-Hans"/>
+        </w:rPr>
+        <w:t xml:space="preserve">最大</w:t>
+      </w:r>
+      <w:r>
+        <w:rPr>
+          <w:rFonts w:ascii="宋體-簡" w:hAnsi="宋體-簡" w:eastAsia="宋體-簡" w:cs="宋體-簡"/>
+          <w:color w:val="000000"/>
+          <w:sz w:val="24"/>
+          <w:szCs w:val="24"/>
+          <w:lang w:val="zh-Hans"/>
+        </w:rPr>
+        <w:t xml:space="preserve">限度</w:t>
+      </w:r>
+      <w:r>
+        <w:rPr>
+          <w:rFonts w:ascii="宋體-簡" w:hAnsi="宋體-簡" w:eastAsia="宋體-簡" w:cs="宋體-簡"/>
+          <w:color w:val="000000"/>
+          <w:sz w:val="24"/>
+          <w:szCs w:val="24"/>
+          <w:lang w:val="zh-Hans"/>
+        </w:rPr>
+        <w:t xml:space="preserve">的</w:t>
+      </w:r>
+      <w:r>
+        <w:rPr>
+          <w:rFonts w:ascii="宋體-簡" w:hAnsi="宋體-簡" w:eastAsia="宋體-簡" w:cs="宋體-簡"/>
+          <w:color w:val="000000"/>
+          <w:sz w:val="24"/>
+          <w:szCs w:val="24"/>
+          <w:lang w:val="zh-Hans"/>
+        </w:rPr>
+        <w:t xml:space="preserve">平衡</w:t>
+      </w:r>
+      <w:r>
+        <w:rPr>
+          <w:rFonts w:ascii="宋體-簡" w:hAnsi="宋體-簡" w:eastAsia="宋體-簡" w:cs="宋體-簡"/>
+          <w:color w:val="000000"/>
+          <w:sz w:val="24"/>
+          <w:szCs w:val="24"/>
+          <w:lang w:val="zh-Hans"/>
+        </w:rPr>
+        <w:t xml:space="preserve">中央</w:t>
+      </w:r>
+      <w:r>
+        <w:rPr>
+          <w:rFonts w:ascii="宋體-簡" w:hAnsi="宋體-簡" w:eastAsia="宋體-簡" w:cs="宋體-簡"/>
+          <w:color w:val="000000"/>
+          <w:sz w:val="24"/>
+          <w:szCs w:val="24"/>
+          <w:lang w:val="zh-Hans"/>
+        </w:rPr>
+        <w:t xml:space="preserve">集权</w:t>
+      </w:r>
+      <w:r>
+        <w:rPr>
+          <w:rFonts w:ascii="宋體-簡" w:hAnsi="宋體-簡" w:eastAsia="宋體-簡" w:cs="宋體-簡"/>
+          <w:color w:val="000000"/>
+          <w:sz w:val="24"/>
+          <w:szCs w:val="24"/>
+          <w:lang w:val="zh-Hans"/>
+        </w:rPr>
+        <w:t xml:space="preserve">与</w:t>
+      </w:r>
+      <w:r>
+        <w:rPr>
+          <w:rFonts w:ascii="宋體-簡" w:hAnsi="宋體-簡" w:eastAsia="宋體-簡" w:cs="宋體-簡"/>
+          <w:color w:val="000000"/>
+          <w:sz w:val="24"/>
+          <w:szCs w:val="24"/>
+          <w:lang w:val="zh-Hans"/>
+        </w:rPr>
+        <w:t xml:space="preserve">地方</w:t>
+      </w:r>
+      <w:r>
+        <w:rPr>
+          <w:rFonts w:ascii="宋體-簡" w:hAnsi="宋體-簡" w:eastAsia="宋體-簡" w:cs="宋體-簡"/>
+          <w:color w:val="000000"/>
+          <w:sz w:val="24"/>
+          <w:szCs w:val="24"/>
+          <w:lang w:val="zh-Hans"/>
+        </w:rPr>
+        <w:t xml:space="preserve">自治，</w:t>
+      </w:r>
+      <w:r>
+        <w:rPr>
+          <w:rFonts w:ascii="宋體-簡" w:hAnsi="宋體-簡" w:eastAsia="宋體-簡" w:cs="宋體-簡"/>
+          <w:color w:val="000000"/>
+          <w:sz w:val="24"/>
+          <w:szCs w:val="24"/>
+          <w:lang w:val="zh-Hans"/>
+        </w:rPr>
+        <w:t xml:space="preserve">即</w:t>
+      </w:r>
+      <w:r>
+        <w:rPr>
+          <w:rFonts w:ascii="宋體-簡" w:hAnsi="宋體-簡" w:eastAsia="宋體-簡" w:cs="宋體-簡"/>
+          <w:color w:val="000000"/>
+          <w:sz w:val="24"/>
+          <w:szCs w:val="24"/>
+          <w:lang w:val="zh-Hans"/>
+        </w:rPr>
+        <w:t xml:space="preserve">防止</w:t>
+      </w:r>
+      <w:r>
+        <w:rPr>
+          <w:rFonts w:ascii="宋體-簡" w:hAnsi="宋體-簡" w:eastAsia="宋體-簡" w:cs="宋體-簡"/>
+          <w:color w:val="000000"/>
+          <w:sz w:val="24"/>
+          <w:szCs w:val="24"/>
+          <w:lang w:val="zh-Hans"/>
+        </w:rPr>
+        <w:t xml:space="preserve">过度</w:t>
+      </w:r>
+      <w:r>
+        <w:rPr>
+          <w:rFonts w:ascii="宋體-簡" w:hAnsi="宋體-簡" w:eastAsia="宋體-簡" w:cs="宋體-簡"/>
+          <w:color w:val="000000"/>
+          <w:sz w:val="24"/>
+          <w:szCs w:val="24"/>
+          <w:lang w:val="zh-Hans"/>
+        </w:rPr>
+        <w:t xml:space="preserve">的</w:t>
+      </w:r>
+      <w:r>
+        <w:rPr>
+          <w:rFonts w:ascii="宋體-簡" w:hAnsi="宋體-簡" w:eastAsia="宋體-簡" w:cs="宋體-簡"/>
+          <w:color w:val="000000"/>
+          <w:sz w:val="24"/>
+          <w:szCs w:val="24"/>
+          <w:lang w:val="zh-Hans"/>
+        </w:rPr>
+        <w:t xml:space="preserve">中央集权，</w:t>
+      </w:r>
+      <w:r>
+        <w:rPr>
+          <w:rFonts w:ascii="宋體-簡" w:hAnsi="宋體-簡" w:eastAsia="宋體-簡" w:cs="宋體-簡"/>
+          <w:color w:val="000000"/>
+          <w:sz w:val="24"/>
+          <w:szCs w:val="24"/>
+          <w:lang w:val="zh-Hans"/>
+        </w:rPr>
+        <w:t xml:space="preserve">又</w:t>
+      </w:r>
+      <w:r>
+        <w:rPr>
+          <w:rFonts w:ascii="宋體-簡" w:hAnsi="宋體-簡" w:eastAsia="宋體-簡" w:cs="宋體-簡"/>
+          <w:color w:val="000000"/>
+          <w:sz w:val="24"/>
+          <w:szCs w:val="24"/>
+          <w:lang w:val="zh-Hans"/>
+        </w:rPr>
+        <w:t xml:space="preserve">防止</w:t>
+      </w:r>
+      <w:r>
+        <w:rPr>
+          <w:rFonts w:ascii="宋體-簡" w:hAnsi="宋體-簡" w:eastAsia="宋體-簡" w:cs="宋體-簡"/>
+          <w:color w:val="000000"/>
+          <w:sz w:val="24"/>
+          <w:szCs w:val="24"/>
+          <w:lang w:val="zh-Hans"/>
+        </w:rPr>
+        <w:t xml:space="preserve">分裂</w:t>
+      </w:r>
+      <w:r>
+        <w:rPr>
+          <w:rFonts w:ascii="宋體-簡" w:hAnsi="宋體-簡" w:eastAsia="宋體-簡" w:cs="宋體-簡"/>
+          <w:color w:val="000000"/>
+          <w:sz w:val="24"/>
+          <w:szCs w:val="24"/>
+          <w:lang w:val="zh-Hans"/>
+        </w:rPr>
+        <w:t xml:space="preserve">势力</w:t>
+      </w:r>
+      <w:r>
+        <w:rPr>
+          <w:rFonts w:ascii="宋體-簡" w:hAnsi="宋體-簡" w:eastAsia="宋體-簡" w:cs="宋體-簡"/>
+          <w:color w:val="000000"/>
+          <w:sz w:val="24"/>
+          <w:szCs w:val="24"/>
+          <w:lang w:val="zh-Hans"/>
+        </w:rPr>
+        <w:t xml:space="preserve">做大</w:t>
+      </w:r>
+      <w:r>
+        <w:rPr>
+          <w:rFonts w:ascii="宋體-簡" w:hAnsi="宋體-簡" w:eastAsia="宋體-簡" w:cs="宋體-簡"/>
+          <w:color w:val="000000"/>
+          <w:sz w:val="24"/>
+          <w:szCs w:val="24"/>
+          <w:lang w:val="zh-Hans"/>
+        </w:rPr>
+        <w:t xml:space="preserve">规模</w:t>
+      </w:r>
+      <w:r>
+        <w:rPr>
+          <w:rFonts w:ascii="宋體-簡" w:hAnsi="宋體-簡" w:eastAsia="宋體-簡" w:cs="宋體-簡"/>
+          <w:color w:val="000000"/>
+          <w:sz w:val="24"/>
+          <w:szCs w:val="24"/>
+          <w:lang w:val="zh-Hans"/>
+        </w:rPr>
+        <w:t xml:space="preserve">的</w:t>
+      </w:r>
+      <w:r>
+        <w:rPr>
+          <w:rFonts w:ascii="宋體-簡" w:hAnsi="宋體-簡" w:eastAsia="宋體-簡" w:cs="宋體-簡"/>
+          <w:color w:val="000000"/>
+          <w:sz w:val="24"/>
+          <w:szCs w:val="24"/>
+          <w:lang w:val="zh-Hans"/>
+        </w:rPr>
+        <w:t xml:space="preserve">可能性</w:t>
+      </w:r>
+      <w:r>
+        <w:rPr>
+          <w:rFonts w:ascii="宋體-簡" w:hAnsi="宋體-簡" w:eastAsia="宋體-簡" w:cs="宋體-簡"/>
+          <w:color w:val="000000"/>
+          <w:sz w:val="24"/>
+          <w:szCs w:val="24"/>
+          <w:lang w:val="zh-Hans"/>
+        </w:rPr>
+        <w:t xml:space="preserve">；</w:t>
+      </w:r>
+      <w:r>
+        <w:rPr>
+          <w:rFonts w:ascii="宋體-簡" w:hAnsi="宋體-簡" w:eastAsia="宋體-簡" w:cs="宋體-簡"/>
+          <w:color w:val="000000"/>
+          <w:sz w:val="24"/>
+          <w:szCs w:val="24"/>
+          <w:lang w:val="zh-Hans"/>
+        </w:rPr>
+      </w:r>
+      <w:r>
+        <w:rPr>
+          <w:rFonts w:ascii="宋體-簡" w:hAnsi="宋體-簡" w:eastAsia="宋體-簡" w:cs="宋體-簡"/>
+          <w:color w:val="000000"/>
+          <w:sz w:val="24"/>
+          <w:szCs w:val="24"/>
+          <w:lang w:val="zh-Hans"/>
+        </w:rPr>
       </w:r>
     </w:p>
     <w:p>
       <w:pPr>
-        <w:pStyle w:val="950"/>
-        <w:numPr>
-          <w:ilvl w:val="0"/>
-          <w:numId w:val="14"/>
-        </w:numPr>
+        <w:pStyle w:val="888"/>
+        <w:suppressLineNumbers w:val="false"/>
         <w:pBdr>
           <w:top w:val="none" w:color="000000" w:sz="4" w:space="0"/>
           <w:left w:val="none" w:color="000000" w:sz="4" w:space="0"/>
@@ -1729,66 +2142,107 @@
           <w:right w:val="none" w:color="000000" w:sz="4" w:space="0"/>
         </w:pBdr>
         <w:spacing/>
-        <w:ind w:right="0"/>
+        <w:ind w:right="0" w:firstLine="0" w:left="0"/>
+        <w:rPr>
+          <w:rFonts w:ascii="宋體-簡" w:hAnsi="宋體-簡" w:cs="宋體-簡"/>
+          <w:sz w:val="24"/>
+          <w:szCs w:val="24"/>
+        </w:rPr>
+      </w:pPr>
+      <w:r>
         <w:rPr>
           <w:rFonts w:ascii="宋體-簡" w:hAnsi="宋體-簡" w:eastAsia="宋體-簡" w:cs="宋體-簡"/>
+          <w:b/>
           <w:color w:val="000000"/>
           <w:sz w:val="24"/>
           <w:szCs w:val="24"/>
-          <w:lang w:val="zh-Hans"/>
-        </w:rPr>
-      </w:pPr>
+        </w:rPr>
+        <w:t xml:space="preserve">2. </w:t>
+      </w:r>
       <w:r>
         <w:rPr>
           <w:rFonts w:ascii="宋體-簡" w:hAnsi="宋體-簡" w:eastAsia="宋體-簡" w:cs="宋體-簡"/>
-          <w:color w:val="000000"/>
+          <w:b/>
+          <w:bCs/>
+          <w:color w:val="000000" w:themeColor="text1"/>
           <w:sz w:val="24"/>
           <w:szCs w:val="24"/>
-          <w:lang w:val="zh-Hans"/>
-        </w:rPr>
+        </w:rPr>
+        <w:t xml:space="preserve">明确</w:t>
       </w:r>
       <w:r>
         <w:rPr>
           <w:rFonts w:ascii="宋體-簡" w:hAnsi="宋體-簡" w:eastAsia="宋體-簡" w:cs="宋體-簡"/>
-          <w:color w:val="000000"/>
+          <w:b/>
+          <w:bCs/>
+          <w:color w:val="000000" w:themeColor="text1"/>
           <w:sz w:val="24"/>
           <w:szCs w:val="24"/>
         </w:rPr>
-        <w:t xml:space="preserve">全国行政体系具有统一的方向性</w:t>
+        <w:t xml:space="preserve">军事权</w:t>
       </w:r>
       <w:r>
         <w:rPr>
           <w:rFonts w:ascii="宋體-簡" w:hAnsi="宋體-簡" w:eastAsia="宋體-簡" w:cs="宋體-簡"/>
-          <w:color w:val="000000"/>
+          <w:b/>
+          <w:bCs/>
+          <w:color w:val="000000" w:themeColor="text1"/>
           <w:sz w:val="24"/>
           <w:szCs w:val="24"/>
-          <w:lang w:val="zh-Hans"/>
-        </w:rPr>
-        <w:t xml:space="preserve">，</w:t>
+        </w:rPr>
+        <w:t xml:space="preserve">与外交权</w:t>
       </w:r>
       <w:r>
         <w:rPr>
           <w:rFonts w:ascii="宋體-簡" w:hAnsi="宋體-簡" w:eastAsia="宋體-簡" w:cs="宋體-簡"/>
-          <w:color w:val="000000"/>
+          <w:b/>
+          <w:bCs/>
+          <w:color w:val="000000" w:themeColor="text1"/>
           <w:sz w:val="24"/>
           <w:szCs w:val="24"/>
         </w:rPr>
-        <w:t xml:space="preserve">。</w:t>
+        <w:t xml:space="preserve">属于</w:t>
       </w:r>
       <w:r>
         <w:rPr>
           <w:rFonts w:ascii="宋體-簡" w:hAnsi="宋體-簡" w:eastAsia="宋體-簡" w:cs="宋體-簡"/>
-          <w:color w:val="000000"/>
+          <w:b/>
+          <w:bCs/>
+          <w:color w:val="000000" w:themeColor="text1"/>
           <w:sz w:val="24"/>
           <w:szCs w:val="24"/>
-          <w:lang w:val="zh-Hans"/>
-        </w:rPr>
-      </w:r>
-      <w:r/>
+        </w:rPr>
+        <w:t xml:space="preserve">中央</w:t>
+      </w:r>
+      <w:r>
+        <w:rPr>
+          <w:rFonts w:ascii="宋體-簡" w:hAnsi="宋體-簡" w:eastAsia="宋體-簡" w:cs="宋體-簡"/>
+          <w:b/>
+          <w:bCs/>
+          <w:color w:val="000000" w:themeColor="text1"/>
+          <w:sz w:val="24"/>
+          <w:szCs w:val="24"/>
+        </w:rPr>
+        <w:t xml:space="preserve">权力</w:t>
+      </w:r>
+      <w:r>
+        <w:rPr>
+          <w:rFonts w:ascii="宋體-簡" w:hAnsi="宋體-簡" w:cs="宋體-簡"/>
+          <w:sz w:val="24"/>
+          <w:szCs w:val="24"/>
+        </w:rPr>
+      </w:r>
+      <w:r>
+        <w:rPr>
+          <w:rFonts w:ascii="宋體-簡" w:hAnsi="宋體-簡" w:cs="宋體-簡"/>
+          <w:sz w:val="24"/>
+          <w:szCs w:val="24"/>
+        </w:rPr>
+      </w:r>
     </w:p>
     <w:p>
       <w:pPr>
-        <w:pStyle w:val="888"/>
+        <w:suppressLineNumbers w:val="false"/>
         <w:pBdr>
           <w:top w:val="none" w:color="000000" w:sz="4" w:space="0"/>
           <w:left w:val="none" w:color="000000" w:sz="4" w:space="0"/>
@@ -1799,6 +2253,9 @@
         <w:ind w:right="0" w:firstLine="0" w:left="0"/>
         <w:rPr>
           <w:rFonts w:ascii="宋體-簡" w:hAnsi="宋體-簡" w:cs="宋體-簡"/>
+          <w:b w:val="0"/>
+          <w:bCs w:val="0"/>
+          <w:color w:val="000000" w:themeColor="text1"/>
           <w:sz w:val="24"/>
           <w:szCs w:val="24"/>
         </w:rPr>
@@ -1806,23 +2263,408 @@
       <w:r>
         <w:rPr>
           <w:rFonts w:ascii="宋體-簡" w:hAnsi="宋體-簡" w:eastAsia="宋體-簡" w:cs="宋體-簡"/>
-          <w:b/>
-          <w:color w:val="000000"/>
+          <w:b w:val="0"/>
+          <w:bCs w:val="0"/>
+          <w:color w:val="000000" w:themeColor="text1"/>
           <w:sz w:val="24"/>
           <w:szCs w:val="24"/>
-        </w:rPr>
-        <w:t xml:space="preserve">2. 军事权与外交权的高度集中，是国家不可分割性的制度保障</w:t>
+          <w:lang w:val="zh-Hans"/>
+        </w:rPr>
+        <w:t xml:space="preserve">    </w:t>
       </w:r>
       <w:r>
         <w:rPr>
           <w:rFonts w:ascii="宋體-簡" w:hAnsi="宋體-簡" w:eastAsia="宋體-簡" w:cs="宋體-簡"/>
+          <w:b w:val="0"/>
+          <w:bCs w:val="0"/>
+          <w:color w:val="000000" w:themeColor="text1"/>
           <w:sz w:val="24"/>
           <w:szCs w:val="24"/>
         </w:rPr>
-      </w:r>
-      <w:r>
-        <w:rPr>
-          <w:rFonts w:ascii="宋體-簡" w:hAnsi="宋體-簡" w:cs="宋體-簡"/>
+        <w:t xml:space="preserve">宪法明确规定：</w:t>
+      </w:r>
+      <w:r>
+        <w:rPr>
+          <w:rFonts w:ascii="宋體-簡" w:hAnsi="宋體-簡" w:eastAsia="宋體-簡" w:cs="宋體-簡"/>
+          <w:b w:val="0"/>
+          <w:bCs w:val="0"/>
+          <w:color w:val="000000" w:themeColor="text1"/>
+          <w:sz w:val="24"/>
+          <w:szCs w:val="24"/>
+        </w:rPr>
+        <w:t xml:space="preserve">军事权</w:t>
+      </w:r>
+      <w:r>
+        <w:rPr>
+          <w:rFonts w:ascii="宋體-簡" w:hAnsi="宋體-簡" w:eastAsia="宋體-簡" w:cs="宋體-簡"/>
+          <w:b w:val="0"/>
+          <w:bCs w:val="0"/>
+          <w:color w:val="000000" w:themeColor="text1"/>
+          <w:sz w:val="24"/>
+          <w:szCs w:val="24"/>
+        </w:rPr>
+        <w:t xml:space="preserve">与</w:t>
+      </w:r>
+      <w:r>
+        <w:rPr>
+          <w:rFonts w:ascii="宋體-簡" w:hAnsi="宋體-簡" w:eastAsia="宋體-簡" w:cs="宋體-簡"/>
+          <w:b w:val="0"/>
+          <w:bCs w:val="0"/>
+          <w:color w:val="000000" w:themeColor="text1"/>
+          <w:sz w:val="24"/>
+          <w:szCs w:val="24"/>
+        </w:rPr>
+        <w:t xml:space="preserve">外交权</w:t>
+      </w:r>
+      <w:r>
+        <w:rPr>
+          <w:rFonts w:ascii="宋體-簡" w:hAnsi="宋體-簡" w:eastAsia="宋體-簡" w:cs="宋體-簡"/>
+          <w:b w:val="0"/>
+          <w:bCs w:val="0"/>
+          <w:color w:val="000000" w:themeColor="text1"/>
+          <w:sz w:val="24"/>
+          <w:szCs w:val="24"/>
+        </w:rPr>
+        <w:t xml:space="preserve">属于</w:t>
+      </w:r>
+      <w:r>
+        <w:rPr>
+          <w:rFonts w:ascii="宋體-簡" w:hAnsi="宋體-簡" w:eastAsia="宋體-簡" w:cs="宋體-簡"/>
+          <w:b w:val="0"/>
+          <w:bCs w:val="0"/>
+          <w:color w:val="000000" w:themeColor="text1"/>
+          <w:sz w:val="24"/>
+          <w:szCs w:val="24"/>
+        </w:rPr>
+        <w:t xml:space="preserve">国家</w:t>
+      </w:r>
+      <w:r>
+        <w:rPr>
+          <w:rFonts w:ascii="宋體-簡" w:hAnsi="宋體-簡" w:eastAsia="宋體-簡" w:cs="宋體-簡"/>
+          <w:b w:val="0"/>
+          <w:bCs w:val="0"/>
+          <w:color w:val="000000" w:themeColor="text1"/>
+          <w:sz w:val="24"/>
+          <w:szCs w:val="24"/>
+        </w:rPr>
+        <w:t xml:space="preserve">联邦</w:t>
+      </w:r>
+      <w:r>
+        <w:rPr>
+          <w:rFonts w:ascii="宋體-簡" w:hAnsi="宋體-簡" w:eastAsia="宋體-簡" w:cs="宋體-簡"/>
+          <w:b w:val="0"/>
+          <w:bCs w:val="0"/>
+          <w:color w:val="000000" w:themeColor="text1"/>
+          <w:sz w:val="24"/>
+          <w:szCs w:val="24"/>
+        </w:rPr>
+        <w:t xml:space="preserve">政府</w:t>
+      </w:r>
+      <w:r>
+        <w:rPr>
+          <w:rFonts w:ascii="宋體-簡" w:hAnsi="宋體-簡" w:eastAsia="宋體-簡" w:cs="宋體-簡"/>
+          <w:b w:val="0"/>
+          <w:bCs w:val="0"/>
+          <w:color w:val="000000" w:themeColor="text1"/>
+          <w:sz w:val="24"/>
+          <w:szCs w:val="24"/>
+        </w:rPr>
+        <w:t xml:space="preserve">专有</w:t>
+      </w:r>
+      <w:r>
+        <w:rPr>
+          <w:rFonts w:ascii="宋體-簡" w:hAnsi="宋體-簡" w:eastAsia="宋體-簡" w:cs="宋體-簡"/>
+          <w:b w:val="0"/>
+          <w:bCs w:val="0"/>
+          <w:color w:val="000000" w:themeColor="text1"/>
+          <w:sz w:val="24"/>
+          <w:szCs w:val="24"/>
+        </w:rPr>
+        <w:t xml:space="preserve">的</w:t>
+      </w:r>
+      <w:r>
+        <w:rPr>
+          <w:rFonts w:ascii="宋體-簡" w:hAnsi="宋體-簡" w:eastAsia="宋體-簡" w:cs="宋體-簡"/>
+          <w:b w:val="0"/>
+          <w:bCs w:val="0"/>
+          <w:color w:val="000000" w:themeColor="text1"/>
+          <w:sz w:val="24"/>
+          <w:szCs w:val="24"/>
+        </w:rPr>
+        <w:t xml:space="preserve">国家</w:t>
+      </w:r>
+      <w:r>
+        <w:rPr>
+          <w:rFonts w:ascii="宋體-簡" w:hAnsi="宋體-簡" w:eastAsia="宋體-簡" w:cs="宋體-簡"/>
+          <w:b w:val="0"/>
+          <w:bCs w:val="0"/>
+          <w:color w:val="000000" w:themeColor="text1"/>
+          <w:sz w:val="24"/>
+          <w:szCs w:val="24"/>
+        </w:rPr>
+        <w:t xml:space="preserve">权力</w:t>
+      </w:r>
+      <w:r>
+        <w:rPr>
+          <w:rFonts w:ascii="宋體-簡" w:hAnsi="宋體-簡" w:eastAsia="宋體-簡" w:cs="宋體-簡"/>
+          <w:b w:val="0"/>
+          <w:bCs w:val="0"/>
+          <w:color w:val="000000" w:themeColor="text1"/>
+          <w:sz w:val="24"/>
+          <w:szCs w:val="24"/>
+          <w:lang w:val="zh-Hans"/>
+        </w:rPr>
+        <w:t xml:space="preserve">，</w:t>
+      </w:r>
+      <w:r>
+        <w:rPr>
+          <w:rFonts w:ascii="宋體-簡" w:hAnsi="宋體-簡" w:eastAsia="宋體-簡" w:cs="宋體-簡"/>
+          <w:b w:val="0"/>
+          <w:bCs w:val="0"/>
+          <w:color w:val="000000" w:themeColor="text1"/>
+          <w:sz w:val="24"/>
+          <w:szCs w:val="24"/>
+        </w:rPr>
+        <w:t xml:space="preserve">这是典型的现代联邦</w:t>
+      </w:r>
+      <w:r>
+        <w:rPr>
+          <w:rFonts w:ascii="宋體-簡" w:hAnsi="宋體-簡" w:eastAsia="宋體-簡" w:cs="宋體-簡"/>
+          <w:b w:val="0"/>
+          <w:bCs w:val="0"/>
+          <w:color w:val="000000" w:themeColor="text1"/>
+          <w:sz w:val="24"/>
+          <w:szCs w:val="24"/>
+        </w:rPr>
+        <w:t xml:space="preserve">制</w:t>
+      </w:r>
+      <w:r>
+        <w:rPr>
+          <w:rFonts w:ascii="宋體-簡" w:hAnsi="宋體-簡" w:eastAsia="宋體-簡" w:cs="宋體-簡"/>
+          <w:b w:val="0"/>
+          <w:bCs w:val="0"/>
+          <w:color w:val="000000" w:themeColor="text1"/>
+          <w:sz w:val="24"/>
+          <w:szCs w:val="24"/>
+        </w:rPr>
+        <w:t xml:space="preserve">国家</w:t>
+      </w:r>
+      <w:r>
+        <w:rPr>
+          <w:rFonts w:ascii="宋體-簡" w:hAnsi="宋體-簡" w:eastAsia="宋體-簡" w:cs="宋體-簡"/>
+          <w:b w:val="0"/>
+          <w:bCs w:val="0"/>
+          <w:color w:val="000000" w:themeColor="text1"/>
+          <w:sz w:val="24"/>
+          <w:szCs w:val="24"/>
+        </w:rPr>
+        <w:t xml:space="preserve">的</w:t>
+      </w:r>
+      <w:r>
+        <w:rPr>
+          <w:rFonts w:ascii="宋體-簡" w:hAnsi="宋體-簡" w:eastAsia="宋體-簡" w:cs="宋體-簡"/>
+          <w:b w:val="0"/>
+          <w:bCs w:val="0"/>
+          <w:color w:val="000000" w:themeColor="text1"/>
+          <w:sz w:val="24"/>
+          <w:szCs w:val="24"/>
+        </w:rPr>
+        <w:t xml:space="preserve">主权架构</w:t>
+      </w:r>
+      <w:r>
+        <w:rPr>
+          <w:rFonts w:ascii="宋體-簡" w:hAnsi="宋體-簡" w:eastAsia="宋體-簡" w:cs="宋體-簡"/>
+          <w:b w:val="0"/>
+          <w:bCs w:val="0"/>
+          <w:color w:val="000000" w:themeColor="text1"/>
+          <w:sz w:val="24"/>
+          <w:szCs w:val="24"/>
+          <w:lang w:val="zh-Hans"/>
+        </w:rPr>
+        <w:t xml:space="preserve">，</w:t>
+      </w:r>
+      <w:r>
+        <w:rPr>
+          <w:rFonts w:ascii="宋體-簡" w:hAnsi="宋體-簡" w:eastAsia="宋體-簡" w:cs="宋體-簡"/>
+          <w:b w:val="0"/>
+          <w:bCs w:val="0"/>
+          <w:color w:val="000000" w:themeColor="text1"/>
+          <w:sz w:val="24"/>
+          <w:szCs w:val="24"/>
+        </w:rPr>
+        <w:t xml:space="preserve">国家主权</w:t>
+      </w:r>
+      <w:r>
+        <w:rPr>
+          <w:rFonts w:ascii="宋體-簡" w:hAnsi="宋體-簡" w:eastAsia="宋體-簡" w:cs="宋體-簡"/>
+          <w:b w:val="0"/>
+          <w:bCs w:val="0"/>
+          <w:color w:val="000000" w:themeColor="text1"/>
+          <w:sz w:val="24"/>
+          <w:szCs w:val="24"/>
+        </w:rPr>
+        <w:t xml:space="preserve">性质</w:t>
+      </w:r>
+      <w:r>
+        <w:rPr>
+          <w:rFonts w:ascii="宋體-簡" w:hAnsi="宋體-簡" w:eastAsia="宋體-簡" w:cs="宋體-簡"/>
+          <w:b w:val="0"/>
+          <w:bCs w:val="0"/>
+          <w:color w:val="000000" w:themeColor="text1"/>
+          <w:sz w:val="24"/>
+          <w:szCs w:val="24"/>
+        </w:rPr>
+        <w:t xml:space="preserve">的</w:t>
+      </w:r>
+      <w:r>
+        <w:rPr>
+          <w:rFonts w:ascii="宋體-簡" w:hAnsi="宋體-簡" w:eastAsia="宋體-簡" w:cs="宋體-簡"/>
+          <w:b w:val="0"/>
+          <w:bCs w:val="0"/>
+          <w:color w:val="000000" w:themeColor="text1"/>
+          <w:sz w:val="24"/>
+          <w:szCs w:val="24"/>
+        </w:rPr>
+        <w:t xml:space="preserve">权力保持绝对</w:t>
+      </w:r>
+      <w:r>
+        <w:rPr>
+          <w:rFonts w:ascii="宋體-簡" w:hAnsi="宋體-簡" w:eastAsia="宋體-簡" w:cs="宋體-簡"/>
+          <w:b w:val="0"/>
+          <w:bCs w:val="0"/>
+          <w:color w:val="000000" w:themeColor="text1"/>
+          <w:sz w:val="24"/>
+          <w:szCs w:val="24"/>
+        </w:rPr>
+        <w:t xml:space="preserve">的</w:t>
+      </w:r>
+      <w:r>
+        <w:rPr>
+          <w:rFonts w:ascii="宋體-簡" w:hAnsi="宋體-簡" w:eastAsia="宋體-簡" w:cs="宋體-簡"/>
+          <w:b w:val="0"/>
+          <w:bCs w:val="0"/>
+          <w:color w:val="000000" w:themeColor="text1"/>
+          <w:sz w:val="24"/>
+          <w:szCs w:val="24"/>
+        </w:rPr>
+        <w:t xml:space="preserve">统一</w:t>
+      </w:r>
+      <w:r>
+        <w:rPr>
+          <w:rFonts w:ascii="宋體-簡" w:hAnsi="宋體-簡" w:eastAsia="宋體-簡" w:cs="宋體-簡"/>
+          <w:b w:val="0"/>
+          <w:bCs w:val="0"/>
+          <w:color w:val="000000" w:themeColor="text1"/>
+          <w:sz w:val="24"/>
+          <w:szCs w:val="24"/>
+          <w:lang w:val="zh-Hans"/>
+        </w:rPr>
+        <w:t xml:space="preserve">，</w:t>
+      </w:r>
+      <w:r>
+        <w:rPr>
+          <w:rFonts w:ascii="宋體-簡" w:hAnsi="宋體-簡" w:eastAsia="宋體-簡" w:cs="宋體-簡"/>
+          <w:b w:val="0"/>
+          <w:bCs w:val="0"/>
+          <w:color w:val="000000" w:themeColor="text1"/>
+          <w:sz w:val="24"/>
+          <w:szCs w:val="24"/>
+        </w:rPr>
+        <w:t xml:space="preserve">是</w:t>
+      </w:r>
+      <w:r>
+        <w:rPr>
+          <w:rFonts w:ascii="宋體-簡" w:hAnsi="宋體-簡" w:eastAsia="宋體-簡" w:cs="宋體-簡"/>
+          <w:b w:val="0"/>
+          <w:bCs w:val="0"/>
+          <w:color w:val="000000" w:themeColor="text1"/>
+          <w:sz w:val="24"/>
+          <w:szCs w:val="24"/>
+        </w:rPr>
+        <w:t xml:space="preserve">维护</w:t>
+      </w:r>
+      <w:r>
+        <w:rPr>
+          <w:rFonts w:ascii="宋體-簡" w:hAnsi="宋體-簡" w:eastAsia="宋體-簡" w:cs="宋體-簡"/>
+          <w:b w:val="0"/>
+          <w:bCs w:val="0"/>
+          <w:color w:val="000000" w:themeColor="text1"/>
+          <w:sz w:val="24"/>
+          <w:szCs w:val="24"/>
+        </w:rPr>
+        <w:t xml:space="preserve">联邦</w:t>
+      </w:r>
+      <w:r>
+        <w:rPr>
+          <w:rFonts w:ascii="宋體-簡" w:hAnsi="宋體-簡" w:eastAsia="宋體-簡" w:cs="宋體-簡"/>
+          <w:b w:val="0"/>
+          <w:bCs w:val="0"/>
+          <w:color w:val="000000" w:themeColor="text1"/>
+          <w:sz w:val="24"/>
+          <w:szCs w:val="24"/>
+        </w:rPr>
+        <w:t xml:space="preserve">体制</w:t>
+      </w:r>
+      <w:r>
+        <w:rPr>
+          <w:rFonts w:ascii="宋體-簡" w:hAnsi="宋體-簡" w:eastAsia="宋體-簡" w:cs="宋體-簡"/>
+          <w:b w:val="0"/>
+          <w:bCs w:val="0"/>
+          <w:color w:val="000000" w:themeColor="text1"/>
+          <w:sz w:val="24"/>
+          <w:szCs w:val="24"/>
+        </w:rPr>
+        <w:t xml:space="preserve">的</w:t>
+      </w:r>
+      <w:r>
+        <w:rPr>
+          <w:rFonts w:ascii="宋體-簡" w:hAnsi="宋體-簡" w:eastAsia="宋體-簡" w:cs="宋體-簡"/>
+          <w:b w:val="0"/>
+          <w:bCs w:val="0"/>
+          <w:color w:val="000000" w:themeColor="text1"/>
+          <w:sz w:val="24"/>
+          <w:szCs w:val="24"/>
+        </w:rPr>
+        <w:t xml:space="preserve">根基</w:t>
+      </w:r>
+      <w:r>
+        <w:rPr>
+          <w:rFonts w:ascii="宋體-簡" w:hAnsi="宋體-簡" w:eastAsia="宋體-簡" w:cs="宋體-簡"/>
+          <w:b w:val="0"/>
+          <w:bCs w:val="0"/>
+          <w:color w:val="000000" w:themeColor="text1"/>
+          <w:sz w:val="24"/>
+          <w:szCs w:val="24"/>
+        </w:rPr>
+        <w:t xml:space="preserve">之所在</w:t>
+      </w:r>
+      <w:r>
+        <w:rPr>
+          <w:rFonts w:ascii="宋體-簡" w:hAnsi="宋體-簡" w:eastAsia="宋體-簡" w:cs="宋體-簡"/>
+          <w:b w:val="0"/>
+          <w:bCs w:val="0"/>
+          <w:color w:val="000000" w:themeColor="text1"/>
+          <w:sz w:val="24"/>
+          <w:szCs w:val="24"/>
+        </w:rPr>
+        <w:t xml:space="preserve">。</w:t>
+      </w:r>
+      <w:r>
+        <w:rPr>
+          <w:rFonts w:ascii="宋體-簡" w:hAnsi="宋體-簡" w:eastAsia="宋體-簡" w:cs="宋體-簡"/>
+          <w:b w:val="0"/>
+          <w:bCs w:val="0"/>
+          <w:color w:val="000000" w:themeColor="text1"/>
+          <w:sz w:val="24"/>
+          <w:szCs w:val="24"/>
+        </w:rPr>
+      </w:r>
+      <w:r>
+        <w:rPr>
+          <w:rFonts w:ascii="宋體-簡" w:hAnsi="宋體-簡" w:cs="宋體-簡"/>
+          <w:b w:val="0"/>
+          <w:bCs w:val="0"/>
+          <w:color w:val="000000" w:themeColor="text1"/>
           <w:sz w:val="24"/>
           <w:szCs w:val="24"/>
         </w:rPr>
@@ -1830,6 +2672,8 @@
     </w:p>
     <w:p>
       <w:pPr>
+        <w:pStyle w:val="888"/>
+        <w:suppressLineNumbers w:val="false"/>
         <w:pBdr>
           <w:top w:val="none" w:color="000000" w:sz="4" w:space="0"/>
           <w:left w:val="none" w:color="000000" w:sz="4" w:space="0"/>
@@ -1840,19 +2684,23 @@
         <w:ind w:right="0" w:firstLine="0" w:left="0"/>
         <w:rPr>
           <w:rFonts w:ascii="宋體-簡" w:hAnsi="宋體-簡" w:cs="宋體-簡"/>
+          <w:sz w:val="24"/>
           <w:szCs w:val="24"/>
         </w:rPr>
       </w:pPr>
       <w:r>
         <w:rPr>
           <w:rFonts w:ascii="宋體-簡" w:hAnsi="宋體-簡" w:eastAsia="宋體-簡" w:cs="宋體-簡"/>
+          <w:b/>
+          <w:color w:val="000000"/>
           <w:sz w:val="24"/>
           <w:szCs w:val="24"/>
         </w:rPr>
-      </w:r>
-      <w:r>
-        <w:rPr>
-          <w:rFonts w:ascii="宋體-簡" w:hAnsi="宋體-簡" w:eastAsia="宋體-簡" w:cs="宋體-簡"/>
+        <w:t xml:space="preserve">3. 征税权提升为联邦的“主权性财政权”</w:t>
+      </w:r>
+      <w:r>
+        <w:rPr>
+          <w:rFonts w:ascii="宋體-簡" w:hAnsi="宋體-簡" w:cs="宋體-簡"/>
           <w:sz w:val="24"/>
           <w:szCs w:val="24"/>
         </w:rPr>
@@ -1860,12 +2708,14 @@
       <w:r>
         <w:rPr>
           <w:rFonts w:ascii="宋體-簡" w:hAnsi="宋體-簡" w:cs="宋體-簡"/>
+          <w:sz w:val="24"/>
           <w:szCs w:val="24"/>
         </w:rPr>
       </w:r>
     </w:p>
     <w:p>
       <w:pPr>
+        <w:suppressLineNumbers w:val="false"/>
         <w:pBdr>
           <w:top w:val="none" w:color="000000" w:sz="4" w:space="0"/>
           <w:left w:val="none" w:color="000000" w:sz="4" w:space="0"/>
@@ -1886,12 +2736,11 @@
           <w:sz w:val="24"/>
           <w:szCs w:val="24"/>
         </w:rPr>
-        <w:t xml:space="preserve">宪法明确规定：</w:t>
-      </w:r>
-      <w:r>
-        <w:rPr>
-          <w:rFonts w:ascii="宋體-簡" w:hAnsi="宋體-簡" w:eastAsia="宋體-簡" w:cs="宋體-簡"/>
-          <w:sz w:val="24"/>
+        <w:t xml:space="preserve">宪法规定联邦政府不仅拥有征税权，而且是全国财政体系的最高权力机关。</w:t>
+      </w:r>
+      <w:r>
+        <w:rPr>
+          <w:rFonts w:ascii="宋體-簡" w:hAnsi="宋體-簡" w:cs="宋體-簡"/>
           <w:szCs w:val="24"/>
         </w:rPr>
       </w:r>
@@ -1904,11 +2753,7 @@
     </w:p>
     <w:p>
       <w:pPr>
-        <w:pStyle w:val="950"/>
-        <w:numPr>
-          <w:ilvl w:val="0"/>
-          <w:numId w:val="15"/>
-        </w:numPr>
+        <w:suppressLineNumbers w:val="false"/>
         <w:pBdr>
           <w:top w:val="none" w:color="000000" w:sz="4" w:space="0"/>
           <w:left w:val="none" w:color="000000" w:sz="4" w:space="0"/>
@@ -1916,7 +2761,7 @@
           <w:right w:val="none" w:color="000000" w:sz="4" w:space="0"/>
         </w:pBdr>
         <w:spacing/>
-        <w:ind w:right="0"/>
+        <w:ind w:right="0" w:firstLine="0" w:left="0"/>
         <w:rPr>
           <w:rFonts w:ascii="宋體-簡" w:hAnsi="宋體-簡" w:cs="宋體-簡"/>
           <w:szCs w:val="24"/>
@@ -1925,17 +2770,15 @@
       <w:r>
         <w:rPr>
           <w:rFonts w:ascii="宋體-簡" w:hAnsi="宋體-簡" w:eastAsia="宋體-簡" w:cs="宋體-簡"/>
-          <w:b/>
           <w:color w:val="000000"/>
           <w:sz w:val="24"/>
           <w:szCs w:val="24"/>
         </w:rPr>
-        <w:t xml:space="preserve">军事权不得分散</w:t>
-      </w:r>
-      <w:r>
-        <w:rPr>
-          <w:rFonts w:ascii="宋體-簡" w:hAnsi="宋體-簡" w:eastAsia="宋體-簡" w:cs="宋體-簡"/>
-          <w:sz w:val="24"/>
+        <w:t xml:space="preserve">意义包括：</w:t>
+      </w:r>
+      <w:r>
+        <w:rPr>
+          <w:rFonts w:ascii="宋體-簡" w:hAnsi="宋體-簡" w:cs="宋體-簡"/>
           <w:szCs w:val="24"/>
         </w:rPr>
       </w:r>
@@ -1951,8 +2794,9 @@
         <w:pStyle w:val="950"/>
         <w:numPr>
           <w:ilvl w:val="0"/>
-          <w:numId w:val="15"/>
+          <w:numId w:val="17"/>
         </w:numPr>
+        <w:suppressLineNumbers w:val="false"/>
         <w:pBdr>
           <w:top w:val="none" w:color="000000" w:sz="4" w:space="0"/>
           <w:left w:val="none" w:color="000000" w:sz="4" w:space="0"/>
@@ -1969,17 +2813,15 @@
       <w:r>
         <w:rPr>
           <w:rFonts w:ascii="宋體-簡" w:hAnsi="宋體-簡" w:eastAsia="宋體-簡" w:cs="宋體-簡"/>
-          <w:b/>
           <w:color w:val="000000"/>
           <w:sz w:val="24"/>
           <w:szCs w:val="24"/>
         </w:rPr>
-        <w:t xml:space="preserve">外交权不得分散</w:t>
-      </w:r>
-      <w:r>
-        <w:rPr>
-          <w:rFonts w:ascii="宋體-簡" w:hAnsi="宋體-簡" w:eastAsia="宋體-簡" w:cs="宋體-簡"/>
-          <w:sz w:val="24"/>
+        <w:t xml:space="preserve">联邦可以统筹全国财政预算</w:t>
+      </w:r>
+      <w:r>
+        <w:rPr>
+          <w:rFonts w:ascii="宋體-簡" w:hAnsi="宋體-簡" w:cs="宋體-簡"/>
           <w:szCs w:val="24"/>
         </w:rPr>
       </w:r>
@@ -1992,6 +2834,12 @@
     </w:p>
     <w:p>
       <w:pPr>
+        <w:pStyle w:val="950"/>
+        <w:numPr>
+          <w:ilvl w:val="0"/>
+          <w:numId w:val="17"/>
+        </w:numPr>
+        <w:suppressLineNumbers w:val="false"/>
         <w:pBdr>
           <w:top w:val="none" w:color="000000" w:sz="4" w:space="0"/>
           <w:left w:val="none" w:color="000000" w:sz="4" w:space="0"/>
@@ -1999,7 +2847,7 @@
           <w:right w:val="none" w:color="000000" w:sz="4" w:space="0"/>
         </w:pBdr>
         <w:spacing/>
-        <w:ind w:right="0" w:firstLine="0" w:left="0"/>
+        <w:ind w:right="0"/>
         <w:rPr>
           <w:rFonts w:ascii="宋體-簡" w:hAnsi="宋體-簡" w:cs="宋體-簡"/>
           <w:szCs w:val="24"/>
@@ -2008,14 +2856,15 @@
       <w:r>
         <w:rPr>
           <w:rFonts w:ascii="宋體-簡" w:hAnsi="宋體-簡" w:eastAsia="宋體-簡" w:cs="宋體-簡"/>
+          <w:color w:val="000000"/>
           <w:sz w:val="24"/>
           <w:szCs w:val="24"/>
         </w:rPr>
-      </w:r>
-      <w:r>
-        <w:rPr>
-          <w:rFonts w:ascii="宋體-簡" w:hAnsi="宋體-簡" w:eastAsia="宋體-簡" w:cs="宋體-簡"/>
-          <w:sz w:val="24"/>
+        <w:t xml:space="preserve">全国财政收入必须依法纳入联邦统一统计</w:t>
+      </w:r>
+      <w:r>
+        <w:rPr>
+          <w:rFonts w:ascii="宋體-簡" w:hAnsi="宋體-簡" w:cs="宋體-簡"/>
           <w:szCs w:val="24"/>
         </w:rPr>
       </w:r>
@@ -2028,6 +2877,12 @@
     </w:p>
     <w:p>
       <w:pPr>
+        <w:pStyle w:val="950"/>
+        <w:numPr>
+          <w:ilvl w:val="0"/>
+          <w:numId w:val="17"/>
+        </w:numPr>
+        <w:suppressLineNumbers w:val="false"/>
         <w:pBdr>
           <w:top w:val="none" w:color="000000" w:sz="4" w:space="0"/>
           <w:left w:val="none" w:color="000000" w:sz="4" w:space="0"/>
@@ -2035,7 +2890,7 @@
           <w:right w:val="none" w:color="000000" w:sz="4" w:space="0"/>
         </w:pBdr>
         <w:spacing/>
-        <w:ind w:right="0" w:firstLine="0" w:left="0"/>
+        <w:ind w:right="0"/>
         <w:rPr>
           <w:rFonts w:ascii="宋體-簡" w:hAnsi="宋體-簡" w:cs="宋體-簡"/>
           <w:szCs w:val="24"/>
@@ -2048,12 +2903,11 @@
           <w:sz w:val="24"/>
           <w:szCs w:val="24"/>
         </w:rPr>
-        <w:t xml:space="preserve">这是典型的现代联邦国家主权架构，与美国、德国、加拿大等联邦国家相对应。</w:t>
-      </w:r>
-      <w:r>
-        <w:rPr>
-          <w:rFonts w:ascii="宋體-簡" w:hAnsi="宋體-簡" w:eastAsia="宋體-簡" w:cs="宋體-簡"/>
-          <w:sz w:val="24"/>
+        <w:t xml:space="preserve">各级政府的财政体系均须在联邦框架下运作</w:t>
+      </w:r>
+      <w:r>
+        <w:rPr>
+          <w:rFonts w:ascii="宋體-簡" w:hAnsi="宋體-簡" w:cs="宋體-簡"/>
           <w:szCs w:val="24"/>
         </w:rPr>
       </w:r>
@@ -2066,6 +2920,7 @@
     </w:p>
     <w:p>
       <w:pPr>
+        <w:suppressLineNumbers w:val="false"/>
         <w:pBdr>
           <w:top w:val="none" w:color="000000" w:sz="4" w:space="0"/>
           <w:left w:val="none" w:color="000000" w:sz="4" w:space="0"/>
@@ -2082,16 +2937,13 @@
       <w:r>
         <w:rPr>
           <w:rFonts w:ascii="宋體-簡" w:hAnsi="宋體-簡" w:eastAsia="宋體-簡" w:cs="宋體-簡"/>
-          <w:color w:val="000000"/>
           <w:sz w:val="24"/>
           <w:szCs w:val="24"/>
         </w:rPr>
-        <w:t xml:space="preserve">原因很简单：</w:t>
-      </w:r>
-      <w:r>
-        <w:rPr>
-          <w:rFonts w:ascii="宋體-簡" w:hAnsi="宋體-簡" w:eastAsia="宋體-簡" w:cs="宋體-簡"/>
-          <w:sz w:val="24"/>
+      </w:r>
+      <w:r>
+        <w:rPr>
+          <w:rFonts w:ascii="宋體-簡" w:hAnsi="宋體-簡" w:cs="宋體-簡"/>
           <w:szCs w:val="24"/>
         </w:rPr>
       </w:r>
@@ -2104,11 +2956,7 @@
     </w:p>
     <w:p>
       <w:pPr>
-        <w:pStyle w:val="950"/>
-        <w:numPr>
-          <w:ilvl w:val="0"/>
-          <w:numId w:val="16"/>
-        </w:numPr>
+        <w:suppressLineNumbers w:val="false"/>
         <w:pBdr>
           <w:top w:val="none" w:color="000000" w:sz="4" w:space="0"/>
           <w:left w:val="none" w:color="000000" w:sz="4" w:space="0"/>
@@ -2116,7 +2964,7 @@
           <w:right w:val="none" w:color="000000" w:sz="4" w:space="0"/>
         </w:pBdr>
         <w:spacing/>
-        <w:ind w:right="0"/>
+        <w:ind w:right="0" w:firstLine="0" w:left="0"/>
         <w:rPr>
           <w:rFonts w:ascii="宋體-簡" w:hAnsi="宋體-簡" w:cs="宋體-簡"/>
           <w:szCs w:val="24"/>
@@ -2129,12 +2977,11 @@
           <w:sz w:val="24"/>
           <w:szCs w:val="24"/>
         </w:rPr>
-        <w:t xml:space="preserve">军事权分散等于国防体系碎裂</w:t>
-      </w:r>
-      <w:r>
-        <w:rPr>
-          <w:rFonts w:ascii="宋體-簡" w:hAnsi="宋體-簡" w:eastAsia="宋體-簡" w:cs="宋體-簡"/>
-          <w:sz w:val="24"/>
+        <w:t xml:space="preserve">它让财政不再是行政附属，而是主权的一部分。</w:t>
+      </w:r>
+      <w:r>
+        <w:rPr>
+          <w:rFonts w:ascii="宋體-簡" w:hAnsi="宋體-簡" w:cs="宋體-簡"/>
           <w:szCs w:val="24"/>
         </w:rPr>
       </w:r>
@@ -2147,11 +2994,8 @@
     </w:p>
     <w:p>
       <w:pPr>
-        <w:pStyle w:val="950"/>
-        <w:numPr>
-          <w:ilvl w:val="0"/>
-          <w:numId w:val="16"/>
-        </w:numPr>
+        <w:pStyle w:val="888"/>
+        <w:suppressLineNumbers w:val="false"/>
         <w:pBdr>
           <w:top w:val="none" w:color="000000" w:sz="4" w:space="0"/>
           <w:left w:val="none" w:color="000000" w:sz="4" w:space="0"/>
@@ -2159,24 +3003,26 @@
           <w:right w:val="none" w:color="000000" w:sz="4" w:space="0"/>
         </w:pBdr>
         <w:spacing/>
-        <w:ind w:right="0"/>
-        <w:rPr>
-          <w:rFonts w:ascii="宋體-簡" w:hAnsi="宋體-簡" w:cs="宋體-簡"/>
+        <w:ind w:right="0" w:firstLine="0" w:left="0"/>
+        <w:rPr>
+          <w:rFonts w:ascii="宋體-簡" w:hAnsi="宋體-簡" w:cs="宋體-簡"/>
+          <w:sz w:val="24"/>
           <w:szCs w:val="24"/>
         </w:rPr>
       </w:pPr>
       <w:r>
         <w:rPr>
           <w:rFonts w:ascii="宋體-簡" w:hAnsi="宋體-簡" w:eastAsia="宋體-簡" w:cs="宋體-簡"/>
+          <w:b/>
           <w:color w:val="000000"/>
           <w:sz w:val="24"/>
           <w:szCs w:val="24"/>
         </w:rPr>
-        <w:t xml:space="preserve">外交权分散等于主权不统一</w:t>
-      </w:r>
-      <w:r>
-        <w:rPr>
-          <w:rFonts w:ascii="宋體-簡" w:hAnsi="宋體-簡" w:eastAsia="宋體-簡" w:cs="宋體-簡"/>
+        <w:t xml:space="preserve">4. 权力来源来自宪法，而非授权、惯例或政治协议</w:t>
+      </w:r>
+      <w:r>
+        <w:rPr>
+          <w:rFonts w:ascii="宋體-簡" w:hAnsi="宋體-簡" w:cs="宋體-簡"/>
           <w:sz w:val="24"/>
           <w:szCs w:val="24"/>
         </w:rPr>
@@ -2184,17 +3030,14 @@
       <w:r>
         <w:rPr>
           <w:rFonts w:ascii="宋體-簡" w:hAnsi="宋體-簡" w:cs="宋體-簡"/>
+          <w:sz w:val="24"/>
           <w:szCs w:val="24"/>
         </w:rPr>
       </w:r>
     </w:p>
     <w:p>
       <w:pPr>
-        <w:pStyle w:val="950"/>
-        <w:numPr>
-          <w:ilvl w:val="0"/>
-          <w:numId w:val="16"/>
-        </w:numPr>
+        <w:suppressLineNumbers w:val="false"/>
         <w:pBdr>
           <w:top w:val="none" w:color="000000" w:sz="4" w:space="0"/>
           <w:left w:val="none" w:color="000000" w:sz="4" w:space="0"/>
@@ -2202,21 +3045,12 @@
           <w:right w:val="none" w:color="000000" w:sz="4" w:space="0"/>
         </w:pBdr>
         <w:spacing/>
-        <w:ind w:right="0"/>
-        <w:rPr>
-          <w:rFonts w:ascii="宋體-簡" w:hAnsi="宋體-簡" w:cs="宋體-簡"/>
-          <w:szCs w:val="24"/>
-        </w:rPr>
-      </w:pPr>
-      <w:r>
-        <w:rPr>
-          <w:rFonts w:ascii="宋體-簡" w:hAnsi="宋體-簡" w:eastAsia="宋體-簡" w:cs="宋體-簡"/>
-          <w:color w:val="000000"/>
-          <w:sz w:val="24"/>
-          <w:szCs w:val="24"/>
-        </w:rPr>
-        <w:t xml:space="preserve">主权不能有多个声音，否则国家不可治理</w:t>
-      </w:r>
+        <w:ind w:right="0" w:firstLine="0" w:left="0"/>
+        <w:rPr>
+          <w:rFonts w:ascii="宋體-簡" w:hAnsi="宋體-簡" w:cs="宋體-簡"/>
+          <w:szCs w:val="24"/>
+        </w:rPr>
+      </w:pPr>
       <w:r>
         <w:rPr>
           <w:rFonts w:ascii="宋體-簡" w:hAnsi="宋體-簡" w:eastAsia="宋體-簡" w:cs="宋體-簡"/>
@@ -2230,9 +3064,16 @@
           <w:szCs w:val="24"/>
         </w:rPr>
       </w:r>
+      <w:r>
+        <w:rPr>
+          <w:rFonts w:ascii="宋體-簡" w:hAnsi="宋體-簡" w:cs="宋體-簡"/>
+          <w:szCs w:val="24"/>
+        </w:rPr>
+      </w:r>
     </w:p>
     <w:p>
       <w:pPr>
+        <w:suppressLineNumbers w:val="false"/>
         <w:pBdr>
           <w:top w:val="none" w:color="000000" w:sz="4" w:space="0"/>
           <w:left w:val="none" w:color="000000" w:sz="4" w:space="0"/>
@@ -2249,14 +3090,15 @@
       <w:r>
         <w:rPr>
           <w:rFonts w:ascii="宋體-簡" w:hAnsi="宋體-簡" w:eastAsia="宋體-簡" w:cs="宋體-簡"/>
+          <w:color w:val="000000"/>
           <w:sz w:val="24"/>
           <w:szCs w:val="24"/>
         </w:rPr>
-      </w:r>
-      <w:r>
-        <w:rPr>
-          <w:rFonts w:ascii="宋體-簡" w:hAnsi="宋體-簡" w:eastAsia="宋體-簡" w:cs="宋體-簡"/>
-          <w:sz w:val="24"/>
+        <w:t xml:space="preserve">条款明确写道：</w:t>
+      </w:r>
+      <w:r>
+        <w:rPr>
+          <w:rFonts w:ascii="宋體-簡" w:hAnsi="宋體-簡" w:cs="宋體-簡"/>
           <w:szCs w:val="24"/>
         </w:rPr>
       </w:r>
@@ -2269,6 +3111,7 @@
     </w:p>
     <w:p>
       <w:pPr>
+        <w:suppressLineNumbers w:val="false"/>
         <w:pBdr>
           <w:top w:val="none" w:color="000000" w:sz="4" w:space="0"/>
           <w:left w:val="none" w:color="000000" w:sz="4" w:space="0"/>
@@ -2285,16 +3128,13 @@
       <w:r>
         <w:rPr>
           <w:rFonts w:ascii="宋體-簡" w:hAnsi="宋體-簡" w:eastAsia="宋體-簡" w:cs="宋體-簡"/>
-          <w:color w:val="000000"/>
           <w:sz w:val="24"/>
           <w:szCs w:val="24"/>
         </w:rPr>
-        <w:t xml:space="preserve">因此本条款的设计逻辑是：</w:t>
-      </w:r>
-      <w:r>
-        <w:rPr>
-          <w:rFonts w:ascii="宋體-簡" w:hAnsi="宋體-簡" w:eastAsia="宋體-簡" w:cs="宋體-簡"/>
-          <w:sz w:val="24"/>
+      </w:r>
+      <w:r>
+        <w:rPr>
+          <w:rFonts w:ascii="宋體-簡" w:hAnsi="宋體-簡" w:cs="宋體-簡"/>
           <w:szCs w:val="24"/>
         </w:rPr>
       </w:r>
@@ -2307,554 +3147,7 @@
     </w:p>
     <w:p>
       <w:pPr>
-        <w:pBdr>
-          <w:top w:val="none" w:color="000000" w:sz="4" w:space="0"/>
-          <w:left w:val="none" w:color="000000" w:sz="4" w:space="0"/>
-          <w:bottom w:val="none" w:color="000000" w:sz="4" w:space="0"/>
-          <w:right w:val="none" w:color="000000" w:sz="4" w:space="0"/>
-        </w:pBdr>
-        <w:spacing/>
-        <w:ind w:right="0" w:firstLine="0" w:left="0"/>
-        <w:rPr>
-          <w:rFonts w:ascii="宋體-簡" w:hAnsi="宋體-簡" w:cs="宋體-簡"/>
-          <w:szCs w:val="24"/>
-        </w:rPr>
-      </w:pPr>
-      <w:r>
-        <w:rPr>
-          <w:rFonts w:ascii="宋體-簡" w:hAnsi="宋體-簡" w:eastAsia="宋體-簡" w:cs="宋體-簡"/>
-          <w:b/>
-          <w:color w:val="000000"/>
-          <w:sz w:val="24"/>
-          <w:szCs w:val="24"/>
-        </w:rPr>
-        <w:t xml:space="preserve">国家必须在主权性权力上保持绝对统一。</w:t>
-      </w:r>
-      <w:r>
-        <w:rPr>
-          <w:rFonts w:ascii="宋體-簡" w:hAnsi="宋體-簡" w:eastAsia="宋體-簡" w:cs="宋體-簡"/>
-          <w:sz w:val="24"/>
-          <w:szCs w:val="24"/>
-        </w:rPr>
-      </w:r>
-      <w:r>
-        <w:rPr>
-          <w:rFonts w:ascii="宋體-簡" w:hAnsi="宋體-簡" w:cs="宋體-簡"/>
-          <w:szCs w:val="24"/>
-        </w:rPr>
-      </w:r>
-    </w:p>
-    <w:p>
-      <w:pPr>
-        <w:pStyle w:val="888"/>
-        <w:pBdr>
-          <w:top w:val="none" w:color="000000" w:sz="4" w:space="0"/>
-          <w:left w:val="none" w:color="000000" w:sz="4" w:space="0"/>
-          <w:bottom w:val="none" w:color="000000" w:sz="4" w:space="0"/>
-          <w:right w:val="none" w:color="000000" w:sz="4" w:space="0"/>
-        </w:pBdr>
-        <w:spacing/>
-        <w:ind w:right="0" w:firstLine="0" w:left="0"/>
-        <w:rPr>
-          <w:rFonts w:ascii="宋體-簡" w:hAnsi="宋體-簡" w:cs="宋體-簡"/>
-          <w:sz w:val="24"/>
-          <w:szCs w:val="24"/>
-        </w:rPr>
-      </w:pPr>
-      <w:r>
-        <w:rPr>
-          <w:rFonts w:ascii="宋體-簡" w:hAnsi="宋體-簡" w:eastAsia="宋體-簡" w:cs="宋體-簡"/>
-          <w:b/>
-          <w:color w:val="000000"/>
-          <w:sz w:val="24"/>
-          <w:szCs w:val="24"/>
-        </w:rPr>
-        <w:t xml:space="preserve">3. 征税权提升为联邦的“主权性财政权”</w:t>
-      </w:r>
-      <w:r>
-        <w:rPr>
-          <w:rFonts w:ascii="宋體-簡" w:hAnsi="宋體-簡" w:eastAsia="宋體-簡" w:cs="宋體-簡"/>
-          <w:sz w:val="24"/>
-          <w:szCs w:val="24"/>
-        </w:rPr>
-      </w:r>
-      <w:r>
-        <w:rPr>
-          <w:rFonts w:ascii="宋體-簡" w:hAnsi="宋體-簡" w:cs="宋體-簡"/>
-          <w:sz w:val="24"/>
-          <w:szCs w:val="24"/>
-        </w:rPr>
-      </w:r>
-    </w:p>
-    <w:p>
-      <w:pPr>
-        <w:pBdr>
-          <w:top w:val="none" w:color="000000" w:sz="4" w:space="0"/>
-          <w:left w:val="none" w:color="000000" w:sz="4" w:space="0"/>
-          <w:bottom w:val="none" w:color="000000" w:sz="4" w:space="0"/>
-          <w:right w:val="none" w:color="000000" w:sz="4" w:space="0"/>
-        </w:pBdr>
-        <w:spacing/>
-        <w:ind w:right="0" w:firstLine="0" w:left="0"/>
-        <w:rPr>
-          <w:rFonts w:ascii="宋體-簡" w:hAnsi="宋體-簡" w:cs="宋體-簡"/>
-          <w:szCs w:val="24"/>
-        </w:rPr>
-      </w:pPr>
-      <w:r>
-        <w:rPr>
-          <w:rFonts w:ascii="宋體-簡" w:hAnsi="宋體-簡" w:eastAsia="宋體-簡" w:cs="宋體-簡"/>
-          <w:sz w:val="24"/>
-          <w:szCs w:val="24"/>
-        </w:rPr>
-      </w:r>
-      <w:r>
-        <w:rPr>
-          <w:rFonts w:ascii="宋體-簡" w:hAnsi="宋體-簡" w:eastAsia="宋體-簡" w:cs="宋體-簡"/>
-          <w:sz w:val="24"/>
-          <w:szCs w:val="24"/>
-        </w:rPr>
-      </w:r>
-      <w:r>
-        <w:rPr>
-          <w:rFonts w:ascii="宋體-簡" w:hAnsi="宋體-簡" w:cs="宋體-簡"/>
-          <w:szCs w:val="24"/>
-        </w:rPr>
-      </w:r>
-    </w:p>
-    <w:p>
-      <w:pPr>
-        <w:pBdr>
-          <w:top w:val="none" w:color="000000" w:sz="4" w:space="0"/>
-          <w:left w:val="none" w:color="000000" w:sz="4" w:space="0"/>
-          <w:bottom w:val="none" w:color="000000" w:sz="4" w:space="0"/>
-          <w:right w:val="none" w:color="000000" w:sz="4" w:space="0"/>
-        </w:pBdr>
-        <w:spacing/>
-        <w:ind w:right="0" w:firstLine="0" w:left="0"/>
-        <w:rPr>
-          <w:rFonts w:ascii="宋體-簡" w:hAnsi="宋體-簡" w:cs="宋體-簡"/>
-          <w:szCs w:val="24"/>
-        </w:rPr>
-      </w:pPr>
-      <w:r>
-        <w:rPr>
-          <w:rFonts w:ascii="宋體-簡" w:hAnsi="宋體-簡" w:eastAsia="宋體-簡" w:cs="宋體-簡"/>
-          <w:color w:val="000000"/>
-          <w:sz w:val="24"/>
-          <w:szCs w:val="24"/>
-        </w:rPr>
-        <w:t xml:space="preserve">宪法规定联邦政府不仅拥有征税权，而且是全国财政体系的最高权力机关。</w:t>
-      </w:r>
-      <w:r>
-        <w:rPr>
-          <w:rFonts w:ascii="宋體-簡" w:hAnsi="宋體-簡" w:eastAsia="宋體-簡" w:cs="宋體-簡"/>
-          <w:sz w:val="24"/>
-          <w:szCs w:val="24"/>
-        </w:rPr>
-      </w:r>
-      <w:r>
-        <w:rPr>
-          <w:rFonts w:ascii="宋體-簡" w:hAnsi="宋體-簡" w:cs="宋體-簡"/>
-          <w:szCs w:val="24"/>
-        </w:rPr>
-      </w:r>
-    </w:p>
-    <w:p>
-      <w:pPr>
-        <w:pBdr>
-          <w:top w:val="none" w:color="000000" w:sz="4" w:space="0"/>
-          <w:left w:val="none" w:color="000000" w:sz="4" w:space="0"/>
-          <w:bottom w:val="none" w:color="000000" w:sz="4" w:space="0"/>
-          <w:right w:val="none" w:color="000000" w:sz="4" w:space="0"/>
-        </w:pBdr>
-        <w:spacing/>
-        <w:ind w:right="0" w:firstLine="0" w:left="0"/>
-        <w:rPr>
-          <w:rFonts w:ascii="宋體-簡" w:hAnsi="宋體-簡" w:cs="宋體-簡"/>
-          <w:szCs w:val="24"/>
-        </w:rPr>
-      </w:pPr>
-      <w:r>
-        <w:rPr>
-          <w:rFonts w:ascii="宋體-簡" w:hAnsi="宋體-簡" w:eastAsia="宋體-簡" w:cs="宋體-簡"/>
-          <w:color w:val="000000"/>
-          <w:sz w:val="24"/>
-          <w:szCs w:val="24"/>
-        </w:rPr>
-        <w:t xml:space="preserve">意义包括：</w:t>
-      </w:r>
-      <w:r>
-        <w:rPr>
-          <w:rFonts w:ascii="宋體-簡" w:hAnsi="宋體-簡" w:eastAsia="宋體-簡" w:cs="宋體-簡"/>
-          <w:sz w:val="24"/>
-          <w:szCs w:val="24"/>
-        </w:rPr>
-      </w:r>
-      <w:r>
-        <w:rPr>
-          <w:rFonts w:ascii="宋體-簡" w:hAnsi="宋體-簡" w:cs="宋體-簡"/>
-          <w:szCs w:val="24"/>
-        </w:rPr>
-      </w:r>
-    </w:p>
-    <w:p>
-      <w:pPr>
-        <w:pStyle w:val="950"/>
-        <w:numPr>
-          <w:ilvl w:val="0"/>
-          <w:numId w:val="17"/>
-        </w:numPr>
-        <w:pBdr>
-          <w:top w:val="none" w:color="000000" w:sz="4" w:space="0"/>
-          <w:left w:val="none" w:color="000000" w:sz="4" w:space="0"/>
-          <w:bottom w:val="none" w:color="000000" w:sz="4" w:space="0"/>
-          <w:right w:val="none" w:color="000000" w:sz="4" w:space="0"/>
-        </w:pBdr>
-        <w:spacing/>
-        <w:ind w:right="0"/>
-        <w:rPr>
-          <w:rFonts w:ascii="宋體-簡" w:hAnsi="宋體-簡" w:cs="宋體-簡"/>
-          <w:szCs w:val="24"/>
-        </w:rPr>
-      </w:pPr>
-      <w:r>
-        <w:rPr>
-          <w:rFonts w:ascii="宋體-簡" w:hAnsi="宋體-簡" w:eastAsia="宋體-簡" w:cs="宋體-簡"/>
-          <w:color w:val="000000"/>
-          <w:sz w:val="24"/>
-          <w:szCs w:val="24"/>
-        </w:rPr>
-        <w:t xml:space="preserve">联邦可以统筹全国财政预算</w:t>
-      </w:r>
-      <w:r>
-        <w:rPr>
-          <w:rFonts w:ascii="宋體-簡" w:hAnsi="宋體-簡" w:eastAsia="宋體-簡" w:cs="宋體-簡"/>
-          <w:sz w:val="24"/>
-          <w:szCs w:val="24"/>
-        </w:rPr>
-      </w:r>
-      <w:r>
-        <w:rPr>
-          <w:rFonts w:ascii="宋體-簡" w:hAnsi="宋體-簡" w:cs="宋體-簡"/>
-          <w:szCs w:val="24"/>
-        </w:rPr>
-      </w:r>
-    </w:p>
-    <w:p>
-      <w:pPr>
-        <w:pStyle w:val="950"/>
-        <w:numPr>
-          <w:ilvl w:val="0"/>
-          <w:numId w:val="17"/>
-        </w:numPr>
-        <w:pBdr>
-          <w:top w:val="none" w:color="000000" w:sz="4" w:space="0"/>
-          <w:left w:val="none" w:color="000000" w:sz="4" w:space="0"/>
-          <w:bottom w:val="none" w:color="000000" w:sz="4" w:space="0"/>
-          <w:right w:val="none" w:color="000000" w:sz="4" w:space="0"/>
-        </w:pBdr>
-        <w:spacing/>
-        <w:ind w:right="0"/>
-        <w:rPr>
-          <w:rFonts w:ascii="宋體-簡" w:hAnsi="宋體-簡" w:cs="宋體-簡"/>
-          <w:szCs w:val="24"/>
-        </w:rPr>
-      </w:pPr>
-      <w:r>
-        <w:rPr>
-          <w:rFonts w:ascii="宋體-簡" w:hAnsi="宋體-簡" w:eastAsia="宋體-簡" w:cs="宋體-簡"/>
-          <w:color w:val="000000"/>
-          <w:sz w:val="24"/>
-          <w:szCs w:val="24"/>
-        </w:rPr>
-        <w:t xml:space="preserve">全国财政收入必须依法纳入联邦统一统计</w:t>
-      </w:r>
-      <w:r>
-        <w:rPr>
-          <w:rFonts w:ascii="宋體-簡" w:hAnsi="宋體-簡" w:eastAsia="宋體-簡" w:cs="宋體-簡"/>
-          <w:sz w:val="24"/>
-          <w:szCs w:val="24"/>
-        </w:rPr>
-      </w:r>
-      <w:r>
-        <w:rPr>
-          <w:rFonts w:ascii="宋體-簡" w:hAnsi="宋體-簡" w:cs="宋體-簡"/>
-          <w:szCs w:val="24"/>
-        </w:rPr>
-      </w:r>
-    </w:p>
-    <w:p>
-      <w:pPr>
-        <w:pStyle w:val="950"/>
-        <w:numPr>
-          <w:ilvl w:val="0"/>
-          <w:numId w:val="17"/>
-        </w:numPr>
-        <w:pBdr>
-          <w:top w:val="none" w:color="000000" w:sz="4" w:space="0"/>
-          <w:left w:val="none" w:color="000000" w:sz="4" w:space="0"/>
-          <w:bottom w:val="none" w:color="000000" w:sz="4" w:space="0"/>
-          <w:right w:val="none" w:color="000000" w:sz="4" w:space="0"/>
-        </w:pBdr>
-        <w:spacing/>
-        <w:ind w:right="0"/>
-        <w:rPr>
-          <w:rFonts w:ascii="宋體-簡" w:hAnsi="宋體-簡" w:cs="宋體-簡"/>
-          <w:szCs w:val="24"/>
-        </w:rPr>
-      </w:pPr>
-      <w:r>
-        <w:rPr>
-          <w:rFonts w:ascii="宋體-簡" w:hAnsi="宋體-簡" w:eastAsia="宋體-簡" w:cs="宋體-簡"/>
-          <w:color w:val="000000"/>
-          <w:sz w:val="24"/>
-          <w:szCs w:val="24"/>
-        </w:rPr>
-        <w:t xml:space="preserve">各级政府的财政体系均须在联邦框架下运作</w:t>
-      </w:r>
-      <w:r>
-        <w:rPr>
-          <w:rFonts w:ascii="宋體-簡" w:hAnsi="宋體-簡" w:eastAsia="宋體-簡" w:cs="宋體-簡"/>
-          <w:sz w:val="24"/>
-          <w:szCs w:val="24"/>
-        </w:rPr>
-      </w:r>
-      <w:r>
-        <w:rPr>
-          <w:rFonts w:ascii="宋體-簡" w:hAnsi="宋體-簡" w:cs="宋體-簡"/>
-          <w:szCs w:val="24"/>
-        </w:rPr>
-      </w:r>
-    </w:p>
-    <w:p>
-      <w:pPr>
-        <w:pBdr>
-          <w:top w:val="none" w:color="000000" w:sz="4" w:space="0"/>
-          <w:left w:val="none" w:color="000000" w:sz="4" w:space="0"/>
-          <w:bottom w:val="none" w:color="000000" w:sz="4" w:space="0"/>
-          <w:right w:val="none" w:color="000000" w:sz="4" w:space="0"/>
-        </w:pBdr>
-        <w:spacing/>
-        <w:ind w:right="0" w:firstLine="0" w:left="0"/>
-        <w:rPr>
-          <w:rFonts w:ascii="宋體-簡" w:hAnsi="宋體-簡" w:cs="宋體-簡"/>
-          <w:szCs w:val="24"/>
-        </w:rPr>
-      </w:pPr>
-      <w:r>
-        <w:rPr>
-          <w:rFonts w:ascii="宋體-簡" w:hAnsi="宋體-簡" w:eastAsia="宋體-簡" w:cs="宋體-簡"/>
-          <w:sz w:val="24"/>
-          <w:szCs w:val="24"/>
-        </w:rPr>
-      </w:r>
-      <w:r>
-        <w:rPr>
-          <w:rFonts w:ascii="宋體-簡" w:hAnsi="宋體-簡" w:eastAsia="宋體-簡" w:cs="宋體-簡"/>
-          <w:sz w:val="24"/>
-          <w:szCs w:val="24"/>
-        </w:rPr>
-      </w:r>
-      <w:r>
-        <w:rPr>
-          <w:rFonts w:ascii="宋體-簡" w:hAnsi="宋體-簡" w:cs="宋體-簡"/>
-          <w:szCs w:val="24"/>
-        </w:rPr>
-      </w:r>
-    </w:p>
-    <w:p>
-      <w:pPr>
-        <w:pBdr>
-          <w:top w:val="none" w:color="000000" w:sz="4" w:space="0"/>
-          <w:left w:val="none" w:color="000000" w:sz="4" w:space="0"/>
-          <w:bottom w:val="none" w:color="000000" w:sz="4" w:space="0"/>
-          <w:right w:val="none" w:color="000000" w:sz="4" w:space="0"/>
-        </w:pBdr>
-        <w:spacing/>
-        <w:ind w:right="0" w:firstLine="0" w:left="0"/>
-        <w:rPr>
-          <w:rFonts w:ascii="宋體-簡" w:hAnsi="宋體-簡" w:cs="宋體-簡"/>
-          <w:szCs w:val="24"/>
-        </w:rPr>
-      </w:pPr>
-      <w:r>
-        <w:rPr>
-          <w:rFonts w:ascii="宋體-簡" w:hAnsi="宋體-簡" w:eastAsia="宋體-簡" w:cs="宋體-簡"/>
-          <w:color w:val="000000"/>
-          <w:sz w:val="24"/>
-          <w:szCs w:val="24"/>
-        </w:rPr>
-        <w:t xml:space="preserve">它让财政不再是行政附属，而是主权的一部分。</w:t>
-      </w:r>
-      <w:r>
-        <w:rPr>
-          <w:rFonts w:ascii="宋體-簡" w:hAnsi="宋體-簡" w:eastAsia="宋體-簡" w:cs="宋體-簡"/>
-          <w:sz w:val="24"/>
-          <w:szCs w:val="24"/>
-        </w:rPr>
-      </w:r>
-      <w:r>
-        <w:rPr>
-          <w:rFonts w:ascii="宋體-簡" w:hAnsi="宋體-簡" w:cs="宋體-簡"/>
-          <w:szCs w:val="24"/>
-        </w:rPr>
-      </w:r>
-    </w:p>
-    <w:p>
-      <w:pPr>
-        <w:pStyle w:val="888"/>
-        <w:pBdr>
-          <w:top w:val="none" w:color="000000" w:sz="4" w:space="0"/>
-          <w:left w:val="none" w:color="000000" w:sz="4" w:space="0"/>
-          <w:bottom w:val="none" w:color="000000" w:sz="4" w:space="0"/>
-          <w:right w:val="none" w:color="000000" w:sz="4" w:space="0"/>
-        </w:pBdr>
-        <w:spacing/>
-        <w:ind w:right="0" w:firstLine="0" w:left="0"/>
-        <w:rPr>
-          <w:rFonts w:ascii="宋體-簡" w:hAnsi="宋體-簡" w:cs="宋體-簡"/>
-          <w:sz w:val="24"/>
-          <w:szCs w:val="24"/>
-        </w:rPr>
-      </w:pPr>
-      <w:r>
-        <w:rPr>
-          <w:rFonts w:ascii="宋體-簡" w:hAnsi="宋體-簡" w:eastAsia="宋體-簡" w:cs="宋體-簡"/>
-          <w:b/>
-          <w:color w:val="000000"/>
-          <w:sz w:val="24"/>
-          <w:szCs w:val="24"/>
-        </w:rPr>
-        <w:t xml:space="preserve">4. 权力来源来自宪法，而非授权、惯例或政治协议</w:t>
-      </w:r>
-      <w:r>
-        <w:rPr>
-          <w:rFonts w:ascii="宋體-簡" w:hAnsi="宋體-簡" w:eastAsia="宋體-簡" w:cs="宋體-簡"/>
-          <w:sz w:val="24"/>
-          <w:szCs w:val="24"/>
-        </w:rPr>
-      </w:r>
-      <w:r>
-        <w:rPr>
-          <w:rFonts w:ascii="宋體-簡" w:hAnsi="宋體-簡" w:cs="宋體-簡"/>
-          <w:sz w:val="24"/>
-          <w:szCs w:val="24"/>
-        </w:rPr>
-      </w:r>
-    </w:p>
-    <w:p>
-      <w:pPr>
-        <w:pBdr>
-          <w:top w:val="none" w:color="000000" w:sz="4" w:space="0"/>
-          <w:left w:val="none" w:color="000000" w:sz="4" w:space="0"/>
-          <w:bottom w:val="none" w:color="000000" w:sz="4" w:space="0"/>
-          <w:right w:val="none" w:color="000000" w:sz="4" w:space="0"/>
-        </w:pBdr>
-        <w:spacing/>
-        <w:ind w:right="0" w:firstLine="0" w:left="0"/>
-        <w:rPr>
-          <w:rFonts w:ascii="宋體-簡" w:hAnsi="宋體-簡" w:cs="宋體-簡"/>
-          <w:szCs w:val="24"/>
-        </w:rPr>
-      </w:pPr>
-      <w:r>
-        <w:rPr>
-          <w:rFonts w:ascii="宋體-簡" w:hAnsi="宋體-簡" w:eastAsia="宋體-簡" w:cs="宋體-簡"/>
-          <w:sz w:val="24"/>
-          <w:szCs w:val="24"/>
-        </w:rPr>
-      </w:r>
-      <w:r>
-        <w:rPr>
-          <w:rFonts w:ascii="宋體-簡" w:hAnsi="宋體-簡" w:eastAsia="宋體-簡" w:cs="宋體-簡"/>
-          <w:sz w:val="24"/>
-          <w:szCs w:val="24"/>
-        </w:rPr>
-      </w:r>
-      <w:r>
-        <w:rPr>
-          <w:rFonts w:ascii="宋體-簡" w:hAnsi="宋體-簡" w:cs="宋體-簡"/>
-          <w:szCs w:val="24"/>
-        </w:rPr>
-      </w:r>
-    </w:p>
-    <w:p>
-      <w:pPr>
-        <w:pBdr>
-          <w:top w:val="none" w:color="000000" w:sz="4" w:space="0"/>
-          <w:left w:val="none" w:color="000000" w:sz="4" w:space="0"/>
-          <w:bottom w:val="none" w:color="000000" w:sz="4" w:space="0"/>
-          <w:right w:val="none" w:color="000000" w:sz="4" w:space="0"/>
-        </w:pBdr>
-        <w:spacing/>
-        <w:ind w:right="0" w:firstLine="0" w:left="0"/>
-        <w:rPr>
-          <w:rFonts w:ascii="宋體-簡" w:hAnsi="宋體-簡" w:cs="宋體-簡"/>
-          <w:szCs w:val="24"/>
-        </w:rPr>
-      </w:pPr>
-      <w:r>
-        <w:rPr>
-          <w:rFonts w:ascii="宋體-簡" w:hAnsi="宋體-簡" w:eastAsia="宋體-簡" w:cs="宋體-簡"/>
-          <w:color w:val="000000"/>
-          <w:sz w:val="24"/>
-          <w:szCs w:val="24"/>
-        </w:rPr>
-        <w:t xml:space="preserve">条款明确写道：</w:t>
-      </w:r>
-      <w:r>
-        <w:rPr>
-          <w:rFonts w:ascii="宋體-簡" w:hAnsi="宋體-簡" w:eastAsia="宋體-簡" w:cs="宋體-簡"/>
-          <w:sz w:val="24"/>
-          <w:szCs w:val="24"/>
-        </w:rPr>
-      </w:r>
-      <w:r>
-        <w:rPr>
-          <w:rFonts w:ascii="宋體-簡" w:hAnsi="宋體-簡" w:cs="宋體-簡"/>
-          <w:szCs w:val="24"/>
-        </w:rPr>
-      </w:r>
-    </w:p>
-    <w:p>
-      <w:pPr>
-        <w:pBdr>
-          <w:top w:val="none" w:color="000000" w:sz="4" w:space="0"/>
-          <w:left w:val="none" w:color="000000" w:sz="4" w:space="0"/>
-          <w:bottom w:val="none" w:color="000000" w:sz="4" w:space="0"/>
-          <w:right w:val="none" w:color="000000" w:sz="4" w:space="0"/>
-        </w:pBdr>
-        <w:spacing/>
-        <w:ind w:right="0" w:firstLine="0" w:left="0"/>
-        <w:rPr>
-          <w:rFonts w:ascii="宋體-簡" w:hAnsi="宋體-簡" w:cs="宋體-簡"/>
-          <w:szCs w:val="24"/>
-        </w:rPr>
-      </w:pPr>
-      <w:r>
-        <w:rPr>
-          <w:rFonts w:ascii="宋體-簡" w:hAnsi="宋體-簡" w:eastAsia="宋體-簡" w:cs="宋體-簡"/>
-          <w:sz w:val="24"/>
-          <w:szCs w:val="24"/>
-        </w:rPr>
-      </w:r>
-      <w:r>
-        <w:rPr>
-          <w:rFonts w:ascii="宋體-簡" w:hAnsi="宋體-簡" w:eastAsia="宋體-簡" w:cs="宋體-簡"/>
-          <w:sz w:val="24"/>
-          <w:szCs w:val="24"/>
-        </w:rPr>
-      </w:r>
-      <w:r>
-        <w:rPr>
-          <w:rFonts w:ascii="宋體-簡" w:hAnsi="宋體-簡" w:cs="宋體-簡"/>
-          <w:szCs w:val="24"/>
-        </w:rPr>
-      </w:r>
-    </w:p>
-    <w:p>
-      <w:pPr>
+        <w:suppressLineNumbers w:val="false"/>
         <w:pBdr>
           <w:top w:val="none" w:color="000000" w:sz="4" w:space="0"/>
           <w:left w:val="none" w:color="000000" w:sz="4" w:space="0"/>
@@ -2881,7 +3174,7 @@
       </w:r>
       <w:r>
         <w:rPr>
-          <w:rFonts w:ascii="宋體-簡" w:hAnsi="宋體-簡" w:eastAsia="宋體-簡" w:cs="宋體-簡"/>
+          <w:rFonts w:ascii="宋體-簡" w:hAnsi="宋體-簡" w:cs="宋體-簡"/>
           <w:sz w:val="24"/>
           <w:szCs w:val="24"/>
         </w:rPr>
@@ -2896,6 +3189,7 @@
     </w:p>
     <w:p>
       <w:pPr>
+        <w:suppressLineNumbers w:val="false"/>
         <w:pBdr>
           <w:top w:val="none" w:color="000000" w:sz="4" w:space="0"/>
           <w:left w:val="none" w:color="000000" w:sz="4" w:space="0"/>
@@ -2918,8 +3212,7 @@
       </w:r>
       <w:r>
         <w:rPr>
-          <w:rFonts w:ascii="宋體-簡" w:hAnsi="宋體-簡" w:eastAsia="宋體-簡" w:cs="宋體-簡"/>
-          <w:sz w:val="24"/>
+          <w:rFonts w:ascii="宋體-簡" w:hAnsi="宋體-簡" w:cs="宋體-簡"/>
           <w:szCs w:val="24"/>
         </w:rPr>
       </w:r>
@@ -2932,6 +3225,7 @@
     </w:p>
     <w:p>
       <w:pPr>
+        <w:suppressLineNumbers w:val="false"/>
         <w:pBdr>
           <w:top w:val="none" w:color="000000" w:sz="4" w:space="0"/>
           <w:left w:val="none" w:color="000000" w:sz="4" w:space="0"/>
@@ -2956,8 +3250,7 @@
       </w:r>
       <w:r>
         <w:rPr>
-          <w:rFonts w:ascii="宋體-簡" w:hAnsi="宋體-簡" w:eastAsia="宋體-簡" w:cs="宋體-簡"/>
-          <w:sz w:val="24"/>
+          <w:rFonts w:ascii="宋體-簡" w:hAnsi="宋體-簡" w:cs="宋體-簡"/>
           <w:szCs w:val="24"/>
         </w:rPr>
       </w:r>
@@ -2975,6 +3268,7 @@
           <w:ilvl w:val="0"/>
           <w:numId w:val="18"/>
         </w:numPr>
+        <w:suppressLineNumbers w:val="false"/>
         <w:pBdr>
           <w:top w:val="none" w:color="000000" w:sz="4" w:space="0"/>
           <w:left w:val="none" w:color="000000" w:sz="4" w:space="0"/>
@@ -2999,8 +3293,7 @@
       </w:r>
       <w:r>
         <w:rPr>
-          <w:rFonts w:ascii="宋體-簡" w:hAnsi="宋體-簡" w:eastAsia="宋體-簡" w:cs="宋體-簡"/>
-          <w:sz w:val="24"/>
+          <w:rFonts w:ascii="宋體-簡" w:hAnsi="宋體-簡" w:cs="宋體-簡"/>
           <w:szCs w:val="24"/>
         </w:rPr>
       </w:r>
@@ -3018,6 +3311,7 @@
           <w:ilvl w:val="0"/>
           <w:numId w:val="18"/>
         </w:numPr>
+        <w:suppressLineNumbers w:val="false"/>
         <w:pBdr>
           <w:top w:val="none" w:color="000000" w:sz="4" w:space="0"/>
           <w:left w:val="none" w:color="000000" w:sz="4" w:space="0"/>
@@ -3042,8 +3336,7 @@
       </w:r>
       <w:r>
         <w:rPr>
-          <w:rFonts w:ascii="宋體-簡" w:hAnsi="宋體-簡" w:eastAsia="宋體-簡" w:cs="宋體-簡"/>
-          <w:sz w:val="24"/>
+          <w:rFonts w:ascii="宋體-簡" w:hAnsi="宋體-簡" w:cs="宋體-簡"/>
           <w:szCs w:val="24"/>
         </w:rPr>
       </w:r>
@@ -3061,6 +3354,7 @@
           <w:ilvl w:val="0"/>
           <w:numId w:val="18"/>
         </w:numPr>
+        <w:suppressLineNumbers w:val="false"/>
         <w:pBdr>
           <w:top w:val="none" w:color="000000" w:sz="4" w:space="0"/>
           <w:left w:val="none" w:color="000000" w:sz="4" w:space="0"/>
@@ -3085,8 +3379,7 @@
       </w:r>
       <w:r>
         <w:rPr>
-          <w:rFonts w:ascii="宋體-簡" w:hAnsi="宋體-簡" w:eastAsia="宋體-簡" w:cs="宋體-簡"/>
-          <w:sz w:val="24"/>
+          <w:rFonts w:ascii="宋體-簡" w:hAnsi="宋體-簡" w:cs="宋體-簡"/>
           <w:szCs w:val="24"/>
         </w:rPr>
       </w:r>
@@ -3104,6 +3397,7 @@
           <w:ilvl w:val="0"/>
           <w:numId w:val="18"/>
         </w:numPr>
+        <w:suppressLineNumbers w:val="false"/>
         <w:pBdr>
           <w:top w:val="none" w:color="000000" w:sz="4" w:space="0"/>
           <w:left w:val="none" w:color="000000" w:sz="4" w:space="0"/>
@@ -3128,8 +3422,7 @@
       </w:r>
       <w:r>
         <w:rPr>
-          <w:rFonts w:ascii="宋體-簡" w:hAnsi="宋體-簡" w:eastAsia="宋體-簡" w:cs="宋體-簡"/>
-          <w:sz w:val="24"/>
+          <w:rFonts w:ascii="宋體-簡" w:hAnsi="宋體-簡" w:cs="宋體-簡"/>
           <w:szCs w:val="24"/>
         </w:rPr>
       </w:r>
@@ -3142,6 +3435,7 @@
     </w:p>
     <w:p>
       <w:pPr>
+        <w:suppressLineNumbers w:val="false"/>
         <w:pBdr>
           <w:top w:val="none" w:color="000000" w:sz="4" w:space="0"/>
           <w:left w:val="none" w:color="000000" w:sz="4" w:space="0"/>
@@ -3164,8 +3458,7 @@
       </w:r>
       <w:r>
         <w:rPr>
-          <w:rFonts w:ascii="宋體-簡" w:hAnsi="宋體-簡" w:eastAsia="宋體-簡" w:cs="宋體-簡"/>
-          <w:sz w:val="24"/>
+          <w:rFonts w:ascii="宋體-簡" w:hAnsi="宋體-簡" w:cs="宋體-簡"/>
           <w:szCs w:val="24"/>
         </w:rPr>
       </w:r>
@@ -3178,6 +3471,7 @@
     </w:p>
     <w:p>
       <w:pPr>
+        <w:suppressLineNumbers w:val="false"/>
         <w:pBdr>
           <w:top w:val="none" w:color="000000" w:sz="4" w:space="0"/>
           <w:left w:val="none" w:color="000000" w:sz="4" w:space="0"/>
@@ -3202,8 +3496,7 @@
       </w:r>
       <w:r>
         <w:rPr>
-          <w:rFonts w:ascii="宋體-簡" w:hAnsi="宋體-簡" w:eastAsia="宋體-簡" w:cs="宋體-簡"/>
-          <w:sz w:val="24"/>
+          <w:rFonts w:ascii="宋體-簡" w:hAnsi="宋體-簡" w:cs="宋體-簡"/>
           <w:szCs w:val="24"/>
         </w:rPr>
       </w:r>
@@ -3216,6 +3509,7 @@
     </w:p>
     <w:p>
       <w:pPr>
+        <w:suppressLineNumbers w:val="false"/>
         <w:pBdr>
           <w:top w:val="none" w:color="000000" w:sz="4" w:space="0"/>
           <w:left w:val="none" w:color="000000" w:sz="4" w:space="0"/>
@@ -3238,8 +3532,7 @@
       </w:r>
       <w:r>
         <w:rPr>
-          <w:rFonts w:ascii="宋體-簡" w:hAnsi="宋體-簡" w:eastAsia="宋體-簡" w:cs="宋體-簡"/>
-          <w:sz w:val="24"/>
+          <w:rFonts w:ascii="宋體-簡" w:hAnsi="宋體-簡" w:cs="宋體-簡"/>
           <w:szCs w:val="24"/>
         </w:rPr>
       </w:r>
@@ -3252,6 +3545,7 @@
     </w:p>
     <w:p>
       <w:pPr>
+        <w:suppressLineNumbers w:val="false"/>
         <w:pBdr>
           <w:top w:val="none" w:color="000000" w:sz="4" w:space="0"/>
           <w:left w:val="none" w:color="000000" w:sz="4" w:space="0"/>
@@ -3276,8 +3570,7 @@
       </w:r>
       <w:r>
         <w:rPr>
-          <w:rFonts w:ascii="宋體-簡" w:hAnsi="宋體-簡" w:eastAsia="宋體-簡" w:cs="宋體-簡"/>
-          <w:sz w:val="24"/>
+          <w:rFonts w:ascii="宋體-簡" w:hAnsi="宋體-簡" w:cs="宋體-簡"/>
           <w:szCs w:val="24"/>
         </w:rPr>
       </w:r>
@@ -3291,6 +3584,7 @@
     <w:p>
       <w:pPr>
         <w:pStyle w:val="887"/>
+        <w:suppressLineNumbers w:val="false"/>
         <w:pBdr>
           <w:top w:val="none" w:color="000000" w:sz="4" w:space="0"/>
           <w:left w:val="none" w:color="000000" w:sz="4" w:space="0"/>
@@ -3317,7 +3611,7 @@
       </w:r>
       <w:r>
         <w:rPr>
-          <w:rFonts w:ascii="宋體-簡" w:hAnsi="宋體-簡" w:eastAsia="宋體-簡" w:cs="宋體-簡"/>
+          <w:rFonts w:ascii="宋體-簡" w:hAnsi="宋體-簡" w:cs="宋體-簡"/>
           <w:sz w:val="24"/>
           <w:szCs w:val="24"/>
         </w:rPr>
@@ -3332,6 +3626,7 @@
     </w:p>
     <w:p>
       <w:pPr>
+        <w:suppressLineNumbers w:val="false"/>
         <w:pBdr>
           <w:top w:val="none" w:color="000000" w:sz="4" w:space="0"/>
           <w:left w:val="none" w:color="000000" w:sz="4" w:space="0"/>
@@ -3354,8 +3649,7 @@
       </w:r>
       <w:r>
         <w:rPr>
-          <w:rFonts w:ascii="宋體-簡" w:hAnsi="宋體-簡" w:eastAsia="宋體-簡" w:cs="宋體-簡"/>
-          <w:sz w:val="24"/>
+          <w:rFonts w:ascii="宋體-簡" w:hAnsi="宋體-簡" w:cs="宋體-簡"/>
           <w:szCs w:val="24"/>
         </w:rPr>
       </w:r>
@@ -3368,6 +3662,7 @@
     </w:p>
     <w:p>
       <w:pPr>
+        <w:suppressLineNumbers w:val="false"/>
         <w:pBdr>
           <w:top w:val="none" w:color="000000" w:sz="4" w:space="0"/>
           <w:left w:val="none" w:color="000000" w:sz="4" w:space="0"/>
@@ -3392,8 +3687,7 @@
       </w:r>
       <w:r>
         <w:rPr>
-          <w:rFonts w:ascii="宋體-簡" w:hAnsi="宋體-簡" w:eastAsia="宋體-簡" w:cs="宋體-簡"/>
-          <w:sz w:val="24"/>
+          <w:rFonts w:ascii="宋體-簡" w:hAnsi="宋體-簡" w:cs="宋體-簡"/>
           <w:szCs w:val="24"/>
         </w:rPr>
       </w:r>
@@ -3406,6 +3700,7 @@
     </w:p>
     <w:p>
       <w:pPr>
+        <w:suppressLineNumbers w:val="false"/>
         <w:pBdr>
           <w:top w:val="none" w:color="000000" w:sz="4" w:space="0"/>
           <w:left w:val="none" w:color="000000" w:sz="4" w:space="0"/>
@@ -3428,8 +3723,7 @@
       </w:r>
       <w:r>
         <w:rPr>
-          <w:rFonts w:ascii="宋體-簡" w:hAnsi="宋體-簡" w:eastAsia="宋體-簡" w:cs="宋體-簡"/>
-          <w:sz w:val="24"/>
+          <w:rFonts w:ascii="宋體-簡" w:hAnsi="宋體-簡" w:cs="宋體-簡"/>
           <w:szCs w:val="24"/>
         </w:rPr>
       </w:r>
@@ -3442,6 +3736,7 @@
     </w:p>
     <w:p>
       <w:pPr>
+        <w:suppressLineNumbers w:val="false"/>
         <w:pBdr>
           <w:top w:val="none" w:color="000000" w:sz="4" w:space="0"/>
           <w:left w:val="none" w:color="000000" w:sz="4" w:space="0"/>
@@ -3468,7 +3763,7 @@
       </w:r>
       <w:r>
         <w:rPr>
-          <w:rFonts w:ascii="宋體-簡" w:hAnsi="宋體-簡" w:eastAsia="宋體-簡" w:cs="宋體-簡"/>
+          <w:rFonts w:ascii="宋體-簡" w:hAnsi="宋體-簡" w:cs="宋體-簡"/>
           <w:sz w:val="24"/>
           <w:szCs w:val="24"/>
         </w:rPr>
@@ -3483,6 +3778,7 @@
     </w:p>
     <w:p>
       <w:pPr>
+        <w:suppressLineNumbers w:val="false"/>
         <w:pBdr>
           <w:top w:val="none" w:color="000000" w:sz="4" w:space="0"/>
           <w:left w:val="none" w:color="000000" w:sz="4" w:space="0"/>
@@ -3505,8 +3801,7 @@
       </w:r>
       <w:r>
         <w:rPr>
-          <w:rFonts w:ascii="宋體-簡" w:hAnsi="宋體-簡" w:eastAsia="宋體-簡" w:cs="宋體-簡"/>
-          <w:sz w:val="24"/>
+          <w:rFonts w:ascii="宋體-簡" w:hAnsi="宋體-簡" w:cs="宋體-簡"/>
           <w:szCs w:val="24"/>
         </w:rPr>
       </w:r>
@@ -3519,6 +3814,7 @@
     </w:p>
     <w:p>
       <w:pPr>
+        <w:suppressLineNumbers w:val="false"/>
         <w:pBdr>
           <w:top w:val="none" w:color="000000" w:sz="4" w:space="0"/>
           <w:left w:val="none" w:color="000000" w:sz="4" w:space="0"/>
@@ -3543,8 +3839,7 @@
       </w:r>
       <w:r>
         <w:rPr>
-          <w:rFonts w:ascii="宋體-簡" w:hAnsi="宋體-簡" w:eastAsia="宋體-簡" w:cs="宋體-簡"/>
-          <w:sz w:val="24"/>
+          <w:rFonts w:ascii="宋體-簡" w:hAnsi="宋體-簡" w:cs="宋體-簡"/>
           <w:szCs w:val="24"/>
         </w:rPr>
       </w:r>
@@ -3558,6 +3853,7 @@
     <w:p>
       <w:pPr>
         <w:pStyle w:val="888"/>
+        <w:suppressLineNumbers w:val="false"/>
         <w:pBdr>
           <w:top w:val="none" w:color="000000" w:sz="4" w:space="0"/>
           <w:left w:val="none" w:color="000000" w:sz="4" w:space="0"/>
@@ -3584,7 +3880,7 @@
       </w:r>
       <w:r>
         <w:rPr>
-          <w:rFonts w:ascii="宋體-簡" w:hAnsi="宋體-簡" w:eastAsia="宋體-簡" w:cs="宋體-簡"/>
+          <w:rFonts w:ascii="宋體-簡" w:hAnsi="宋體-簡" w:cs="宋體-簡"/>
           <w:sz w:val="24"/>
           <w:szCs w:val="24"/>
         </w:rPr>
@@ -3599,6 +3895,7 @@
     </w:p>
     <w:p>
       <w:pPr>
+        <w:suppressLineNumbers w:val="false"/>
         <w:pBdr>
           <w:top w:val="none" w:color="000000" w:sz="4" w:space="0"/>
           <w:left w:val="none" w:color="000000" w:sz="4" w:space="0"/>
@@ -3621,8 +3918,7 @@
       </w:r>
       <w:r>
         <w:rPr>
-          <w:rFonts w:ascii="宋體-簡" w:hAnsi="宋體-簡" w:eastAsia="宋體-簡" w:cs="宋體-簡"/>
-          <w:sz w:val="24"/>
+          <w:rFonts w:ascii="宋體-簡" w:hAnsi="宋體-簡" w:cs="宋體-簡"/>
           <w:szCs w:val="24"/>
         </w:rPr>
       </w:r>
@@ -3635,6 +3931,7 @@
     </w:p>
     <w:p>
       <w:pPr>
+        <w:suppressLineNumbers w:val="false"/>
         <w:pBdr>
           <w:top w:val="none" w:color="000000" w:sz="4" w:space="0"/>
           <w:left w:val="none" w:color="000000" w:sz="4" w:space="0"/>
@@ -3659,8 +3956,7 @@
       </w:r>
       <w:r>
         <w:rPr>
-          <w:rFonts w:ascii="宋體-簡" w:hAnsi="宋體-簡" w:eastAsia="宋體-簡" w:cs="宋體-簡"/>
-          <w:sz w:val="24"/>
+          <w:rFonts w:ascii="宋體-簡" w:hAnsi="宋體-簡" w:cs="宋體-簡"/>
           <w:szCs w:val="24"/>
         </w:rPr>
       </w:r>
@@ -3678,6 +3974,7 @@
           <w:ilvl w:val="0"/>
           <w:numId w:val="19"/>
         </w:numPr>
+        <w:suppressLineNumbers w:val="false"/>
         <w:pBdr>
           <w:top w:val="none" w:color="000000" w:sz="4" w:space="0"/>
           <w:left w:val="none" w:color="000000" w:sz="4" w:space="0"/>
@@ -3702,8 +3999,7 @@
       </w:r>
       <w:r>
         <w:rPr>
-          <w:rFonts w:ascii="宋體-簡" w:hAnsi="宋體-簡" w:eastAsia="宋體-簡" w:cs="宋體-簡"/>
-          <w:sz w:val="24"/>
+          <w:rFonts w:ascii="宋體-簡" w:hAnsi="宋體-簡" w:cs="宋體-簡"/>
           <w:szCs w:val="24"/>
         </w:rPr>
       </w:r>
@@ -3721,6 +4017,7 @@
           <w:ilvl w:val="0"/>
           <w:numId w:val="19"/>
         </w:numPr>
+        <w:suppressLineNumbers w:val="false"/>
         <w:pBdr>
           <w:top w:val="none" w:color="000000" w:sz="4" w:space="0"/>
           <w:left w:val="none" w:color="000000" w:sz="4" w:space="0"/>
@@ -3745,8 +4042,7 @@
       </w:r>
       <w:r>
         <w:rPr>
-          <w:rFonts w:ascii="宋體-簡" w:hAnsi="宋體-簡" w:eastAsia="宋體-簡" w:cs="宋體-簡"/>
-          <w:sz w:val="24"/>
+          <w:rFonts w:ascii="宋體-簡" w:hAnsi="宋體-簡" w:cs="宋體-簡"/>
           <w:szCs w:val="24"/>
         </w:rPr>
       </w:r>
@@ -3764,6 +4060,7 @@
           <w:ilvl w:val="0"/>
           <w:numId w:val="19"/>
         </w:numPr>
+        <w:suppressLineNumbers w:val="false"/>
         <w:pBdr>
           <w:top w:val="none" w:color="000000" w:sz="4" w:space="0"/>
           <w:left w:val="none" w:color="000000" w:sz="4" w:space="0"/>
@@ -3788,8 +4085,7 @@
       </w:r>
       <w:r>
         <w:rPr>
-          <w:rFonts w:ascii="宋體-簡" w:hAnsi="宋體-簡" w:eastAsia="宋體-簡" w:cs="宋體-簡"/>
-          <w:sz w:val="24"/>
+          <w:rFonts w:ascii="宋體-簡" w:hAnsi="宋體-簡" w:cs="宋體-簡"/>
           <w:szCs w:val="24"/>
         </w:rPr>
       </w:r>
@@ -3802,6 +4098,7 @@
     </w:p>
     <w:p>
       <w:pPr>
+        <w:suppressLineNumbers w:val="false"/>
         <w:pBdr>
           <w:top w:val="none" w:color="000000" w:sz="4" w:space="0"/>
           <w:left w:val="none" w:color="000000" w:sz="4" w:space="0"/>
@@ -3824,8 +4121,7 @@
       </w:r>
       <w:r>
         <w:rPr>
-          <w:rFonts w:ascii="宋體-簡" w:hAnsi="宋體-簡" w:eastAsia="宋體-簡" w:cs="宋體-簡"/>
-          <w:sz w:val="24"/>
+          <w:rFonts w:ascii="宋體-簡" w:hAnsi="宋體-簡" w:cs="宋體-簡"/>
           <w:szCs w:val="24"/>
         </w:rPr>
       </w:r>
@@ -3838,6 +4134,7 @@
     </w:p>
     <w:p>
       <w:pPr>
+        <w:suppressLineNumbers w:val="false"/>
         <w:pBdr>
           <w:top w:val="none" w:color="000000" w:sz="4" w:space="0"/>
           <w:left w:val="none" w:color="000000" w:sz="4" w:space="0"/>
@@ -3862,8 +4159,7 @@
       </w:r>
       <w:r>
         <w:rPr>
-          <w:rFonts w:ascii="宋體-簡" w:hAnsi="宋體-簡" w:eastAsia="宋體-簡" w:cs="宋體-簡"/>
-          <w:sz w:val="24"/>
+          <w:rFonts w:ascii="宋體-簡" w:hAnsi="宋體-簡" w:cs="宋體-簡"/>
           <w:szCs w:val="24"/>
         </w:rPr>
       </w:r>
@@ -3877,6 +4173,7 @@
     <w:p>
       <w:pPr>
         <w:pStyle w:val="888"/>
+        <w:suppressLineNumbers w:val="false"/>
         <w:pBdr>
           <w:top w:val="none" w:color="000000" w:sz="4" w:space="0"/>
           <w:left w:val="none" w:color="000000" w:sz="4" w:space="0"/>
@@ -3903,7 +4200,7 @@
       </w:r>
       <w:r>
         <w:rPr>
-          <w:rFonts w:ascii="宋體-簡" w:hAnsi="宋體-簡" w:eastAsia="宋體-簡" w:cs="宋體-簡"/>
+          <w:rFonts w:ascii="宋體-簡" w:hAnsi="宋體-簡" w:cs="宋體-簡"/>
           <w:sz w:val="24"/>
           <w:szCs w:val="24"/>
         </w:rPr>
@@ -3918,6 +4215,7 @@
     </w:p>
     <w:p>
       <w:pPr>
+        <w:suppressLineNumbers w:val="false"/>
         <w:pBdr>
           <w:top w:val="none" w:color="000000" w:sz="4" w:space="0"/>
           <w:left w:val="none" w:color="000000" w:sz="4" w:space="0"/>
@@ -3940,8 +4238,7 @@
       </w:r>
       <w:r>
         <w:rPr>
-          <w:rFonts w:ascii="宋體-簡" w:hAnsi="宋體-簡" w:eastAsia="宋體-簡" w:cs="宋體-簡"/>
-          <w:sz w:val="24"/>
+          <w:rFonts w:ascii="宋體-簡" w:hAnsi="宋體-簡" w:cs="宋體-簡"/>
           <w:szCs w:val="24"/>
         </w:rPr>
       </w:r>
@@ -3954,6 +4251,7 @@
     </w:p>
     <w:p>
       <w:pPr>
+        <w:suppressLineNumbers w:val="false"/>
         <w:pBdr>
           <w:top w:val="none" w:color="000000" w:sz="4" w:space="0"/>
           <w:left w:val="none" w:color="000000" w:sz="4" w:space="0"/>
@@ -3978,8 +4276,7 @@
       </w:r>
       <w:r>
         <w:rPr>
-          <w:rFonts w:ascii="宋體-簡" w:hAnsi="宋體-簡" w:eastAsia="宋體-簡" w:cs="宋體-簡"/>
-          <w:sz w:val="24"/>
+          <w:rFonts w:ascii="宋體-簡" w:hAnsi="宋體-簡" w:cs="宋體-簡"/>
           <w:szCs w:val="24"/>
         </w:rPr>
       </w:r>
@@ -3997,6 +4294,7 @@
           <w:ilvl w:val="0"/>
           <w:numId w:val="20"/>
         </w:numPr>
+        <w:suppressLineNumbers w:val="false"/>
         <w:pBdr>
           <w:top w:val="none" w:color="000000" w:sz="4" w:space="0"/>
           <w:left w:val="none" w:color="000000" w:sz="4" w:space="0"/>
@@ -4021,8 +4319,7 @@
       </w:r>
       <w:r>
         <w:rPr>
-          <w:rFonts w:ascii="宋體-簡" w:hAnsi="宋體-簡" w:eastAsia="宋體-簡" w:cs="宋體-簡"/>
-          <w:sz w:val="24"/>
+          <w:rFonts w:ascii="宋體-簡" w:hAnsi="宋體-簡" w:cs="宋體-簡"/>
           <w:szCs w:val="24"/>
         </w:rPr>
       </w:r>
@@ -4040,6 +4337,7 @@
           <w:ilvl w:val="0"/>
           <w:numId w:val="20"/>
         </w:numPr>
+        <w:suppressLineNumbers w:val="false"/>
         <w:pBdr>
           <w:top w:val="none" w:color="000000" w:sz="4" w:space="0"/>
           <w:left w:val="none" w:color="000000" w:sz="4" w:space="0"/>
@@ -4064,8 +4362,7 @@
       </w:r>
       <w:r>
         <w:rPr>
-          <w:rFonts w:ascii="宋體-簡" w:hAnsi="宋體-簡" w:eastAsia="宋體-簡" w:cs="宋體-簡"/>
-          <w:sz w:val="24"/>
+          <w:rFonts w:ascii="宋體-簡" w:hAnsi="宋體-簡" w:cs="宋體-簡"/>
           <w:szCs w:val="24"/>
         </w:rPr>
       </w:r>
@@ -4083,6 +4380,7 @@
           <w:ilvl w:val="0"/>
           <w:numId w:val="20"/>
         </w:numPr>
+        <w:suppressLineNumbers w:val="false"/>
         <w:pBdr>
           <w:top w:val="none" w:color="000000" w:sz="4" w:space="0"/>
           <w:left w:val="none" w:color="000000" w:sz="4" w:space="0"/>
@@ -4107,8 +4405,7 @@
       </w:r>
       <w:r>
         <w:rPr>
-          <w:rFonts w:ascii="宋體-簡" w:hAnsi="宋體-簡" w:eastAsia="宋體-簡" w:cs="宋體-簡"/>
-          <w:sz w:val="24"/>
+          <w:rFonts w:ascii="宋體-簡" w:hAnsi="宋體-簡" w:cs="宋體-簡"/>
           <w:szCs w:val="24"/>
         </w:rPr>
       </w:r>
@@ -4121,6 +4418,7 @@
     </w:p>
     <w:p>
       <w:pPr>
+        <w:suppressLineNumbers w:val="false"/>
         <w:pBdr>
           <w:top w:val="none" w:color="000000" w:sz="4" w:space="0"/>
           <w:left w:val="none" w:color="000000" w:sz="4" w:space="0"/>
@@ -4143,8 +4441,7 @@
       </w:r>
       <w:r>
         <w:rPr>
-          <w:rFonts w:ascii="宋體-簡" w:hAnsi="宋體-簡" w:eastAsia="宋體-簡" w:cs="宋體-簡"/>
-          <w:sz w:val="24"/>
+          <w:rFonts w:ascii="宋體-簡" w:hAnsi="宋體-簡" w:cs="宋體-簡"/>
           <w:szCs w:val="24"/>
         </w:rPr>
       </w:r>
@@ -4157,6 +4454,7 @@
     </w:p>
     <w:p>
       <w:pPr>
+        <w:suppressLineNumbers w:val="false"/>
         <w:pBdr>
           <w:top w:val="none" w:color="000000" w:sz="4" w:space="0"/>
           <w:left w:val="none" w:color="000000" w:sz="4" w:space="0"/>
@@ -4181,8 +4479,7 @@
       </w:r>
       <w:r>
         <w:rPr>
-          <w:rFonts w:ascii="宋體-簡" w:hAnsi="宋體-簡" w:eastAsia="宋體-簡" w:cs="宋體-簡"/>
-          <w:sz w:val="24"/>
+          <w:rFonts w:ascii="宋體-簡" w:hAnsi="宋體-簡" w:cs="宋體-簡"/>
           <w:szCs w:val="24"/>
         </w:rPr>
       </w:r>
@@ -4195,6 +4492,7 @@
     </w:p>
     <w:p>
       <w:pPr>
+        <w:suppressLineNumbers w:val="false"/>
         <w:pBdr>
           <w:top w:val="none" w:color="000000" w:sz="4" w:space="0"/>
           <w:left w:val="none" w:color="000000" w:sz="4" w:space="0"/>
@@ -4217,8 +4515,7 @@
       </w:r>
       <w:r>
         <w:rPr>
-          <w:rFonts w:ascii="宋體-簡" w:hAnsi="宋體-簡" w:eastAsia="宋體-簡" w:cs="宋體-簡"/>
-          <w:sz w:val="24"/>
+          <w:rFonts w:ascii="宋體-簡" w:hAnsi="宋體-簡" w:cs="宋體-簡"/>
           <w:szCs w:val="24"/>
         </w:rPr>
       </w:r>
@@ -4231,6 +4528,7 @@
     </w:p>
     <w:p>
       <w:pPr>
+        <w:suppressLineNumbers w:val="false"/>
         <w:pBdr>
           <w:top w:val="none" w:color="000000" w:sz="4" w:space="0"/>
           <w:left w:val="none" w:color="000000" w:sz="4" w:space="0"/>
@@ -4256,8 +4554,7 @@
       </w:r>
       <w:r>
         <w:rPr>
-          <w:rFonts w:ascii="宋體-簡" w:hAnsi="宋體-簡" w:eastAsia="宋體-簡" w:cs="宋體-簡"/>
-          <w:sz w:val="24"/>
+          <w:rFonts w:ascii="宋體-簡" w:hAnsi="宋體-簡" w:cs="宋體-簡"/>
           <w:szCs w:val="24"/>
         </w:rPr>
       </w:r>
@@ -4270,6 +4567,7 @@
     </w:p>
     <w:p>
       <w:pPr>
+        <w:suppressLineNumbers w:val="false"/>
         <w:pBdr>
           <w:top w:val="none" w:color="000000" w:sz="4" w:space="0"/>
           <w:left w:val="none" w:color="000000" w:sz="4" w:space="0"/>
@@ -4313,8 +4611,7 @@
       </w:r>
       <w:r>
         <w:rPr>
-          <w:rFonts w:ascii="宋體-簡" w:hAnsi="宋體-簡" w:eastAsia="宋體-簡" w:cs="宋體-簡"/>
-          <w:sz w:val="24"/>
+          <w:rFonts w:ascii="宋體-簡" w:hAnsi="宋體-簡" w:cs="宋體-簡"/>
           <w:szCs w:val="24"/>
         </w:rPr>
       </w:r>
@@ -4327,6 +4624,7 @@
     </w:p>
     <w:p>
       <w:pPr>
+        <w:suppressLineNumbers w:val="false"/>
         <w:pBdr>
           <w:top w:val="none" w:color="000000" w:sz="4" w:space="0"/>
           <w:left w:val="none" w:color="000000" w:sz="4" w:space="0"/>
@@ -4349,8 +4647,7 @@
       </w:r>
       <w:r>
         <w:rPr>
-          <w:rFonts w:ascii="宋體-簡" w:hAnsi="宋體-簡" w:eastAsia="宋體-簡" w:cs="宋體-簡"/>
-          <w:sz w:val="24"/>
+          <w:rFonts w:ascii="宋體-簡" w:hAnsi="宋體-簡" w:cs="宋體-簡"/>
           <w:szCs w:val="24"/>
         </w:rPr>
       </w:r>
@@ -4363,6 +4660,7 @@
     </w:p>
     <w:p>
       <w:pPr>
+        <w:suppressLineNumbers w:val="false"/>
         <w:pBdr>
           <w:top w:val="none" w:color="000000" w:sz="4" w:space="0"/>
           <w:left w:val="none" w:color="000000" w:sz="4" w:space="0"/>
@@ -4387,8 +4685,7 @@
       </w:r>
       <w:r>
         <w:rPr>
-          <w:rFonts w:ascii="宋體-簡" w:hAnsi="宋體-簡" w:eastAsia="宋體-簡" w:cs="宋體-簡"/>
-          <w:sz w:val="24"/>
+          <w:rFonts w:ascii="宋體-簡" w:hAnsi="宋體-簡" w:cs="宋體-簡"/>
           <w:szCs w:val="24"/>
         </w:rPr>
       </w:r>
@@ -4402,6 +4699,7 @@
     <w:p>
       <w:pPr>
         <w:pStyle w:val="888"/>
+        <w:suppressLineNumbers w:val="false"/>
         <w:pBdr>
           <w:top w:val="none" w:color="000000" w:sz="4" w:space="0"/>
           <w:left w:val="none" w:color="000000" w:sz="4" w:space="0"/>
@@ -4428,7 +4726,7 @@
       </w:r>
       <w:r>
         <w:rPr>
-          <w:rFonts w:ascii="宋體-簡" w:hAnsi="宋體-簡" w:eastAsia="宋體-簡" w:cs="宋體-簡"/>
+          <w:rFonts w:ascii="宋體-簡" w:hAnsi="宋體-簡" w:cs="宋體-簡"/>
           <w:sz w:val="24"/>
           <w:szCs w:val="24"/>
         </w:rPr>
@@ -4443,6 +4741,7 @@
     </w:p>
     <w:p>
       <w:pPr>
+        <w:suppressLineNumbers w:val="false"/>
         <w:pBdr>
           <w:top w:val="none" w:color="000000" w:sz="4" w:space="0"/>
           <w:left w:val="none" w:color="000000" w:sz="4" w:space="0"/>
@@ -4465,8 +4764,7 @@
       </w:r>
       <w:r>
         <w:rPr>
-          <w:rFonts w:ascii="宋體-簡" w:hAnsi="宋體-簡" w:eastAsia="宋體-簡" w:cs="宋體-簡"/>
-          <w:sz w:val="24"/>
+          <w:rFonts w:ascii="宋體-簡" w:hAnsi="宋體-簡" w:cs="宋體-簡"/>
           <w:szCs w:val="24"/>
         </w:rPr>
       </w:r>
@@ -4479,6 +4777,7 @@
     </w:p>
     <w:p>
       <w:pPr>
+        <w:suppressLineNumbers w:val="false"/>
         <w:pBdr>
           <w:top w:val="none" w:color="000000" w:sz="4" w:space="0"/>
           <w:left w:val="none" w:color="000000" w:sz="4" w:space="0"/>
@@ -4503,8 +4802,7 @@
       </w:r>
       <w:r>
         <w:rPr>
-          <w:rFonts w:ascii="宋體-簡" w:hAnsi="宋體-簡" w:eastAsia="宋體-簡" w:cs="宋體-簡"/>
-          <w:sz w:val="24"/>
+          <w:rFonts w:ascii="宋體-簡" w:hAnsi="宋體-簡" w:cs="宋體-簡"/>
           <w:szCs w:val="24"/>
         </w:rPr>
       </w:r>
@@ -4522,6 +4820,7 @@
           <w:ilvl w:val="0"/>
           <w:numId w:val="21"/>
         </w:numPr>
+        <w:suppressLineNumbers w:val="false"/>
         <w:pBdr>
           <w:top w:val="none" w:color="000000" w:sz="4" w:space="0"/>
           <w:left w:val="none" w:color="000000" w:sz="4" w:space="0"/>
@@ -4546,8 +4845,7 @@
       </w:r>
       <w:r>
         <w:rPr>
-          <w:rFonts w:ascii="宋體-簡" w:hAnsi="宋體-簡" w:eastAsia="宋體-簡" w:cs="宋體-簡"/>
-          <w:sz w:val="24"/>
+          <w:rFonts w:ascii="宋體-簡" w:hAnsi="宋體-簡" w:cs="宋體-簡"/>
           <w:szCs w:val="24"/>
         </w:rPr>
       </w:r>
@@ -4565,6 +4863,7 @@
           <w:ilvl w:val="0"/>
           <w:numId w:val="21"/>
         </w:numPr>
+        <w:suppressLineNumbers w:val="false"/>
         <w:pBdr>
           <w:top w:val="none" w:color="000000" w:sz="4" w:space="0"/>
           <w:left w:val="none" w:color="000000" w:sz="4" w:space="0"/>
@@ -4589,8 +4888,7 @@
       </w:r>
       <w:r>
         <w:rPr>
-          <w:rFonts w:ascii="宋體-簡" w:hAnsi="宋體-簡" w:eastAsia="宋體-簡" w:cs="宋體-簡"/>
-          <w:sz w:val="24"/>
+          <w:rFonts w:ascii="宋體-簡" w:hAnsi="宋體-簡" w:cs="宋體-簡"/>
           <w:szCs w:val="24"/>
         </w:rPr>
       </w:r>
@@ -4608,6 +4906,7 @@
           <w:ilvl w:val="0"/>
           <w:numId w:val="21"/>
         </w:numPr>
+        <w:suppressLineNumbers w:val="false"/>
         <w:pBdr>
           <w:top w:val="none" w:color="000000" w:sz="4" w:space="0"/>
           <w:left w:val="none" w:color="000000" w:sz="4" w:space="0"/>
@@ -4632,8 +4931,7 @@
       </w:r>
       <w:r>
         <w:rPr>
-          <w:rFonts w:ascii="宋體-簡" w:hAnsi="宋體-簡" w:eastAsia="宋體-簡" w:cs="宋體-簡"/>
-          <w:sz w:val="24"/>
+          <w:rFonts w:ascii="宋體-簡" w:hAnsi="宋體-簡" w:cs="宋體-簡"/>
           <w:szCs w:val="24"/>
         </w:rPr>
       </w:r>
@@ -4651,6 +4949,7 @@
           <w:ilvl w:val="0"/>
           <w:numId w:val="21"/>
         </w:numPr>
+        <w:suppressLineNumbers w:val="false"/>
         <w:pBdr>
           <w:top w:val="none" w:color="000000" w:sz="4" w:space="0"/>
           <w:left w:val="none" w:color="000000" w:sz="4" w:space="0"/>
@@ -4675,8 +4974,7 @@
       </w:r>
       <w:r>
         <w:rPr>
-          <w:rFonts w:ascii="宋體-簡" w:hAnsi="宋體-簡" w:eastAsia="宋體-簡" w:cs="宋體-簡"/>
-          <w:sz w:val="24"/>
+          <w:rFonts w:ascii="宋體-簡" w:hAnsi="宋體-簡" w:cs="宋體-簡"/>
           <w:szCs w:val="24"/>
         </w:rPr>
       </w:r>
@@ -4689,6 +4987,7 @@
     </w:p>
     <w:p>
       <w:pPr>
+        <w:suppressLineNumbers w:val="false"/>
         <w:pBdr>
           <w:top w:val="none" w:color="000000" w:sz="4" w:space="0"/>
           <w:left w:val="none" w:color="000000" w:sz="4" w:space="0"/>
@@ -4711,8 +5010,7 @@
       </w:r>
       <w:r>
         <w:rPr>
-          <w:rFonts w:ascii="宋體-簡" w:hAnsi="宋體-簡" w:eastAsia="宋體-簡" w:cs="宋體-簡"/>
-          <w:sz w:val="24"/>
+          <w:rFonts w:ascii="宋體-簡" w:hAnsi="宋體-簡" w:cs="宋體-簡"/>
           <w:szCs w:val="24"/>
         </w:rPr>
       </w:r>
@@ -4725,6 +5023,7 @@
     </w:p>
     <w:p>
       <w:pPr>
+        <w:suppressLineNumbers w:val="false"/>
         <w:pBdr>
           <w:top w:val="none" w:color="000000" w:sz="4" w:space="0"/>
           <w:left w:val="none" w:color="000000" w:sz="4" w:space="0"/>
@@ -4749,8 +5048,7 @@
       </w:r>
       <w:r>
         <w:rPr>
-          <w:rFonts w:ascii="宋體-簡" w:hAnsi="宋體-簡" w:eastAsia="宋體-簡" w:cs="宋體-簡"/>
-          <w:sz w:val="24"/>
+          <w:rFonts w:ascii="宋體-簡" w:hAnsi="宋體-簡" w:cs="宋體-簡"/>
           <w:szCs w:val="24"/>
         </w:rPr>
       </w:r>
@@ -4764,6 +5062,7 @@
     <w:p>
       <w:pPr>
         <w:pStyle w:val="887"/>
+        <w:suppressLineNumbers w:val="false"/>
         <w:pBdr>
           <w:top w:val="none" w:color="000000" w:sz="4" w:space="0"/>
           <w:left w:val="none" w:color="000000" w:sz="4" w:space="0"/>
@@ -4790,7 +5089,7 @@
       </w:r>
       <w:r>
         <w:rPr>
-          <w:rFonts w:ascii="宋體-簡" w:hAnsi="宋體-簡" w:eastAsia="宋體-簡" w:cs="宋體-簡"/>
+          <w:rFonts w:ascii="宋體-簡" w:hAnsi="宋體-簡" w:cs="宋體-簡"/>
           <w:sz w:val="24"/>
           <w:szCs w:val="24"/>
         </w:rPr>
@@ -4805,6 +5104,7 @@
     </w:p>
     <w:p>
       <w:pPr>
+        <w:suppressLineNumbers w:val="false"/>
         <w:pBdr>
           <w:top w:val="none" w:color="000000" w:sz="4" w:space="0"/>
           <w:left w:val="none" w:color="000000" w:sz="4" w:space="0"/>
@@ -4827,8 +5127,7 @@
       </w:r>
       <w:r>
         <w:rPr>
-          <w:rFonts w:ascii="宋體-簡" w:hAnsi="宋體-簡" w:eastAsia="宋體-簡" w:cs="宋體-簡"/>
-          <w:sz w:val="24"/>
+          <w:rFonts w:ascii="宋體-簡" w:hAnsi="宋體-簡" w:cs="宋體-簡"/>
           <w:szCs w:val="24"/>
         </w:rPr>
       </w:r>
@@ -4841,6 +5140,7 @@
     </w:p>
     <w:p>
       <w:pPr>
+        <w:suppressLineNumbers w:val="false"/>
         <w:pBdr>
           <w:top w:val="none" w:color="000000" w:sz="4" w:space="0"/>
           <w:left w:val="none" w:color="000000" w:sz="4" w:space="0"/>
@@ -4865,8 +5165,7 @@
       </w:r>
       <w:r>
         <w:rPr>
-          <w:rFonts w:ascii="宋體-簡" w:hAnsi="宋體-簡" w:eastAsia="宋體-簡" w:cs="宋體-簡"/>
-          <w:sz w:val="24"/>
+          <w:rFonts w:ascii="宋體-簡" w:hAnsi="宋體-簡" w:cs="宋體-簡"/>
           <w:szCs w:val="24"/>
         </w:rPr>
       </w:r>
@@ -4879,6 +5178,7 @@
     </w:p>
     <w:p>
       <w:pPr>
+        <w:suppressLineNumbers w:val="false"/>
         <w:pBdr>
           <w:top w:val="none" w:color="000000" w:sz="4" w:space="0"/>
           <w:left w:val="none" w:color="000000" w:sz="4" w:space="0"/>
@@ -4901,8 +5201,7 @@
       </w:r>
       <w:r>
         <w:rPr>
-          <w:rFonts w:ascii="宋體-簡" w:hAnsi="宋體-簡" w:eastAsia="宋體-簡" w:cs="宋體-簡"/>
-          <w:sz w:val="24"/>
+          <w:rFonts w:ascii="宋體-簡" w:hAnsi="宋體-簡" w:cs="宋體-簡"/>
           <w:szCs w:val="24"/>
         </w:rPr>
       </w:r>
@@ -4915,6 +5214,7 @@
     </w:p>
     <w:p>
       <w:pPr>
+        <w:suppressLineNumbers w:val="false"/>
         <w:pBdr>
           <w:top w:val="none" w:color="000000" w:sz="4" w:space="0"/>
           <w:left w:val="none" w:color="000000" w:sz="4" w:space="0"/>
@@ -4941,7 +5241,7 @@
       </w:r>
       <w:r>
         <w:rPr>
-          <w:rFonts w:ascii="宋體-簡" w:hAnsi="宋體-簡" w:eastAsia="宋體-簡" w:cs="宋體-簡"/>
+          <w:rFonts w:ascii="宋體-簡" w:hAnsi="宋體-簡" w:cs="宋體-簡"/>
           <w:sz w:val="24"/>
           <w:szCs w:val="24"/>
         </w:rPr>
@@ -4956,6 +5256,7 @@
     </w:p>
     <w:p>
       <w:pPr>
+        <w:suppressLineNumbers w:val="false"/>
         <w:pBdr>
           <w:top w:val="none" w:color="000000" w:sz="4" w:space="0"/>
           <w:left w:val="none" w:color="000000" w:sz="4" w:space="0"/>
@@ -4978,8 +5279,7 @@
       </w:r>
       <w:r>
         <w:rPr>
-          <w:rFonts w:ascii="宋體-簡" w:hAnsi="宋體-簡" w:eastAsia="宋體-簡" w:cs="宋體-簡"/>
-          <w:sz w:val="24"/>
+          <w:rFonts w:ascii="宋體-簡" w:hAnsi="宋體-簡" w:cs="宋體-簡"/>
           <w:szCs w:val="24"/>
         </w:rPr>
       </w:r>
@@ -4992,6 +5292,7 @@
     </w:p>
     <w:p>
       <w:pPr>
+        <w:suppressLineNumbers w:val="false"/>
         <w:pBdr>
           <w:top w:val="none" w:color="000000" w:sz="4" w:space="0"/>
           <w:left w:val="none" w:color="000000" w:sz="4" w:space="0"/>
@@ -5016,8 +5317,7 @@
       </w:r>
       <w:r>
         <w:rPr>
-          <w:rFonts w:ascii="宋體-簡" w:hAnsi="宋體-簡" w:eastAsia="宋體-簡" w:cs="宋體-簡"/>
-          <w:sz w:val="24"/>
+          <w:rFonts w:ascii="宋體-簡" w:hAnsi="宋體-簡" w:cs="宋體-簡"/>
           <w:szCs w:val="24"/>
         </w:rPr>
       </w:r>
@@ -5031,6 +5331,7 @@
     <w:p>
       <w:pPr>
         <w:pStyle w:val="888"/>
+        <w:suppressLineNumbers w:val="false"/>
         <w:pBdr>
           <w:top w:val="none" w:color="000000" w:sz="4" w:space="0"/>
           <w:left w:val="none" w:color="000000" w:sz="4" w:space="0"/>
@@ -5057,7 +5358,7 @@
       </w:r>
       <w:r>
         <w:rPr>
-          <w:rFonts w:ascii="宋體-簡" w:hAnsi="宋體-簡" w:eastAsia="宋體-簡" w:cs="宋體-簡"/>
+          <w:rFonts w:ascii="宋體-簡" w:hAnsi="宋體-簡" w:cs="宋體-簡"/>
           <w:sz w:val="24"/>
           <w:szCs w:val="24"/>
         </w:rPr>
@@ -5072,6 +5373,7 @@
     </w:p>
     <w:p>
       <w:pPr>
+        <w:suppressLineNumbers w:val="false"/>
         <w:pBdr>
           <w:top w:val="none" w:color="000000" w:sz="4" w:space="0"/>
           <w:left w:val="none" w:color="000000" w:sz="4" w:space="0"/>
@@ -5094,8 +5396,7 @@
       </w:r>
       <w:r>
         <w:rPr>
-          <w:rFonts w:ascii="宋體-簡" w:hAnsi="宋體-簡" w:eastAsia="宋體-簡" w:cs="宋體-簡"/>
-          <w:sz w:val="24"/>
+          <w:rFonts w:ascii="宋體-簡" w:hAnsi="宋體-簡" w:cs="宋體-簡"/>
           <w:szCs w:val="24"/>
         </w:rPr>
       </w:r>
@@ -5108,6 +5409,7 @@
     </w:p>
     <w:p>
       <w:pPr>
+        <w:suppressLineNumbers w:val="false"/>
         <w:pBdr>
           <w:top w:val="none" w:color="000000" w:sz="4" w:space="0"/>
           <w:left w:val="none" w:color="000000" w:sz="4" w:space="0"/>
@@ -5132,8 +5434,7 @@
       </w:r>
       <w:r>
         <w:rPr>
-          <w:rFonts w:ascii="宋體-簡" w:hAnsi="宋體-簡" w:eastAsia="宋體-簡" w:cs="宋體-簡"/>
-          <w:sz w:val="24"/>
+          <w:rFonts w:ascii="宋體-簡" w:hAnsi="宋體-簡" w:cs="宋體-簡"/>
           <w:szCs w:val="24"/>
         </w:rPr>
       </w:r>
@@ -5151,6 +5452,7 @@
           <w:ilvl w:val="0"/>
           <w:numId w:val="22"/>
         </w:numPr>
+        <w:suppressLineNumbers w:val="false"/>
         <w:pBdr>
           <w:top w:val="none" w:color="000000" w:sz="4" w:space="0"/>
           <w:left w:val="none" w:color="000000" w:sz="4" w:space="0"/>
@@ -5175,8 +5477,7 @@
       </w:r>
       <w:r>
         <w:rPr>
-          <w:rFonts w:ascii="宋體-簡" w:hAnsi="宋體-簡" w:eastAsia="宋體-簡" w:cs="宋體-簡"/>
-          <w:sz w:val="24"/>
+          <w:rFonts w:ascii="宋體-簡" w:hAnsi="宋體-簡" w:cs="宋體-簡"/>
           <w:szCs w:val="24"/>
         </w:rPr>
       </w:r>
@@ -5194,6 +5495,7 @@
           <w:ilvl w:val="0"/>
           <w:numId w:val="22"/>
         </w:numPr>
+        <w:suppressLineNumbers w:val="false"/>
         <w:pBdr>
           <w:top w:val="none" w:color="000000" w:sz="4" w:space="0"/>
           <w:left w:val="none" w:color="000000" w:sz="4" w:space="0"/>
@@ -5218,8 +5520,7 @@
       </w:r>
       <w:r>
         <w:rPr>
-          <w:rFonts w:ascii="宋體-簡" w:hAnsi="宋體-簡" w:eastAsia="宋體-簡" w:cs="宋體-簡"/>
-          <w:sz w:val="24"/>
+          <w:rFonts w:ascii="宋體-簡" w:hAnsi="宋體-簡" w:cs="宋體-簡"/>
           <w:szCs w:val="24"/>
         </w:rPr>
       </w:r>
@@ -5232,6 +5533,7 @@
     </w:p>
     <w:p>
       <w:pPr>
+        <w:suppressLineNumbers w:val="false"/>
         <w:pBdr>
           <w:top w:val="none" w:color="000000" w:sz="4" w:space="0"/>
           <w:left w:val="none" w:color="000000" w:sz="4" w:space="0"/>
@@ -5254,8 +5556,7 @@
       </w:r>
       <w:r>
         <w:rPr>
-          <w:rFonts w:ascii="宋體-簡" w:hAnsi="宋體-簡" w:eastAsia="宋體-簡" w:cs="宋體-簡"/>
-          <w:sz w:val="24"/>
+          <w:rFonts w:ascii="宋體-簡" w:hAnsi="宋體-簡" w:cs="宋體-簡"/>
           <w:szCs w:val="24"/>
         </w:rPr>
       </w:r>
@@ -5268,6 +5569,7 @@
     </w:p>
     <w:p>
       <w:pPr>
+        <w:suppressLineNumbers w:val="false"/>
         <w:pBdr>
           <w:top w:val="none" w:color="000000" w:sz="4" w:space="0"/>
           <w:left w:val="none" w:color="000000" w:sz="4" w:space="0"/>
@@ -5292,8 +5594,7 @@
       </w:r>
       <w:r>
         <w:rPr>
-          <w:rFonts w:ascii="宋體-簡" w:hAnsi="宋體-簡" w:eastAsia="宋體-簡" w:cs="宋體-簡"/>
-          <w:sz w:val="24"/>
+          <w:rFonts w:ascii="宋體-簡" w:hAnsi="宋體-簡" w:cs="宋體-簡"/>
           <w:szCs w:val="24"/>
         </w:rPr>
       </w:r>
@@ -5311,6 +5612,7 @@
           <w:ilvl w:val="0"/>
           <w:numId w:val="23"/>
         </w:numPr>
+        <w:suppressLineNumbers w:val="false"/>
         <w:pBdr>
           <w:top w:val="none" w:color="000000" w:sz="4" w:space="0"/>
           <w:left w:val="none" w:color="000000" w:sz="4" w:space="0"/>
@@ -5335,8 +5637,7 @@
       </w:r>
       <w:r>
         <w:rPr>
-          <w:rFonts w:ascii="宋體-簡" w:hAnsi="宋體-簡" w:eastAsia="宋體-簡" w:cs="宋體-簡"/>
-          <w:sz w:val="24"/>
+          <w:rFonts w:ascii="宋體-簡" w:hAnsi="宋體-簡" w:cs="宋體-簡"/>
           <w:szCs w:val="24"/>
         </w:rPr>
       </w:r>
@@ -5354,6 +5655,7 @@
           <w:ilvl w:val="0"/>
           <w:numId w:val="23"/>
         </w:numPr>
+        <w:suppressLineNumbers w:val="false"/>
         <w:pBdr>
           <w:top w:val="none" w:color="000000" w:sz="4" w:space="0"/>
           <w:left w:val="none" w:color="000000" w:sz="4" w:space="0"/>
@@ -5378,8 +5680,7 @@
       </w:r>
       <w:r>
         <w:rPr>
-          <w:rFonts w:ascii="宋體-簡" w:hAnsi="宋體-簡" w:eastAsia="宋體-簡" w:cs="宋體-簡"/>
-          <w:sz w:val="24"/>
+          <w:rFonts w:ascii="宋體-簡" w:hAnsi="宋體-簡" w:cs="宋體-簡"/>
           <w:szCs w:val="24"/>
         </w:rPr>
       </w:r>
@@ -5397,6 +5698,7 @@
           <w:ilvl w:val="0"/>
           <w:numId w:val="23"/>
         </w:numPr>
+        <w:suppressLineNumbers w:val="false"/>
         <w:pBdr>
           <w:top w:val="none" w:color="000000" w:sz="4" w:space="0"/>
           <w:left w:val="none" w:color="000000" w:sz="4" w:space="0"/>
@@ -5421,8 +5723,7 @@
       </w:r>
       <w:r>
         <w:rPr>
-          <w:rFonts w:ascii="宋體-簡" w:hAnsi="宋體-簡" w:eastAsia="宋體-簡" w:cs="宋體-簡"/>
-          <w:sz w:val="24"/>
+          <w:rFonts w:ascii="宋體-簡" w:hAnsi="宋體-簡" w:cs="宋體-簡"/>
           <w:szCs w:val="24"/>
         </w:rPr>
       </w:r>
@@ -5435,6 +5736,7 @@
     </w:p>
     <w:p>
       <w:pPr>
+        <w:suppressLineNumbers w:val="false"/>
         <w:pBdr>
           <w:top w:val="none" w:color="000000" w:sz="4" w:space="0"/>
           <w:left w:val="none" w:color="000000" w:sz="4" w:space="0"/>
@@ -5457,8 +5759,7 @@
       </w:r>
       <w:r>
         <w:rPr>
-          <w:rFonts w:ascii="宋體-簡" w:hAnsi="宋體-簡" w:eastAsia="宋體-簡" w:cs="宋體-簡"/>
-          <w:sz w:val="24"/>
+          <w:rFonts w:ascii="宋體-簡" w:hAnsi="宋體-簡" w:cs="宋體-簡"/>
           <w:szCs w:val="24"/>
         </w:rPr>
       </w:r>
@@ -5471,6 +5772,7 @@
     </w:p>
     <w:p>
       <w:pPr>
+        <w:suppressLineNumbers w:val="false"/>
         <w:pBdr>
           <w:top w:val="none" w:color="000000" w:sz="4" w:space="0"/>
           <w:left w:val="none" w:color="000000" w:sz="4" w:space="0"/>
@@ -5495,8 +5797,7 @@
       </w:r>
       <w:r>
         <w:rPr>
-          <w:rFonts w:ascii="宋體-簡" w:hAnsi="宋體-簡" w:eastAsia="宋體-簡" w:cs="宋體-簡"/>
-          <w:sz w:val="24"/>
+          <w:rFonts w:ascii="宋體-簡" w:hAnsi="宋體-簡" w:cs="宋體-簡"/>
           <w:szCs w:val="24"/>
         </w:rPr>
       </w:r>
@@ -5509,6 +5810,7 @@
     </w:p>
     <w:p>
       <w:pPr>
+        <w:suppressLineNumbers w:val="false"/>
         <w:pBdr>
           <w:top w:val="none" w:color="000000" w:sz="4" w:space="0"/>
           <w:left w:val="none" w:color="000000" w:sz="4" w:space="0"/>
@@ -5531,8 +5833,7 @@
       </w:r>
       <w:r>
         <w:rPr>
-          <w:rFonts w:ascii="宋體-簡" w:hAnsi="宋體-簡" w:eastAsia="宋體-簡" w:cs="宋體-簡"/>
-          <w:sz w:val="24"/>
+          <w:rFonts w:ascii="宋體-簡" w:hAnsi="宋體-簡" w:cs="宋體-簡"/>
           <w:szCs w:val="24"/>
         </w:rPr>
       </w:r>
@@ -5545,6 +5846,7 @@
     </w:p>
     <w:p>
       <w:pPr>
+        <w:suppressLineNumbers w:val="false"/>
         <w:pBdr>
           <w:top w:val="none" w:color="000000" w:sz="4" w:space="0"/>
           <w:left w:val="none" w:color="000000" w:sz="4" w:space="0"/>
@@ -5579,8 +5881,7 @@
       </w:r>
       <w:r>
         <w:rPr>
-          <w:rFonts w:ascii="宋體-簡" w:hAnsi="宋體-簡" w:eastAsia="宋體-簡" w:cs="宋體-簡"/>
-          <w:sz w:val="24"/>
+          <w:rFonts w:ascii="宋體-簡" w:hAnsi="宋體-簡" w:cs="宋體-簡"/>
           <w:szCs w:val="24"/>
         </w:rPr>
       </w:r>
@@ -5594,6 +5895,7 @@
     <w:p>
       <w:pPr>
         <w:pStyle w:val="888"/>
+        <w:suppressLineNumbers w:val="false"/>
         <w:pBdr>
           <w:top w:val="none" w:color="000000" w:sz="4" w:space="0"/>
           <w:left w:val="none" w:color="000000" w:sz="4" w:space="0"/>
@@ -5620,7 +5922,7 @@
       </w:r>
       <w:r>
         <w:rPr>
-          <w:rFonts w:ascii="宋體-簡" w:hAnsi="宋體-簡" w:eastAsia="宋體-簡" w:cs="宋體-簡"/>
+          <w:rFonts w:ascii="宋體-簡" w:hAnsi="宋體-簡" w:cs="宋體-簡"/>
           <w:sz w:val="24"/>
           <w:szCs w:val="24"/>
         </w:rPr>
@@ -5635,6 +5937,7 @@
     </w:p>
     <w:p>
       <w:pPr>
+        <w:suppressLineNumbers w:val="false"/>
         <w:pBdr>
           <w:top w:val="none" w:color="000000" w:sz="4" w:space="0"/>
           <w:left w:val="none" w:color="000000" w:sz="4" w:space="0"/>
@@ -5657,8 +5960,7 @@
       </w:r>
       <w:r>
         <w:rPr>
-          <w:rFonts w:ascii="宋體-簡" w:hAnsi="宋體-簡" w:eastAsia="宋體-簡" w:cs="宋體-簡"/>
-          <w:sz w:val="24"/>
+          <w:rFonts w:ascii="宋體-簡" w:hAnsi="宋體-簡" w:cs="宋體-簡"/>
           <w:szCs w:val="24"/>
         </w:rPr>
       </w:r>
@@ -5671,6 +5973,7 @@
     </w:p>
     <w:p>
       <w:pPr>
+        <w:suppressLineNumbers w:val="false"/>
         <w:pBdr>
           <w:top w:val="none" w:color="000000" w:sz="4" w:space="0"/>
           <w:left w:val="none" w:color="000000" w:sz="4" w:space="0"/>
@@ -5695,8 +5998,7 @@
       </w:r>
       <w:r>
         <w:rPr>
-          <w:rFonts w:ascii="宋體-簡" w:hAnsi="宋體-簡" w:eastAsia="宋體-簡" w:cs="宋體-簡"/>
-          <w:sz w:val="24"/>
+          <w:rFonts w:ascii="宋體-簡" w:hAnsi="宋體-簡" w:cs="宋體-簡"/>
           <w:szCs w:val="24"/>
         </w:rPr>
       </w:r>
@@ -5714,6 +6016,7 @@
           <w:ilvl w:val="0"/>
           <w:numId w:val="24"/>
         </w:numPr>
+        <w:suppressLineNumbers w:val="false"/>
         <w:pBdr>
           <w:top w:val="none" w:color="000000" w:sz="4" w:space="0"/>
           <w:left w:val="none" w:color="000000" w:sz="4" w:space="0"/>
@@ -5738,8 +6041,7 @@
       </w:r>
       <w:r>
         <w:rPr>
-          <w:rFonts w:ascii="宋體-簡" w:hAnsi="宋體-簡" w:eastAsia="宋體-簡" w:cs="宋體-簡"/>
-          <w:sz w:val="24"/>
+          <w:rFonts w:ascii="宋體-簡" w:hAnsi="宋體-簡" w:cs="宋體-簡"/>
           <w:szCs w:val="24"/>
         </w:rPr>
       </w:r>
@@ -5757,6 +6059,7 @@
           <w:ilvl w:val="0"/>
           <w:numId w:val="24"/>
         </w:numPr>
+        <w:suppressLineNumbers w:val="false"/>
         <w:pBdr>
           <w:top w:val="none" w:color="000000" w:sz="4" w:space="0"/>
           <w:left w:val="none" w:color="000000" w:sz="4" w:space="0"/>
@@ -5781,8 +6084,7 @@
       </w:r>
       <w:r>
         <w:rPr>
-          <w:rFonts w:ascii="宋體-簡" w:hAnsi="宋體-簡" w:eastAsia="宋體-簡" w:cs="宋體-簡"/>
-          <w:sz w:val="24"/>
+          <w:rFonts w:ascii="宋體-簡" w:hAnsi="宋體-簡" w:cs="宋體-簡"/>
           <w:szCs w:val="24"/>
         </w:rPr>
       </w:r>
@@ -5800,6 +6102,7 @@
           <w:ilvl w:val="0"/>
           <w:numId w:val="24"/>
         </w:numPr>
+        <w:suppressLineNumbers w:val="false"/>
         <w:pBdr>
           <w:top w:val="none" w:color="000000" w:sz="4" w:space="0"/>
           <w:left w:val="none" w:color="000000" w:sz="4" w:space="0"/>
@@ -5824,8 +6127,7 @@
       </w:r>
       <w:r>
         <w:rPr>
-          <w:rFonts w:ascii="宋體-簡" w:hAnsi="宋體-簡" w:eastAsia="宋體-簡" w:cs="宋體-簡"/>
-          <w:sz w:val="24"/>
+          <w:rFonts w:ascii="宋體-簡" w:hAnsi="宋體-簡" w:cs="宋體-簡"/>
           <w:szCs w:val="24"/>
         </w:rPr>
       </w:r>
@@ -5838,6 +6140,7 @@
     </w:p>
     <w:p>
       <w:pPr>
+        <w:suppressLineNumbers w:val="false"/>
         <w:pBdr>
           <w:top w:val="none" w:color="000000" w:sz="4" w:space="0"/>
           <w:left w:val="none" w:color="000000" w:sz="4" w:space="0"/>
@@ -5860,8 +6163,7 @@
       </w:r>
       <w:r>
         <w:rPr>
-          <w:rFonts w:ascii="宋體-簡" w:hAnsi="宋體-簡" w:eastAsia="宋體-簡" w:cs="宋體-簡"/>
-          <w:sz w:val="24"/>
+          <w:rFonts w:ascii="宋體-簡" w:hAnsi="宋體-簡" w:cs="宋體-簡"/>
           <w:szCs w:val="24"/>
         </w:rPr>
       </w:r>
@@ -5874,6 +6176,7 @@
     </w:p>
     <w:p>
       <w:pPr>
+        <w:suppressLineNumbers w:val="false"/>
         <w:pBdr>
           <w:top w:val="none" w:color="000000" w:sz="4" w:space="0"/>
           <w:left w:val="none" w:color="000000" w:sz="4" w:space="0"/>
@@ -5898,8 +6201,7 @@
       </w:r>
       <w:r>
         <w:rPr>
-          <w:rFonts w:ascii="宋體-簡" w:hAnsi="宋體-簡" w:eastAsia="宋體-簡" w:cs="宋體-簡"/>
-          <w:sz w:val="24"/>
+          <w:rFonts w:ascii="宋體-簡" w:hAnsi="宋體-簡" w:cs="宋體-簡"/>
           <w:szCs w:val="24"/>
         </w:rPr>
       </w:r>
@@ -5913,6 +6215,7 @@
     <w:p>
       <w:pPr>
         <w:pStyle w:val="888"/>
+        <w:suppressLineNumbers w:val="false"/>
         <w:pBdr>
           <w:top w:val="none" w:color="000000" w:sz="4" w:space="0"/>
           <w:left w:val="none" w:color="000000" w:sz="4" w:space="0"/>
@@ -5939,7 +6242,7 @@
       </w:r>
       <w:r>
         <w:rPr>
-          <w:rFonts w:ascii="宋體-簡" w:hAnsi="宋體-簡" w:eastAsia="宋體-簡" w:cs="宋體-簡"/>
+          <w:rFonts w:ascii="宋體-簡" w:hAnsi="宋體-簡" w:cs="宋體-簡"/>
           <w:sz w:val="24"/>
           <w:szCs w:val="24"/>
         </w:rPr>
@@ -5954,6 +6257,7 @@
     </w:p>
     <w:p>
       <w:pPr>
+        <w:suppressLineNumbers w:val="false"/>
         <w:pBdr>
           <w:top w:val="none" w:color="000000" w:sz="4" w:space="0"/>
           <w:left w:val="none" w:color="000000" w:sz="4" w:space="0"/>
@@ -5976,8 +6280,7 @@
       </w:r>
       <w:r>
         <w:rPr>
-          <w:rFonts w:ascii="宋體-簡" w:hAnsi="宋體-簡" w:eastAsia="宋體-簡" w:cs="宋體-簡"/>
-          <w:sz w:val="24"/>
+          <w:rFonts w:ascii="宋體-簡" w:hAnsi="宋體-簡" w:cs="宋體-簡"/>
           <w:szCs w:val="24"/>
         </w:rPr>
       </w:r>
@@ -5990,6 +6293,7 @@
     </w:p>
     <w:p>
       <w:pPr>
+        <w:suppressLineNumbers w:val="false"/>
         <w:pBdr>
           <w:top w:val="none" w:color="000000" w:sz="4" w:space="0"/>
           <w:left w:val="none" w:color="000000" w:sz="4" w:space="0"/>
@@ -6014,8 +6318,7 @@
       </w:r>
       <w:r>
         <w:rPr>
-          <w:rFonts w:ascii="宋體-簡" w:hAnsi="宋體-簡" w:eastAsia="宋體-簡" w:cs="宋體-簡"/>
-          <w:sz w:val="24"/>
+          <w:rFonts w:ascii="宋體-簡" w:hAnsi="宋體-簡" w:cs="宋體-簡"/>
           <w:szCs w:val="24"/>
         </w:rPr>
       </w:r>
@@ -6033,6 +6336,7 @@
           <w:ilvl w:val="0"/>
           <w:numId w:val="25"/>
         </w:numPr>
+        <w:suppressLineNumbers w:val="false"/>
         <w:pBdr>
           <w:top w:val="none" w:color="000000" w:sz="4" w:space="0"/>
           <w:left w:val="none" w:color="000000" w:sz="4" w:space="0"/>
@@ -6057,8 +6361,7 @@
       </w:r>
       <w:r>
         <w:rPr>
-          <w:rFonts w:ascii="宋體-簡" w:hAnsi="宋體-簡" w:eastAsia="宋體-簡" w:cs="宋體-簡"/>
-          <w:sz w:val="24"/>
+          <w:rFonts w:ascii="宋體-簡" w:hAnsi="宋體-簡" w:cs="宋體-簡"/>
           <w:szCs w:val="24"/>
         </w:rPr>
       </w:r>
@@ -6076,6 +6379,7 @@
           <w:ilvl w:val="0"/>
           <w:numId w:val="25"/>
         </w:numPr>
+        <w:suppressLineNumbers w:val="false"/>
         <w:pBdr>
           <w:top w:val="none" w:color="000000" w:sz="4" w:space="0"/>
           <w:left w:val="none" w:color="000000" w:sz="4" w:space="0"/>
@@ -6100,8 +6404,7 @@
       </w:r>
       <w:r>
         <w:rPr>
-          <w:rFonts w:ascii="宋體-簡" w:hAnsi="宋體-簡" w:eastAsia="宋體-簡" w:cs="宋體-簡"/>
-          <w:sz w:val="24"/>
+          <w:rFonts w:ascii="宋體-簡" w:hAnsi="宋體-簡" w:cs="宋體-簡"/>
           <w:szCs w:val="24"/>
         </w:rPr>
       </w:r>
@@ -6119,6 +6422,7 @@
           <w:ilvl w:val="0"/>
           <w:numId w:val="25"/>
         </w:numPr>
+        <w:suppressLineNumbers w:val="false"/>
         <w:pBdr>
           <w:top w:val="none" w:color="000000" w:sz="4" w:space="0"/>
           <w:left w:val="none" w:color="000000" w:sz="4" w:space="0"/>
@@ -6143,8 +6447,7 @@
       </w:r>
       <w:r>
         <w:rPr>
-          <w:rFonts w:ascii="宋體-簡" w:hAnsi="宋體-簡" w:eastAsia="宋體-簡" w:cs="宋體-簡"/>
-          <w:sz w:val="24"/>
+          <w:rFonts w:ascii="宋體-簡" w:hAnsi="宋體-簡" w:cs="宋體-簡"/>
           <w:szCs w:val="24"/>
         </w:rPr>
       </w:r>
@@ -6162,6 +6465,7 @@
           <w:ilvl w:val="0"/>
           <w:numId w:val="25"/>
         </w:numPr>
+        <w:suppressLineNumbers w:val="false"/>
         <w:pBdr>
           <w:top w:val="none" w:color="000000" w:sz="4" w:space="0"/>
           <w:left w:val="none" w:color="000000" w:sz="4" w:space="0"/>
@@ -6186,8 +6490,7 @@
       </w:r>
       <w:r>
         <w:rPr>
-          <w:rFonts w:ascii="宋體-簡" w:hAnsi="宋體-簡" w:eastAsia="宋體-簡" w:cs="宋體-簡"/>
-          <w:sz w:val="24"/>
+          <w:rFonts w:ascii="宋體-簡" w:hAnsi="宋體-簡" w:cs="宋體-簡"/>
           <w:szCs w:val="24"/>
         </w:rPr>
       </w:r>
@@ -6200,6 +6503,7 @@
     </w:p>
     <w:p>
       <w:pPr>
+        <w:suppressLineNumbers w:val="false"/>
         <w:pBdr>
           <w:top w:val="none" w:color="000000" w:sz="4" w:space="0"/>
           <w:left w:val="none" w:color="000000" w:sz="4" w:space="0"/>
@@ -6222,8 +6526,7 @@
       </w:r>
       <w:r>
         <w:rPr>
-          <w:rFonts w:ascii="宋體-簡" w:hAnsi="宋體-簡" w:eastAsia="宋體-簡" w:cs="宋體-簡"/>
-          <w:sz w:val="24"/>
+          <w:rFonts w:ascii="宋體-簡" w:hAnsi="宋體-簡" w:cs="宋體-簡"/>
           <w:szCs w:val="24"/>
         </w:rPr>
       </w:r>
@@ -6236,6 +6539,7 @@
     </w:p>
     <w:p>
       <w:pPr>
+        <w:suppressLineNumbers w:val="false"/>
         <w:pBdr>
           <w:top w:val="none" w:color="000000" w:sz="4" w:space="0"/>
           <w:left w:val="none" w:color="000000" w:sz="4" w:space="0"/>
@@ -6260,8 +6564,7 @@
       </w:r>
       <w:r>
         <w:rPr>
-          <w:rFonts w:ascii="宋體-簡" w:hAnsi="宋體-簡" w:eastAsia="宋體-簡" w:cs="宋體-簡"/>
-          <w:sz w:val="24"/>
+          <w:rFonts w:ascii="宋體-簡" w:hAnsi="宋體-簡" w:cs="宋體-簡"/>
           <w:szCs w:val="24"/>
         </w:rPr>
       </w:r>
@@ -6274,6 +6577,7 @@
     </w:p>
     <w:p>
       <w:pPr>
+        <w:suppressLineNumbers w:val="false"/>
         <w:pBdr>
           <w:top w:val="none" w:color="000000" w:sz="4" w:space="0"/>
           <w:left w:val="none" w:color="000000" w:sz="4" w:space="0"/>
@@ -6296,8 +6600,7 @@
       </w:r>
       <w:r>
         <w:rPr>
-          <w:rFonts w:ascii="宋體-簡" w:hAnsi="宋體-簡" w:eastAsia="宋體-簡" w:cs="宋體-簡"/>
-          <w:sz w:val="24"/>
+          <w:rFonts w:ascii="宋體-簡" w:hAnsi="宋體-簡" w:cs="宋體-簡"/>
           <w:szCs w:val="24"/>
         </w:rPr>
       </w:r>
@@ -6310,6 +6613,7 @@
     </w:p>
     <w:p>
       <w:pPr>
+        <w:suppressLineNumbers w:val="false"/>
         <w:pBdr>
           <w:top w:val="none" w:color="000000" w:sz="4" w:space="0"/>
           <w:left w:val="none" w:color="000000" w:sz="4" w:space="0"/>
@@ -6335,8 +6639,7 @@
       </w:r>
       <w:r>
         <w:rPr>
-          <w:rFonts w:ascii="宋體-簡" w:hAnsi="宋體-簡" w:eastAsia="宋體-簡" w:cs="宋體-簡"/>
-          <w:sz w:val="24"/>
+          <w:rFonts w:ascii="宋體-簡" w:hAnsi="宋體-簡" w:cs="宋體-簡"/>
           <w:szCs w:val="24"/>
         </w:rPr>
       </w:r>
@@ -6349,6 +6652,7 @@
     </w:p>
     <w:p>
       <w:pPr>
+        <w:suppressLineNumbers w:val="false"/>
         <w:pBdr>
           <w:top w:val="none" w:color="000000" w:sz="4" w:space="0"/>
           <w:left w:val="none" w:color="000000" w:sz="4" w:space="0"/>
@@ -6371,8 +6675,7 @@
       </w:r>
       <w:r>
         <w:rPr>
-          <w:rFonts w:ascii="宋體-簡" w:hAnsi="宋體-簡" w:eastAsia="宋體-簡" w:cs="宋體-簡"/>
-          <w:sz w:val="24"/>
+          <w:rFonts w:ascii="宋體-簡" w:hAnsi="宋體-簡" w:cs="宋體-簡"/>
           <w:szCs w:val="24"/>
         </w:rPr>
       </w:r>
@@ -6385,6 +6688,7 @@
     </w:p>
     <w:p>
       <w:pPr>
+        <w:suppressLineNumbers w:val="false"/>
         <w:pBdr>
           <w:top w:val="none" w:color="000000" w:sz="4" w:space="0"/>
           <w:left w:val="none" w:color="000000" w:sz="4" w:space="0"/>
@@ -6409,8 +6713,7 @@
       </w:r>
       <w:r>
         <w:rPr>
-          <w:rFonts w:ascii="宋體-簡" w:hAnsi="宋體-簡" w:eastAsia="宋體-簡" w:cs="宋體-簡"/>
-          <w:sz w:val="24"/>
+          <w:rFonts w:ascii="宋體-簡" w:hAnsi="宋體-簡" w:cs="宋體-簡"/>
           <w:szCs w:val="24"/>
         </w:rPr>
       </w:r>
@@ -6424,6 +6727,7 @@
     <w:p>
       <w:pPr>
         <w:pStyle w:val="887"/>
+        <w:suppressLineNumbers w:val="false"/>
         <w:pBdr>
           <w:top w:val="none" w:color="000000" w:sz="4" w:space="0"/>
           <w:left w:val="none" w:color="000000" w:sz="4" w:space="0"/>
@@ -6450,7 +6754,7 @@
       </w:r>
       <w:r>
         <w:rPr>
-          <w:rFonts w:ascii="宋體-簡" w:hAnsi="宋體-簡" w:eastAsia="宋體-簡" w:cs="宋體-簡"/>
+          <w:rFonts w:ascii="宋體-簡" w:hAnsi="宋體-簡" w:cs="宋體-簡"/>
           <w:sz w:val="24"/>
           <w:szCs w:val="24"/>
         </w:rPr>
@@ -6465,6 +6769,7 @@
     </w:p>
     <w:p>
       <w:pPr>
+        <w:suppressLineNumbers w:val="false"/>
         <w:pBdr>
           <w:top w:val="none" w:color="000000" w:sz="4" w:space="0"/>
           <w:left w:val="none" w:color="000000" w:sz="4" w:space="0"/>
@@ -6487,8 +6792,7 @@
       </w:r>
       <w:r>
         <w:rPr>
-          <w:rFonts w:ascii="宋體-簡" w:hAnsi="宋體-簡" w:eastAsia="宋體-簡" w:cs="宋體-簡"/>
-          <w:sz w:val="24"/>
+          <w:rFonts w:ascii="宋體-簡" w:hAnsi="宋體-簡" w:cs="宋體-簡"/>
           <w:szCs w:val="24"/>
         </w:rPr>
       </w:r>
@@ -6501,6 +6805,7 @@
     </w:p>
     <w:p>
       <w:pPr>
+        <w:suppressLineNumbers w:val="false"/>
         <w:pBdr>
           <w:top w:val="none" w:color="000000" w:sz="4" w:space="0"/>
           <w:left w:val="none" w:color="000000" w:sz="4" w:space="0"/>
@@ -6525,8 +6830,7 @@
       </w:r>
       <w:r>
         <w:rPr>
-          <w:rFonts w:ascii="宋體-簡" w:hAnsi="宋體-簡" w:eastAsia="宋體-簡" w:cs="宋體-簡"/>
-          <w:sz w:val="24"/>
+          <w:rFonts w:ascii="宋體-簡" w:hAnsi="宋體-簡" w:cs="宋體-簡"/>
           <w:szCs w:val="24"/>
         </w:rPr>
       </w:r>
@@ -6540,6 +6844,7 @@
     <w:p>
       <w:pPr>
         <w:pStyle w:val="888"/>
+        <w:suppressLineNumbers w:val="false"/>
         <w:pBdr>
           <w:top w:val="none" w:color="000000" w:sz="4" w:space="0"/>
           <w:left w:val="none" w:color="000000" w:sz="4" w:space="0"/>
@@ -6566,7 +6871,7 @@
       </w:r>
       <w:r>
         <w:rPr>
-          <w:rFonts w:ascii="宋體-簡" w:hAnsi="宋體-簡" w:eastAsia="宋體-簡" w:cs="宋體-簡"/>
+          <w:rFonts w:ascii="宋體-簡" w:hAnsi="宋體-簡" w:cs="宋體-簡"/>
           <w:sz w:val="24"/>
           <w:szCs w:val="24"/>
         </w:rPr>
@@ -6586,6 +6891,7 @@
           <w:ilvl w:val="0"/>
           <w:numId w:val="26"/>
         </w:numPr>
+        <w:suppressLineNumbers w:val="false"/>
         <w:pBdr>
           <w:top w:val="none" w:color="000000" w:sz="4" w:space="0"/>
           <w:left w:val="none" w:color="000000" w:sz="4" w:space="0"/>
@@ -6610,8 +6916,7 @@
       </w:r>
       <w:r>
         <w:rPr>
-          <w:rFonts w:ascii="宋體-簡" w:hAnsi="宋體-簡" w:eastAsia="宋體-簡" w:cs="宋體-簡"/>
-          <w:sz w:val="24"/>
+          <w:rFonts w:ascii="宋體-簡" w:hAnsi="宋體-簡" w:cs="宋體-簡"/>
           <w:szCs w:val="24"/>
         </w:rPr>
       </w:r>
@@ -6629,6 +6934,7 @@
           <w:ilvl w:val="0"/>
           <w:numId w:val="26"/>
         </w:numPr>
+        <w:suppressLineNumbers w:val="false"/>
         <w:pBdr>
           <w:top w:val="none" w:color="000000" w:sz="4" w:space="0"/>
           <w:left w:val="none" w:color="000000" w:sz="4" w:space="0"/>
@@ -6653,8 +6959,7 @@
       </w:r>
       <w:r>
         <w:rPr>
-          <w:rFonts w:ascii="宋體-簡" w:hAnsi="宋體-簡" w:eastAsia="宋體-簡" w:cs="宋體-簡"/>
-          <w:sz w:val="24"/>
+          <w:rFonts w:ascii="宋體-簡" w:hAnsi="宋體-簡" w:cs="宋體-簡"/>
           <w:szCs w:val="24"/>
         </w:rPr>
       </w:r>
@@ -6672,6 +6977,7 @@
           <w:ilvl w:val="0"/>
           <w:numId w:val="26"/>
         </w:numPr>
+        <w:suppressLineNumbers w:val="false"/>
         <w:pBdr>
           <w:top w:val="none" w:color="000000" w:sz="4" w:space="0"/>
           <w:left w:val="none" w:color="000000" w:sz="4" w:space="0"/>
@@ -6696,8 +7002,7 @@
       </w:r>
       <w:r>
         <w:rPr>
-          <w:rFonts w:ascii="宋體-簡" w:hAnsi="宋體-簡" w:eastAsia="宋體-簡" w:cs="宋體-簡"/>
-          <w:sz w:val="24"/>
+          <w:rFonts w:ascii="宋體-簡" w:hAnsi="宋體-簡" w:cs="宋體-簡"/>
           <w:szCs w:val="24"/>
         </w:rPr>
       </w:r>
@@ -6715,6 +7020,7 @@
           <w:ilvl w:val="0"/>
           <w:numId w:val="26"/>
         </w:numPr>
+        <w:suppressLineNumbers w:val="false"/>
         <w:pBdr>
           <w:top w:val="none" w:color="000000" w:sz="4" w:space="0"/>
           <w:left w:val="none" w:color="000000" w:sz="4" w:space="0"/>
@@ -6739,8 +7045,7 @@
       </w:r>
       <w:r>
         <w:rPr>
-          <w:rFonts w:ascii="宋體-簡" w:hAnsi="宋體-簡" w:eastAsia="宋體-簡" w:cs="宋體-簡"/>
-          <w:sz w:val="24"/>
+          <w:rFonts w:ascii="宋體-簡" w:hAnsi="宋體-簡" w:cs="宋體-簡"/>
           <w:szCs w:val="24"/>
         </w:rPr>
       </w:r>
@@ -6753,6 +7058,7 @@
     </w:p>
     <w:p>
       <w:pPr>
+        <w:suppressLineNumbers w:val="false"/>
         <w:pBdr>
           <w:top w:val="none" w:color="000000" w:sz="4" w:space="0"/>
           <w:left w:val="none" w:color="000000" w:sz="4" w:space="0"/>
@@ -6775,8 +7081,7 @@
       </w:r>
       <w:r>
         <w:rPr>
-          <w:rFonts w:ascii="宋體-簡" w:hAnsi="宋體-簡" w:eastAsia="宋體-簡" w:cs="宋體-簡"/>
-          <w:sz w:val="24"/>
+          <w:rFonts w:ascii="宋體-簡" w:hAnsi="宋體-簡" w:cs="宋體-簡"/>
           <w:szCs w:val="24"/>
         </w:rPr>
       </w:r>
@@ -6789,6 +7094,7 @@
     </w:p>
     <w:p>
       <w:pPr>
+        <w:suppressLineNumbers w:val="false"/>
         <w:pBdr>
           <w:top w:val="none" w:color="000000" w:sz="4" w:space="0"/>
           <w:left w:val="none" w:color="000000" w:sz="4" w:space="0"/>
@@ -6813,8 +7119,7 @@
       </w:r>
       <w:r>
         <w:rPr>
-          <w:rFonts w:ascii="宋體-簡" w:hAnsi="宋體-簡" w:eastAsia="宋體-簡" w:cs="宋體-簡"/>
-          <w:sz w:val="24"/>
+          <w:rFonts w:ascii="宋體-簡" w:hAnsi="宋體-簡" w:cs="宋體-簡"/>
           <w:szCs w:val="24"/>
         </w:rPr>
       </w:r>
@@ -6828,6 +7133,7 @@
     <w:p>
       <w:pPr>
         <w:pStyle w:val="888"/>
+        <w:suppressLineNumbers w:val="false"/>
         <w:pBdr>
           <w:top w:val="none" w:color="000000" w:sz="4" w:space="0"/>
           <w:left w:val="none" w:color="000000" w:sz="4" w:space="0"/>
@@ -6854,7 +7160,7 @@
       </w:r>
       <w:r>
         <w:rPr>
-          <w:rFonts w:ascii="宋體-簡" w:hAnsi="宋體-簡" w:eastAsia="宋體-簡" w:cs="宋體-簡"/>
+          <w:rFonts w:ascii="宋體-簡" w:hAnsi="宋體-簡" w:cs="宋體-簡"/>
           <w:sz w:val="24"/>
           <w:szCs w:val="24"/>
         </w:rPr>
@@ -6874,6 +7180,7 @@
           <w:ilvl w:val="0"/>
           <w:numId w:val="27"/>
         </w:numPr>
+        <w:suppressLineNumbers w:val="false"/>
         <w:pBdr>
           <w:top w:val="none" w:color="000000" w:sz="4" w:space="0"/>
           <w:left w:val="none" w:color="000000" w:sz="4" w:space="0"/>
@@ -6898,8 +7205,7 @@
       </w:r>
       <w:r>
         <w:rPr>
-          <w:rFonts w:ascii="宋體-簡" w:hAnsi="宋體-簡" w:eastAsia="宋體-簡" w:cs="宋體-簡"/>
-          <w:sz w:val="24"/>
+          <w:rFonts w:ascii="宋體-簡" w:hAnsi="宋體-簡" w:cs="宋體-簡"/>
           <w:szCs w:val="24"/>
         </w:rPr>
       </w:r>
@@ -6917,6 +7223,7 @@
           <w:ilvl w:val="0"/>
           <w:numId w:val="27"/>
         </w:numPr>
+        <w:suppressLineNumbers w:val="false"/>
         <w:pBdr>
           <w:top w:val="none" w:color="000000" w:sz="4" w:space="0"/>
           <w:left w:val="none" w:color="000000" w:sz="4" w:space="0"/>
@@ -6941,8 +7248,7 @@
       </w:r>
       <w:r>
         <w:rPr>
-          <w:rFonts w:ascii="宋體-簡" w:hAnsi="宋體-簡" w:eastAsia="宋體-簡" w:cs="宋體-簡"/>
-          <w:sz w:val="24"/>
+          <w:rFonts w:ascii="宋體-簡" w:hAnsi="宋體-簡" w:cs="宋體-簡"/>
           <w:szCs w:val="24"/>
         </w:rPr>
       </w:r>
@@ -6960,6 +7266,7 @@
           <w:ilvl w:val="0"/>
           <w:numId w:val="27"/>
         </w:numPr>
+        <w:suppressLineNumbers w:val="false"/>
         <w:pBdr>
           <w:top w:val="none" w:color="000000" w:sz="4" w:space="0"/>
           <w:left w:val="none" w:color="000000" w:sz="4" w:space="0"/>
@@ -6984,8 +7291,7 @@
       </w:r>
       <w:r>
         <w:rPr>
-          <w:rFonts w:ascii="宋體-簡" w:hAnsi="宋體-簡" w:eastAsia="宋體-簡" w:cs="宋體-簡"/>
-          <w:sz w:val="24"/>
+          <w:rFonts w:ascii="宋體-簡" w:hAnsi="宋體-簡" w:cs="宋體-簡"/>
           <w:szCs w:val="24"/>
         </w:rPr>
       </w:r>
@@ -6998,6 +7304,7 @@
     </w:p>
     <w:p>
       <w:pPr>
+        <w:suppressLineNumbers w:val="false"/>
         <w:pBdr>
           <w:top w:val="none" w:color="000000" w:sz="4" w:space="0"/>
           <w:left w:val="none" w:color="000000" w:sz="4" w:space="0"/>
@@ -7020,8 +7327,7 @@
       </w:r>
       <w:r>
         <w:rPr>
-          <w:rFonts w:ascii="宋體-簡" w:hAnsi="宋體-簡" w:eastAsia="宋體-簡" w:cs="宋體-簡"/>
-          <w:sz w:val="24"/>
+          <w:rFonts w:ascii="宋體-簡" w:hAnsi="宋體-簡" w:cs="宋體-簡"/>
           <w:szCs w:val="24"/>
         </w:rPr>
       </w:r>
@@ -7034,6 +7340,7 @@
     </w:p>
     <w:p>
       <w:pPr>
+        <w:suppressLineNumbers w:val="false"/>
         <w:pBdr>
           <w:top w:val="none" w:color="000000" w:sz="4" w:space="0"/>
           <w:left w:val="none" w:color="000000" w:sz="4" w:space="0"/>
@@ -7058,8 +7365,7 @@
       </w:r>
       <w:r>
         <w:rPr>
-          <w:rFonts w:ascii="宋體-簡" w:hAnsi="宋體-簡" w:eastAsia="宋體-簡" w:cs="宋體-簡"/>
-          <w:sz w:val="24"/>
+          <w:rFonts w:ascii="宋體-簡" w:hAnsi="宋體-簡" w:cs="宋體-簡"/>
           <w:szCs w:val="24"/>
         </w:rPr>
       </w:r>
@@ -7073,6 +7379,7 @@
     <w:p>
       <w:pPr>
         <w:pStyle w:val="888"/>
+        <w:suppressLineNumbers w:val="false"/>
         <w:pBdr>
           <w:top w:val="none" w:color="000000" w:sz="4" w:space="0"/>
           <w:left w:val="none" w:color="000000" w:sz="4" w:space="0"/>
@@ -7099,7 +7406,7 @@
       </w:r>
       <w:r>
         <w:rPr>
-          <w:rFonts w:ascii="宋體-簡" w:hAnsi="宋體-簡" w:eastAsia="宋體-簡" w:cs="宋體-簡"/>
+          <w:rFonts w:ascii="宋體-簡" w:hAnsi="宋體-簡" w:cs="宋體-簡"/>
           <w:sz w:val="24"/>
           <w:szCs w:val="24"/>
         </w:rPr>
@@ -7119,6 +7426,7 @@
           <w:ilvl w:val="0"/>
           <w:numId w:val="28"/>
         </w:numPr>
+        <w:suppressLineNumbers w:val="false"/>
         <w:pBdr>
           <w:top w:val="none" w:color="000000" w:sz="4" w:space="0"/>
           <w:left w:val="none" w:color="000000" w:sz="4" w:space="0"/>
@@ -7143,8 +7451,7 @@
       </w:r>
       <w:r>
         <w:rPr>
-          <w:rFonts w:ascii="宋體-簡" w:hAnsi="宋體-簡" w:eastAsia="宋體-簡" w:cs="宋體-簡"/>
-          <w:sz w:val="24"/>
+          <w:rFonts w:ascii="宋體-簡" w:hAnsi="宋體-簡" w:cs="宋體-簡"/>
           <w:szCs w:val="24"/>
         </w:rPr>
       </w:r>
@@ -7162,6 +7469,7 @@
           <w:ilvl w:val="0"/>
           <w:numId w:val="28"/>
         </w:numPr>
+        <w:suppressLineNumbers w:val="false"/>
         <w:pBdr>
           <w:top w:val="none" w:color="000000" w:sz="4" w:space="0"/>
           <w:left w:val="none" w:color="000000" w:sz="4" w:space="0"/>
@@ -7186,8 +7494,7 @@
       </w:r>
       <w:r>
         <w:rPr>
-          <w:rFonts w:ascii="宋體-簡" w:hAnsi="宋體-簡" w:eastAsia="宋體-簡" w:cs="宋體-簡"/>
-          <w:sz w:val="24"/>
+          <w:rFonts w:ascii="宋體-簡" w:hAnsi="宋體-簡" w:cs="宋體-簡"/>
           <w:szCs w:val="24"/>
         </w:rPr>
       </w:r>
@@ -7205,6 +7512,7 @@
           <w:ilvl w:val="0"/>
           <w:numId w:val="28"/>
         </w:numPr>
+        <w:suppressLineNumbers w:val="false"/>
         <w:pBdr>
           <w:top w:val="none" w:color="000000" w:sz="4" w:space="0"/>
           <w:left w:val="none" w:color="000000" w:sz="4" w:space="0"/>
@@ -7229,8 +7537,7 @@
       </w:r>
       <w:r>
         <w:rPr>
-          <w:rFonts w:ascii="宋體-簡" w:hAnsi="宋體-簡" w:eastAsia="宋體-簡" w:cs="宋體-簡"/>
-          <w:sz w:val="24"/>
+          <w:rFonts w:ascii="宋體-簡" w:hAnsi="宋體-簡" w:cs="宋體-簡"/>
           <w:szCs w:val="24"/>
         </w:rPr>
       </w:r>
@@ -7248,6 +7555,7 @@
           <w:ilvl w:val="0"/>
           <w:numId w:val="28"/>
         </w:numPr>
+        <w:suppressLineNumbers w:val="false"/>
         <w:pBdr>
           <w:top w:val="none" w:color="000000" w:sz="4" w:space="0"/>
           <w:left w:val="none" w:color="000000" w:sz="4" w:space="0"/>
@@ -7272,8 +7580,7 @@
       </w:r>
       <w:r>
         <w:rPr>
-          <w:rFonts w:ascii="宋體-簡" w:hAnsi="宋體-簡" w:eastAsia="宋體-簡" w:cs="宋體-簡"/>
-          <w:sz w:val="24"/>
+          <w:rFonts w:ascii="宋體-簡" w:hAnsi="宋體-簡" w:cs="宋體-簡"/>
           <w:szCs w:val="24"/>
         </w:rPr>
       </w:r>
@@ -7286,6 +7593,7 @@
     </w:p>
     <w:p>
       <w:pPr>
+        <w:suppressLineNumbers w:val="false"/>
         <w:pBdr>
           <w:top w:val="none" w:color="000000" w:sz="4" w:space="0"/>
           <w:left w:val="none" w:color="000000" w:sz="4" w:space="0"/>
@@ -7308,8 +7616,7 @@
       </w:r>
       <w:r>
         <w:rPr>
-          <w:rFonts w:ascii="宋體-簡" w:hAnsi="宋體-簡" w:eastAsia="宋體-簡" w:cs="宋體-簡"/>
-          <w:sz w:val="24"/>
+          <w:rFonts w:ascii="宋體-簡" w:hAnsi="宋體-簡" w:cs="宋體-簡"/>
           <w:szCs w:val="24"/>
         </w:rPr>
       </w:r>
@@ -7322,6 +7629,7 @@
     </w:p>
     <w:p>
       <w:pPr>
+        <w:suppressLineNumbers w:val="false"/>
         <w:pBdr>
           <w:top w:val="none" w:color="000000" w:sz="4" w:space="0"/>
           <w:left w:val="none" w:color="000000" w:sz="4" w:space="0"/>
@@ -7346,8 +7654,7 @@
       </w:r>
       <w:r>
         <w:rPr>
-          <w:rFonts w:ascii="宋體-簡" w:hAnsi="宋體-簡" w:eastAsia="宋體-簡" w:cs="宋體-簡"/>
-          <w:sz w:val="24"/>
+          <w:rFonts w:ascii="宋體-簡" w:hAnsi="宋體-簡" w:cs="宋體-簡"/>
           <w:szCs w:val="24"/>
         </w:rPr>
       </w:r>
@@ -7360,6 +7667,7 @@
     </w:p>
     <w:p>
       <w:pPr>
+        <w:suppressLineNumbers w:val="false"/>
         <w:pBdr>
           <w:top w:val="none" w:color="000000" w:sz="4" w:space="0"/>
           <w:left w:val="none" w:color="000000" w:sz="4" w:space="0"/>
@@ -7385,8 +7693,7 @@
       </w:r>
       <w:r>
         <w:rPr>
-          <w:rFonts w:ascii="宋體-簡" w:hAnsi="宋體-簡" w:eastAsia="宋體-簡" w:cs="宋體-簡"/>
-          <w:sz w:val="24"/>
+          <w:rFonts w:ascii="宋體-簡" w:hAnsi="宋體-簡" w:cs="宋體-簡"/>
           <w:szCs w:val="24"/>
         </w:rPr>
       </w:r>
@@ -7400,6 +7707,7 @@
     <w:p>
       <w:pPr>
         <w:pStyle w:val="887"/>
+        <w:suppressLineNumbers w:val="false"/>
         <w:pBdr>
           <w:top w:val="none" w:color="000000" w:sz="4" w:space="0"/>
           <w:left w:val="none" w:color="000000" w:sz="4" w:space="0"/>
@@ -7426,7 +7734,7 @@
       </w:r>
       <w:r>
         <w:rPr>
-          <w:rFonts w:ascii="宋體-簡" w:hAnsi="宋體-簡" w:eastAsia="宋體-簡" w:cs="宋體-簡"/>
+          <w:rFonts w:ascii="宋體-簡" w:hAnsi="宋體-簡" w:cs="宋體-簡"/>
           <w:sz w:val="24"/>
           <w:szCs w:val="24"/>
         </w:rPr>
@@ -7441,6 +7749,7 @@
     </w:p>
     <w:p>
       <w:pPr>
+        <w:suppressLineNumbers w:val="false"/>
         <w:pBdr>
           <w:top w:val="none" w:color="000000" w:sz="4" w:space="0"/>
           <w:left w:val="none" w:color="000000" w:sz="4" w:space="0"/>
@@ -7463,8 +7772,7 @@
       </w:r>
       <w:r>
         <w:rPr>
-          <w:rFonts w:ascii="宋體-簡" w:hAnsi="宋體-簡" w:eastAsia="宋體-簡" w:cs="宋體-簡"/>
-          <w:sz w:val="24"/>
+          <w:rFonts w:ascii="宋體-簡" w:hAnsi="宋體-簡" w:cs="宋體-簡"/>
           <w:szCs w:val="24"/>
         </w:rPr>
       </w:r>
@@ -7477,6 +7785,7 @@
     </w:p>
     <w:p>
       <w:pPr>
+        <w:suppressLineNumbers w:val="false"/>
         <w:pBdr>
           <w:top w:val="none" w:color="000000" w:sz="4" w:space="0"/>
           <w:left w:val="none" w:color="000000" w:sz="4" w:space="0"/>
@@ -7501,8 +7810,7 @@
       </w:r>
       <w:r>
         <w:rPr>
-          <w:rFonts w:ascii="宋體-簡" w:hAnsi="宋體-簡" w:eastAsia="宋體-簡" w:cs="宋體-簡"/>
-          <w:sz w:val="24"/>
+          <w:rFonts w:ascii="宋體-簡" w:hAnsi="宋體-簡" w:cs="宋體-簡"/>
           <w:szCs w:val="24"/>
         </w:rPr>
       </w:r>
@@ -7520,6 +7828,7 @@
           <w:ilvl w:val="0"/>
           <w:numId w:val="29"/>
         </w:numPr>
+        <w:suppressLineNumbers w:val="false"/>
         <w:pBdr>
           <w:top w:val="none" w:color="000000" w:sz="4" w:space="0"/>
           <w:left w:val="none" w:color="000000" w:sz="4" w:space="0"/>
@@ -7545,8 +7854,7 @@
       </w:r>
       <w:r>
         <w:rPr>
-          <w:rFonts w:ascii="宋體-簡" w:hAnsi="宋體-簡" w:eastAsia="宋體-簡" w:cs="宋體-簡"/>
-          <w:sz w:val="24"/>
+          <w:rFonts w:ascii="宋體-簡" w:hAnsi="宋體-簡" w:cs="宋體-簡"/>
           <w:szCs w:val="24"/>
         </w:rPr>
       </w:r>
@@ -7564,6 +7872,7 @@
           <w:ilvl w:val="0"/>
           <w:numId w:val="29"/>
         </w:numPr>
+        <w:suppressLineNumbers w:val="false"/>
         <w:pBdr>
           <w:top w:val="none" w:color="000000" w:sz="4" w:space="0"/>
           <w:left w:val="none" w:color="000000" w:sz="4" w:space="0"/>
@@ -7589,8 +7898,7 @@
       </w:r>
       <w:r>
         <w:rPr>
-          <w:rFonts w:ascii="宋體-簡" w:hAnsi="宋體-簡" w:eastAsia="宋體-簡" w:cs="宋體-簡"/>
-          <w:sz w:val="24"/>
+          <w:rFonts w:ascii="宋體-簡" w:hAnsi="宋體-簡" w:cs="宋體-簡"/>
           <w:szCs w:val="24"/>
         </w:rPr>
       </w:r>
@@ -7608,6 +7916,7 @@
           <w:ilvl w:val="0"/>
           <w:numId w:val="29"/>
         </w:numPr>
+        <w:suppressLineNumbers w:val="false"/>
         <w:pBdr>
           <w:top w:val="none" w:color="000000" w:sz="4" w:space="0"/>
           <w:left w:val="none" w:color="000000" w:sz="4" w:space="0"/>
@@ -7633,8 +7942,7 @@
       </w:r>
       <w:r>
         <w:rPr>
-          <w:rFonts w:ascii="宋體-簡" w:hAnsi="宋體-簡" w:eastAsia="宋體-簡" w:cs="宋體-簡"/>
-          <w:sz w:val="24"/>
+          <w:rFonts w:ascii="宋體-簡" w:hAnsi="宋體-簡" w:cs="宋體-簡"/>
           <w:szCs w:val="24"/>
         </w:rPr>
       </w:r>
@@ -7652,6 +7960,7 @@
           <w:ilvl w:val="0"/>
           <w:numId w:val="29"/>
         </w:numPr>
+        <w:suppressLineNumbers w:val="false"/>
         <w:pBdr>
           <w:top w:val="none" w:color="000000" w:sz="4" w:space="0"/>
           <w:left w:val="none" w:color="000000" w:sz="4" w:space="0"/>
@@ -7677,8 +7986,7 @@
       </w:r>
       <w:r>
         <w:rPr>
-          <w:rFonts w:ascii="宋體-簡" w:hAnsi="宋體-簡" w:eastAsia="宋體-簡" w:cs="宋體-簡"/>
-          <w:sz w:val="24"/>
+          <w:rFonts w:ascii="宋體-簡" w:hAnsi="宋體-簡" w:cs="宋體-簡"/>
           <w:szCs w:val="24"/>
         </w:rPr>
       </w:r>
@@ -7691,6 +7999,7 @@
     </w:p>
     <w:p>
       <w:pPr>
+        <w:suppressLineNumbers w:val="false"/>
         <w:pBdr>
           <w:top w:val="none" w:color="000000" w:sz="4" w:space="0"/>
           <w:left w:val="none" w:color="000000" w:sz="4" w:space="0"/>
@@ -7713,8 +8022,7 @@
       </w:r>
       <w:r>
         <w:rPr>
-          <w:rFonts w:ascii="宋體-簡" w:hAnsi="宋體-簡" w:eastAsia="宋體-簡" w:cs="宋體-簡"/>
-          <w:sz w:val="24"/>
+          <w:rFonts w:ascii="宋體-簡" w:hAnsi="宋體-簡" w:cs="宋體-簡"/>
           <w:szCs w:val="24"/>
         </w:rPr>
       </w:r>
@@ -7727,6 +8035,7 @@
     </w:p>
     <w:p>
       <w:pPr>
+        <w:suppressLineNumbers w:val="false"/>
         <w:pBdr>
           <w:top w:val="none" w:color="000000" w:sz="4" w:space="0"/>
           <w:left w:val="none" w:color="000000" w:sz="4" w:space="0"/>
@@ -7751,8 +8060,7 @@
       </w:r>
       <w:r>
         <w:rPr>
-          <w:rFonts w:ascii="宋體-簡" w:hAnsi="宋體-簡" w:eastAsia="宋體-簡" w:cs="宋體-簡"/>
-          <w:sz w:val="24"/>
+          <w:rFonts w:ascii="宋體-簡" w:hAnsi="宋體-簡" w:cs="宋體-簡"/>
           <w:szCs w:val="24"/>
         </w:rPr>
       </w:r>
@@ -7770,6 +8078,7 @@
           <w:ilvl w:val="0"/>
           <w:numId w:val="30"/>
         </w:numPr>
+        <w:suppressLineNumbers w:val="false"/>
         <w:pBdr>
           <w:top w:val="none" w:color="000000" w:sz="4" w:space="0"/>
           <w:left w:val="none" w:color="000000" w:sz="4" w:space="0"/>
@@ -7794,8 +8103,7 @@
       </w:r>
       <w:r>
         <w:rPr>
-          <w:rFonts w:ascii="宋體-簡" w:hAnsi="宋體-簡" w:eastAsia="宋體-簡" w:cs="宋體-簡"/>
-          <w:sz w:val="24"/>
+          <w:rFonts w:ascii="宋體-簡" w:hAnsi="宋體-簡" w:cs="宋體-簡"/>
           <w:szCs w:val="24"/>
         </w:rPr>
       </w:r>
@@ -7813,6 +8121,7 @@
           <w:ilvl w:val="0"/>
           <w:numId w:val="30"/>
         </w:numPr>
+        <w:suppressLineNumbers w:val="false"/>
         <w:pBdr>
           <w:top w:val="none" w:color="000000" w:sz="4" w:space="0"/>
           <w:left w:val="none" w:color="000000" w:sz="4" w:space="0"/>
@@ -7837,8 +8146,7 @@
       </w:r>
       <w:r>
         <w:rPr>
-          <w:rFonts w:ascii="宋體-簡" w:hAnsi="宋體-簡" w:eastAsia="宋體-簡" w:cs="宋體-簡"/>
-          <w:sz w:val="24"/>
+          <w:rFonts w:ascii="宋體-簡" w:hAnsi="宋體-簡" w:cs="宋體-簡"/>
           <w:szCs w:val="24"/>
         </w:rPr>
       </w:r>
@@ -7856,6 +8164,7 @@
           <w:ilvl w:val="0"/>
           <w:numId w:val="30"/>
         </w:numPr>
+        <w:suppressLineNumbers w:val="false"/>
         <w:pBdr>
           <w:top w:val="none" w:color="000000" w:sz="4" w:space="0"/>
           <w:left w:val="none" w:color="000000" w:sz="4" w:space="0"/>
@@ -7880,8 +8189,7 @@
       </w:r>
       <w:r>
         <w:rPr>
-          <w:rFonts w:ascii="宋體-簡" w:hAnsi="宋體-簡" w:eastAsia="宋體-簡" w:cs="宋體-簡"/>
-          <w:sz w:val="24"/>
+          <w:rFonts w:ascii="宋體-簡" w:hAnsi="宋體-簡" w:cs="宋體-簡"/>
           <w:szCs w:val="24"/>
         </w:rPr>
       </w:r>
@@ -7894,6 +8202,7 @@
     </w:p>
     <w:p>
       <w:pPr>
+        <w:suppressLineNumbers w:val="false"/>
         <w:pBdr>
           <w:top w:val="none" w:color="000000" w:sz="4" w:space="0"/>
           <w:left w:val="none" w:color="000000" w:sz="4" w:space="0"/>
@@ -7916,8 +8225,7 @@
       </w:r>
       <w:r>
         <w:rPr>
-          <w:rFonts w:ascii="宋體-簡" w:hAnsi="宋體-簡" w:eastAsia="宋體-簡" w:cs="宋體-簡"/>
-          <w:sz w:val="24"/>
+          <w:rFonts w:ascii="宋體-簡" w:hAnsi="宋體-簡" w:cs="宋體-簡"/>
           <w:szCs w:val="24"/>
         </w:rPr>
       </w:r>
@@ -7930,6 +8238,7 @@
     </w:p>
     <w:p>
       <w:pPr>
+        <w:suppressLineNumbers w:val="false"/>
         <w:pBdr>
           <w:top w:val="none" w:color="000000" w:sz="4" w:space="0"/>
           <w:left w:val="none" w:color="000000" w:sz="4" w:space="0"/>
@@ -7954,8 +8263,7 @@
       </w:r>
       <w:r>
         <w:rPr>
-          <w:rFonts w:ascii="宋體-簡" w:hAnsi="宋體-簡" w:eastAsia="宋體-簡" w:cs="宋體-簡"/>
-          <w:sz w:val="24"/>
+          <w:rFonts w:ascii="宋體-簡" w:hAnsi="宋體-簡" w:cs="宋體-簡"/>
           <w:szCs w:val="24"/>
         </w:rPr>
       </w:r>
@@ -7969,6 +8277,7 @@
     <w:p>
       <w:pPr>
         <w:pStyle w:val="887"/>
+        <w:suppressLineNumbers w:val="false"/>
         <w:pBdr>
           <w:top w:val="none" w:color="000000" w:sz="4" w:space="0"/>
           <w:left w:val="none" w:color="000000" w:sz="4" w:space="0"/>
@@ -7995,7 +8304,7 @@
       </w:r>
       <w:r>
         <w:rPr>
-          <w:rFonts w:ascii="宋體-簡" w:hAnsi="宋體-簡" w:eastAsia="宋體-簡" w:cs="宋體-簡"/>
+          <w:rFonts w:ascii="宋體-簡" w:hAnsi="宋體-簡" w:cs="宋體-簡"/>
           <w:sz w:val="24"/>
           <w:szCs w:val="24"/>
         </w:rPr>
@@ -8010,6 +8319,7 @@
     </w:p>
     <w:p>
       <w:pPr>
+        <w:suppressLineNumbers w:val="false"/>
         <w:pBdr>
           <w:top w:val="none" w:color="000000" w:sz="4" w:space="0"/>
           <w:left w:val="none" w:color="000000" w:sz="4" w:space="0"/>
@@ -8032,8 +8342,7 @@
       </w:r>
       <w:r>
         <w:rPr>
-          <w:rFonts w:ascii="宋體-簡" w:hAnsi="宋體-簡" w:eastAsia="宋體-簡" w:cs="宋體-簡"/>
-          <w:sz w:val="24"/>
+          <w:rFonts w:ascii="宋體-簡" w:hAnsi="宋體-簡" w:cs="宋體-簡"/>
           <w:szCs w:val="24"/>
         </w:rPr>
       </w:r>
@@ -8046,6 +8355,7 @@
     </w:p>
     <w:p>
       <w:pPr>
+        <w:suppressLineNumbers w:val="false"/>
         <w:pBdr>
           <w:top w:val="none" w:color="000000" w:sz="4" w:space="0"/>
           <w:left w:val="none" w:color="000000" w:sz="4" w:space="0"/>
@@ -8070,8 +8380,7 @@
       </w:r>
       <w:r>
         <w:rPr>
-          <w:rFonts w:ascii="宋體-簡" w:hAnsi="宋體-簡" w:eastAsia="宋體-簡" w:cs="宋體-簡"/>
-          <w:sz w:val="24"/>
+          <w:rFonts w:ascii="宋體-簡" w:hAnsi="宋體-簡" w:cs="宋體-簡"/>
           <w:szCs w:val="24"/>
         </w:rPr>
       </w:r>
@@ -8084,6 +8393,7 @@
     </w:p>
     <w:p>
       <w:pPr>
+        <w:suppressLineNumbers w:val="false"/>
         <w:pBdr>
           <w:top w:val="none" w:color="000000" w:sz="4" w:space="0"/>
           <w:left w:val="none" w:color="000000" w:sz="4" w:space="0"/>
@@ -8108,8 +8418,7 @@
       </w:r>
       <w:r>
         <w:rPr>
-          <w:rFonts w:ascii="宋體-簡" w:hAnsi="宋體-簡" w:eastAsia="宋體-簡" w:cs="宋體-簡"/>
-          <w:sz w:val="24"/>
+          <w:rFonts w:ascii="宋體-簡" w:hAnsi="宋體-簡" w:cs="宋體-簡"/>
           <w:szCs w:val="24"/>
         </w:rPr>
       </w:r>
@@ -8122,6 +8431,7 @@
     </w:p>
     <w:p>
       <w:pPr>
+        <w:suppressLineNumbers w:val="false"/>
         <w:pBdr>
           <w:top w:val="none" w:color="000000" w:sz="4" w:space="0"/>
           <w:left w:val="none" w:color="000000" w:sz="4" w:space="0"/>
@@ -8144,8 +8454,7 @@
       </w:r>
       <w:r>
         <w:rPr>
-          <w:rFonts w:ascii="宋體-簡" w:hAnsi="宋體-簡" w:eastAsia="宋體-簡" w:cs="宋體-簡"/>
-          <w:sz w:val="24"/>
+          <w:rFonts w:ascii="宋體-簡" w:hAnsi="宋體-簡" w:cs="宋體-簡"/>
           <w:szCs w:val="24"/>
         </w:rPr>
       </w:r>
@@ -8158,6 +8467,7 @@
     </w:p>
     <w:p>
       <w:pPr>
+        <w:suppressLineNumbers w:val="false"/>
         <w:pBdr>
           <w:top w:val="none" w:color="000000" w:sz="4" w:space="0"/>
           <w:left w:val="none" w:color="000000" w:sz="4" w:space="0"/>
@@ -8182,8 +8492,7 @@
       </w:r>
       <w:r>
         <w:rPr>
-          <w:rFonts w:ascii="宋體-簡" w:hAnsi="宋體-簡" w:eastAsia="宋體-簡" w:cs="宋體-簡"/>
-          <w:sz w:val="24"/>
+          <w:rFonts w:ascii="宋體-簡" w:hAnsi="宋體-簡" w:cs="宋體-簡"/>
           <w:szCs w:val="24"/>
         </w:rPr>
       </w:r>
@@ -8196,6 +8505,7 @@
     </w:p>
     <w:p>
       <w:pPr>
+        <w:suppressLineNumbers w:val="false"/>
         <w:pBdr>
           <w:top w:val="none" w:color="000000" w:sz="4" w:space="0"/>
           <w:left w:val="none" w:color="000000" w:sz="4" w:space="0"/>
@@ -8228,12 +8538,14 @@
       </w:r>
       <w:r>
         <w:rPr>
-          <w:rFonts w:ascii="宋體-簡" w:hAnsi="宋體-簡" w:eastAsia="宋體-簡" w:cs="宋體-簡"/>
+          <w:rFonts w:ascii="宋體-簡" w:hAnsi="宋體-簡" w:cs="宋體-簡"/>
           <w:b/>
+          <w:bCs/>
           <w:color w:val="000000"/>
           <w:sz w:val="24"/>
           <w:szCs w:val="24"/>
           <w:highlight w:val="none"/>
+          <w:u w:val="none"/>
         </w:rPr>
       </w:r>
       <w:r>
